--- a/relatorio/Relatorio_Braco_Robotico.docx
+++ b/relatorio/Relatorio_Braco_Robotico.docx
@@ -745,7 +745,7 @@
               <w:rPr>
                 <w:sz w:val="18"/>
               </w:rPr>
-              <w:t>Abertura da garra</w:t>
+              <w:t>Opções de garra</w:t>
             </w:r>
           </w:p>
         </w:tc>
@@ -759,7 +759,7 @@
               <w:rPr>
                 <w:sz w:val="18"/>
               </w:rPr>
-              <w:t>0 mm (mandíbulas encostadas, S4 ≈ 72,5°) a ≈ 57 mm na raiz / 71 mm nas pontas (S4 = 110°)</w:t>
+              <w:t>Duas ferramentas intercambiáveis: A (mandíbula plana, objetos prismáticos) e B (mandíbula em V, auto-centrante para cilindros e esferas em pé) — ver seção 5.6</w:t>
             </w:r>
           </w:p>
         </w:tc>
@@ -775,7 +775,7 @@
               <w:rPr>
                 <w:sz w:val="18"/>
               </w:rPr>
-              <w:t>Carga útil estimada</w:t>
+              <w:t>Abertura da garra</w:t>
             </w:r>
           </w:p>
         </w:tc>
@@ -789,7 +789,7 @@
               <w:rPr>
                 <w:sz w:val="18"/>
               </w:rPr>
-              <w:t>≈ 20 g com o braço estendido (186 mm) e ≈ 65 g com o braço recolhido (vertical), mantendo o ombro em ≤ 50 % do torque de travamento (1,8 kgf·cm a 5 V); ≈ 30 g aceitando 60 %</w:t>
+              <w:t>0 mm (mandíbulas encostadas, S4 ≈ 72,5°) a ≈ 57 mm na raiz / 71 mm nas pontas (S4 = 110°)</w:t>
             </w:r>
           </w:p>
         </w:tc>
@@ -805,7 +805,7 @@
               <w:rPr>
                 <w:sz w:val="18"/>
               </w:rPr>
-              <w:t>Alimentação</w:t>
+              <w:t>Carga útil estimada</w:t>
             </w:r>
           </w:p>
         </w:tc>
@@ -819,7 +819,7 @@
               <w:rPr>
                 <w:sz w:val="18"/>
               </w:rPr>
-              <w:t>Fonte 5 V / 3 A para os servos; Arduino pelo USB OU pela mesma fonte (nunca os dois ao mesmo tempo); GND comum</w:t>
+              <w:t>≈ 20 g com o braço estendido (186 mm) e ≈ 65 g com o braço recolhido (vertical), mantendo o ombro em ≤ 50 % do torque de travamento (1,8 kgf·cm a 5 V); ≈ 30 g aceitando 60 %</w:t>
             </w:r>
           </w:p>
         </w:tc>
@@ -835,6 +835,36 @@
               <w:rPr>
                 <w:sz w:val="18"/>
               </w:rPr>
+              <w:t>Alimentação</w:t>
+            </w:r>
+          </w:p>
+        </w:tc>
+        <w:tc>
+          <w:tcPr>
+            <w:tcW w:type="dxa" w:w="6236"/>
+          </w:tcPr>
+          <w:p>
+            <w:r/>
+            <w:r>
+              <w:rPr>
+                <w:sz w:val="18"/>
+              </w:rPr>
+              <w:t>Fonte 5 V / 3 A para os servos; Arduino pelo USB OU pela mesma fonte (nunca os dois ao mesmo tempo); GND comum</w:t>
+            </w:r>
+          </w:p>
+        </w:tc>
+      </w:tr>
+      <w:tr>
+        <w:tc>
+          <w:tcPr>
+            <w:tcW w:type="dxa" w:w="2835"/>
+          </w:tcPr>
+          <w:p>
+            <w:r/>
+            <w:r>
+              <w:rPr>
+                <w:sz w:val="18"/>
+              </w:rPr>
               <w:t>Material / massa impressa</w:t>
             </w:r>
           </w:p>
@@ -849,7 +879,7 @@
               <w:rPr>
                 <w:sz w:val="18"/>
               </w:rPr>
-              <w:t>PLA, ≈ 132 g no total (9 peças, incluindo o controle de mão dos joysticks)</w:t>
+              <w:t>PLA, ≈ 137 g no total (11 peças, incluindo o controle de mão dos joysticks)</w:t>
             </w:r>
           </w:p>
         </w:tc>
@@ -2517,7 +2547,7 @@
               <w:rPr>
                 <w:sz w:val="17"/>
               </w:rPr>
-              <w:t>Filamento PLA 1,75 mm (≈ 132 g usados)</w:t>
+              <w:t>Filamento PLA 1,75 mm (≈ 137 g usados, já com as duas opções de garra)</w:t>
             </w:r>
           </w:p>
         </w:tc>
@@ -2545,7 +2575,7 @@
               <w:rPr>
                 <w:sz w:val="17"/>
               </w:rPr>
-              <w:t>12</w:t>
+              <w:t>13</w:t>
             </w:r>
           </w:p>
         </w:tc>
@@ -2559,7 +2589,7 @@
               <w:rPr>
                 <w:sz w:val="17"/>
               </w:rPr>
-              <w:t>12</w:t>
+              <w:t>13</w:t>
             </w:r>
           </w:p>
         </w:tc>
@@ -2844,7 +2874,7 @@
           <w:b/>
           <w:i w:val="0"/>
         </w:rPr>
-        <w:t>Custo total estimado: R$ 341.</w:t>
+        <w:t>Custo total estimado: R$ 342.</w:t>
       </w:r>
     </w:p>
     <w:p>
@@ -3785,6 +3815,178 @@
           </w:p>
         </w:tc>
       </w:tr>
+      <w:tr>
+        <w:tc>
+          <w:tcPr>
+            <w:tcW w:type="dxa" w:w="2041"/>
+          </w:tcPr>
+          <w:p>
+            <w:r/>
+            <w:r>
+              <w:rPr>
+                <w:sz w:val="17"/>
+              </w:rPr>
+              <w:t>10_garra_v_dedo_motriz.stl</w:t>
+            </w:r>
+          </w:p>
+        </w:tc>
+        <w:tc>
+          <w:tcPr>
+            <w:tcW w:type="dxa" w:w="1587"/>
+          </w:tcPr>
+          <w:p>
+            <w:r/>
+            <w:r>
+              <w:rPr>
+                <w:sz w:val="17"/>
+              </w:rPr>
+              <w:t>Dedo motriz da garra em V (opção B)</w:t>
+            </w:r>
+          </w:p>
+        </w:tc>
+        <w:tc>
+          <w:tcPr>
+            <w:tcW w:type="dxa" w:w="2948"/>
+          </w:tcPr>
+          <w:p>
+            <w:r/>
+            <w:r>
+              <w:rPr>
+                <w:sz w:val="17"/>
+              </w:rPr>
+              <w:t>Alternativa ao 07: mandíbula com entalhe em V que auto-centra cilindros e esferas</w:t>
+            </w:r>
+          </w:p>
+        </w:tc>
+        <w:tc>
+          <w:tcPr>
+            <w:tcW w:type="dxa" w:w="1474"/>
+          </w:tcPr>
+          <w:p>
+            <w:r/>
+            <w:r>
+              <w:rPr>
+                <w:sz w:val="17"/>
+              </w:rPr>
+              <w:t>26.4 × 68.2 × 4.0</w:t>
+            </w:r>
+          </w:p>
+        </w:tc>
+        <w:tc>
+          <w:tcPr>
+            <w:tcW w:type="dxa" w:w="794"/>
+          </w:tcPr>
+          <w:p>
+            <w:r/>
+            <w:r>
+              <w:rPr>
+                <w:sz w:val="17"/>
+              </w:rPr>
+              <w:t>2.3 g</w:t>
+            </w:r>
+          </w:p>
+        </w:tc>
+        <w:tc>
+          <w:tcPr>
+            <w:tcW w:type="dxa" w:w="794"/>
+          </w:tcPr>
+          <w:p>
+            <w:r/>
+            <w:r>
+              <w:rPr>
+                <w:sz w:val="17"/>
+              </w:rPr>
+              <w:t>7 min</w:t>
+            </w:r>
+          </w:p>
+        </w:tc>
+      </w:tr>
+      <w:tr>
+        <w:tc>
+          <w:tcPr>
+            <w:tcW w:type="dxa" w:w="2041"/>
+          </w:tcPr>
+          <w:p>
+            <w:r/>
+            <w:r>
+              <w:rPr>
+                <w:sz w:val="17"/>
+              </w:rPr>
+              <w:t>11_garra_v_dedo_livre.stl</w:t>
+            </w:r>
+          </w:p>
+        </w:tc>
+        <w:tc>
+          <w:tcPr>
+            <w:tcW w:type="dxa" w:w="1587"/>
+          </w:tcPr>
+          <w:p>
+            <w:r/>
+            <w:r>
+              <w:rPr>
+                <w:sz w:val="17"/>
+              </w:rPr>
+              <w:t>Dedo livre da garra em V (opção B)</w:t>
+            </w:r>
+          </w:p>
+        </w:tc>
+        <w:tc>
+          <w:tcPr>
+            <w:tcW w:type="dxa" w:w="2948"/>
+          </w:tcPr>
+          <w:p>
+            <w:r/>
+            <w:r>
+              <w:rPr>
+                <w:sz w:val="17"/>
+              </w:rPr>
+              <w:t>Alternativa ao 08: mesma engrenagem espelhada, com o entalhe em V</w:t>
+            </w:r>
+          </w:p>
+        </w:tc>
+        <w:tc>
+          <w:tcPr>
+            <w:tcW w:type="dxa" w:w="1474"/>
+          </w:tcPr>
+          <w:p>
+            <w:r/>
+            <w:r>
+              <w:rPr>
+                <w:sz w:val="17"/>
+              </w:rPr>
+              <w:t>26.1 × 68.0 × 14.8</w:t>
+            </w:r>
+          </w:p>
+        </w:tc>
+        <w:tc>
+          <w:tcPr>
+            <w:tcW w:type="dxa" w:w="794"/>
+          </w:tcPr>
+          <w:p>
+            <w:r/>
+            <w:r>
+              <w:rPr>
+                <w:sz w:val="17"/>
+              </w:rPr>
+              <w:t>2.9 g</w:t>
+            </w:r>
+          </w:p>
+        </w:tc>
+        <w:tc>
+          <w:tcPr>
+            <w:tcW w:type="dxa" w:w="794"/>
+          </w:tcPr>
+          <w:p>
+            <w:r/>
+            <w:r>
+              <w:rPr>
+                <w:sz w:val="17"/>
+              </w:rPr>
+              <w:t>9 min</w:t>
+            </w:r>
+          </w:p>
+        </w:tc>
+      </w:tr>
     </w:tbl>
     <w:p/>
     <w:p>
@@ -3796,7 +3998,7 @@
           <w:b w:val="0"/>
           <w:i w:val="0"/>
         </w:rPr>
-        <w:t>Total estimado: ≈ 132 g de PLA e ≈ 6.6 h de impressão (0,2 mm, 15 %). As peças cabem na mesa de 256 × 256 mm da A1 em uma ou duas chapas (o Bambu Studio arranja automaticamente; a base Ø110 e o suporte 160 × 100 não podem ficar lado a lado no mesmo eixo).</w:t>
+        <w:t>Total estimado: ≈ 137 g de PLA e ≈ 6.9 h de impressão (0,2 mm, 15 %). As peças cabem na mesa de 256 × 256 mm da A1 em uma ou duas chapas (o Bambu Studio arranja automaticamente; a base Ø110 e o suporte 160 × 100 não podem ficar lado a lado no mesmo eixo).</w:t>
       </w:r>
     </w:p>
     <w:p>
@@ -3848,7 +4050,7 @@
           <w:i/>
           <w:sz w:val="18"/>
         </w:rPr>
-        <w:t>Figura 2 — As nove peças na orientação de impressão (como devem ficar na mesa): as travessas e a palma são impressas em pé sobre as chapas deitadas.</w:t>
+        <w:t>Figura 2 — As onze peças na orientação de impressão (como devem ficar na mesa): as travessas e a palma são impressas em pé sobre as chapas deitadas.</w:t>
       </w:r>
     </w:p>
     <w:p>
@@ -4588,66 +4790,10 @@
     </w:p>
     <w:p>
       <w:pPr>
-        <w:pStyle w:val="Heading1"/>
-      </w:pPr>
-      <w:r>
-        <w:t>6. Modelagem no Tinkercad e geração dos STL</w:t>
-      </w:r>
-    </w:p>
-    <w:p>
-      <w:pPr>
         <w:pStyle w:val="Heading2"/>
       </w:pPr>
       <w:r>
-        <w:t>6.1 Importar os STL prontos (um projeto por peça)</w:t>
-      </w:r>
-    </w:p>
-    <w:p>
-      <w:pPr>
-        <w:pStyle w:val="ListNumber"/>
-      </w:pPr>
-      <w:r>
-        <w:t>Acesse https://www.tinkercad.com/dashboard e clique em Criar → Projeto 3D.</w:t>
-      </w:r>
-    </w:p>
-    <w:p>
-      <w:pPr>
-        <w:pStyle w:val="ListNumber"/>
-      </w:pPr>
-      <w:r>
-        <w:t>Clique em Importar (canto superior direito) → selecione STL/01_base_fixa.stl → unidade: milímetros → escala 100 %.</w:t>
-      </w:r>
-    </w:p>
-    <w:p>
-      <w:pPr>
-        <w:pStyle w:val="ListNumber"/>
-      </w:pPr>
-      <w:r>
-        <w:t>Renomeie o projeto (ex.: “Braço 4GDL – 01 Base fixa”). Repita para as outras oito peças, cada uma em um projeto separado.</w:t>
-      </w:r>
-    </w:p>
-    <w:p>
-      <w:pPr>
-        <w:pStyle w:val="ListNumber"/>
-      </w:pPr>
-      <w:r>
-        <w:t>Para o protótipo montado, importe STL/montagem_completa.stl em um décimo projeto (visualização).</w:t>
-      </w:r>
-    </w:p>
-    <w:p>
-      <w:pPr>
-        <w:pStyle w:val="ListNumber"/>
-      </w:pPr>
-      <w:r>
-        <w:t>Exportar: Exportar → .STL (o Tinkercad gera um STL individual por projeto). Esses arquivos vão para o Bambu Studio.</w:t>
-      </w:r>
-    </w:p>
-    <w:p>
-      <w:pPr>
-        <w:pStyle w:val="Heading2"/>
-      </w:pPr>
-      <w:r>
-        <w:t>6.2 Receita para modelar cada peça com primitivas do Tinkercad</w:t>
+        <w:t>5.6 Duas opções de garra (ferramenta intercambiável)</w:t>
       </w:r>
     </w:p>
     <w:p>
@@ -4659,240 +4805,352 @@
           <w:b w:val="0"/>
           <w:i w:val="0"/>
         </w:rPr>
-        <w:t>Caso se deseje construir as peças do zero no Tinkercad (sólidos = formas; furos = formas marcadas como “Furo”; alinhar e agrupar), as cotas abaixo reproduzem o modelo. Origem: centro da peça; Z para cima.</w:t>
-      </w:r>
-    </w:p>
-    <w:p>
+        <w:t>A garra é a interface com o objeto, e nenhuma geometria serve para tudo. O projeto entrega dois pares de dedos que usam a MESMA engrenagem, o mesmo bolso de horn, o mesmo pino M3 e a mesma distância entre centros — ou seja, são troca direta, sem alterar antebraço, palma, servo ou firmware:</w:t>
+      </w:r>
+    </w:p>
+    <w:p>
+      <w:pPr>
+        <w:pStyle w:val="ListBullet"/>
+      </w:pPr>
       <w:r>
         <w:rPr>
           <w:b/>
+        </w:rPr>
+        <w:t xml:space="preserve">Opção A — mandíbula plana (07 e 08): </w:t>
+      </w:r>
+      <w:r>
+        <w:t>faces retas de 10 × 12 mm. Contato em 2 pontos, ideal para objetos de faces planas e paralelas: blocos, caixinhas, cartões, peças prismáticas. É a garra montada nas figuras deste relatório.</w:t>
+      </w:r>
+    </w:p>
+    <w:p>
+      <w:pPr>
+        <w:pStyle w:val="ListBullet"/>
+      </w:pPr>
+      <w:r>
+        <w:rPr>
+          <w:b/>
+        </w:rPr>
+        <w:t xml:space="preserve">Opção B — mandíbula em V (10 e 11): </w:t>
+      </w:r>
+      <w:r>
+        <w:t>faces de 10 × 17 mm com entalhe em V de ≈ 95° (apex 5 mm dentro da face, abertura 11 mm). Contato em 4 pontos: o objeto se auto-centra e não rola nem escapa. Como a garra fecha no plano horizontal, o sulco do V fica VERTICAL — é a opção para pegar cilindros e esferas em pé sobre a mesa: canetas, marcadores, pilhas, tubos de ensaio, frascos, bolinhas.</w:t>
+      </w:r>
+    </w:p>
+    <w:p>
+      <w:pPr>
+        <w:jc w:val="both"/>
+      </w:pPr>
+      <w:r>
+        <w:rPr>
+          <w:b w:val="0"/>
           <w:i w:val="0"/>
         </w:rPr>
-        <w:t>01 Base fixa</w:t>
-      </w:r>
-    </w:p>
-    <w:p>
-      <w:pPr>
-        <w:pStyle w:val="ListBullet"/>
-      </w:pPr>
-      <w:r>
-        <w:t>Sólidos: Cilindro Ø110 × 4; Caixa 38,6 × 28 × 27 (torre) apoiada em z=3, centro em x=+5,3; 4 Cilindros Ø9 × 36,3 (colunas de encosto) em raio 24,5 (45°, 135°, 225°, 315°), de z=4 a z=40,3.</w:t>
-      </w:r>
-    </w:p>
-    <w:p>
-      <w:pPr>
-        <w:pStyle w:val="ListBullet"/>
-      </w:pPr>
-      <w:r>
-        <w:t>Furos: Caixa 28 × 18 × 28 (cavidade, centro x=+5,3, de z=−1 a 27); Caixa 8 × 60 × 2 (canal do cabo, sob a base, x −4..4, y 0..60); Caixa 23,2 × 12,6 (rasgo do servo na tampa, centro x=+5,3); 2 Cilindros Ø1,7 em x=−8,45 e x=+19,05; 4 Cilindros Ø3,4 em raio 47 (45°, 135°, 225°, 315°).</w:t>
-      </w:r>
-    </w:p>
-    <w:p>
-      <w:r>
-        <w:rPr>
-          <w:b/>
+        <w:t>Capacidade medida no modelo (maior cilindro em pé que as duas mandíbulas tocam ao mesmo tempo, em função do ângulo do servo da garra; 75° = dedos paralelos, 110° = ANG_MAX):</w:t>
+      </w:r>
+    </w:p>
+    <w:tbl>
+      <w:tblPr>
+        <w:tblStyle w:val="LightGrid-Accent1"/>
+        <w:tblW w:type="auto" w:w="0"/>
+        <w:jc w:val="center"/>
+        <w:tblLook w:firstColumn="1" w:firstRow="1" w:lastColumn="0" w:lastRow="0" w:noHBand="0" w:noVBand="1" w:val="04A0"/>
+      </w:tblPr>
+      <w:tblGrid>
+        <w:gridCol w:w="1567"/>
+        <w:gridCol w:w="1567"/>
+        <w:gridCol w:w="1567"/>
+        <w:gridCol w:w="1567"/>
+        <w:gridCol w:w="1567"/>
+        <w:gridCol w:w="1567"/>
+      </w:tblGrid>
+      <w:tr>
+        <w:tc>
+          <w:tcPr>
+            <w:tcW w:type="dxa" w:w="1814"/>
+          </w:tcPr>
+          <w:p>
+            <w:r/>
+            <w:r>
+              <w:rPr>
+                <w:b/>
+                <w:sz w:val="18"/>
+              </w:rPr>
+              <w:t>Ângulo de S4</w:t>
+            </w:r>
+          </w:p>
+        </w:tc>
+        <w:tc>
+          <w:tcPr>
+            <w:tcW w:type="dxa" w:w="1814"/>
+          </w:tcPr>
+          <w:p>
+            <w:r/>
+            <w:r>
+              <w:rPr>
+                <w:b/>
+                <w:sz w:val="18"/>
+              </w:rPr>
+              <w:t>75° (dedos paralelos)</w:t>
+            </w:r>
+          </w:p>
+        </w:tc>
+        <w:tc>
+          <w:tcPr>
+            <w:tcW w:type="dxa" w:w="1247"/>
+          </w:tcPr>
+          <w:p>
+            <w:r/>
+            <w:r>
+              <w:rPr>
+                <w:b/>
+                <w:sz w:val="18"/>
+              </w:rPr>
+              <w:t>80°</w:t>
+            </w:r>
+          </w:p>
+        </w:tc>
+        <w:tc>
+          <w:tcPr>
+            <w:tcW w:type="dxa" w:w="1247"/>
+          </w:tcPr>
+          <w:p>
+            <w:r/>
+            <w:r>
+              <w:rPr>
+                <w:b/>
+                <w:sz w:val="18"/>
+              </w:rPr>
+              <w:t>90°</w:t>
+            </w:r>
+          </w:p>
+        </w:tc>
+        <w:tc>
+          <w:tcPr>
+            <w:tcW w:type="dxa" w:w="1247"/>
+          </w:tcPr>
+          <w:p>
+            <w:r/>
+            <w:r>
+              <w:rPr>
+                <w:b/>
+                <w:sz w:val="18"/>
+              </w:rPr>
+              <w:t>100°</w:t>
+            </w:r>
+          </w:p>
+        </w:tc>
+        <w:tc>
+          <w:tcPr>
+            <w:tcW w:type="dxa" w:w="1474"/>
+          </w:tcPr>
+          <w:p>
+            <w:r/>
+            <w:r>
+              <w:rPr>
+                <w:b/>
+                <w:sz w:val="18"/>
+              </w:rPr>
+              <w:t>110° (aberta)</w:t>
+            </w:r>
+          </w:p>
+        </w:tc>
+      </w:tr>
+      <w:tr>
+        <w:tc>
+          <w:tcPr>
+            <w:tcW w:type="dxa" w:w="1814"/>
+          </w:tcPr>
+          <w:p>
+            <w:r/>
+            <w:r>
+              <w:rPr>
+                <w:sz w:val="18"/>
+              </w:rPr>
+              <w:t>Opção A — plana</w:t>
+            </w:r>
+          </w:p>
+        </w:tc>
+        <w:tc>
+          <w:tcPr>
+            <w:tcW w:type="dxa" w:w="1814"/>
+          </w:tcPr>
+          <w:p>
+            <w:r/>
+            <w:r>
+              <w:rPr>
+                <w:sz w:val="18"/>
+              </w:rPr>
+              <w:t>Ø 4 mm</w:t>
+            </w:r>
+          </w:p>
+        </w:tc>
+        <w:tc>
+          <w:tcPr>
+            <w:tcW w:type="dxa" w:w="1247"/>
+          </w:tcPr>
+          <w:p>
+            <w:r/>
+            <w:r>
+              <w:rPr>
+                <w:sz w:val="18"/>
+              </w:rPr>
+              <w:t>Ø 13 mm</w:t>
+            </w:r>
+          </w:p>
+        </w:tc>
+        <w:tc>
+          <w:tcPr>
+            <w:tcW w:type="dxa" w:w="1247"/>
+          </w:tcPr>
+          <w:p>
+            <w:r/>
+            <w:r>
+              <w:rPr>
+                <w:sz w:val="18"/>
+              </w:rPr>
+              <w:t>Ø 29 mm</w:t>
+            </w:r>
+          </w:p>
+        </w:tc>
+        <w:tc>
+          <w:tcPr>
+            <w:tcW w:type="dxa" w:w="1247"/>
+          </w:tcPr>
+          <w:p>
+            <w:r/>
+            <w:r>
+              <w:rPr>
+                <w:sz w:val="18"/>
+              </w:rPr>
+              <w:t>Ø 44 mm</w:t>
+            </w:r>
+          </w:p>
+        </w:tc>
+        <w:tc>
+          <w:tcPr>
+            <w:tcW w:type="dxa" w:w="1474"/>
+          </w:tcPr>
+          <w:p>
+            <w:r/>
+            <w:r>
+              <w:rPr>
+                <w:sz w:val="18"/>
+              </w:rPr>
+              <w:t>Ø 58 mm</w:t>
+            </w:r>
+          </w:p>
+        </w:tc>
+      </w:tr>
+      <w:tr>
+        <w:tc>
+          <w:tcPr>
+            <w:tcW w:type="dxa" w:w="1814"/>
+          </w:tcPr>
+          <w:p>
+            <w:r/>
+            <w:r>
+              <w:rPr>
+                <w:sz w:val="18"/>
+              </w:rPr>
+              <w:t>Opção B — em V</w:t>
+            </w:r>
+          </w:p>
+        </w:tc>
+        <w:tc>
+          <w:tcPr>
+            <w:tcW w:type="dxa" w:w="1814"/>
+          </w:tcPr>
+          <w:p>
+            <w:r/>
+            <w:r>
+              <w:rPr>
+                <w:sz w:val="18"/>
+              </w:rPr>
+              <w:t>Ø 10 mm</w:t>
+            </w:r>
+          </w:p>
+        </w:tc>
+        <w:tc>
+          <w:tcPr>
+            <w:tcW w:type="dxa" w:w="1247"/>
+          </w:tcPr>
+          <w:p>
+            <w:r/>
+            <w:r>
+              <w:rPr>
+                <w:sz w:val="18"/>
+              </w:rPr>
+              <w:t>Ø 15 mm</w:t>
+            </w:r>
+          </w:p>
+        </w:tc>
+        <w:tc>
+          <w:tcPr>
+            <w:tcW w:type="dxa" w:w="1247"/>
+          </w:tcPr>
+          <w:p>
+            <w:r/>
+            <w:r>
+              <w:rPr>
+                <w:sz w:val="18"/>
+              </w:rPr>
+              <w:t>Ø 28 mm</w:t>
+            </w:r>
+          </w:p>
+        </w:tc>
+        <w:tc>
+          <w:tcPr>
+            <w:tcW w:type="dxa" w:w="1247"/>
+          </w:tcPr>
+          <w:p>
+            <w:r/>
+            <w:r>
+              <w:rPr>
+                <w:sz w:val="18"/>
+              </w:rPr>
+              <w:t>Ø 41 mm</w:t>
+            </w:r>
+          </w:p>
+        </w:tc>
+        <w:tc>
+          <w:tcPr>
+            <w:tcW w:type="dxa" w:w="1474"/>
+          </w:tcPr>
+          <w:p>
+            <w:r/>
+            <w:r>
+              <w:rPr>
+                <w:sz w:val="18"/>
+              </w:rPr>
+              <w:t>Ø 53 mm</w:t>
+            </w:r>
+          </w:p>
+        </w:tc>
+      </w:tr>
+    </w:tbl>
+    <w:p/>
+    <w:p>
+      <w:pPr>
+        <w:jc w:val="both"/>
+      </w:pPr>
+      <w:r>
+        <w:rPr>
+          <w:b w:val="0"/>
           <w:i w:val="0"/>
         </w:rPr>
-        <w:t>02 Plataforma giratória</w:t>
-      </w:r>
-    </w:p>
-    <w:p>
-      <w:pPr>
-        <w:pStyle w:val="ListBullet"/>
-      </w:pPr>
-      <w:r>
-        <w:t>Sólidos: Cilindro Ø60 × 4; DUAS Caixas 34,6 × 4 × 41 (paredes da forquilha: uma em y 4..8, outra em y −14..−10; z 3..44; centro x=+5,3); 2 Caixas 4 × 14,5 × 27 (nervuras que ligam as duas paredes, em x −12..−8 e 18,6..22,6; y −10..4,5; z 3..30).</w:t>
-      </w:r>
-    </w:p>
-    <w:p>
-      <w:pPr>
-        <w:pStyle w:val="ListBullet"/>
-      </w:pPr>
-      <w:r>
-        <w:t>Furos: bolso em cruz na face inferior (Cilindro Ø9,2 × 2 + 4 braços de 14 mm em tronco de cone Ø9,2→Ø5,4, profundidade 2); Cilindro Ø2,6 passante no centro; 8 Cilindros Ø1,5 (±7,5 e ±11 nos dois eixos); rasgo 23,2 × 12,6 na parede motriz (centro x=+5,3, z=28) + 2 Cilindros Ø1,7 em x=−8,45 e +19,05 (z=28); Cilindro Ø9,4 passante na parede livre em (0; z=28) — é o mancal do munhão do braço.</w:t>
-      </w:r>
-    </w:p>
-    <w:p>
-      <w:r>
-        <w:rPr>
-          <w:b/>
+        <w:t>Perto do fechamento a diferença é grande: com os dedos quase paralelos a opção A só consegue prender uma lâmina de 4 mm, enquanto o V já abraça um cilindro de 10 mm. Na abertura máxima as duas são equivalentes (o V “gasta” 5 mm de cada mandíbula). Em ambas, o ângulo em que as mandíbulas se tocam é o mesmo (≈ 72,5° no servo), então GARRA_FECHADA e ANG_MIN[3] do firmware não mudam com a troca.</w:t>
+      </w:r>
+    </w:p>
+    <w:p>
+      <w:pPr>
+        <w:jc w:val="both"/>
+      </w:pPr>
+      <w:r>
+        <w:rPr>
+          <w:b w:val="0"/>
           <w:i w:val="0"/>
         </w:rPr>
-        <w:t>03 Braço — chapa motriz</w:t>
-      </w:r>
-    </w:p>
-    <w:p>
-      <w:pPr>
-        <w:pStyle w:val="ListBullet"/>
-      </w:pPr>
-      <w:r>
-        <w:t>Sólidos: Caixa 34 × 4 × 70 + 2 Cilindros Ø34 × 4 (eixo Y) em z=0 e z=70 (chapa no plano XZ).</w:t>
-      </w:r>
-    </w:p>
-    <w:p>
-      <w:pPr>
-        <w:pStyle w:val="ListBullet"/>
-      </w:pPr>
-      <w:r>
-        <w:t>Furos: janela 16 × 30 (z 22..52); bolso duplo na face interna (Cilindro Ø9,2 × 2 + 2 braços de 16,5 mm em tronco de cone Ø9,2→Ø5,4); Cilindro Ø2,6 passante em z=0; 4 furos Ø1,5 em z=±8 e ±12; rasgo 12,6 (x) × 23,2 (z) centrado em (0; 64,7) [eixo do servo em z=70]; furos Ø1,7 em z=50,95 e z=78,45; 2 furos Ø3,4 em (−13; 59) e (−13; 67) para os parafusos da travessa.</w:t>
-      </w:r>
-    </w:p>
-    <w:p>
-      <w:r>
-        <w:rPr>
-          <w:b/>
-          <w:i w:val="0"/>
-        </w:rPr>
-        <w:t>04 Braço — chapa livre</w:t>
-      </w:r>
-    </w:p>
-    <w:p>
-      <w:pPr>
-        <w:pStyle w:val="ListBullet"/>
-      </w:pPr>
-      <w:r>
-        <w:t>Sólidos: mesma silhueta da chapa motriz; Cilindro Ø9 × 9,8 saindo da face interna em z=0 (munhão do ombro); Caixa 4 × 38,6 × 14 (travessa: x −17..−13, y −1..37,6, z 56..70); Caixa 8 × 8 × 14 (reforço dos furos-piloto, x −17..−9, y 29,6..37,6).</w:t>
-      </w:r>
-    </w:p>
-    <w:p>
-      <w:pPr>
-        <w:pStyle w:val="ListBullet"/>
-      </w:pPr>
-      <w:r>
-        <w:t>Furos: janela 16 × 30 (z 22..52); Cilindro Ø9,4 passante em z=70 (mancal do cotovelo); 2 furos-piloto Ø2,5 × 8,4 na face livre do reforço, em (−13; 59) e (−13; 67).</w:t>
-      </w:r>
-    </w:p>
-    <w:p>
-      <w:r>
-        <w:rPr>
-          <w:b/>
-          <w:i w:val="0"/>
-        </w:rPr>
-        <w:t>05 Antebraço — chapa motriz</w:t>
-      </w:r>
-    </w:p>
-    <w:p>
-      <w:pPr>
-        <w:pStyle w:val="ListBullet"/>
-      </w:pPr>
-      <w:r>
-        <w:t>Sólidos: Cilindro Ø34 × 4 em z=0; Caixa 34 × 4 × 40; a partir de z=40 a borda inferior recua em diagonal até x=0 em z=56 e segue reta até a ponta (z=78), para deixar as mandíbulas livres.</w:t>
-      </w:r>
-    </w:p>
-    <w:p>
-      <w:pPr>
-        <w:pStyle w:val="ListBullet"/>
-      </w:pPr>
-      <w:r>
-        <w:t>Furos: janela 16 × 24 (z 20..44); bolso duplo + Ø2,6 + 4 furos Ø1,5 como no braço; 2 furos Ø3,4 em (−10; 54) e (−10; 74) para os parafusos da palma.</w:t>
-      </w:r>
-    </w:p>
-    <w:p>
-      <w:r>
-        <w:rPr>
-          <w:b/>
-          <w:i w:val="0"/>
-        </w:rPr>
-        <w:t>06 Antebraço — chapa livre + palma</w:t>
-      </w:r>
-    </w:p>
-    <w:p>
-      <w:pPr>
-        <w:pStyle w:val="ListBullet"/>
-      </w:pPr>
-      <w:r>
-        <w:t>Sólidos: mesma silhueta da chapa motriz; Cilindro Ø9 × 15,8 na face interna em z=0 (munhão do cotovelo); Caixa 4 × 68,2 × 30 (PALMA: x −14..−10, y −1..67,2, z 48..78); 2 Caixas 8 × 8 × 10 (reforços dos furos-piloto na ponta da palma).</w:t>
-      </w:r>
-    </w:p>
-    <w:p>
-      <w:pPr>
-        <w:pStyle w:val="ListBullet"/>
-      </w:pPr>
-      <w:r>
-        <w:t>Furos: janela 16 × 24; na palma, rasgo 23,2 × 12,6 do servo S4 (eixo em y=45,6 medido da face interna, z=62; corpo ao longo de −y) + 2 Cilindros Ø1,7 em y=26,55 e y=54,05; Cilindro Ø3,4 em (y=21,6; z=62) — pino do dedo livre; janela 13 × 22 na palma (y 3..16, z 52..74); 2 furos-piloto Ø2,5 × 8,4 em (−10; 54) e (−10; 74).</w:t>
-      </w:r>
-    </w:p>
-    <w:p>
-      <w:r>
-        <w:rPr>
-          <w:b/>
-          <w:i w:val="0"/>
-        </w:rPr>
-        <w:t>07 Dedo motriz</w:t>
-      </w:r>
-    </w:p>
-    <w:p>
-      <w:pPr>
-        <w:pStyle w:val="ListBullet"/>
-      </w:pPr>
-      <w:r>
-        <w:t>Sólidos: Engrenagem (Geradores de forma → Gear): 16 dentes, módulo 1,5, Ø externo 26,4 (addendum 1,2 mm), altura 4; Caixa 10 × 55 × 4 (haste, y 0..55); Caixa 10 × 12 × 4 (mandíbula, x 0..10, y 43..55).</w:t>
-      </w:r>
-    </w:p>
-    <w:p>
-      <w:pPr>
-        <w:pStyle w:val="ListBullet"/>
-      </w:pPr>
-      <w:r>
-        <w:t>Furos: bolso simples na face superior (Cilindro Ø9,2 × 2 + 1 braço de 18 mm em tronco de cone Ø9,2→Ø5,4); Cilindro Ø2,6 passante; 3 furos Ø1,5 em y=8, 12 e 15.</w:t>
-      </w:r>
-    </w:p>
-    <w:p>
-      <w:r>
-        <w:rPr>
-          <w:b/>
-          <w:i w:val="0"/>
-        </w:rPr>
-        <w:t>08 Dedo livre</w:t>
-      </w:r>
-    </w:p>
-    <w:p>
-      <w:pPr>
-        <w:pStyle w:val="ListBullet"/>
-      </w:pPr>
-      <w:r>
-        <w:t>Espelho do dedo motriz (mandíbula em x −10..0), sem bolso do horn; engrenagem girada 11,25° (meio dente).</w:t>
-      </w:r>
-    </w:p>
-    <w:p>
-      <w:pPr>
-        <w:pStyle w:val="ListBullet"/>
-      </w:pPr>
-      <w:r>
-        <w:t>Sólido extra: Cilindro Ø9 × 10,8 sobre a engrenagem (espaçador). Furo: Cilindro Ø3,4 passante.</w:t>
-      </w:r>
-    </w:p>
-    <w:p>
-      <w:r>
-        <w:rPr>
-          <w:b/>
-          <w:i w:val="0"/>
-        </w:rPr>
-        <w:t>09 Suporte dos joysticks</w:t>
-      </w:r>
-    </w:p>
-    <w:p>
-      <w:pPr>
-        <w:pStyle w:val="ListBullet"/>
-      </w:pPr>
-      <w:r>
-        <w:t>Sólidos: Caixa 160 × 74 × 4 com cantos R14 (corpo, y −22..52); 2 Cilindros Ø44 × 4 em (±54; −26) (empunhaduras); por módulo (centros em (±45; 14)), 4 cantos em L alinhados com a borda da placa (envelope 34,6 × 26,6): assento 11 × 8 × 3 mm sob cada canto + 2 paredinhas de 2,5 mm de espessura e 5,2 mm de altura.</w:t>
-      </w:r>
-    </w:p>
-    <w:p>
-      <w:pPr>
-        <w:pStyle w:val="ListBullet"/>
-      </w:pPr>
-      <w:r>
-        <w:t>Furos: 4 rasgos radiais por módulo (Caixa 3,4 × 8 com pontas redondas, apontando do centro do módulo para o furo nominal em ±14; ±10); 4 Caixas 3 × 8 em (±33..36; 38..46) e (±54..57; 38..46) (abraçadeiras); rasgo de pendurar 15 × 9 com pontas redondas centrado em (0; 42).</w:t>
-      </w:r>
-    </w:p>
-    <w:p>
-      <w:pPr>
-        <w:pStyle w:val="Heading1"/>
-      </w:pPr>
-      <w:r>
-        <w:t>7. Protótipo montado</w:t>
+        <w:t>Troca da garra (2 minutos): soltar o parafuso central do horn de S4 e o parafuso M3 × 25 do dedo livre, retirar os dois dedos, montar o outro par na mesma ordem da seção 7.1 (S4 em 75°, dedos paralelos) e reapertar. O horn continua no dedo motriz de cada par — quem imprimir as duas opções pode deixar um horn em cada uma e a troca fica ainda mais rápida (o kit do servo traz vários horns).</w:t>
       </w:r>
     </w:p>
     <w:p>
@@ -4911,7 +5169,7 @@
               <a:graphicData uri="http://schemas.openxmlformats.org/drawingml/2006/picture">
                 <pic:pic>
                   <pic:nvPicPr>
-                    <pic:cNvPr id="0" name="montagem_vistas.png"/>
+                    <pic:cNvPr id="0" name="garras.png"/>
                     <pic:cNvPicPr/>
                   </pic:nvPicPr>
                   <pic:blipFill>
@@ -4944,7 +5202,393 @@
           <w:i/>
           <w:sz w:val="18"/>
         </w:rPr>
-        <w:t>Figura 4 — Vistas isométrica, frontal, lateral e superior do protótipo montado (servos em azul).</w:t>
+        <w:t>Figura 4 — As duas opções de garra vistas pelo eixo das engrenagens: à esquerda a mandíbula plana com um bloco de 25 mm; à direita a mandíbula em V com um cilindro Ø16 em pé.</w:t>
+      </w:r>
+    </w:p>
+    <w:p>
+      <w:pPr>
+        <w:pStyle w:val="Heading1"/>
+      </w:pPr>
+      <w:r>
+        <w:t>6. Modelagem no Tinkercad e geração dos STL</w:t>
+      </w:r>
+    </w:p>
+    <w:p>
+      <w:pPr>
+        <w:pStyle w:val="Heading2"/>
+      </w:pPr>
+      <w:r>
+        <w:t>6.1 Importar os STL prontos (um projeto por peça)</w:t>
+      </w:r>
+    </w:p>
+    <w:p>
+      <w:pPr>
+        <w:pStyle w:val="ListNumber"/>
+      </w:pPr>
+      <w:r>
+        <w:t>Acesse https://www.tinkercad.com/dashboard e clique em Criar → Projeto 3D.</w:t>
+      </w:r>
+    </w:p>
+    <w:p>
+      <w:pPr>
+        <w:pStyle w:val="ListNumber"/>
+      </w:pPr>
+      <w:r>
+        <w:t>Clique em Importar (canto superior direito) → selecione STL/01_base_fixa.stl → unidade: milímetros → escala 100 %.</w:t>
+      </w:r>
+    </w:p>
+    <w:p>
+      <w:pPr>
+        <w:pStyle w:val="ListNumber"/>
+      </w:pPr>
+      <w:r>
+        <w:t>Renomeie o projeto (ex.: “Braço 4GDL – 01 Base fixa”). Repita para as outras oito peças, cada uma em um projeto separado.</w:t>
+      </w:r>
+    </w:p>
+    <w:p>
+      <w:pPr>
+        <w:pStyle w:val="ListNumber"/>
+      </w:pPr>
+      <w:r>
+        <w:t>Para o protótipo montado, importe STL/montagem_completa.stl em um décimo projeto (visualização).</w:t>
+      </w:r>
+    </w:p>
+    <w:p>
+      <w:pPr>
+        <w:pStyle w:val="ListNumber"/>
+      </w:pPr>
+      <w:r>
+        <w:t>Exportar: Exportar → .STL (o Tinkercad gera um STL individual por projeto). Esses arquivos vão para o Bambu Studio.</w:t>
+      </w:r>
+    </w:p>
+    <w:p>
+      <w:pPr>
+        <w:pStyle w:val="Heading2"/>
+      </w:pPr>
+      <w:r>
+        <w:t>6.2 Receita para modelar cada peça com primitivas do Tinkercad</w:t>
+      </w:r>
+    </w:p>
+    <w:p>
+      <w:pPr>
+        <w:jc w:val="both"/>
+      </w:pPr>
+      <w:r>
+        <w:rPr>
+          <w:b w:val="0"/>
+          <w:i w:val="0"/>
+        </w:rPr>
+        <w:t>Caso se deseje construir as peças do zero no Tinkercad (sólidos = formas; furos = formas marcadas como “Furo”; alinhar e agrupar), as cotas abaixo reproduzem o modelo. Origem: centro da peça; Z para cima.</w:t>
+      </w:r>
+    </w:p>
+    <w:p>
+      <w:r>
+        <w:rPr>
+          <w:b/>
+          <w:i w:val="0"/>
+        </w:rPr>
+        <w:t>01 Base fixa</w:t>
+      </w:r>
+    </w:p>
+    <w:p>
+      <w:pPr>
+        <w:pStyle w:val="ListBullet"/>
+      </w:pPr>
+      <w:r>
+        <w:t>Sólidos: Cilindro Ø110 × 4; Caixa 38,6 × 28 × 27 (torre) apoiada em z=3, centro em x=+5,3; 4 Cilindros Ø9 × 36,3 (colunas de encosto) em raio 24,5 (45°, 135°, 225°, 315°), de z=4 a z=40,3.</w:t>
+      </w:r>
+    </w:p>
+    <w:p>
+      <w:pPr>
+        <w:pStyle w:val="ListBullet"/>
+      </w:pPr>
+      <w:r>
+        <w:t>Furos: Caixa 28 × 18 × 28 (cavidade, centro x=+5,3, de z=−1 a 27); Caixa 8 × 60 × 2 (canal do cabo, sob a base, x −4..4, y 0..60); Caixa 23,2 × 12,6 (rasgo do servo na tampa, centro x=+5,3); 2 Cilindros Ø1,7 em x=−8,45 e x=+19,05; 4 Cilindros Ø3,4 em raio 47 (45°, 135°, 225°, 315°).</w:t>
+      </w:r>
+    </w:p>
+    <w:p>
+      <w:r>
+        <w:rPr>
+          <w:b/>
+          <w:i w:val="0"/>
+        </w:rPr>
+        <w:t>02 Plataforma giratória</w:t>
+      </w:r>
+    </w:p>
+    <w:p>
+      <w:pPr>
+        <w:pStyle w:val="ListBullet"/>
+      </w:pPr>
+      <w:r>
+        <w:t>Sólidos: Cilindro Ø60 × 4; DUAS Caixas 34,6 × 4 × 41 (paredes da forquilha: uma em y 4..8, outra em y −14..−10; z 3..44; centro x=+5,3); 2 Caixas 4 × 14,5 × 27 (nervuras que ligam as duas paredes, em x −12..−8 e 18,6..22,6; y −10..4,5; z 3..30).</w:t>
+      </w:r>
+    </w:p>
+    <w:p>
+      <w:pPr>
+        <w:pStyle w:val="ListBullet"/>
+      </w:pPr>
+      <w:r>
+        <w:t>Furos: bolso em cruz na face inferior (Cilindro Ø9,2 × 2 + 4 braços de 14 mm em tronco de cone Ø9,2→Ø5,4, profundidade 2); Cilindro Ø2,6 passante no centro; 8 Cilindros Ø1,5 (±7,5 e ±11 nos dois eixos); rasgo 23,2 × 12,6 na parede motriz (centro x=+5,3, z=28) + 2 Cilindros Ø1,7 em x=−8,45 e +19,05 (z=28); Cilindro Ø9,4 passante na parede livre em (0; z=28) — é o mancal do munhão do braço.</w:t>
+      </w:r>
+    </w:p>
+    <w:p>
+      <w:r>
+        <w:rPr>
+          <w:b/>
+          <w:i w:val="0"/>
+        </w:rPr>
+        <w:t>03 Braço — chapa motriz</w:t>
+      </w:r>
+    </w:p>
+    <w:p>
+      <w:pPr>
+        <w:pStyle w:val="ListBullet"/>
+      </w:pPr>
+      <w:r>
+        <w:t>Sólidos: Caixa 34 × 4 × 70 + 2 Cilindros Ø34 × 4 (eixo Y) em z=0 e z=70 (chapa no plano XZ).</w:t>
+      </w:r>
+    </w:p>
+    <w:p>
+      <w:pPr>
+        <w:pStyle w:val="ListBullet"/>
+      </w:pPr>
+      <w:r>
+        <w:t>Furos: janela 16 × 30 (z 22..52); bolso duplo na face interna (Cilindro Ø9,2 × 2 + 2 braços de 16,5 mm em tronco de cone Ø9,2→Ø5,4); Cilindro Ø2,6 passante em z=0; 4 furos Ø1,5 em z=±8 e ±12; rasgo 12,6 (x) × 23,2 (z) centrado em (0; 64,7) [eixo do servo em z=70]; furos Ø1,7 em z=50,95 e z=78,45; 2 furos Ø3,4 em (−13; 59) e (−13; 67) para os parafusos da travessa.</w:t>
+      </w:r>
+    </w:p>
+    <w:p>
+      <w:r>
+        <w:rPr>
+          <w:b/>
+          <w:i w:val="0"/>
+        </w:rPr>
+        <w:t>04 Braço — chapa livre</w:t>
+      </w:r>
+    </w:p>
+    <w:p>
+      <w:pPr>
+        <w:pStyle w:val="ListBullet"/>
+      </w:pPr>
+      <w:r>
+        <w:t>Sólidos: mesma silhueta da chapa motriz; Cilindro Ø9 × 9,8 saindo da face interna em z=0 (munhão do ombro); Caixa 4 × 38,6 × 14 (travessa: x −17..−13, y −1..37,6, z 56..70); Caixa 8 × 8 × 14 (reforço dos furos-piloto, x −17..−9, y 29,6..37,6).</w:t>
+      </w:r>
+    </w:p>
+    <w:p>
+      <w:pPr>
+        <w:pStyle w:val="ListBullet"/>
+      </w:pPr>
+      <w:r>
+        <w:t>Furos: janela 16 × 30 (z 22..52); Cilindro Ø9,4 passante em z=70 (mancal do cotovelo); 2 furos-piloto Ø2,5 × 8,4 na face livre do reforço, em (−13; 59) e (−13; 67).</w:t>
+      </w:r>
+    </w:p>
+    <w:p>
+      <w:r>
+        <w:rPr>
+          <w:b/>
+          <w:i w:val="0"/>
+        </w:rPr>
+        <w:t>05 Antebraço — chapa motriz</w:t>
+      </w:r>
+    </w:p>
+    <w:p>
+      <w:pPr>
+        <w:pStyle w:val="ListBullet"/>
+      </w:pPr>
+      <w:r>
+        <w:t>Sólidos: Cilindro Ø34 × 4 em z=0; Caixa 34 × 4 × 40; a partir de z=40 a borda inferior recua em diagonal até x=0 em z=56 e segue reta até a ponta (z=78), para deixar as mandíbulas livres.</w:t>
+      </w:r>
+    </w:p>
+    <w:p>
+      <w:pPr>
+        <w:pStyle w:val="ListBullet"/>
+      </w:pPr>
+      <w:r>
+        <w:t>Furos: janela 16 × 24 (z 20..44); bolso duplo + Ø2,6 + 4 furos Ø1,5 como no braço; 2 furos Ø3,4 em (−10; 54) e (−10; 74) para os parafusos da palma.</w:t>
+      </w:r>
+    </w:p>
+    <w:p>
+      <w:r>
+        <w:rPr>
+          <w:b/>
+          <w:i w:val="0"/>
+        </w:rPr>
+        <w:t>06 Antebraço — chapa livre + palma</w:t>
+      </w:r>
+    </w:p>
+    <w:p>
+      <w:pPr>
+        <w:pStyle w:val="ListBullet"/>
+      </w:pPr>
+      <w:r>
+        <w:t>Sólidos: mesma silhueta da chapa motriz; Cilindro Ø9 × 15,8 na face interna em z=0 (munhão do cotovelo); Caixa 4 × 68,2 × 30 (PALMA: x −14..−10, y −1..67,2, z 48..78); 2 Caixas 8 × 8 × 10 (reforços dos furos-piloto na ponta da palma).</w:t>
+      </w:r>
+    </w:p>
+    <w:p>
+      <w:pPr>
+        <w:pStyle w:val="ListBullet"/>
+      </w:pPr>
+      <w:r>
+        <w:t>Furos: janela 16 × 24; na palma, rasgo 23,2 × 12,6 do servo S4 (eixo em y=45,6 medido da face interna, z=62; corpo ao longo de −y) + 2 Cilindros Ø1,7 em y=26,55 e y=54,05; Cilindro Ø3,4 em (y=21,6; z=62) — pino do dedo livre; janela 13 × 22 na palma (y 3..16, z 52..74); 2 furos-piloto Ø2,5 × 8,4 em (−10; 54) e (−10; 74).</w:t>
+      </w:r>
+    </w:p>
+    <w:p>
+      <w:r>
+        <w:rPr>
+          <w:b/>
+          <w:i w:val="0"/>
+        </w:rPr>
+        <w:t>07 Dedo motriz</w:t>
+      </w:r>
+    </w:p>
+    <w:p>
+      <w:pPr>
+        <w:pStyle w:val="ListBullet"/>
+      </w:pPr>
+      <w:r>
+        <w:t>Sólidos: Engrenagem (Geradores de forma → Gear): 16 dentes, módulo 1,5, Ø externo 26,4 (addendum 1,2 mm), altura 4; Caixa 10 × 55 × 4 (haste, y 0..55); Caixa 10 × 12 × 4 (mandíbula, x 0..10, y 43..55).</w:t>
+      </w:r>
+    </w:p>
+    <w:p>
+      <w:pPr>
+        <w:pStyle w:val="ListBullet"/>
+      </w:pPr>
+      <w:r>
+        <w:t>Furos: bolso simples na face superior (Cilindro Ø9,2 × 2 + 1 braço de 18 mm em tronco de cone Ø9,2→Ø5,4); Cilindro Ø2,6 passante; 3 furos Ø1,5 em y=8, 12 e 15.</w:t>
+      </w:r>
+    </w:p>
+    <w:p>
+      <w:r>
+        <w:rPr>
+          <w:b/>
+          <w:i w:val="0"/>
+        </w:rPr>
+        <w:t>08 Dedo livre</w:t>
+      </w:r>
+    </w:p>
+    <w:p>
+      <w:pPr>
+        <w:pStyle w:val="ListBullet"/>
+      </w:pPr>
+      <w:r>
+        <w:t>Espelho do dedo motriz (mandíbula em x −10..0), sem bolso do horn; engrenagem girada 11,25° (meio dente).</w:t>
+      </w:r>
+    </w:p>
+    <w:p>
+      <w:pPr>
+        <w:pStyle w:val="ListBullet"/>
+      </w:pPr>
+      <w:r>
+        <w:t>Sólido extra: Cilindro Ø9 × 10,8 sobre a engrenagem (espaçador). Furo: Cilindro Ø3,4 passante.</w:t>
+      </w:r>
+    </w:p>
+    <w:p>
+      <w:r>
+        <w:rPr>
+          <w:b/>
+          <w:i w:val="0"/>
+        </w:rPr>
+        <w:t>10 e 11 — Dedos da garra em V (opção B)</w:t>
+      </w:r>
+    </w:p>
+    <w:p>
+      <w:pPr>
+        <w:pStyle w:val="ListBullet"/>
+      </w:pPr>
+      <w:r>
+        <w:t>Iguais aos dedos 07 e 08, com duas diferenças: a mandíbula vai de y=38 a y=55 (em vez de y=43..55) e recebe um furo em forma de cunha.</w:t>
+      </w:r>
+    </w:p>
+    <w:p>
+      <w:pPr>
+        <w:pStyle w:val="ListBullet"/>
+      </w:pPr>
+      <w:r>
+        <w:t>Furo: Triângulo (prisma de 4 mm de altura) com vértices (±10,5; 41), (±10,5; 52) e (±5; 46,5) — apex 5 mm dentro da face de trabalho, abertura de 11 mm. No Tinkercad: forma “Wedge”/“Roof” girada, ou um cilindro de 3 lados achatado, marcado como Furo.</w:t>
+      </w:r>
+    </w:p>
+    <w:p>
+      <w:r>
+        <w:rPr>
+          <w:b/>
+          <w:i w:val="0"/>
+        </w:rPr>
+        <w:t>09 Suporte dos joysticks</w:t>
+      </w:r>
+    </w:p>
+    <w:p>
+      <w:pPr>
+        <w:pStyle w:val="ListBullet"/>
+      </w:pPr>
+      <w:r>
+        <w:t>Sólidos: Caixa 160 × 74 × 4 com cantos R14 (corpo, y −22..52); 2 Cilindros Ø44 × 4 em (±54; −26) (empunhaduras); por módulo (centros em (±45; 14)), 4 cantos em L alinhados com a borda da placa (envelope 34,6 × 26,6): assento 11 × 8 × 3 mm sob cada canto + 2 paredinhas de 2,5 mm de espessura e 5,2 mm de altura.</w:t>
+      </w:r>
+    </w:p>
+    <w:p>
+      <w:pPr>
+        <w:pStyle w:val="ListBullet"/>
+      </w:pPr>
+      <w:r>
+        <w:t>Furos: 4 rasgos radiais por módulo (Caixa 3,4 × 8 com pontas redondas, apontando do centro do módulo para o furo nominal em ±14; ±10); 4 Caixas 3 × 8 em (±33..36; 38..46) e (±54..57; 38..46) (abraçadeiras); rasgo de pendurar 15 × 9 com pontas redondas centrado em (0; 42).</w:t>
+      </w:r>
+    </w:p>
+    <w:p>
+      <w:pPr>
+        <w:pStyle w:val="Heading1"/>
+      </w:pPr>
+      <w:r>
+        <w:t>7. Protótipo montado</w:t>
+      </w:r>
+    </w:p>
+    <w:p>
+      <w:pPr>
+        <w:jc w:val="center"/>
+      </w:pPr>
+      <w:r>
+        <w:drawing>
+          <wp:inline xmlns:a="http://schemas.openxmlformats.org/drawingml/2006/main" xmlns:pic="http://schemas.openxmlformats.org/drawingml/2006/picture">
+            <wp:extent cx="5760000" cy="5040000"/>
+            <wp:docPr id="5" name="Picture 5"/>
+            <wp:cNvGraphicFramePr>
+              <a:graphicFrameLocks noChangeAspect="1"/>
+            </wp:cNvGraphicFramePr>
+            <a:graphic>
+              <a:graphicData uri="http://schemas.openxmlformats.org/drawingml/2006/picture">
+                <pic:pic>
+                  <pic:nvPicPr>
+                    <pic:cNvPr id="0" name="montagem_vistas.png"/>
+                    <pic:cNvPicPr/>
+                  </pic:nvPicPr>
+                  <pic:blipFill>
+                    <a:blip r:embed="rId14"/>
+                    <a:stretch>
+                      <a:fillRect/>
+                    </a:stretch>
+                  </pic:blipFill>
+                  <pic:spPr>
+                    <a:xfrm>
+                      <a:off x="0" y="0"/>
+                      <a:ext cx="5760000" cy="5040000"/>
+                    </a:xfrm>
+                    <a:prstGeom prst="rect"/>
+                  </pic:spPr>
+                </pic:pic>
+              </a:graphicData>
+            </a:graphic>
+          </wp:inline>
+        </w:drawing>
+      </w:r>
+    </w:p>
+    <w:p>
+      <w:pPr>
+        <w:jc w:val="center"/>
+      </w:pPr>
+      <w:r>
+        <w:rPr>
+          <w:b w:val="0"/>
+          <w:i/>
+          <w:sz w:val="18"/>
+        </w:rPr>
+        <w:t>Figura 5 — Vistas isométrica, frontal, lateral e superior do protótipo montado (servos em azul).</w:t>
       </w:r>
     </w:p>
     <w:p>
@@ -4955,7 +5599,7 @@
         <w:drawing>
           <wp:inline xmlns:a="http://schemas.openxmlformats.org/drawingml/2006/main" xmlns:pic="http://schemas.openxmlformats.org/drawingml/2006/picture">
             <wp:extent cx="3960000" cy="3465000"/>
-            <wp:docPr id="5" name="Picture 5"/>
+            <wp:docPr id="6" name="Picture 6"/>
             <wp:cNvGraphicFramePr>
               <a:graphicFrameLocks noChangeAspect="1"/>
             </wp:cNvGraphicFramePr>
@@ -4967,7 +5611,7 @@
                     <pic:cNvPicPr/>
                   </pic:nvPicPr>
                   <pic:blipFill>
-                    <a:blip r:embed="rId14"/>
+                    <a:blip r:embed="rId15"/>
                     <a:stretch>
                       <a:fillRect/>
                     </a:stretch>
@@ -4996,7 +5640,7 @@
           <w:i/>
           <w:sz w:val="18"/>
         </w:rPr>
-        <w:t>Figura 5 — Posição de repouso (home): todos os servos em 90°.</w:t>
+        <w:t>Figura 6 — Posição de repouso (home): todos os servos em 90°.</w:t>
       </w:r>
     </w:p>
     <w:p>
@@ -5007,7 +5651,7 @@
         <w:drawing>
           <wp:inline xmlns:a="http://schemas.openxmlformats.org/drawingml/2006/main" xmlns:pic="http://schemas.openxmlformats.org/drawingml/2006/picture">
             <wp:extent cx="5760000" cy="2520000"/>
-            <wp:docPr id="6" name="Picture 6"/>
+            <wp:docPr id="7" name="Picture 7"/>
             <wp:cNvGraphicFramePr>
               <a:graphicFrameLocks noChangeAspect="1"/>
             </wp:cNvGraphicFramePr>
@@ -5019,7 +5663,7 @@
                     <pic:cNvPicPr/>
                   </pic:nvPicPr>
                   <pic:blipFill>
-                    <a:blip r:embed="rId15"/>
+                    <a:blip r:embed="rId16"/>
                     <a:stretch>
                       <a:fillRect/>
                     </a:stretch>
@@ -5048,7 +5692,7 @@
           <w:i/>
           <w:sz w:val="18"/>
         </w:rPr>
-        <w:t>Figura 6 — Captura na horizontal: com o antebraço na horizontal, os eixos das engrenagens ficam verticais e as mandíbulas fecham no plano horizontal (vista superior à direita).</w:t>
+        <w:t>Figura 7 — Captura na horizontal: com o antebraço na horizontal, os eixos das engrenagens ficam verticais e as mandíbulas fecham no plano horizontal (vista superior à direita).</w:t>
       </w:r>
     </w:p>
     <w:p>
@@ -5153,6 +5797,14 @@
       </w:pPr>
       <w:r>
         <w:t>Ligar os extensores de 300 mm em S3 e S4 e passar os cabos ao longo dos elos (abraçadeiras), com uma laçada de folga em cada junta; S2 e S1 alcançam o circuito com o cabo de fábrica.</w:t>
+      </w:r>
+    </w:p>
+    <w:p>
+      <w:pPr>
+        <w:pStyle w:val="ListNumber"/>
+      </w:pPr>
+      <w:r>
+        <w:t>Garra alternativa (opção B, peças 10 e 11): se quiser trocar o par de dedos, repetir os dois passos anteriores com os dedos em V — mesma ordem, mesmo parafuso M3 × 25 e mesmo ângulo de montagem (S4 em 75°, dedos paralelos).</w:t>
       </w:r>
     </w:p>
     <w:p>
@@ -5179,7 +5831,7 @@
         <w:drawing>
           <wp:inline xmlns:a="http://schemas.openxmlformats.org/drawingml/2006/main" xmlns:pic="http://schemas.openxmlformats.org/drawingml/2006/picture">
             <wp:extent cx="5940000" cy="3712500"/>
-            <wp:docPr id="7" name="Picture 7"/>
+            <wp:docPr id="8" name="Picture 8"/>
             <wp:cNvGraphicFramePr>
               <a:graphicFrameLocks noChangeAspect="1"/>
             </wp:cNvGraphicFramePr>
@@ -5191,7 +5843,7 @@
                     <pic:cNvPicPr/>
                   </pic:nvPicPr>
                   <pic:blipFill>
-                    <a:blip r:embed="rId16"/>
+                    <a:blip r:embed="rId17"/>
                     <a:stretch>
                       <a:fillRect/>
                     </a:stretch>
@@ -5220,7 +5872,7 @@
           <w:i/>
           <w:sz w:val="18"/>
         </w:rPr>
-        <w:t>Figura 7 — Esquema elétrico de ligação.</w:t>
+        <w:t>Figura 8 — Esquema elétrico de ligação.</w:t>
       </w:r>
     </w:p>
     <w:tbl>
@@ -6799,7 +7451,7 @@
               <w:rPr>
                 <w:sz w:val="18"/>
               </w:rPr>
-              <w:t>Impressão das 9 peças (≈ 7 h) e ajustes de encaixe (munhões e bolsos)</w:t>
+              <w:t>Impressão das 11 peças (≈ 7 h, incluindo as duas opções de garra) e ajustes de encaixe (munhões e bolsos)</w:t>
             </w:r>
           </w:p>
         </w:tc>
@@ -7416,7 +8068,7 @@
           <w:rFonts w:ascii="Consolas" w:hAnsi="Consolas" w:eastAsia="Consolas"/>
           <w:sz w:val="15"/>
         </w:rPr>
-        <w:t xml:space="preserve"> *  COMANDOS SERIAIS (115200 bps) — calibração e depuração:</w:t>
+        <w:t xml:space="preserve"> *    Há dois pares de dedos intercambiáveis (mandíbula plana e mandíbula em V, auto-centrante para</w:t>
       </w:r>
     </w:p>
     <w:p>
@@ -7428,7 +8080,7 @@
           <w:rFonts w:ascii="Consolas" w:hAnsi="Consolas" w:eastAsia="Consolas"/>
           <w:sz w:val="15"/>
         </w:rPr>
-        <w:t xml:space="preserve"> *    p  imprime posições      g  grava pose        l  limpa poses       r  reproduz/para</w:t>
+        <w:t xml:space="preserve"> *    cilindros e esferas em pé). Os dois têm o mesmo ângulo de toque, então nada muda aqui na troca.</w:t>
       </w:r>
     </w:p>
     <w:p>
@@ -7440,7 +8092,7 @@
           <w:rFonts w:ascii="Consolas" w:hAnsi="Consolas" w:eastAsia="Consolas"/>
           <w:sz w:val="15"/>
         </w:rPr>
-        <w:t xml:space="preserve"> *    m  manual (para)         h  home              a  abre/fecha garra  j  recalibra centro dos joysticks</w:t>
+        <w:t xml:space="preserve"> *  COMANDOS SERIAIS (115200 bps) — calibração e depuração:</w:t>
       </w:r>
     </w:p>
     <w:p>
@@ -7452,7 +8104,7 @@
           <w:rFonts w:ascii="Consolas" w:hAnsi="Consolas" w:eastAsia="Consolas"/>
           <w:sz w:val="15"/>
         </w:rPr>
-        <w:t xml:space="preserve"> *    e  salva poses na EEPROM c  carrega da EEPROM v &lt;n&gt; velocidade máx. (1..10 °/passo)</w:t>
+        <w:t xml:space="preserve"> *    p  imprime posições      g  grava pose        l  limpa poses       r  reproduz/para</w:t>
       </w:r>
     </w:p>
     <w:p>
@@ -7464,7 +8116,7 @@
           <w:rFonts w:ascii="Consolas" w:hAnsi="Consolas" w:eastAsia="Consolas"/>
           <w:sz w:val="15"/>
         </w:rPr>
-        <w:t xml:space="preserve"> *    s &lt;j&gt; &lt;ang&gt;  move a junta j (0..3) para &lt;ang&gt; graus</w:t>
+        <w:t xml:space="preserve"> *    m  manual (para)         h  home              a  abre/fecha garra  j  recalibra centro dos joysticks</w:t>
       </w:r>
     </w:p>
     <w:p>
@@ -7476,7 +8128,7 @@
           <w:rFonts w:ascii="Consolas" w:hAnsi="Consolas" w:eastAsia="Consolas"/>
           <w:sz w:val="15"/>
         </w:rPr>
-        <w:t xml:space="preserve"> * ============================================================================</w:t>
+        <w:t xml:space="preserve"> *    e  salva poses na EEPROM c  carrega da EEPROM v &lt;n&gt; velocidade máx. (1..10 °/passo)</w:t>
       </w:r>
     </w:p>
     <w:p>
@@ -7488,7 +8140,7 @@
           <w:rFonts w:ascii="Consolas" w:hAnsi="Consolas" w:eastAsia="Consolas"/>
           <w:sz w:val="15"/>
         </w:rPr>
-        <w:t xml:space="preserve"> */</w:t>
+        <w:t xml:space="preserve"> *    s &lt;j&gt; &lt;ang&gt;  move a junta j (0..3) para &lt;ang&gt; graus</w:t>
       </w:r>
     </w:p>
     <w:p>
@@ -7500,7 +8152,7 @@
           <w:rFonts w:ascii="Consolas" w:hAnsi="Consolas" w:eastAsia="Consolas"/>
           <w:sz w:val="15"/>
         </w:rPr>
-        <w:t>#include &lt;Servo.h&gt;</w:t>
+        <w:t xml:space="preserve"> * ============================================================================</w:t>
       </w:r>
     </w:p>
     <w:p>
@@ -7512,7 +8164,7 @@
           <w:rFonts w:ascii="Consolas" w:hAnsi="Consolas" w:eastAsia="Consolas"/>
           <w:sz w:val="15"/>
         </w:rPr>
-        <w:t>#include &lt;EEPROM.h&gt;</w:t>
+        <w:t xml:space="preserve"> */</w:t>
       </w:r>
     </w:p>
     <w:p>
@@ -7524,7 +8176,7 @@
           <w:rFonts w:ascii="Consolas" w:hAnsi="Consolas" w:eastAsia="Consolas"/>
           <w:sz w:val="15"/>
         </w:rPr>
-        <w:t xml:space="preserve"> </w:t>
+        <w:t>#include &lt;Servo.h&gt;</w:t>
       </w:r>
     </w:p>
     <w:p>
@@ -7536,7 +8188,7 @@
           <w:rFonts w:ascii="Consolas" w:hAnsi="Consolas" w:eastAsia="Consolas"/>
           <w:sz w:val="15"/>
         </w:rPr>
-        <w:t>// ------------------------------------------------------------ configuração</w:t>
+        <w:t>#include &lt;EEPROM.h&gt;</w:t>
       </w:r>
     </w:p>
     <w:p>
@@ -7548,7 +8200,7 @@
           <w:rFonts w:ascii="Consolas" w:hAnsi="Consolas" w:eastAsia="Consolas"/>
           <w:sz w:val="15"/>
         </w:rPr>
-        <w:t>const uint8_t  N_JUNTAS       = 4;</w:t>
+        <w:t xml:space="preserve"> </w:t>
       </w:r>
     </w:p>
     <w:p>
@@ -7560,7 +8212,7 @@
           <w:rFonts w:ascii="Consolas" w:hAnsi="Consolas" w:eastAsia="Consolas"/>
           <w:sz w:val="15"/>
         </w:rPr>
-        <w:t>const uint8_t  PIN_SW1        = 2;      // botão do joystick 1</w:t>
+        <w:t>// ------------------------------------------------------------ configuração</w:t>
       </w:r>
     </w:p>
     <w:p>
@@ -7572,7 +8224,7 @@
           <w:rFonts w:ascii="Consolas" w:hAnsi="Consolas" w:eastAsia="Consolas"/>
           <w:sz w:val="15"/>
         </w:rPr>
-        <w:t>const uint8_t  PIN_SW2        = 4;      // botão do joystick 2</w:t>
+        <w:t>const uint8_t  N_JUNTAS       = 4;</w:t>
       </w:r>
     </w:p>
     <w:p>
@@ -7584,7 +8236,7 @@
           <w:rFonts w:ascii="Consolas" w:hAnsi="Consolas" w:eastAsia="Consolas"/>
           <w:sz w:val="15"/>
         </w:rPr>
-        <w:t>const uint8_t  PIN_LED        = 13;</w:t>
+        <w:t>const uint8_t  PIN_SW1        = 2;      // botão do joystick 1</w:t>
       </w:r>
     </w:p>
     <w:p>
@@ -7596,7 +8248,7 @@
           <w:rFonts w:ascii="Consolas" w:hAnsi="Consolas" w:eastAsia="Consolas"/>
           <w:sz w:val="15"/>
         </w:rPr>
-        <w:t>const uint16_t PERIODO_MS     = 20;     // período do laço de controle (50 Hz = período do PWM dos servos)</w:t>
+        <w:t>const uint8_t  PIN_SW2        = 4;      // botão do joystick 2</w:t>
       </w:r>
     </w:p>
     <w:p>
@@ -7608,7 +8260,7 @@
           <w:rFonts w:ascii="Consolas" w:hAnsi="Consolas" w:eastAsia="Consolas"/>
           <w:sz w:val="15"/>
         </w:rPr>
-        <w:t>const uint16_t TOQUE_LONGO_MS = 800;</w:t>
+        <w:t>const uint8_t  PIN_LED        = 13;</w:t>
       </w:r>
     </w:p>
     <w:p>
@@ -7620,7 +8272,7 @@
           <w:rFonts w:ascii="Consolas" w:hAnsi="Consolas" w:eastAsia="Consolas"/>
           <w:sz w:val="15"/>
         </w:rPr>
-        <w:t>const uint8_t  MAX_POSES      = 16;</w:t>
+        <w:t>const uint16_t PERIODO_MS     = 20;     // período do laço de controle (50 Hz = período do PWM dos servos)</w:t>
       </w:r>
     </w:p>
     <w:p>
@@ -7632,7 +8284,7 @@
           <w:rFonts w:ascii="Consolas" w:hAnsi="Consolas" w:eastAsia="Consolas"/>
           <w:sz w:val="15"/>
         </w:rPr>
-        <w:t>const uint16_t EEPROM_MAGIC   = 0xB4A1; // assinatura para validar dados na EEPROM</w:t>
+        <w:t>const uint16_t TOQUE_LONGO_MS = 800;</w:t>
       </w:r>
     </w:p>
     <w:p>
@@ -7644,7 +8296,7 @@
           <w:rFonts w:ascii="Consolas" w:hAnsi="Consolas" w:eastAsia="Consolas"/>
           <w:sz w:val="15"/>
         </w:rPr>
-        <w:t>const int      ZONA_MORTA     = 60;     // counts do ADC (~6 %) ignorados em torno do centro do joystick</w:t>
+        <w:t>const uint8_t  MAX_POSES      = 16;</w:t>
       </w:r>
     </w:p>
     <w:p>
@@ -7656,7 +8308,7 @@
           <w:rFonts w:ascii="Consolas" w:hAnsi="Consolas" w:eastAsia="Consolas"/>
           <w:sz w:val="15"/>
         </w:rPr>
-        <w:t>const float    VEL_JOY        = 2.0f;   // graus por passo com o joystick no fim de curso (2 °/20 ms = 100 °/s)</w:t>
+        <w:t>const uint16_t EEPROM_MAGIC   = 0xB4A1; // assinatura para validar dados na EEPROM</w:t>
       </w:r>
     </w:p>
     <w:p>
@@ -7668,7 +8320,7 @@
           <w:rFonts w:ascii="Consolas" w:hAnsi="Consolas" w:eastAsia="Consolas"/>
           <w:sz w:val="15"/>
         </w:rPr>
-        <w:t xml:space="preserve"> </w:t>
+        <w:t>const int      ZONA_MORTA     = 60;     // counts do ADC (~6 %) ignorados em torno do centro do joystick</w:t>
       </w:r>
     </w:p>
     <w:p>
@@ -7680,7 +8332,7 @@
           <w:rFonts w:ascii="Consolas" w:hAnsi="Consolas" w:eastAsia="Consolas"/>
           <w:sz w:val="15"/>
         </w:rPr>
-        <w:t>// limites mecânicos (graus do servo) — AJUSTE NA CALIBRAÇÃO (seção 9 do relatório). Valores nominais:</w:t>
+        <w:t>const float    VEL_JOY        = 2.0f;   // graus por passo com o joystick no fim de curso (2 °/20 ms = 100 °/s)</w:t>
       </w:r>
     </w:p>
     <w:p>
@@ -7692,7 +8344,7 @@
           <w:rFonts w:ascii="Consolas" w:hAnsi="Consolas" w:eastAsia="Consolas"/>
           <w:sz w:val="15"/>
         </w:rPr>
-        <w:t>//   base     : 5..175 — nunca 0/180 (extremos da faixa de pulso = batente interno do servo, zumbido e aquecimento)</w:t>
+        <w:t xml:space="preserve"> </w:t>
       </w:r>
     </w:p>
     <w:p>
@@ -7704,7 +8356,7 @@
           <w:rFonts w:ascii="Consolas" w:hAnsi="Consolas" w:eastAsia="Consolas"/>
           <w:sz w:val="15"/>
         </w:rPr>
-        <w:t>//   ombro    : 15..165 — com o ombro &gt; ~45° e o antebraço apontando para baixo a garra passa do plano da mesa:</w:t>
+        <w:t>// limites mecânicos (graus do servo) — AJUSTE NA CALIBRAÇÃO (seção 9 do relatório). Valores nominais:</w:t>
       </w:r>
     </w:p>
     <w:p>
@@ -7716,7 +8368,7 @@
           <w:rFonts w:ascii="Consolas" w:hAnsi="Consolas" w:eastAsia="Consolas"/>
           <w:sz w:val="15"/>
         </w:rPr>
-        <w:t>//              não há batente mecânico, o operador (ou a base elevada) evita</w:t>
+        <w:t>//   base     : 5..175 — nunca 0/180 (extremos da faixa de pulso = batente interno do servo, zumbido e aquecimento)</w:t>
       </w:r>
     </w:p>
     <w:p>
@@ -7728,7 +8380,7 @@
           <w:rFonts w:ascii="Consolas" w:hAnsi="Consolas" w:eastAsia="Consolas"/>
           <w:sz w:val="15"/>
         </w:rPr>
-        <w:t>//   cotovelo : 40..140 — dobrando o antebraço sobre o braço, a PALMA da garra encosta na parede da plataforma</w:t>
+        <w:t>//   ombro    : 15..165 — com o ombro &gt; ~45° e o antebraço apontando para baixo a garra passa do plano da mesa:</w:t>
       </w:r>
     </w:p>
     <w:p>
@@ -7740,7 +8392,7 @@
           <w:rFonts w:ascii="Consolas" w:hAnsi="Consolas" w:eastAsia="Consolas"/>
           <w:sz w:val="15"/>
         </w:rPr>
-        <w:t>//              a partir de 148° (varredura booleana; no braço em si só toca a 160°). Como o sentido do servo só</w:t>
+        <w:t>//              não há batente mecânico, o operador (ou a base elevada) evita</w:t>
       </w:r>
     </w:p>
     <w:p>
@@ -7752,7 +8404,7 @@
           <w:rFonts w:ascii="Consolas" w:hAnsi="Consolas" w:eastAsia="Consolas"/>
           <w:sz w:val="15"/>
         </w:rPr>
-        <w:t>//              se conhece na calibração, o limite é simétrico: depois de calibrar, o lado "esticado" pode ir a</w:t>
+        <w:t>//   cotovelo : 40..140 — dobrando o antebraço sobre o braço, a PALMA da garra encosta na parede da plataforma</w:t>
       </w:r>
     </w:p>
     <w:p>
@@ -7764,7 +8416,7 @@
           <w:rFonts w:ascii="Consolas" w:hAnsi="Consolas" w:eastAsia="Consolas"/>
           <w:sz w:val="15"/>
         </w:rPr>
-        <w:t>//              20° e o lado "dobrado" NUNCA deve passar de 145°</w:t>
+        <w:t>//              a partir de 148° (varredura booleana; no braço em si só toca a 160°). Como o sentido do servo só</w:t>
       </w:r>
     </w:p>
     <w:p>
@@ -7776,7 +8428,7 @@
           <w:rFonts w:ascii="Consolas" w:hAnsi="Consolas" w:eastAsia="Consolas"/>
           <w:sz w:val="15"/>
         </w:rPr>
-        <w:t>//   garra    : 72..110 — as mandíbulas se tocam em ~72,5° (horn montado a 75° = dedos paralelos); abaixo disso</w:t>
+        <w:t>//              se conhece na calibração, o limite é simétrico: depois de calibrar, o lado "esticado" pode ir a</w:t>
       </w:r>
     </w:p>
     <w:p>
@@ -7788,7 +8440,7 @@
           <w:rFonts w:ascii="Consolas" w:hAnsi="Consolas" w:eastAsia="Consolas"/>
           <w:sz w:val="15"/>
         </w:rPr>
-        <w:t>//              o servo fica em travamento (stall) permanente</w:t>
+        <w:t>//              20° e o lado "dobrado" NUNCA deve passar de 145°</w:t>
       </w:r>
     </w:p>
     <w:p>
@@ -7800,7 +8452,7 @@
           <w:rFonts w:ascii="Consolas" w:hAnsi="Consolas" w:eastAsia="Consolas"/>
           <w:sz w:val="15"/>
         </w:rPr>
-        <w:t>//                                   base   ombro  cotovelo garra</w:t>
+        <w:t>//   garra    : 72..110 — as mandíbulas se tocam em ~72,5° (horn montado a 75° = dedos paralelos); abaixo disso</w:t>
       </w:r>
     </w:p>
     <w:p>
@@ -7812,7 +8464,7 @@
           <w:rFonts w:ascii="Consolas" w:hAnsi="Consolas" w:eastAsia="Consolas"/>
           <w:sz w:val="15"/>
         </w:rPr>
-        <w:t>const uint8_t ANG_MIN[N_JUNTAS]  = {   5,    15,    40,    72 };</w:t>
+        <w:t>//              o servo fica em travamento (stall) permanente</w:t>
       </w:r>
     </w:p>
     <w:p>
@@ -7824,7 +8476,7 @@
           <w:rFonts w:ascii="Consolas" w:hAnsi="Consolas" w:eastAsia="Consolas"/>
           <w:sz w:val="15"/>
         </w:rPr>
-        <w:t>const uint8_t ANG_MAX[N_JUNTAS]  = { 175,   165,   140,   110 };</w:t>
+        <w:t>//                                   base   ombro  cotovelo garra</w:t>
       </w:r>
     </w:p>
     <w:p>
@@ -7836,7 +8488,7 @@
           <w:rFonts w:ascii="Consolas" w:hAnsi="Consolas" w:eastAsia="Consolas"/>
           <w:sz w:val="15"/>
         </w:rPr>
-        <w:t>const uint8_t ANG_HOME[N_JUNTAS] = {  90,    90,    90,    90 };</w:t>
+        <w:t>const uint8_t ANG_MIN[N_JUNTAS]  = {   5,    15,    40,    72 };</w:t>
       </w:r>
     </w:p>
     <w:p>
@@ -7848,7 +8500,7 @@
           <w:rFonts w:ascii="Consolas" w:hAnsi="Consolas" w:eastAsia="Consolas"/>
           <w:sz w:val="15"/>
         </w:rPr>
-        <w:t>const uint8_t PIN_SERVO[N_JUNTAS] = { 3, 5, 6, 9 };</w:t>
+        <w:t>const uint8_t ANG_MAX[N_JUNTAS]  = { 175,   165,   140,   110 };</w:t>
       </w:r>
     </w:p>
     <w:p>
@@ -7860,7 +8512,7 @@
           <w:rFonts w:ascii="Consolas" w:hAnsi="Consolas" w:eastAsia="Consolas"/>
           <w:sz w:val="15"/>
         </w:rPr>
-        <w:t>const uint8_t PIN_EIXO[N_JUNTAS]  = { A0, A1, A3, A2 };   // J1-VRx, J1-VRy, J2-VRy, J2-VRx</w:t>
+        <w:t>const uint8_t ANG_HOME[N_JUNTAS] = {  90,    90,    90,    90 };</w:t>
       </w:r>
     </w:p>
     <w:p>
@@ -7872,7 +8524,7 @@
           <w:rFonts w:ascii="Consolas" w:hAnsi="Consolas" w:eastAsia="Consolas"/>
           <w:sz w:val="15"/>
         </w:rPr>
-        <w:t>const int8_t  SENTIDO[N_JUNTAS]   = { 1, 1, 1, 1 };       // troque para -1 para inverter o sentido de um eixo</w:t>
+        <w:t>const uint8_t PIN_SERVO[N_JUNTAS] = { 3, 5, 6, 9 };</w:t>
       </w:r>
     </w:p>
     <w:p>
@@ -7884,7 +8536,7 @@
           <w:rFonts w:ascii="Consolas" w:hAnsi="Consolas" w:eastAsia="Consolas"/>
           <w:sz w:val="15"/>
         </w:rPr>
-        <w:t>const char*   NOME[N_JUNTAS]      = { "base", "ombro", "cotovelo", "garra" };</w:t>
+        <w:t>const uint8_t PIN_EIXO[N_JUNTAS]  = { A0, A1, A3, A2 };   // J1-VRx, J1-VRy, J2-VRy, J2-VRx</w:t>
       </w:r>
     </w:p>
     <w:p>
@@ -7896,7 +8548,7 @@
           <w:rFonts w:ascii="Consolas" w:hAnsi="Consolas" w:eastAsia="Consolas"/>
           <w:sz w:val="15"/>
         </w:rPr>
-        <w:t>const uint8_t GARRA = 3;</w:t>
+        <w:t>const int8_t  SENTIDO[N_JUNTAS]   = { 1, 1, 1, 1 };       // troque para -1 para inverter o sentido de um eixo</w:t>
       </w:r>
     </w:p>
     <w:p>
@@ -7908,7 +8560,7 @@
           <w:rFonts w:ascii="Consolas" w:hAnsi="Consolas" w:eastAsia="Consolas"/>
           <w:sz w:val="15"/>
         </w:rPr>
-        <w:t>const uint8_t GARRA_FECHADA = 74, GARRA_ABERTA = 110;   // 74 ≈ 2 mm de vão; 110 ≈ 57 mm. Calibrar (seção 9.3)</w:t>
+        <w:t>const char*   NOME[N_JUNTAS]      = { "base", "ombro", "cotovelo", "garra" };</w:t>
       </w:r>
     </w:p>
     <w:p>
@@ -7920,7 +8572,7 @@
           <w:rFonts w:ascii="Consolas" w:hAnsi="Consolas" w:eastAsia="Consolas"/>
           <w:sz w:val="15"/>
         </w:rPr>
-        <w:t xml:space="preserve"> </w:t>
+        <w:t>const uint8_t GARRA = 3;</w:t>
       </w:r>
     </w:p>
     <w:p>
@@ -7932,7 +8584,7 @@
           <w:rFonts w:ascii="Consolas" w:hAnsi="Consolas" w:eastAsia="Consolas"/>
           <w:sz w:val="15"/>
         </w:rPr>
-        <w:t>// ------------------------------------------------------------ estado</w:t>
+        <w:t>const uint8_t GARRA_FECHADA = 74, GARRA_ABERTA = 110;   // 74 ≈ 2 mm de vão; 110 ≈ 57 mm. Calibrar (seção 9.3)</w:t>
       </w:r>
     </w:p>
     <w:p>
@@ -7944,7 +8596,7 @@
           <w:rFonts w:ascii="Consolas" w:hAnsi="Consolas" w:eastAsia="Consolas"/>
           <w:sz w:val="15"/>
         </w:rPr>
-        <w:t>enum Modo : uint8_t { MANUAL, REPRODUZINDO };</w:t>
+        <w:t xml:space="preserve"> </w:t>
       </w:r>
     </w:p>
     <w:p>
@@ -7956,7 +8608,7 @@
           <w:rFonts w:ascii="Consolas" w:hAnsi="Consolas" w:eastAsia="Consolas"/>
           <w:sz w:val="15"/>
         </w:rPr>
-        <w:t xml:space="preserve"> </w:t>
+        <w:t>// ------------------------------------------------------------ estado</w:t>
       </w:r>
     </w:p>
     <w:p>
@@ -7968,7 +8620,7 @@
           <w:rFonts w:ascii="Consolas" w:hAnsi="Consolas" w:eastAsia="Consolas"/>
           <w:sz w:val="15"/>
         </w:rPr>
-        <w:t>Servo   servo[N_JUNTAS];</w:t>
+        <w:t>enum Modo : uint8_t { MANUAL, REPRODUZINDO };</w:t>
       </w:r>
     </w:p>
     <w:p>
@@ -7980,7 +8632,7 @@
           <w:rFonts w:ascii="Consolas" w:hAnsi="Consolas" w:eastAsia="Consolas"/>
           <w:sz w:val="15"/>
         </w:rPr>
-        <w:t>float   posAtual[N_JUNTAS];             // posição comandada (graus, com casas decimais para suavizar)</w:t>
+        <w:t xml:space="preserve"> </w:t>
       </w:r>
     </w:p>
     <w:p>
@@ -7992,7 +8644,7 @@
           <w:rFonts w:ascii="Consolas" w:hAnsi="Consolas" w:eastAsia="Consolas"/>
           <w:sz w:val="15"/>
         </w:rPr>
-        <w:t>float   alvo[N_JUNTAS];                 // posição desejada</w:t>
+        <w:t>Servo   servo[N_JUNTAS];</w:t>
       </w:r>
     </w:p>
     <w:p>
@@ -8004,7 +8656,7 @@
           <w:rFonts w:ascii="Consolas" w:hAnsi="Consolas" w:eastAsia="Consolas"/>
           <w:sz w:val="15"/>
         </w:rPr>
-        <w:t>int     centro[N_JUNTAS];               // leitura do ADC com o joystick em repouso (calibrada na partida)</w:t>
+        <w:t>float   posAtual[N_JUNTAS];             // posição comandada (graus, com casas decimais para suavizar)</w:t>
       </w:r>
     </w:p>
     <w:p>
@@ -8016,7 +8668,7 @@
           <w:rFonts w:ascii="Consolas" w:hAnsi="Consolas" w:eastAsia="Consolas"/>
           <w:sz w:val="15"/>
         </w:rPr>
-        <w:t>float   velMax = 3.0f;                  // graus por passo (3 °/20 ms = 150 °/s) — usado em home / reprodução / comando s</w:t>
+        <w:t>float   alvo[N_JUNTAS];                 // posição desejada</w:t>
       </w:r>
     </w:p>
     <w:p>
@@ -8028,7 +8680,7 @@
           <w:rFonts w:ascii="Consolas" w:hAnsi="Consolas" w:eastAsia="Consolas"/>
           <w:sz w:val="15"/>
         </w:rPr>
-        <w:t>Modo    modo   = MANUAL;</w:t>
+        <w:t>int     centro[N_JUNTAS];               // leitura do ADC com o joystick em repouso (calibrada na partida)</w:t>
       </w:r>
     </w:p>
     <w:p>
@@ -8040,7 +8692,7 @@
           <w:rFonts w:ascii="Consolas" w:hAnsi="Consolas" w:eastAsia="Consolas"/>
           <w:sz w:val="15"/>
         </w:rPr>
-        <w:t xml:space="preserve"> </w:t>
+        <w:t>float   velMax = 3.0f;                  // graus por passo (3 °/20 ms = 150 °/s) — usado em home / reprodução / comando s</w:t>
       </w:r>
     </w:p>
     <w:p>
@@ -8052,7 +8704,7 @@
           <w:rFonts w:ascii="Consolas" w:hAnsi="Consolas" w:eastAsia="Consolas"/>
           <w:sz w:val="15"/>
         </w:rPr>
-        <w:t>uint8_t poses[MAX_POSES][N_JUNTAS];</w:t>
+        <w:t>Modo    modo   = MANUAL;</w:t>
       </w:r>
     </w:p>
     <w:p>
@@ -8064,7 +8716,7 @@
           <w:rFonts w:ascii="Consolas" w:hAnsi="Consolas" w:eastAsia="Consolas"/>
           <w:sz w:val="15"/>
         </w:rPr>
-        <w:t>uint8_t nPoses = 0;</w:t>
+        <w:t xml:space="preserve"> </w:t>
       </w:r>
     </w:p>
     <w:p>
@@ -8076,7 +8728,7 @@
           <w:rFonts w:ascii="Consolas" w:hAnsi="Consolas" w:eastAsia="Consolas"/>
           <w:sz w:val="15"/>
         </w:rPr>
-        <w:t>uint8_t poseAtual = 0;</w:t>
+        <w:t>uint8_t poses[MAX_POSES][N_JUNTAS];</w:t>
       </w:r>
     </w:p>
     <w:p>
@@ -8088,7 +8740,7 @@
           <w:rFonts w:ascii="Consolas" w:hAnsi="Consolas" w:eastAsia="Consolas"/>
           <w:sz w:val="15"/>
         </w:rPr>
-        <w:t>uint32_t tPausaPose = 0;                // pausa entre poses na reprodução</w:t>
+        <w:t>uint8_t nPoses = 0;</w:t>
       </w:r>
     </w:p>
     <w:p>
@@ -8100,7 +8752,7 @@
           <w:rFonts w:ascii="Consolas" w:hAnsi="Consolas" w:eastAsia="Consolas"/>
           <w:sz w:val="15"/>
         </w:rPr>
-        <w:t xml:space="preserve"> </w:t>
+        <w:t>uint8_t poseAtual = 0;</w:t>
       </w:r>
     </w:p>
     <w:p>
@@ -8112,7 +8764,7 @@
           <w:rFonts w:ascii="Consolas" w:hAnsi="Consolas" w:eastAsia="Consolas"/>
           <w:sz w:val="15"/>
         </w:rPr>
-        <w:t>// botões dos joysticks (definidos antes das funções: o Arduino IDE gera os protótipos no topo do arquivo)</w:t>
+        <w:t>uint32_t tPausaPose = 0;                // pausa entre poses na reprodução</w:t>
       </w:r>
     </w:p>
     <w:p>
@@ -8124,7 +8776,7 @@
           <w:rFonts w:ascii="Consolas" w:hAnsi="Consolas" w:eastAsia="Consolas"/>
           <w:sz w:val="15"/>
         </w:rPr>
-        <w:t>struct Botao {</w:t>
+        <w:t xml:space="preserve"> </w:t>
       </w:r>
     </w:p>
     <w:p>
@@ -8136,7 +8788,7 @@
           <w:rFonts w:ascii="Consolas" w:hAnsi="Consolas" w:eastAsia="Consolas"/>
           <w:sz w:val="15"/>
         </w:rPr>
-        <w:t xml:space="preserve">  uint8_t  pino;</w:t>
+        <w:t>// botões dos joysticks (definidos antes das funções: o Arduino IDE gera os protótipos no topo do arquivo)</w:t>
       </w:r>
     </w:p>
     <w:p>
@@ -8148,7 +8800,7 @@
           <w:rFonts w:ascii="Consolas" w:hAnsi="Consolas" w:eastAsia="Consolas"/>
           <w:sz w:val="15"/>
         </w:rPr>
-        <w:t xml:space="preserve">  bool     pressionado;</w:t>
+        <w:t>struct Botao {</w:t>
       </w:r>
     </w:p>
     <w:p>
@@ -8160,7 +8812,7 @@
           <w:rFonts w:ascii="Consolas" w:hAnsi="Consolas" w:eastAsia="Consolas"/>
           <w:sz w:val="15"/>
         </w:rPr>
-        <w:t xml:space="preserve">  bool     longoDisparado;</w:t>
+        <w:t xml:space="preserve">  uint8_t  pino;</w:t>
       </w:r>
     </w:p>
     <w:p>
@@ -8172,7 +8824,7 @@
           <w:rFonts w:ascii="Consolas" w:hAnsi="Consolas" w:eastAsia="Consolas"/>
           <w:sz w:val="15"/>
         </w:rPr>
-        <w:t xml:space="preserve">  uint32_t tInicio;</w:t>
+        <w:t xml:space="preserve">  bool     pressionado;</w:t>
       </w:r>
     </w:p>
     <w:p>
@@ -8184,7 +8836,7 @@
           <w:rFonts w:ascii="Consolas" w:hAnsi="Consolas" w:eastAsia="Consolas"/>
           <w:sz w:val="15"/>
         </w:rPr>
-        <w:t>};</w:t>
+        <w:t xml:space="preserve">  bool     longoDisparado;</w:t>
       </w:r>
     </w:p>
     <w:p>
@@ -8196,7 +8848,7 @@
           <w:rFonts w:ascii="Consolas" w:hAnsi="Consolas" w:eastAsia="Consolas"/>
           <w:sz w:val="15"/>
         </w:rPr>
-        <w:t>Botao sw1 = { PIN_SW1, false, false, 0 }, sw2 = { PIN_SW2, false, false, 0 };</w:t>
+        <w:t xml:space="preserve">  uint32_t tInicio;</w:t>
       </w:r>
     </w:p>
     <w:p>
@@ -8208,7 +8860,7 @@
           <w:rFonts w:ascii="Consolas" w:hAnsi="Consolas" w:eastAsia="Consolas"/>
           <w:sz w:val="15"/>
         </w:rPr>
-        <w:t xml:space="preserve"> </w:t>
+        <w:t>};</w:t>
       </w:r>
     </w:p>
     <w:p>
@@ -8220,7 +8872,7 @@
           <w:rFonts w:ascii="Consolas" w:hAnsi="Consolas" w:eastAsia="Consolas"/>
           <w:sz w:val="15"/>
         </w:rPr>
-        <w:t>// ------------------------------------------------------------ utilidades</w:t>
+        <w:t>Botao sw1 = { PIN_SW1, false, false, 0 }, sw2 = { PIN_SW2, false, false, 0 };</w:t>
       </w:r>
     </w:p>
     <w:p>
@@ -8232,7 +8884,7 @@
           <w:rFonts w:ascii="Consolas" w:hAnsi="Consolas" w:eastAsia="Consolas"/>
           <w:sz w:val="15"/>
         </w:rPr>
-        <w:t>static float limita(float v, float lo, float hi) { return v &lt; lo ? lo : (v &gt; hi ? hi : v); }</w:t>
+        <w:t xml:space="preserve"> </w:t>
       </w:r>
     </w:p>
     <w:p>
@@ -8244,7 +8896,7 @@
           <w:rFonts w:ascii="Consolas" w:hAnsi="Consolas" w:eastAsia="Consolas"/>
           <w:sz w:val="15"/>
         </w:rPr>
-        <w:t xml:space="preserve"> </w:t>
+        <w:t>// ------------------------------------------------------------ utilidades</w:t>
       </w:r>
     </w:p>
     <w:p>
@@ -8256,7 +8908,7 @@
           <w:rFonts w:ascii="Consolas" w:hAnsi="Consolas" w:eastAsia="Consolas"/>
           <w:sz w:val="15"/>
         </w:rPr>
-        <w:t>void aplicaServos() {</w:t>
+        <w:t>static float limita(float v, float lo, float hi) { return v &lt; lo ? lo : (v &gt; hi ? hi : v); }</w:t>
       </w:r>
     </w:p>
     <w:p>
@@ -8268,7 +8920,7 @@
           <w:rFonts w:ascii="Consolas" w:hAnsi="Consolas" w:eastAsia="Consolas"/>
           <w:sz w:val="15"/>
         </w:rPr>
-        <w:t xml:space="preserve">  for (uint8_t j = 0; j &lt; N_JUNTAS; j++) servo[j].write((int)(posAtual[j] + 0.5f));</w:t>
+        <w:t xml:space="preserve"> </w:t>
       </w:r>
     </w:p>
     <w:p>
@@ -8280,7 +8932,7 @@
           <w:rFonts w:ascii="Consolas" w:hAnsi="Consolas" w:eastAsia="Consolas"/>
           <w:sz w:val="15"/>
         </w:rPr>
-        <w:t>}</w:t>
+        <w:t>void aplicaServos() {</w:t>
       </w:r>
     </w:p>
     <w:p>
@@ -8292,7 +8944,7 @@
           <w:rFonts w:ascii="Consolas" w:hAnsi="Consolas" w:eastAsia="Consolas"/>
           <w:sz w:val="15"/>
         </w:rPr>
-        <w:t xml:space="preserve"> </w:t>
+        <w:t xml:space="preserve">  for (uint8_t j = 0; j &lt; N_JUNTAS; j++) servo[j].write((int)(posAtual[j] + 0.5f));</w:t>
       </w:r>
     </w:p>
     <w:p>
@@ -8304,7 +8956,7 @@
           <w:rFonts w:ascii="Consolas" w:hAnsi="Consolas" w:eastAsia="Consolas"/>
           <w:sz w:val="15"/>
         </w:rPr>
-        <w:t>// aproxima posAtual de alvo respeitando a velocidade máxima -&gt; movimentos suaves, sem "trancos"</w:t>
+        <w:t>}</w:t>
       </w:r>
     </w:p>
     <w:p>
@@ -8316,7 +8968,7 @@
           <w:rFonts w:ascii="Consolas" w:hAnsi="Consolas" w:eastAsia="Consolas"/>
           <w:sz w:val="15"/>
         </w:rPr>
-        <w:t>bool avancaParaAlvo() {</w:t>
+        <w:t xml:space="preserve"> </w:t>
       </w:r>
     </w:p>
     <w:p>
@@ -8328,7 +8980,7 @@
           <w:rFonts w:ascii="Consolas" w:hAnsi="Consolas" w:eastAsia="Consolas"/>
           <w:sz w:val="15"/>
         </w:rPr>
-        <w:t xml:space="preserve">  bool chegou = true;</w:t>
+        <w:t>// aproxima posAtual de alvo respeitando a velocidade máxima -&gt; movimentos suaves, sem "trancos"</w:t>
       </w:r>
     </w:p>
     <w:p>
@@ -8340,7 +8992,7 @@
           <w:rFonts w:ascii="Consolas" w:hAnsi="Consolas" w:eastAsia="Consolas"/>
           <w:sz w:val="15"/>
         </w:rPr>
-        <w:t xml:space="preserve">  for (uint8_t j = 0; j &lt; N_JUNTAS; j++) {</w:t>
+        <w:t>bool avancaParaAlvo() {</w:t>
       </w:r>
     </w:p>
     <w:p>
@@ -8352,7 +9004,7 @@
           <w:rFonts w:ascii="Consolas" w:hAnsi="Consolas" w:eastAsia="Consolas"/>
           <w:sz w:val="15"/>
         </w:rPr>
-        <w:t xml:space="preserve">    float d = alvo[j] - posAtual[j];</w:t>
+        <w:t xml:space="preserve">  bool chegou = true;</w:t>
       </w:r>
     </w:p>
     <w:p>
@@ -8364,7 +9016,7 @@
           <w:rFonts w:ascii="Consolas" w:hAnsi="Consolas" w:eastAsia="Consolas"/>
           <w:sz w:val="15"/>
         </w:rPr>
-        <w:t xml:space="preserve">    if (fabs(d) &gt; velMax) { posAtual[j] += (d &gt; 0 ? velMax : -velMax); chegou = false; }</w:t>
+        <w:t xml:space="preserve">  for (uint8_t j = 0; j &lt; N_JUNTAS; j++) {</w:t>
       </w:r>
     </w:p>
     <w:p>
@@ -8376,7 +9028,7 @@
           <w:rFonts w:ascii="Consolas" w:hAnsi="Consolas" w:eastAsia="Consolas"/>
           <w:sz w:val="15"/>
         </w:rPr>
-        <w:t xml:space="preserve">    else                  { posAtual[j] = alvo[j]; }</w:t>
+        <w:t xml:space="preserve">    float d = alvo[j] - posAtual[j];</w:t>
       </w:r>
     </w:p>
     <w:p>
@@ -8388,7 +9040,7 @@
           <w:rFonts w:ascii="Consolas" w:hAnsi="Consolas" w:eastAsia="Consolas"/>
           <w:sz w:val="15"/>
         </w:rPr>
-        <w:t xml:space="preserve">    posAtual[j] = limita(posAtual[j], ANG_MIN[j], ANG_MAX[j]);</w:t>
+        <w:t xml:space="preserve">    if (fabs(d) &gt; velMax) { posAtual[j] += (d &gt; 0 ? velMax : -velMax); chegou = false; }</w:t>
       </w:r>
     </w:p>
     <w:p>
@@ -8400,7 +9052,7 @@
           <w:rFonts w:ascii="Consolas" w:hAnsi="Consolas" w:eastAsia="Consolas"/>
           <w:sz w:val="15"/>
         </w:rPr>
-        <w:t xml:space="preserve">  }</w:t>
+        <w:t xml:space="preserve">    else                  { posAtual[j] = alvo[j]; }</w:t>
       </w:r>
     </w:p>
     <w:p>
@@ -8412,7 +9064,7 @@
           <w:rFonts w:ascii="Consolas" w:hAnsi="Consolas" w:eastAsia="Consolas"/>
           <w:sz w:val="15"/>
         </w:rPr>
-        <w:t xml:space="preserve">  aplicaServos();</w:t>
+        <w:t xml:space="preserve">    posAtual[j] = limita(posAtual[j], ANG_MIN[j], ANG_MAX[j]);</w:t>
       </w:r>
     </w:p>
     <w:p>
@@ -8424,7 +9076,7 @@
           <w:rFonts w:ascii="Consolas" w:hAnsi="Consolas" w:eastAsia="Consolas"/>
           <w:sz w:val="15"/>
         </w:rPr>
-        <w:t xml:space="preserve">  return chegou;</w:t>
+        <w:t xml:space="preserve">  }</w:t>
       </w:r>
     </w:p>
     <w:p>
@@ -8436,7 +9088,7 @@
           <w:rFonts w:ascii="Consolas" w:hAnsi="Consolas" w:eastAsia="Consolas"/>
           <w:sz w:val="15"/>
         </w:rPr>
-        <w:t>}</w:t>
+        <w:t xml:space="preserve">  aplicaServos();</w:t>
       </w:r>
     </w:p>
     <w:p>
@@ -8448,7 +9100,7 @@
           <w:rFonts w:ascii="Consolas" w:hAnsi="Consolas" w:eastAsia="Consolas"/>
           <w:sz w:val="15"/>
         </w:rPr>
-        <w:t xml:space="preserve"> </w:t>
+        <w:t xml:space="preserve">  return chegou;</w:t>
       </w:r>
     </w:p>
     <w:p>
@@ -8460,7 +9112,7 @@
           <w:rFonts w:ascii="Consolas" w:hAnsi="Consolas" w:eastAsia="Consolas"/>
           <w:sz w:val="15"/>
         </w:rPr>
-        <w:t>void calibraJoysticks() {</w:t>
+        <w:t>}</w:t>
       </w:r>
     </w:p>
     <w:p>
@@ -8472,7 +9124,7 @@
           <w:rFonts w:ascii="Consolas" w:hAnsi="Consolas" w:eastAsia="Consolas"/>
           <w:sz w:val="15"/>
         </w:rPr>
-        <w:t xml:space="preserve">  for (uint8_t j = 0; j &lt; N_JUNTAS; j++) {</w:t>
+        <w:t xml:space="preserve"> </w:t>
       </w:r>
     </w:p>
     <w:p>
@@ -8484,7 +9136,7 @@
           <w:rFonts w:ascii="Consolas" w:hAnsi="Consolas" w:eastAsia="Consolas"/>
           <w:sz w:val="15"/>
         </w:rPr>
-        <w:t xml:space="preserve">    long soma = 0;</w:t>
+        <w:t>void calibraJoysticks() {</w:t>
       </w:r>
     </w:p>
     <w:p>
@@ -8496,7 +9148,7 @@
           <w:rFonts w:ascii="Consolas" w:hAnsi="Consolas" w:eastAsia="Consolas"/>
           <w:sz w:val="15"/>
         </w:rPr>
-        <w:t xml:space="preserve">    for (uint8_t k = 0; k &lt; 16; k++) { soma += analogRead(PIN_EIXO[j]); delay(2); }</w:t>
+        <w:t xml:space="preserve">  for (uint8_t j = 0; j &lt; N_JUNTAS; j++) {</w:t>
       </w:r>
     </w:p>
     <w:p>
@@ -8508,7 +9160,7 @@
           <w:rFonts w:ascii="Consolas" w:hAnsi="Consolas" w:eastAsia="Consolas"/>
           <w:sz w:val="15"/>
         </w:rPr>
-        <w:t xml:space="preserve">    centro[j] = soma / 16;</w:t>
+        <w:t xml:space="preserve">    long soma = 0;</w:t>
       </w:r>
     </w:p>
     <w:p>
@@ -8520,7 +9172,7 @@
           <w:rFonts w:ascii="Consolas" w:hAnsi="Consolas" w:eastAsia="Consolas"/>
           <w:sz w:val="15"/>
         </w:rPr>
-        <w:t xml:space="preserve">  }</w:t>
+        <w:t xml:space="preserve">    for (uint8_t k = 0; k &lt; 16; k++) { soma += analogRead(PIN_EIXO[j]); delay(2); }</w:t>
       </w:r>
     </w:p>
     <w:p>
@@ -8532,7 +9184,7 @@
           <w:rFonts w:ascii="Consolas" w:hAnsi="Consolas" w:eastAsia="Consolas"/>
           <w:sz w:val="15"/>
         </w:rPr>
-        <w:t xml:space="preserve">  Serial.print(F("Centro dos joysticks:"));</w:t>
+        <w:t xml:space="preserve">    centro[j] = soma / 16;</w:t>
       </w:r>
     </w:p>
     <w:p>
@@ -8544,7 +9196,7 @@
           <w:rFonts w:ascii="Consolas" w:hAnsi="Consolas" w:eastAsia="Consolas"/>
           <w:sz w:val="15"/>
         </w:rPr>
-        <w:t xml:space="preserve">  for (uint8_t j = 0; j &lt; N_JUNTAS; j++) { Serial.print(' '); Serial.print(centro[j]); }</w:t>
+        <w:t xml:space="preserve">  }</w:t>
       </w:r>
     </w:p>
     <w:p>
@@ -8556,7 +9208,7 @@
           <w:rFonts w:ascii="Consolas" w:hAnsi="Consolas" w:eastAsia="Consolas"/>
           <w:sz w:val="15"/>
         </w:rPr>
-        <w:t xml:space="preserve">  Serial.println();</w:t>
+        <w:t xml:space="preserve">  Serial.print(F("Centro dos joysticks:"));</w:t>
       </w:r>
     </w:p>
     <w:p>
@@ -8568,7 +9220,7 @@
           <w:rFonts w:ascii="Consolas" w:hAnsi="Consolas" w:eastAsia="Consolas"/>
           <w:sz w:val="15"/>
         </w:rPr>
-        <w:t>}</w:t>
+        <w:t xml:space="preserve">  for (uint8_t j = 0; j &lt; N_JUNTAS; j++) { Serial.print(' '); Serial.print(centro[j]); }</w:t>
       </w:r>
     </w:p>
     <w:p>
@@ -8580,7 +9232,7 @@
           <w:rFonts w:ascii="Consolas" w:hAnsi="Consolas" w:eastAsia="Consolas"/>
           <w:sz w:val="15"/>
         </w:rPr>
-        <w:t xml:space="preserve"> </w:t>
+        <w:t xml:space="preserve">  Serial.println();</w:t>
       </w:r>
     </w:p>
     <w:p>
@@ -8592,7 +9244,7 @@
           <w:rFonts w:ascii="Consolas" w:hAnsi="Consolas" w:eastAsia="Consolas"/>
           <w:sz w:val="15"/>
         </w:rPr>
-        <w:t>// controle incremental: deflexão do joystick -&gt; incremento de ângulo por passo</w:t>
+        <w:t>}</w:t>
       </w:r>
     </w:p>
     <w:p>
@@ -8604,7 +9256,7 @@
           <w:rFonts w:ascii="Consolas" w:hAnsi="Consolas" w:eastAsia="Consolas"/>
           <w:sz w:val="15"/>
         </w:rPr>
-        <w:t>void leJoysticks() {</w:t>
+        <w:t xml:space="preserve"> </w:t>
       </w:r>
     </w:p>
     <w:p>
@@ -8616,7 +9268,7 @@
           <w:rFonts w:ascii="Consolas" w:hAnsi="Consolas" w:eastAsia="Consolas"/>
           <w:sz w:val="15"/>
         </w:rPr>
-        <w:t xml:space="preserve">  for (uint8_t j = 0; j &lt; N_JUNTAS; j++) {</w:t>
+        <w:t>// controle incremental: deflexão do joystick -&gt; incremento de ângulo por passo</w:t>
       </w:r>
     </w:p>
     <w:p>
@@ -8628,7 +9280,7 @@
           <w:rFonts w:ascii="Consolas" w:hAnsi="Consolas" w:eastAsia="Consolas"/>
           <w:sz w:val="15"/>
         </w:rPr>
-        <w:t xml:space="preserve">    int d = analogRead(PIN_EIXO[j]) - centro[j];                       // -512..+511 em torno do centro</w:t>
+        <w:t>void leJoysticks() {</w:t>
       </w:r>
     </w:p>
     <w:p>
@@ -8640,7 +9292,7 @@
           <w:rFonts w:ascii="Consolas" w:hAnsi="Consolas" w:eastAsia="Consolas"/>
           <w:sz w:val="15"/>
         </w:rPr>
-        <w:t xml:space="preserve">    if (abs(d) &lt; ZONA_MORTA) continue;                                 // dentro da zona morta: não move</w:t>
+        <w:t xml:space="preserve">  for (uint8_t j = 0; j &lt; N_JUNTAS; j++) {</w:t>
       </w:r>
     </w:p>
     <w:p>
@@ -8652,7 +9304,7 @@
           <w:rFonts w:ascii="Consolas" w:hAnsi="Consolas" w:eastAsia="Consolas"/>
           <w:sz w:val="15"/>
         </w:rPr>
-        <w:t xml:space="preserve">    float n = (abs(d) - ZONA_MORTA) / (512.0f - ZONA_MORTA);           // 0..1</w:t>
+        <w:t xml:space="preserve">    int d = analogRead(PIN_EIXO[j]) - centro[j];                       // -512..+511 em torno do centro</w:t>
       </w:r>
     </w:p>
     <w:p>
@@ -8664,7 +9316,7 @@
           <w:rFonts w:ascii="Consolas" w:hAnsi="Consolas" w:eastAsia="Consolas"/>
           <w:sz w:val="15"/>
         </w:rPr>
-        <w:t xml:space="preserve">    n = limita(n, 0.0f, 1.0f);</w:t>
+        <w:t xml:space="preserve">    if (abs(d) &lt; ZONA_MORTA) continue;                                 // dentro da zona morta: não move</w:t>
       </w:r>
     </w:p>
     <w:p>
@@ -8676,7 +9328,7 @@
           <w:rFonts w:ascii="Consolas" w:hAnsi="Consolas" w:eastAsia="Consolas"/>
           <w:sz w:val="15"/>
         </w:rPr>
-        <w:t xml:space="preserve">    float inc = VEL_JOY * n * n * (d &gt; 0 ? 1 : -1) * SENTIDO[j];       // curva quadrática: fino perto do centro</w:t>
+        <w:t xml:space="preserve">    float n = (abs(d) - ZONA_MORTA) / (512.0f - ZONA_MORTA);           // 0..1</w:t>
       </w:r>
     </w:p>
     <w:p>
@@ -8688,7 +9340,7 @@
           <w:rFonts w:ascii="Consolas" w:hAnsi="Consolas" w:eastAsia="Consolas"/>
           <w:sz w:val="15"/>
         </w:rPr>
-        <w:t xml:space="preserve">    alvo[j] = limita(alvo[j] + inc, ANG_MIN[j], ANG_MAX[j]);</w:t>
+        <w:t xml:space="preserve">    n = limita(n, 0.0f, 1.0f);</w:t>
       </w:r>
     </w:p>
     <w:p>
@@ -8700,7 +9352,7 @@
           <w:rFonts w:ascii="Consolas" w:hAnsi="Consolas" w:eastAsia="Consolas"/>
           <w:sz w:val="15"/>
         </w:rPr>
-        <w:t xml:space="preserve">  }</w:t>
+        <w:t xml:space="preserve">    float inc = VEL_JOY * n * n * (d &gt; 0 ? 1 : -1) * SENTIDO[j];       // curva quadrática: fino perto do centro</w:t>
       </w:r>
     </w:p>
     <w:p>
@@ -8712,7 +9364,7 @@
           <w:rFonts w:ascii="Consolas" w:hAnsi="Consolas" w:eastAsia="Consolas"/>
           <w:sz w:val="15"/>
         </w:rPr>
-        <w:t>}</w:t>
+        <w:t xml:space="preserve">    alvo[j] = limita(alvo[j] + inc, ANG_MIN[j], ANG_MAX[j]);</w:t>
       </w:r>
     </w:p>
     <w:p>
@@ -8724,7 +9376,7 @@
           <w:rFonts w:ascii="Consolas" w:hAnsi="Consolas" w:eastAsia="Consolas"/>
           <w:sz w:val="15"/>
         </w:rPr>
-        <w:t xml:space="preserve"> </w:t>
+        <w:t xml:space="preserve">  }</w:t>
       </w:r>
     </w:p>
     <w:p>
@@ -8736,7 +9388,7 @@
           <w:rFonts w:ascii="Consolas" w:hAnsi="Consolas" w:eastAsia="Consolas"/>
           <w:sz w:val="15"/>
         </w:rPr>
-        <w:t>void imprimePosicoes() {</w:t>
+        <w:t>}</w:t>
       </w:r>
     </w:p>
     <w:p>
@@ -8748,7 +9400,7 @@
           <w:rFonts w:ascii="Consolas" w:hAnsi="Consolas" w:eastAsia="Consolas"/>
           <w:sz w:val="15"/>
         </w:rPr>
-        <w:t xml:space="preserve">  Serial.print(F("modo=")); Serial.print(modo == MANUAL ? F("MANUAL") : F("REPRODUZINDO"));</w:t>
+        <w:t xml:space="preserve"> </w:t>
       </w:r>
     </w:p>
     <w:p>
@@ -8760,7 +9412,7 @@
           <w:rFonts w:ascii="Consolas" w:hAnsi="Consolas" w:eastAsia="Consolas"/>
           <w:sz w:val="15"/>
         </w:rPr>
-        <w:t xml:space="preserve">  Serial.print(F(" poses=")); Serial.print(nPoses);</w:t>
+        <w:t>void imprimePosicoes() {</w:t>
       </w:r>
     </w:p>
     <w:p>
@@ -8772,7 +9424,7 @@
           <w:rFonts w:ascii="Consolas" w:hAnsi="Consolas" w:eastAsia="Consolas"/>
           <w:sz w:val="15"/>
         </w:rPr>
-        <w:t xml:space="preserve">  for (uint8_t j = 0; j &lt; N_JUNTAS; j++) {</w:t>
+        <w:t xml:space="preserve">  Serial.print(F("modo=")); Serial.print(modo == MANUAL ? F("MANUAL") : F("REPRODUZINDO"));</w:t>
       </w:r>
     </w:p>
     <w:p>
@@ -8784,7 +9436,7 @@
           <w:rFonts w:ascii="Consolas" w:hAnsi="Consolas" w:eastAsia="Consolas"/>
           <w:sz w:val="15"/>
         </w:rPr>
-        <w:t xml:space="preserve">    Serial.print(F("  ")); Serial.print(NOME[j]); Serial.print('='); Serial.print((int)posAtual[j]);</w:t>
+        <w:t xml:space="preserve">  Serial.print(F(" poses=")); Serial.print(nPoses);</w:t>
       </w:r>
     </w:p>
     <w:p>
@@ -8796,7 +9448,7 @@
           <w:rFonts w:ascii="Consolas" w:hAnsi="Consolas" w:eastAsia="Consolas"/>
           <w:sz w:val="15"/>
         </w:rPr>
-        <w:t xml:space="preserve">  }</w:t>
+        <w:t xml:space="preserve">  for (uint8_t j = 0; j &lt; N_JUNTAS; j++) {</w:t>
       </w:r>
     </w:p>
     <w:p>
@@ -8808,7 +9460,7 @@
           <w:rFonts w:ascii="Consolas" w:hAnsi="Consolas" w:eastAsia="Consolas"/>
           <w:sz w:val="15"/>
         </w:rPr>
-        <w:t xml:space="preserve">  Serial.println();</w:t>
+        <w:t xml:space="preserve">    Serial.print(F("  ")); Serial.print(NOME[j]); Serial.print('='); Serial.print((int)posAtual[j]);</w:t>
       </w:r>
     </w:p>
     <w:p>
@@ -8820,7 +9472,7 @@
           <w:rFonts w:ascii="Consolas" w:hAnsi="Consolas" w:eastAsia="Consolas"/>
           <w:sz w:val="15"/>
         </w:rPr>
-        <w:t>}</w:t>
+        <w:t xml:space="preserve">  }</w:t>
       </w:r>
     </w:p>
     <w:p>
@@ -8832,7 +9484,7 @@
           <w:rFonts w:ascii="Consolas" w:hAnsi="Consolas" w:eastAsia="Consolas"/>
           <w:sz w:val="15"/>
         </w:rPr>
-        <w:t xml:space="preserve"> </w:t>
+        <w:t xml:space="preserve">  Serial.println();</w:t>
       </w:r>
     </w:p>
     <w:p>
@@ -8844,7 +9496,7 @@
           <w:rFonts w:ascii="Consolas" w:hAnsi="Consolas" w:eastAsia="Consolas"/>
           <w:sz w:val="15"/>
         </w:rPr>
-        <w:t>void gravaPose() {</w:t>
+        <w:t>}</w:t>
       </w:r>
     </w:p>
     <w:p>
@@ -8856,7 +9508,7 @@
           <w:rFonts w:ascii="Consolas" w:hAnsi="Consolas" w:eastAsia="Consolas"/>
           <w:sz w:val="15"/>
         </w:rPr>
-        <w:t xml:space="preserve">  if (nPoses &gt;= MAX_POSES) { Serial.println(F("Memoria de poses cheia (16).")); return; }</w:t>
+        <w:t xml:space="preserve"> </w:t>
       </w:r>
     </w:p>
     <w:p>
@@ -8868,7 +9520,7 @@
           <w:rFonts w:ascii="Consolas" w:hAnsi="Consolas" w:eastAsia="Consolas"/>
           <w:sz w:val="15"/>
         </w:rPr>
-        <w:t xml:space="preserve">  for (uint8_t j = 0; j &lt; N_JUNTAS; j++) poses[nPoses][j] = (uint8_t)posAtual[j];</w:t>
+        <w:t>void gravaPose() {</w:t>
       </w:r>
     </w:p>
     <w:p>
@@ -8880,7 +9532,7 @@
           <w:rFonts w:ascii="Consolas" w:hAnsi="Consolas" w:eastAsia="Consolas"/>
           <w:sz w:val="15"/>
         </w:rPr>
-        <w:t xml:space="preserve">  nPoses++;</w:t>
+        <w:t xml:space="preserve">  if (nPoses &gt;= MAX_POSES) { Serial.println(F("Memoria de poses cheia (16).")); return; }</w:t>
       </w:r>
     </w:p>
     <w:p>
@@ -8892,7 +9544,7 @@
           <w:rFonts w:ascii="Consolas" w:hAnsi="Consolas" w:eastAsia="Consolas"/>
           <w:sz w:val="15"/>
         </w:rPr>
-        <w:t xml:space="preserve">  Serial.print(F("Pose gravada #")); Serial.println(nPoses);</w:t>
+        <w:t xml:space="preserve">  for (uint8_t j = 0; j &lt; N_JUNTAS; j++) poses[nPoses][j] = (uint8_t)posAtual[j];</w:t>
       </w:r>
     </w:p>
     <w:p>
@@ -8904,7 +9556,7 @@
           <w:rFonts w:ascii="Consolas" w:hAnsi="Consolas" w:eastAsia="Consolas"/>
           <w:sz w:val="15"/>
         </w:rPr>
-        <w:t xml:space="preserve">  for (uint8_t i = 0; i &lt; 3; i++) { digitalWrite(PIN_LED, HIGH); delay(60); digitalWrite(PIN_LED, LOW); delay(60); }</w:t>
+        <w:t xml:space="preserve">  nPoses++;</w:t>
       </w:r>
     </w:p>
     <w:p>
@@ -8916,7 +9568,7 @@
           <w:rFonts w:ascii="Consolas" w:hAnsi="Consolas" w:eastAsia="Consolas"/>
           <w:sz w:val="15"/>
         </w:rPr>
-        <w:t>}</w:t>
+        <w:t xml:space="preserve">  Serial.print(F("Pose gravada #")); Serial.println(nPoses);</w:t>
       </w:r>
     </w:p>
     <w:p>
@@ -8928,7 +9580,7 @@
           <w:rFonts w:ascii="Consolas" w:hAnsi="Consolas" w:eastAsia="Consolas"/>
           <w:sz w:val="15"/>
         </w:rPr>
-        <w:t xml:space="preserve"> </w:t>
+        <w:t xml:space="preserve">  for (uint8_t i = 0; i &lt; 3; i++) { digitalWrite(PIN_LED, HIGH); delay(60); digitalWrite(PIN_LED, LOW); delay(60); }</w:t>
       </w:r>
     </w:p>
     <w:p>
@@ -8940,7 +9592,7 @@
           <w:rFonts w:ascii="Consolas" w:hAnsi="Consolas" w:eastAsia="Consolas"/>
           <w:sz w:val="15"/>
         </w:rPr>
-        <w:t>void iniciaReproducao() {</w:t>
+        <w:t>}</w:t>
       </w:r>
     </w:p>
     <w:p>
@@ -8952,7 +9604,7 @@
           <w:rFonts w:ascii="Consolas" w:hAnsi="Consolas" w:eastAsia="Consolas"/>
           <w:sz w:val="15"/>
         </w:rPr>
-        <w:t xml:space="preserve">  if (nPoses == 0) { Serial.println(F("Nenhuma pose gravada.")); return; }</w:t>
+        <w:t xml:space="preserve"> </w:t>
       </w:r>
     </w:p>
     <w:p>
@@ -8964,7 +9616,7 @@
           <w:rFonts w:ascii="Consolas" w:hAnsi="Consolas" w:eastAsia="Consolas"/>
           <w:sz w:val="15"/>
         </w:rPr>
-        <w:t xml:space="preserve">  modo = REPRODUZINDO; poseAtual = 0; tPausaPose = 0;</w:t>
+        <w:t>void iniciaReproducao() {</w:t>
       </w:r>
     </w:p>
     <w:p>
@@ -8976,7 +9628,7 @@
           <w:rFonts w:ascii="Consolas" w:hAnsi="Consolas" w:eastAsia="Consolas"/>
           <w:sz w:val="15"/>
         </w:rPr>
-        <w:t xml:space="preserve">  Serial.println(F("Reproduzindo sequencia (SW1 longo, 'r' ou 'm' para parar)."));</w:t>
+        <w:t xml:space="preserve">  if (nPoses == 0) { Serial.println(F("Nenhuma pose gravada.")); return; }</w:t>
       </w:r>
     </w:p>
     <w:p>
@@ -8988,7 +9640,7 @@
           <w:rFonts w:ascii="Consolas" w:hAnsi="Consolas" w:eastAsia="Consolas"/>
           <w:sz w:val="15"/>
         </w:rPr>
-        <w:t>}</w:t>
+        <w:t xml:space="preserve">  modo = REPRODUZINDO; poseAtual = 0; tPausaPose = 0;</w:t>
       </w:r>
     </w:p>
     <w:p>
@@ -9000,7 +9652,7 @@
           <w:rFonts w:ascii="Consolas" w:hAnsi="Consolas" w:eastAsia="Consolas"/>
           <w:sz w:val="15"/>
         </w:rPr>
-        <w:t xml:space="preserve"> </w:t>
+        <w:t xml:space="preserve">  Serial.println(F("Reproduzindo sequencia (SW1 longo, 'r' ou 'm' para parar)."));</w:t>
       </w:r>
     </w:p>
     <w:p>
@@ -9012,7 +9664,7 @@
           <w:rFonts w:ascii="Consolas" w:hAnsi="Consolas" w:eastAsia="Consolas"/>
           <w:sz w:val="15"/>
         </w:rPr>
-        <w:t>void pararReproducao() {</w:t>
+        <w:t>}</w:t>
       </w:r>
     </w:p>
     <w:p>
@@ -9024,7 +9676,7 @@
           <w:rFonts w:ascii="Consolas" w:hAnsi="Consolas" w:eastAsia="Consolas"/>
           <w:sz w:val="15"/>
         </w:rPr>
-        <w:t xml:space="preserve">  modo = MANUAL;</w:t>
+        <w:t xml:space="preserve"> </w:t>
       </w:r>
     </w:p>
     <w:p>
@@ -9036,7 +9688,7 @@
           <w:rFonts w:ascii="Consolas" w:hAnsi="Consolas" w:eastAsia="Consolas"/>
           <w:sz w:val="15"/>
         </w:rPr>
-        <w:t xml:space="preserve">  for (uint8_t j = 0; j &lt; N_JUNTAS; j++) alvo[j] = posAtual[j];         // joysticks continuam de onde parou</w:t>
+        <w:t>void pararReproducao() {</w:t>
       </w:r>
     </w:p>
     <w:p>
@@ -9048,7 +9700,7 @@
           <w:rFonts w:ascii="Consolas" w:hAnsi="Consolas" w:eastAsia="Consolas"/>
           <w:sz w:val="15"/>
         </w:rPr>
-        <w:t xml:space="preserve">  Serial.println(F("Reproducao parada. Modo MANUAL."));</w:t>
+        <w:t xml:space="preserve">  modo = MANUAL;</w:t>
       </w:r>
     </w:p>
     <w:p>
@@ -9060,7 +9712,7 @@
           <w:rFonts w:ascii="Consolas" w:hAnsi="Consolas" w:eastAsia="Consolas"/>
           <w:sz w:val="15"/>
         </w:rPr>
-        <w:t>}</w:t>
+        <w:t xml:space="preserve">  for (uint8_t j = 0; j &lt; N_JUNTAS; j++) alvo[j] = posAtual[j];         // joysticks continuam de onde parou</w:t>
       </w:r>
     </w:p>
     <w:p>
@@ -9072,7 +9724,7 @@
           <w:rFonts w:ascii="Consolas" w:hAnsi="Consolas" w:eastAsia="Consolas"/>
           <w:sz w:val="15"/>
         </w:rPr>
-        <w:t xml:space="preserve"> </w:t>
+        <w:t xml:space="preserve">  Serial.println(F("Reproducao parada. Modo MANUAL."));</w:t>
       </w:r>
     </w:p>
     <w:p>
@@ -9084,7 +9736,7 @@
           <w:rFonts w:ascii="Consolas" w:hAnsi="Consolas" w:eastAsia="Consolas"/>
           <w:sz w:val="15"/>
         </w:rPr>
-        <w:t>void vaiParaHome() {</w:t>
+        <w:t>}</w:t>
       </w:r>
     </w:p>
     <w:p>
@@ -9096,7 +9748,7 @@
           <w:rFonts w:ascii="Consolas" w:hAnsi="Consolas" w:eastAsia="Consolas"/>
           <w:sz w:val="15"/>
         </w:rPr>
-        <w:t xml:space="preserve">  modo = MANUAL;</w:t>
+        <w:t xml:space="preserve"> </w:t>
       </w:r>
     </w:p>
     <w:p>
@@ -9108,7 +9760,7 @@
           <w:rFonts w:ascii="Consolas" w:hAnsi="Consolas" w:eastAsia="Consolas"/>
           <w:sz w:val="15"/>
         </w:rPr>
-        <w:t xml:space="preserve">  for (uint8_t j = 0; j &lt; N_JUNTAS; j++) alvo[j] = ANG_HOME[j];</w:t>
+        <w:t>void vaiParaHome() {</w:t>
       </w:r>
     </w:p>
     <w:p>
@@ -9120,7 +9772,7 @@
           <w:rFonts w:ascii="Consolas" w:hAnsi="Consolas" w:eastAsia="Consolas"/>
           <w:sz w:val="15"/>
         </w:rPr>
-        <w:t xml:space="preserve">  Serial.println(F("Indo para home..."));</w:t>
+        <w:t xml:space="preserve">  modo = MANUAL;</w:t>
       </w:r>
     </w:p>
     <w:p>
@@ -9132,7 +9784,7 @@
           <w:rFonts w:ascii="Consolas" w:hAnsi="Consolas" w:eastAsia="Consolas"/>
           <w:sz w:val="15"/>
         </w:rPr>
-        <w:t>}</w:t>
+        <w:t xml:space="preserve">  for (uint8_t j = 0; j &lt; N_JUNTAS; j++) alvo[j] = ANG_HOME[j];</w:t>
       </w:r>
     </w:p>
     <w:p>
@@ -9144,7 +9796,7 @@
           <w:rFonts w:ascii="Consolas" w:hAnsi="Consolas" w:eastAsia="Consolas"/>
           <w:sz w:val="15"/>
         </w:rPr>
-        <w:t xml:space="preserve"> </w:t>
+        <w:t xml:space="preserve">  Serial.println(F("Indo para home..."));</w:t>
       </w:r>
     </w:p>
     <w:p>
@@ -9156,7 +9808,7 @@
           <w:rFonts w:ascii="Consolas" w:hAnsi="Consolas" w:eastAsia="Consolas"/>
           <w:sz w:val="15"/>
         </w:rPr>
-        <w:t>void alternaGarra() {</w:t>
+        <w:t>}</w:t>
       </w:r>
     </w:p>
     <w:p>
@@ -9168,7 +9820,7 @@
           <w:rFonts w:ascii="Consolas" w:hAnsi="Consolas" w:eastAsia="Consolas"/>
           <w:sz w:val="15"/>
         </w:rPr>
-        <w:t xml:space="preserve">  bool aberta = alvo[GARRA] &gt; (GARRA_FECHADA + GARRA_ABERTA) / 2;</w:t>
+        <w:t xml:space="preserve"> </w:t>
       </w:r>
     </w:p>
     <w:p>
@@ -9180,7 +9832,7 @@
           <w:rFonts w:ascii="Consolas" w:hAnsi="Consolas" w:eastAsia="Consolas"/>
           <w:sz w:val="15"/>
         </w:rPr>
-        <w:t xml:space="preserve">  alvo[GARRA] = aberta ? GARRA_FECHADA : GARRA_ABERTA;</w:t>
+        <w:t>void alternaGarra() {</w:t>
       </w:r>
     </w:p>
     <w:p>
@@ -9192,7 +9844,7 @@
           <w:rFonts w:ascii="Consolas" w:hAnsi="Consolas" w:eastAsia="Consolas"/>
           <w:sz w:val="15"/>
         </w:rPr>
-        <w:t xml:space="preserve">  Serial.println(aberta ? F("Garra: fechando") : F("Garra: abrindo"));</w:t>
+        <w:t xml:space="preserve">  bool aberta = alvo[GARRA] &gt; (GARRA_FECHADA + GARRA_ABERTA) / 2;</w:t>
       </w:r>
     </w:p>
     <w:p>
@@ -9204,7 +9856,7 @@
           <w:rFonts w:ascii="Consolas" w:hAnsi="Consolas" w:eastAsia="Consolas"/>
           <w:sz w:val="15"/>
         </w:rPr>
-        <w:t>}</w:t>
+        <w:t xml:space="preserve">  alvo[GARRA] = aberta ? GARRA_FECHADA : GARRA_ABERTA;</w:t>
       </w:r>
     </w:p>
     <w:p>
@@ -9216,7 +9868,7 @@
           <w:rFonts w:ascii="Consolas" w:hAnsi="Consolas" w:eastAsia="Consolas"/>
           <w:sz w:val="15"/>
         </w:rPr>
-        <w:t xml:space="preserve"> </w:t>
+        <w:t xml:space="preserve">  Serial.println(aberta ? F("Garra: fechando") : F("Garra: abrindo"));</w:t>
       </w:r>
     </w:p>
     <w:p>
@@ -9228,7 +9880,7 @@
           <w:rFonts w:ascii="Consolas" w:hAnsi="Consolas" w:eastAsia="Consolas"/>
           <w:sz w:val="15"/>
         </w:rPr>
-        <w:t>// ------------------------------------------------------------ EEPROM (poses persistentes)</w:t>
+        <w:t>}</w:t>
       </w:r>
     </w:p>
     <w:p>
@@ -9240,7 +9892,7 @@
           <w:rFonts w:ascii="Consolas" w:hAnsi="Consolas" w:eastAsia="Consolas"/>
           <w:sz w:val="15"/>
         </w:rPr>
-        <w:t>void salvaEEPROM() {</w:t>
+        <w:t xml:space="preserve"> </w:t>
       </w:r>
     </w:p>
     <w:p>
@@ -9252,7 +9904,7 @@
           <w:rFonts w:ascii="Consolas" w:hAnsi="Consolas" w:eastAsia="Consolas"/>
           <w:sz w:val="15"/>
         </w:rPr>
-        <w:t xml:space="preserve">  int a = 0;</w:t>
+        <w:t>// ------------------------------------------------------------ EEPROM (poses persistentes)</w:t>
       </w:r>
     </w:p>
     <w:p>
@@ -9264,7 +9916,7 @@
           <w:rFonts w:ascii="Consolas" w:hAnsi="Consolas" w:eastAsia="Consolas"/>
           <w:sz w:val="15"/>
         </w:rPr>
-        <w:t xml:space="preserve">  EEPROM.put(a, EEPROM_MAGIC); a += sizeof(EEPROM_MAGIC);</w:t>
+        <w:t>void salvaEEPROM() {</w:t>
       </w:r>
     </w:p>
     <w:p>
@@ -9276,7 +9928,7 @@
           <w:rFonts w:ascii="Consolas" w:hAnsi="Consolas" w:eastAsia="Consolas"/>
           <w:sz w:val="15"/>
         </w:rPr>
-        <w:t xml:space="preserve">  EEPROM.put(a, nPoses);       a += sizeof(nPoses);</w:t>
+        <w:t xml:space="preserve">  int a = 0;</w:t>
       </w:r>
     </w:p>
     <w:p>
@@ -9288,7 +9940,7 @@
           <w:rFonts w:ascii="Consolas" w:hAnsi="Consolas" w:eastAsia="Consolas"/>
           <w:sz w:val="15"/>
         </w:rPr>
-        <w:t xml:space="preserve">  for (uint8_t i = 0; i &lt; nPoses; i++)</w:t>
+        <w:t xml:space="preserve">  EEPROM.put(a, EEPROM_MAGIC); a += sizeof(EEPROM_MAGIC);</w:t>
       </w:r>
     </w:p>
     <w:p>
@@ -9300,7 +9952,7 @@
           <w:rFonts w:ascii="Consolas" w:hAnsi="Consolas" w:eastAsia="Consolas"/>
           <w:sz w:val="15"/>
         </w:rPr>
-        <w:t xml:space="preserve">    for (uint8_t j = 0; j &lt; N_JUNTAS; j++) EEPROM.update(a++, poses[i][j]);</w:t>
+        <w:t xml:space="preserve">  EEPROM.put(a, nPoses);       a += sizeof(nPoses);</w:t>
       </w:r>
     </w:p>
     <w:p>
@@ -9312,7 +9964,7 @@
           <w:rFonts w:ascii="Consolas" w:hAnsi="Consolas" w:eastAsia="Consolas"/>
           <w:sz w:val="15"/>
         </w:rPr>
-        <w:t xml:space="preserve">  Serial.print(F("Salvo na EEPROM: ")); Serial.print(nPoses); Serial.println(F(" poses."));</w:t>
+        <w:t xml:space="preserve">  for (uint8_t i = 0; i &lt; nPoses; i++)</w:t>
       </w:r>
     </w:p>
     <w:p>
@@ -9324,7 +9976,7 @@
           <w:rFonts w:ascii="Consolas" w:hAnsi="Consolas" w:eastAsia="Consolas"/>
           <w:sz w:val="15"/>
         </w:rPr>
-        <w:t>}</w:t>
+        <w:t xml:space="preserve">    for (uint8_t j = 0; j &lt; N_JUNTAS; j++) EEPROM.update(a++, poses[i][j]);</w:t>
       </w:r>
     </w:p>
     <w:p>
@@ -9336,7 +9988,7 @@
           <w:rFonts w:ascii="Consolas" w:hAnsi="Consolas" w:eastAsia="Consolas"/>
           <w:sz w:val="15"/>
         </w:rPr>
-        <w:t xml:space="preserve"> </w:t>
+        <w:t xml:space="preserve">  Serial.print(F("Salvo na EEPROM: ")); Serial.print(nPoses); Serial.println(F(" poses."));</w:t>
       </w:r>
     </w:p>
     <w:p>
@@ -9348,7 +10000,7 @@
           <w:rFonts w:ascii="Consolas" w:hAnsi="Consolas" w:eastAsia="Consolas"/>
           <w:sz w:val="15"/>
         </w:rPr>
-        <w:t>bool carregaEEPROM() {</w:t>
+        <w:t>}</w:t>
       </w:r>
     </w:p>
     <w:p>
@@ -9360,7 +10012,7 @@
           <w:rFonts w:ascii="Consolas" w:hAnsi="Consolas" w:eastAsia="Consolas"/>
           <w:sz w:val="15"/>
         </w:rPr>
-        <w:t xml:space="preserve">  int a = 0; uint16_t magic; uint8_t n;</w:t>
+        <w:t xml:space="preserve"> </w:t>
       </w:r>
     </w:p>
     <w:p>
@@ -9372,7 +10024,7 @@
           <w:rFonts w:ascii="Consolas" w:hAnsi="Consolas" w:eastAsia="Consolas"/>
           <w:sz w:val="15"/>
         </w:rPr>
-        <w:t xml:space="preserve">  EEPROM.get(a, magic); a += sizeof(magic);</w:t>
+        <w:t>bool carregaEEPROM() {</w:t>
       </w:r>
     </w:p>
     <w:p>
@@ -9384,7 +10036,7 @@
           <w:rFonts w:ascii="Consolas" w:hAnsi="Consolas" w:eastAsia="Consolas"/>
           <w:sz w:val="15"/>
         </w:rPr>
-        <w:t xml:space="preserve">  if (magic != EEPROM_MAGIC) return false;</w:t>
+        <w:t xml:space="preserve">  int a = 0; uint16_t magic; uint8_t n;</w:t>
       </w:r>
     </w:p>
     <w:p>
@@ -9396,7 +10048,7 @@
           <w:rFonts w:ascii="Consolas" w:hAnsi="Consolas" w:eastAsia="Consolas"/>
           <w:sz w:val="15"/>
         </w:rPr>
-        <w:t xml:space="preserve">  EEPROM.get(a, n); a += sizeof(n);</w:t>
+        <w:t xml:space="preserve">  EEPROM.get(a, magic); a += sizeof(magic);</w:t>
       </w:r>
     </w:p>
     <w:p>
@@ -9408,7 +10060,7 @@
           <w:rFonts w:ascii="Consolas" w:hAnsi="Consolas" w:eastAsia="Consolas"/>
           <w:sz w:val="15"/>
         </w:rPr>
-        <w:t xml:space="preserve">  if (n &gt; MAX_POSES) return false;</w:t>
+        <w:t xml:space="preserve">  if (magic != EEPROM_MAGIC) return false;</w:t>
       </w:r>
     </w:p>
     <w:p>
@@ -9420,7 +10072,7 @@
           <w:rFonts w:ascii="Consolas" w:hAnsi="Consolas" w:eastAsia="Consolas"/>
           <w:sz w:val="15"/>
         </w:rPr>
-        <w:t xml:space="preserve">  for (uint8_t i = 0; i &lt; n; i++)</w:t>
+        <w:t xml:space="preserve">  EEPROM.get(a, n); a += sizeof(n);</w:t>
       </w:r>
     </w:p>
     <w:p>
@@ -9432,7 +10084,7 @@
           <w:rFonts w:ascii="Consolas" w:hAnsi="Consolas" w:eastAsia="Consolas"/>
           <w:sz w:val="15"/>
         </w:rPr>
-        <w:t xml:space="preserve">    for (uint8_t j = 0; j &lt; N_JUNTAS; j++) poses[i][j] = EEPROM.read(a++);</w:t>
+        <w:t xml:space="preserve">  if (n &gt; MAX_POSES) return false;</w:t>
       </w:r>
     </w:p>
     <w:p>
@@ -9444,7 +10096,7 @@
           <w:rFonts w:ascii="Consolas" w:hAnsi="Consolas" w:eastAsia="Consolas"/>
           <w:sz w:val="15"/>
         </w:rPr>
-        <w:t xml:space="preserve">  nPoses = n;</w:t>
+        <w:t xml:space="preserve">  for (uint8_t i = 0; i &lt; n; i++)</w:t>
       </w:r>
     </w:p>
     <w:p>
@@ -9456,7 +10108,7 @@
           <w:rFonts w:ascii="Consolas" w:hAnsi="Consolas" w:eastAsia="Consolas"/>
           <w:sz w:val="15"/>
         </w:rPr>
-        <w:t xml:space="preserve">  Serial.print(F("EEPROM: ")); Serial.print(nPoses); Serial.println(F(" poses carregadas."));</w:t>
+        <w:t xml:space="preserve">    for (uint8_t j = 0; j &lt; N_JUNTAS; j++) poses[i][j] = EEPROM.read(a++);</w:t>
       </w:r>
     </w:p>
     <w:p>
@@ -9468,7 +10120,7 @@
           <w:rFonts w:ascii="Consolas" w:hAnsi="Consolas" w:eastAsia="Consolas"/>
           <w:sz w:val="15"/>
         </w:rPr>
-        <w:t xml:space="preserve">  return true;</w:t>
+        <w:t xml:space="preserve">  nPoses = n;</w:t>
       </w:r>
     </w:p>
     <w:p>
@@ -9480,7 +10132,7 @@
           <w:rFonts w:ascii="Consolas" w:hAnsi="Consolas" w:eastAsia="Consolas"/>
           <w:sz w:val="15"/>
         </w:rPr>
-        <w:t>}</w:t>
+        <w:t xml:space="preserve">  Serial.print(F("EEPROM: ")); Serial.print(nPoses); Serial.println(F(" poses carregadas."));</w:t>
       </w:r>
     </w:p>
     <w:p>
@@ -9492,7 +10144,7 @@
           <w:rFonts w:ascii="Consolas" w:hAnsi="Consolas" w:eastAsia="Consolas"/>
           <w:sz w:val="15"/>
         </w:rPr>
-        <w:t xml:space="preserve"> </w:t>
+        <w:t xml:space="preserve">  return true;</w:t>
       </w:r>
     </w:p>
     <w:p>
@@ -9504,7 +10156,7 @@
           <w:rFonts w:ascii="Consolas" w:hAnsi="Consolas" w:eastAsia="Consolas"/>
           <w:sz w:val="15"/>
         </w:rPr>
-        <w:t>// ------------------------------------------------------------ botões (toque curto / longo, com debounce)</w:t>
+        <w:t>}</w:t>
       </w:r>
     </w:p>
     <w:p>
@@ -9516,7 +10168,7 @@
           <w:rFonts w:ascii="Consolas" w:hAnsi="Consolas" w:eastAsia="Consolas"/>
           <w:sz w:val="15"/>
         </w:rPr>
-        <w:t>// retorna 1 = toque curto, 2 = toque longo, 0 = nada</w:t>
+        <w:t xml:space="preserve"> </w:t>
       </w:r>
     </w:p>
     <w:p>
@@ -9528,7 +10180,7 @@
           <w:rFonts w:ascii="Consolas" w:hAnsi="Consolas" w:eastAsia="Consolas"/>
           <w:sz w:val="15"/>
         </w:rPr>
-        <w:t>uint8_t leBotao(Botao &amp;b) {</w:t>
+        <w:t>// ------------------------------------------------------------ botões (toque curto / longo, com debounce)</w:t>
       </w:r>
     </w:p>
     <w:p>
@@ -9540,7 +10192,7 @@
           <w:rFonts w:ascii="Consolas" w:hAnsi="Consolas" w:eastAsia="Consolas"/>
           <w:sz w:val="15"/>
         </w:rPr>
-        <w:t xml:space="preserve">  bool agora = (digitalRead(b.pino) == LOW);</w:t>
+        <w:t>// retorna 1 = toque curto, 2 = toque longo, 0 = nada</w:t>
       </w:r>
     </w:p>
     <w:p>
@@ -9552,7 +10204,7 @@
           <w:rFonts w:ascii="Consolas" w:hAnsi="Consolas" w:eastAsia="Consolas"/>
           <w:sz w:val="15"/>
         </w:rPr>
-        <w:t xml:space="preserve">  if (agora &amp;&amp; !b.pressionado) { b.pressionado = true; b.tInicio = millis(); b.longoDisparado = false; }</w:t>
+        <w:t>uint8_t leBotao(Botao &amp;b) {</w:t>
       </w:r>
     </w:p>
     <w:p>
@@ -9564,7 +10216,7 @@
           <w:rFonts w:ascii="Consolas" w:hAnsi="Consolas" w:eastAsia="Consolas"/>
           <w:sz w:val="15"/>
         </w:rPr>
-        <w:t xml:space="preserve">  if (agora &amp;&amp; b.pressionado &amp;&amp; !b.longoDisparado &amp;&amp; millis() - b.tInicio &gt;= TOQUE_LONGO_MS) {</w:t>
+        <w:t xml:space="preserve">  bool agora = (digitalRead(b.pino) == LOW);</w:t>
       </w:r>
     </w:p>
     <w:p>
@@ -9576,7 +10228,7 @@
           <w:rFonts w:ascii="Consolas" w:hAnsi="Consolas" w:eastAsia="Consolas"/>
           <w:sz w:val="15"/>
         </w:rPr>
-        <w:t xml:space="preserve">    b.longoDisparado = true; return 2;</w:t>
+        <w:t xml:space="preserve">  if (agora &amp;&amp; !b.pressionado) { b.pressionado = true; b.tInicio = millis(); b.longoDisparado = false; }</w:t>
       </w:r>
     </w:p>
     <w:p>
@@ -9588,7 +10240,7 @@
           <w:rFonts w:ascii="Consolas" w:hAnsi="Consolas" w:eastAsia="Consolas"/>
           <w:sz w:val="15"/>
         </w:rPr>
-        <w:t xml:space="preserve">  }</w:t>
+        <w:t xml:space="preserve">  if (agora &amp;&amp; b.pressionado &amp;&amp; !b.longoDisparado &amp;&amp; millis() - b.tInicio &gt;= TOQUE_LONGO_MS) {</w:t>
       </w:r>
     </w:p>
     <w:p>
@@ -9600,7 +10252,7 @@
           <w:rFonts w:ascii="Consolas" w:hAnsi="Consolas" w:eastAsia="Consolas"/>
           <w:sz w:val="15"/>
         </w:rPr>
-        <w:t xml:space="preserve">  if (!agora &amp;&amp; b.pressionado) {</w:t>
+        <w:t xml:space="preserve">    b.longoDisparado = true; return 2;</w:t>
       </w:r>
     </w:p>
     <w:p>
@@ -9612,7 +10264,7 @@
           <w:rFonts w:ascii="Consolas" w:hAnsi="Consolas" w:eastAsia="Consolas"/>
           <w:sz w:val="15"/>
         </w:rPr>
-        <w:t xml:space="preserve">    b.pressionado = false;</w:t>
+        <w:t xml:space="preserve">  }</w:t>
       </w:r>
     </w:p>
     <w:p>
@@ -9624,7 +10276,7 @@
           <w:rFonts w:ascii="Consolas" w:hAnsi="Consolas" w:eastAsia="Consolas"/>
           <w:sz w:val="15"/>
         </w:rPr>
-        <w:t xml:space="preserve">    if (!b.longoDisparado &amp;&amp; millis() - b.tInicio &gt; 30) return 1;</w:t>
+        <w:t xml:space="preserve">  if (!agora &amp;&amp; b.pressionado) {</w:t>
       </w:r>
     </w:p>
     <w:p>
@@ -9636,7 +10288,7 @@
           <w:rFonts w:ascii="Consolas" w:hAnsi="Consolas" w:eastAsia="Consolas"/>
           <w:sz w:val="15"/>
         </w:rPr>
-        <w:t xml:space="preserve">  }</w:t>
+        <w:t xml:space="preserve">    b.pressionado = false;</w:t>
       </w:r>
     </w:p>
     <w:p>
@@ -9648,7 +10300,7 @@
           <w:rFonts w:ascii="Consolas" w:hAnsi="Consolas" w:eastAsia="Consolas"/>
           <w:sz w:val="15"/>
         </w:rPr>
-        <w:t xml:space="preserve">  return 0;</w:t>
+        <w:t xml:space="preserve">    if (!b.longoDisparado &amp;&amp; millis() - b.tInicio &gt; 30) return 1;</w:t>
       </w:r>
     </w:p>
     <w:p>
@@ -9660,7 +10312,7 @@
           <w:rFonts w:ascii="Consolas" w:hAnsi="Consolas" w:eastAsia="Consolas"/>
           <w:sz w:val="15"/>
         </w:rPr>
-        <w:t>}</w:t>
+        <w:t xml:space="preserve">  }</w:t>
       </w:r>
     </w:p>
     <w:p>
@@ -9672,7 +10324,7 @@
           <w:rFonts w:ascii="Consolas" w:hAnsi="Consolas" w:eastAsia="Consolas"/>
           <w:sz w:val="15"/>
         </w:rPr>
-        <w:t xml:space="preserve"> </w:t>
+        <w:t xml:space="preserve">  return 0;</w:t>
       </w:r>
     </w:p>
     <w:p>
@@ -9684,7 +10336,7 @@
           <w:rFonts w:ascii="Consolas" w:hAnsi="Consolas" w:eastAsia="Consolas"/>
           <w:sz w:val="15"/>
         </w:rPr>
-        <w:t>void trataBotoes() {</w:t>
+        <w:t>}</w:t>
       </w:r>
     </w:p>
     <w:p>
@@ -9696,7 +10348,7 @@
           <w:rFonts w:ascii="Consolas" w:hAnsi="Consolas" w:eastAsia="Consolas"/>
           <w:sz w:val="15"/>
         </w:rPr>
-        <w:t xml:space="preserve">  uint8_t e1 = leBotao(sw1), e2 = leBotao(sw2);</w:t>
+        <w:t xml:space="preserve"> </w:t>
       </w:r>
     </w:p>
     <w:p>
@@ -9708,7 +10360,7 @@
           <w:rFonts w:ascii="Consolas" w:hAnsi="Consolas" w:eastAsia="Consolas"/>
           <w:sz w:val="15"/>
         </w:rPr>
-        <w:t xml:space="preserve">  if (e1 == 2)      { if (modo == REPRODUZINDO) pararReproducao(); else iniciaReproducao(); }</w:t>
+        <w:t>void trataBotoes() {</w:t>
       </w:r>
     </w:p>
     <w:p>
@@ -9720,7 +10372,7 @@
           <w:rFonts w:ascii="Consolas" w:hAnsi="Consolas" w:eastAsia="Consolas"/>
           <w:sz w:val="15"/>
         </w:rPr>
-        <w:t xml:space="preserve">  else if (e1 == 1) { if (modo == REPRODUZINDO) pararReproducao(); else gravaPose(); }</w:t>
+        <w:t xml:space="preserve">  uint8_t e1 = leBotao(sw1), e2 = leBotao(sw2);</w:t>
       </w:r>
     </w:p>
     <w:p>
@@ -9732,7 +10384,7 @@
           <w:rFonts w:ascii="Consolas" w:hAnsi="Consolas" w:eastAsia="Consolas"/>
           <w:sz w:val="15"/>
         </w:rPr>
-        <w:t xml:space="preserve">  if (e2 == 2)      vaiParaHome();</w:t>
+        <w:t xml:space="preserve">  if (e1 == 2)      { if (modo == REPRODUZINDO) pararReproducao(); else iniciaReproducao(); }</w:t>
       </w:r>
     </w:p>
     <w:p>
@@ -9744,7 +10396,7 @@
           <w:rFonts w:ascii="Consolas" w:hAnsi="Consolas" w:eastAsia="Consolas"/>
           <w:sz w:val="15"/>
         </w:rPr>
-        <w:t xml:space="preserve">  else if (e2 == 1) { if (modo == REPRODUZINDO) pararReproducao(); alternaGarra(); }</w:t>
+        <w:t xml:space="preserve">  else if (e1 == 1) { if (modo == REPRODUZINDO) pararReproducao(); else gravaPose(); }</w:t>
       </w:r>
     </w:p>
     <w:p>
@@ -9756,7 +10408,7 @@
           <w:rFonts w:ascii="Consolas" w:hAnsi="Consolas" w:eastAsia="Consolas"/>
           <w:sz w:val="15"/>
         </w:rPr>
-        <w:t>}</w:t>
+        <w:t xml:space="preserve">  if (e2 == 2)      vaiParaHome();</w:t>
       </w:r>
     </w:p>
     <w:p>
@@ -9768,7 +10420,7 @@
           <w:rFonts w:ascii="Consolas" w:hAnsi="Consolas" w:eastAsia="Consolas"/>
           <w:sz w:val="15"/>
         </w:rPr>
-        <w:t xml:space="preserve"> </w:t>
+        <w:t xml:space="preserve">  else if (e2 == 1) { if (modo == REPRODUZINDO) pararReproducao(); alternaGarra(); }</w:t>
       </w:r>
     </w:p>
     <w:p>
@@ -9780,7 +10432,7 @@
           <w:rFonts w:ascii="Consolas" w:hAnsi="Consolas" w:eastAsia="Consolas"/>
           <w:sz w:val="15"/>
         </w:rPr>
-        <w:t>// ------------------------------------------------------------ comandos seriais</w:t>
+        <w:t>}</w:t>
       </w:r>
     </w:p>
     <w:p>
@@ -9792,7 +10444,7 @@
           <w:rFonts w:ascii="Consolas" w:hAnsi="Consolas" w:eastAsia="Consolas"/>
           <w:sz w:val="15"/>
         </w:rPr>
-        <w:t>void trataSerial() {</w:t>
+        <w:t xml:space="preserve"> </w:t>
       </w:r>
     </w:p>
     <w:p>
@@ -9804,7 +10456,7 @@
           <w:rFonts w:ascii="Consolas" w:hAnsi="Consolas" w:eastAsia="Consolas"/>
           <w:sz w:val="15"/>
         </w:rPr>
-        <w:t xml:space="preserve">  if (!Serial.available()) return;</w:t>
+        <w:t>// ------------------------------------------------------------ comandos seriais</w:t>
       </w:r>
     </w:p>
     <w:p>
@@ -9816,7 +10468,7 @@
           <w:rFonts w:ascii="Consolas" w:hAnsi="Consolas" w:eastAsia="Consolas"/>
           <w:sz w:val="15"/>
         </w:rPr>
-        <w:t xml:space="preserve">  String linha = Serial.readStringUntil('\n'); linha.trim();</w:t>
+        <w:t>void trataSerial() {</w:t>
       </w:r>
     </w:p>
     <w:p>
@@ -9828,7 +10480,7 @@
           <w:rFonts w:ascii="Consolas" w:hAnsi="Consolas" w:eastAsia="Consolas"/>
           <w:sz w:val="15"/>
         </w:rPr>
-        <w:t xml:space="preserve">  if (linha.length() == 0) return;</w:t>
+        <w:t xml:space="preserve">  if (!Serial.available()) return;</w:t>
       </w:r>
     </w:p>
     <w:p>
@@ -9840,7 +10492,7 @@
           <w:rFonts w:ascii="Consolas" w:hAnsi="Consolas" w:eastAsia="Consolas"/>
           <w:sz w:val="15"/>
         </w:rPr>
-        <w:t xml:space="preserve">  char c = linha.charAt(0);</w:t>
+        <w:t xml:space="preserve">  String linha = Serial.readStringUntil('\n'); linha.trim();</w:t>
       </w:r>
     </w:p>
     <w:p>
@@ -9852,7 +10504,7 @@
           <w:rFonts w:ascii="Consolas" w:hAnsi="Consolas" w:eastAsia="Consolas"/>
           <w:sz w:val="15"/>
         </w:rPr>
-        <w:t xml:space="preserve">  switch (c) {</w:t>
+        <w:t xml:space="preserve">  if (linha.length() == 0) return;</w:t>
       </w:r>
     </w:p>
     <w:p>
@@ -9864,7 +10516,7 @@
           <w:rFonts w:ascii="Consolas" w:hAnsi="Consolas" w:eastAsia="Consolas"/>
           <w:sz w:val="15"/>
         </w:rPr>
-        <w:t xml:space="preserve">    case 'p': imprimePosicoes(); break;</w:t>
+        <w:t xml:space="preserve">  char c = linha.charAt(0);</w:t>
       </w:r>
     </w:p>
     <w:p>
@@ -9876,7 +10528,7 @@
           <w:rFonts w:ascii="Consolas" w:hAnsi="Consolas" w:eastAsia="Consolas"/>
           <w:sz w:val="15"/>
         </w:rPr>
-        <w:t xml:space="preserve">    case 'g': gravaPose(); break;</w:t>
+        <w:t xml:space="preserve">  switch (c) {</w:t>
       </w:r>
     </w:p>
     <w:p>
@@ -9888,7 +10540,7 @@
           <w:rFonts w:ascii="Consolas" w:hAnsi="Consolas" w:eastAsia="Consolas"/>
           <w:sz w:val="15"/>
         </w:rPr>
-        <w:t xml:space="preserve">    case 'l': nPoses = 0; if (modo == REPRODUZINDO) pararReproducao(); Serial.println(F("Poses apagadas.")); break;</w:t>
+        <w:t xml:space="preserve">    case 'p': imprimePosicoes(); break;</w:t>
       </w:r>
     </w:p>
     <w:p>
@@ -9900,7 +10552,7 @@
           <w:rFonts w:ascii="Consolas" w:hAnsi="Consolas" w:eastAsia="Consolas"/>
           <w:sz w:val="15"/>
         </w:rPr>
-        <w:t xml:space="preserve">    case 'r': if (modo == REPRODUZINDO) pararReproducao(); else iniciaReproducao(); break;</w:t>
+        <w:t xml:space="preserve">    case 'g': gravaPose(); break;</w:t>
       </w:r>
     </w:p>
     <w:p>
@@ -9912,7 +10564,7 @@
           <w:rFonts w:ascii="Consolas" w:hAnsi="Consolas" w:eastAsia="Consolas"/>
           <w:sz w:val="15"/>
         </w:rPr>
-        <w:t xml:space="preserve">    case 'm': if (modo == REPRODUZINDO) pararReproducao(); else Serial.println(F("Modo MANUAL (joysticks).")); break;</w:t>
+        <w:t xml:space="preserve">    case 'l': nPoses = 0; if (modo == REPRODUZINDO) pararReproducao(); Serial.println(F("Poses apagadas.")); break;</w:t>
       </w:r>
     </w:p>
     <w:p>
@@ -9924,7 +10576,7 @@
           <w:rFonts w:ascii="Consolas" w:hAnsi="Consolas" w:eastAsia="Consolas"/>
           <w:sz w:val="15"/>
         </w:rPr>
-        <w:t xml:space="preserve">    case 'h': vaiParaHome(); break;</w:t>
+        <w:t xml:space="preserve">    case 'r': if (modo == REPRODUZINDO) pararReproducao(); else iniciaReproducao(); break;</w:t>
       </w:r>
     </w:p>
     <w:p>
@@ -9936,7 +10588,7 @@
           <w:rFonts w:ascii="Consolas" w:hAnsi="Consolas" w:eastAsia="Consolas"/>
           <w:sz w:val="15"/>
         </w:rPr>
-        <w:t xml:space="preserve">    case 'a': alternaGarra(); break;</w:t>
+        <w:t xml:space="preserve">    case 'm': if (modo == REPRODUZINDO) pararReproducao(); else Serial.println(F("Modo MANUAL (joysticks).")); break;</w:t>
       </w:r>
     </w:p>
     <w:p>
@@ -9948,7 +10600,7 @@
           <w:rFonts w:ascii="Consolas" w:hAnsi="Consolas" w:eastAsia="Consolas"/>
           <w:sz w:val="15"/>
         </w:rPr>
-        <w:t xml:space="preserve">    case 'j': calibraJoysticks(); break;</w:t>
+        <w:t xml:space="preserve">    case 'h': vaiParaHome(); break;</w:t>
       </w:r>
     </w:p>
     <w:p>
@@ -9960,7 +10612,7 @@
           <w:rFonts w:ascii="Consolas" w:hAnsi="Consolas" w:eastAsia="Consolas"/>
           <w:sz w:val="15"/>
         </w:rPr>
-        <w:t xml:space="preserve">    case 'e': salvaEEPROM(); break;</w:t>
+        <w:t xml:space="preserve">    case 'a': alternaGarra(); break;</w:t>
       </w:r>
     </w:p>
     <w:p>
@@ -9972,7 +10624,7 @@
           <w:rFonts w:ascii="Consolas" w:hAnsi="Consolas" w:eastAsia="Consolas"/>
           <w:sz w:val="15"/>
         </w:rPr>
-        <w:t xml:space="preserve">    case 'c': if (!carregaEEPROM()) Serial.println(F("EEPROM sem dados validos.")); break;</w:t>
+        <w:t xml:space="preserve">    case 'j': calibraJoysticks(); break;</w:t>
       </w:r>
     </w:p>
     <w:p>
@@ -9984,7 +10636,7 @@
           <w:rFonts w:ascii="Consolas" w:hAnsi="Consolas" w:eastAsia="Consolas"/>
           <w:sz w:val="15"/>
         </w:rPr>
-        <w:t xml:space="preserve">    case 'v': { int v = linha.substring(1).toInt(); if (v &gt;= 1 &amp;&amp; v &lt;= 10) velMax = v; Serial.print(F("velMax=")); Serial.println(velMax); } break;</w:t>
+        <w:t xml:space="preserve">    case 'e': salvaEEPROM(); break;</w:t>
       </w:r>
     </w:p>
     <w:p>
@@ -9996,7 +10648,7 @@
           <w:rFonts w:ascii="Consolas" w:hAnsi="Consolas" w:eastAsia="Consolas"/>
           <w:sz w:val="15"/>
         </w:rPr>
-        <w:t xml:space="preserve">    case 's': {                                                // s &lt;junta&gt; &lt;angulo&gt;</w:t>
+        <w:t xml:space="preserve">    case 'c': if (!carregaEEPROM()) Serial.println(F("EEPROM sem dados validos.")); break;</w:t>
       </w:r>
     </w:p>
     <w:p>
@@ -10008,7 +10660,7 @@
           <w:rFonts w:ascii="Consolas" w:hAnsi="Consolas" w:eastAsia="Consolas"/>
           <w:sz w:val="15"/>
         </w:rPr>
-        <w:t xml:space="preserve">      int j = linha.substring(1).toInt();</w:t>
+        <w:t xml:space="preserve">    case 'v': { int v = linha.substring(1).toInt(); if (v &gt;= 1 &amp;&amp; v &lt;= 10) velMax = v; Serial.print(F("velMax=")); Serial.println(velMax); } break;</w:t>
       </w:r>
     </w:p>
     <w:p>
@@ -10020,7 +10672,7 @@
           <w:rFonts w:ascii="Consolas" w:hAnsi="Consolas" w:eastAsia="Consolas"/>
           <w:sz w:val="15"/>
         </w:rPr>
-        <w:t xml:space="preserve">      int sp = linha.indexOf(' ', 2);</w:t>
+        <w:t xml:space="preserve">    case 's': {                                                // s &lt;junta&gt; &lt;angulo&gt;</w:t>
       </w:r>
     </w:p>
     <w:p>
@@ -10032,7 +10684,7 @@
           <w:rFonts w:ascii="Consolas" w:hAnsi="Consolas" w:eastAsia="Consolas"/>
           <w:sz w:val="15"/>
         </w:rPr>
-        <w:t xml:space="preserve">      int ang = (sp &gt; 0) ? linha.substring(sp + 1).toInt() : -1;</w:t>
+        <w:t xml:space="preserve">      int j = linha.substring(1).toInt();</w:t>
       </w:r>
     </w:p>
     <w:p>
@@ -10044,7 +10696,7 @@
           <w:rFonts w:ascii="Consolas" w:hAnsi="Consolas" w:eastAsia="Consolas"/>
           <w:sz w:val="15"/>
         </w:rPr>
-        <w:t xml:space="preserve">      if (j &gt;= 0 &amp;&amp; j &lt; N_JUNTAS &amp;&amp; ang &gt;= 0 &amp;&amp; ang &lt;= 180) {</w:t>
+        <w:t xml:space="preserve">      int sp = linha.indexOf(' ', 2);</w:t>
       </w:r>
     </w:p>
     <w:p>
@@ -10056,7 +10708,7 @@
           <w:rFonts w:ascii="Consolas" w:hAnsi="Consolas" w:eastAsia="Consolas"/>
           <w:sz w:val="15"/>
         </w:rPr>
-        <w:t xml:space="preserve">        if (modo == REPRODUZINDO) pararReproducao();</w:t>
+        <w:t xml:space="preserve">      int ang = (sp &gt; 0) ? linha.substring(sp + 1).toInt() : -1;</w:t>
       </w:r>
     </w:p>
     <w:p>
@@ -10068,7 +10720,7 @@
           <w:rFonts w:ascii="Consolas" w:hAnsi="Consolas" w:eastAsia="Consolas"/>
           <w:sz w:val="15"/>
         </w:rPr>
-        <w:t xml:space="preserve">        alvo[j] = limita(ang, ANG_MIN[j], ANG_MAX[j]);</w:t>
+        <w:t xml:space="preserve">      if (j &gt;= 0 &amp;&amp; j &lt; N_JUNTAS &amp;&amp; ang &gt;= 0 &amp;&amp; ang &lt;= 180) {</w:t>
       </w:r>
     </w:p>
     <w:p>
@@ -10080,7 +10732,7 @@
           <w:rFonts w:ascii="Consolas" w:hAnsi="Consolas" w:eastAsia="Consolas"/>
           <w:sz w:val="15"/>
         </w:rPr>
-        <w:t xml:space="preserve">        Serial.print(NOME[j]); Serial.print(F(" -&gt; ")); Serial.println((int)alvo[j]);</w:t>
+        <w:t xml:space="preserve">        if (modo == REPRODUZINDO) pararReproducao();</w:t>
       </w:r>
     </w:p>
     <w:p>
@@ -10092,7 +10744,7 @@
           <w:rFonts w:ascii="Consolas" w:hAnsi="Consolas" w:eastAsia="Consolas"/>
           <w:sz w:val="15"/>
         </w:rPr>
-        <w:t xml:space="preserve">      } else Serial.println(F("Uso: s &lt;junta 0..3&gt; &lt;angulo 0..180&gt;"));</w:t>
+        <w:t xml:space="preserve">        alvo[j] = limita(ang, ANG_MIN[j], ANG_MAX[j]);</w:t>
       </w:r>
     </w:p>
     <w:p>
@@ -10104,7 +10756,7 @@
           <w:rFonts w:ascii="Consolas" w:hAnsi="Consolas" w:eastAsia="Consolas"/>
           <w:sz w:val="15"/>
         </w:rPr>
-        <w:t xml:space="preserve">    } break;</w:t>
+        <w:t xml:space="preserve">        Serial.print(NOME[j]); Serial.print(F(" -&gt; ")); Serial.println((int)alvo[j]);</w:t>
       </w:r>
     </w:p>
     <w:p>
@@ -10116,7 +10768,7 @@
           <w:rFonts w:ascii="Consolas" w:hAnsi="Consolas" w:eastAsia="Consolas"/>
           <w:sz w:val="15"/>
         </w:rPr>
-        <w:t xml:space="preserve">    default: Serial.println(F("Comandos: p g l r m h a j e c v&lt;n&gt; s&lt;j&gt; &lt;ang&gt;"));</w:t>
+        <w:t xml:space="preserve">      } else Serial.println(F("Uso: s &lt;junta 0..3&gt; &lt;angulo 0..180&gt;"));</w:t>
       </w:r>
     </w:p>
     <w:p>
@@ -10128,7 +10780,7 @@
           <w:rFonts w:ascii="Consolas" w:hAnsi="Consolas" w:eastAsia="Consolas"/>
           <w:sz w:val="15"/>
         </w:rPr>
-        <w:t xml:space="preserve">  }</w:t>
+        <w:t xml:space="preserve">    } break;</w:t>
       </w:r>
     </w:p>
     <w:p>
@@ -10140,7 +10792,7 @@
           <w:rFonts w:ascii="Consolas" w:hAnsi="Consolas" w:eastAsia="Consolas"/>
           <w:sz w:val="15"/>
         </w:rPr>
-        <w:t>}</w:t>
+        <w:t xml:space="preserve">    default: Serial.println(F("Comandos: p g l r m h a j e c v&lt;n&gt; s&lt;j&gt; &lt;ang&gt;"));</w:t>
       </w:r>
     </w:p>
     <w:p>
@@ -10152,7 +10804,7 @@
           <w:rFonts w:ascii="Consolas" w:hAnsi="Consolas" w:eastAsia="Consolas"/>
           <w:sz w:val="15"/>
         </w:rPr>
-        <w:t xml:space="preserve"> </w:t>
+        <w:t xml:space="preserve">  }</w:t>
       </w:r>
     </w:p>
     <w:p>
@@ -10164,7 +10816,7 @@
           <w:rFonts w:ascii="Consolas" w:hAnsi="Consolas" w:eastAsia="Consolas"/>
           <w:sz w:val="15"/>
         </w:rPr>
-        <w:t>// ------------------------------------------------------------ reprodução de sequência</w:t>
+        <w:t>}</w:t>
       </w:r>
     </w:p>
     <w:p>
@@ -10176,7 +10828,7 @@
           <w:rFonts w:ascii="Consolas" w:hAnsi="Consolas" w:eastAsia="Consolas"/>
           <w:sz w:val="15"/>
         </w:rPr>
-        <w:t>void passoReproducao() {</w:t>
+        <w:t xml:space="preserve"> </w:t>
       </w:r>
     </w:p>
     <w:p>
@@ -10188,7 +10840,7 @@
           <w:rFonts w:ascii="Consolas" w:hAnsi="Consolas" w:eastAsia="Consolas"/>
           <w:sz w:val="15"/>
         </w:rPr>
-        <w:t xml:space="preserve">  if (tPausaPose) {                                            // pausa de 500 ms em cada pose</w:t>
+        <w:t>// ------------------------------------------------------------ reprodução de sequência</w:t>
       </w:r>
     </w:p>
     <w:p>
@@ -10200,7 +10852,7 @@
           <w:rFonts w:ascii="Consolas" w:hAnsi="Consolas" w:eastAsia="Consolas"/>
           <w:sz w:val="15"/>
         </w:rPr>
-        <w:t xml:space="preserve">    if (millis() - tPausaPose &lt; 500) return;</w:t>
+        <w:t>void passoReproducao() {</w:t>
       </w:r>
     </w:p>
     <w:p>
@@ -10212,7 +10864,7 @@
           <w:rFonts w:ascii="Consolas" w:hAnsi="Consolas" w:eastAsia="Consolas"/>
           <w:sz w:val="15"/>
         </w:rPr>
-        <w:t xml:space="preserve">    tPausaPose = 0;</w:t>
+        <w:t xml:space="preserve">  if (tPausaPose) {                                            // pausa de 500 ms em cada pose</w:t>
       </w:r>
     </w:p>
     <w:p>
@@ -10224,7 +10876,7 @@
           <w:rFonts w:ascii="Consolas" w:hAnsi="Consolas" w:eastAsia="Consolas"/>
           <w:sz w:val="15"/>
         </w:rPr>
-        <w:t xml:space="preserve">    poseAtual = (poseAtual + 1) % nPoses;</w:t>
+        <w:t xml:space="preserve">    if (millis() - tPausaPose &lt; 500) return;</w:t>
       </w:r>
     </w:p>
     <w:p>
@@ -10236,7 +10888,7 @@
           <w:rFonts w:ascii="Consolas" w:hAnsi="Consolas" w:eastAsia="Consolas"/>
           <w:sz w:val="15"/>
         </w:rPr>
-        <w:t xml:space="preserve">  }</w:t>
+        <w:t xml:space="preserve">    tPausaPose = 0;</w:t>
       </w:r>
     </w:p>
     <w:p>
@@ -10248,7 +10900,7 @@
           <w:rFonts w:ascii="Consolas" w:hAnsi="Consolas" w:eastAsia="Consolas"/>
           <w:sz w:val="15"/>
         </w:rPr>
-        <w:t xml:space="preserve">  if (nPoses == 0) { pararReproducao(); return; }</w:t>
+        <w:t xml:space="preserve">    poseAtual = (poseAtual + 1) % nPoses;</w:t>
       </w:r>
     </w:p>
     <w:p>
@@ -10260,7 +10912,7 @@
           <w:rFonts w:ascii="Consolas" w:hAnsi="Consolas" w:eastAsia="Consolas"/>
           <w:sz w:val="15"/>
         </w:rPr>
-        <w:t xml:space="preserve">  // limita a pose aos limites atuais: uma pose gravada antes de recalibrar ANG_MIN/ANG_MAX (ou lida de uma</w:t>
+        <w:t xml:space="preserve">  }</w:t>
       </w:r>
     </w:p>
     <w:p>
@@ -10272,7 +10924,7 @@
           <w:rFonts w:ascii="Consolas" w:hAnsi="Consolas" w:eastAsia="Consolas"/>
           <w:sz w:val="15"/>
         </w:rPr>
-        <w:t xml:space="preserve">  // EEPROM antiga) deixaria alvo fora da faixa e avancaParaAlvo() nunca "chegaria" -&gt; reprodução congelada</w:t>
+        <w:t xml:space="preserve">  if (nPoses == 0) { pararReproducao(); return; }</w:t>
       </w:r>
     </w:p>
     <w:p>
@@ -10284,7 +10936,7 @@
           <w:rFonts w:ascii="Consolas" w:hAnsi="Consolas" w:eastAsia="Consolas"/>
           <w:sz w:val="15"/>
         </w:rPr>
-        <w:t xml:space="preserve">  for (uint8_t j = 0; j &lt; N_JUNTAS; j++) alvo[j] = limita(poses[poseAtual][j], ANG_MIN[j], ANG_MAX[j]);</w:t>
+        <w:t xml:space="preserve">  // limita a pose aos limites atuais: uma pose gravada antes de recalibrar ANG_MIN/ANG_MAX (ou lida de uma</w:t>
       </w:r>
     </w:p>
     <w:p>
@@ -10296,7 +10948,7 @@
           <w:rFonts w:ascii="Consolas" w:hAnsi="Consolas" w:eastAsia="Consolas"/>
           <w:sz w:val="15"/>
         </w:rPr>
-        <w:t xml:space="preserve">  if (avancaParaAlvo()) tPausaPose = millis();</w:t>
+        <w:t xml:space="preserve">  // EEPROM antiga) deixaria alvo fora da faixa e avancaParaAlvo() nunca "chegaria" -&gt; reprodução congelada</w:t>
       </w:r>
     </w:p>
     <w:p>
@@ -10308,7 +10960,7 @@
           <w:rFonts w:ascii="Consolas" w:hAnsi="Consolas" w:eastAsia="Consolas"/>
           <w:sz w:val="15"/>
         </w:rPr>
-        <w:t>}</w:t>
+        <w:t xml:space="preserve">  for (uint8_t j = 0; j &lt; N_JUNTAS; j++) alvo[j] = limita(poses[poseAtual][j], ANG_MIN[j], ANG_MAX[j]);</w:t>
       </w:r>
     </w:p>
     <w:p>
@@ -10320,7 +10972,7 @@
           <w:rFonts w:ascii="Consolas" w:hAnsi="Consolas" w:eastAsia="Consolas"/>
           <w:sz w:val="15"/>
         </w:rPr>
-        <w:t xml:space="preserve"> </w:t>
+        <w:t xml:space="preserve">  if (avancaParaAlvo()) tPausaPose = millis();</w:t>
       </w:r>
     </w:p>
     <w:p>
@@ -10332,7 +10984,7 @@
           <w:rFonts w:ascii="Consolas" w:hAnsi="Consolas" w:eastAsia="Consolas"/>
           <w:sz w:val="15"/>
         </w:rPr>
-        <w:t>// ------------------------------------------------------------ setup / loop</w:t>
+        <w:t>}</w:t>
       </w:r>
     </w:p>
     <w:p>
@@ -10344,7 +10996,7 @@
           <w:rFonts w:ascii="Consolas" w:hAnsi="Consolas" w:eastAsia="Consolas"/>
           <w:sz w:val="15"/>
         </w:rPr>
-        <w:t>void setup() {</w:t>
+        <w:t xml:space="preserve"> </w:t>
       </w:r>
     </w:p>
     <w:p>
@@ -10356,7 +11008,7 @@
           <w:rFonts w:ascii="Consolas" w:hAnsi="Consolas" w:eastAsia="Consolas"/>
           <w:sz w:val="15"/>
         </w:rPr>
-        <w:t xml:space="preserve">  Serial.begin(115200);</w:t>
+        <w:t>// ------------------------------------------------------------ setup / loop</w:t>
       </w:r>
     </w:p>
     <w:p>
@@ -10368,7 +11020,7 @@
           <w:rFonts w:ascii="Consolas" w:hAnsi="Consolas" w:eastAsia="Consolas"/>
           <w:sz w:val="15"/>
         </w:rPr>
-        <w:t xml:space="preserve">  Serial.setTimeout(50);</w:t>
+        <w:t>void setup() {</w:t>
       </w:r>
     </w:p>
     <w:p>
@@ -10380,7 +11032,7 @@
           <w:rFonts w:ascii="Consolas" w:hAnsi="Consolas" w:eastAsia="Consolas"/>
           <w:sz w:val="15"/>
         </w:rPr>
-        <w:t xml:space="preserve">  pinMode(PIN_SW1, INPUT_PULLUP);</w:t>
+        <w:t xml:space="preserve">  Serial.begin(115200);</w:t>
       </w:r>
     </w:p>
     <w:p>
@@ -10392,7 +11044,7 @@
           <w:rFonts w:ascii="Consolas" w:hAnsi="Consolas" w:eastAsia="Consolas"/>
           <w:sz w:val="15"/>
         </w:rPr>
-        <w:t xml:space="preserve">  pinMode(PIN_SW2, INPUT_PULLUP);</w:t>
+        <w:t xml:space="preserve">  Serial.setTimeout(50);</w:t>
       </w:r>
     </w:p>
     <w:p>
@@ -10404,7 +11056,7 @@
           <w:rFonts w:ascii="Consolas" w:hAnsi="Consolas" w:eastAsia="Consolas"/>
           <w:sz w:val="15"/>
         </w:rPr>
-        <w:t xml:space="preserve">  pinMode(PIN_LED, OUTPUT);</w:t>
+        <w:t xml:space="preserve">  pinMode(PIN_SW1, INPUT_PULLUP);</w:t>
       </w:r>
     </w:p>
     <w:p>
@@ -10416,7 +11068,7 @@
           <w:rFonts w:ascii="Consolas" w:hAnsi="Consolas" w:eastAsia="Consolas"/>
           <w:sz w:val="15"/>
         </w:rPr>
-        <w:t xml:space="preserve"> </w:t>
+        <w:t xml:space="preserve">  pinMode(PIN_SW2, INPUT_PULLUP);</w:t>
       </w:r>
     </w:p>
     <w:p>
@@ -10428,7 +11080,7 @@
           <w:rFonts w:ascii="Consolas" w:hAnsi="Consolas" w:eastAsia="Consolas"/>
           <w:sz w:val="15"/>
         </w:rPr>
-        <w:t xml:space="preserve">  for (uint8_t j = 0; j &lt; N_JUNTAS; j++) {</w:t>
+        <w:t xml:space="preserve">  pinMode(PIN_LED, OUTPUT);</w:t>
       </w:r>
     </w:p>
     <w:p>
@@ -10440,7 +11092,7 @@
           <w:rFonts w:ascii="Consolas" w:hAnsi="Consolas" w:eastAsia="Consolas"/>
           <w:sz w:val="15"/>
         </w:rPr>
-        <w:t xml:space="preserve">    posAtual[j] = alvo[j] = ANG_HOME[j];</w:t>
+        <w:t xml:space="preserve"> </w:t>
       </w:r>
     </w:p>
     <w:p>
@@ -10452,7 +11104,7 @@
           <w:rFonts w:ascii="Consolas" w:hAnsi="Consolas" w:eastAsia="Consolas"/>
           <w:sz w:val="15"/>
         </w:rPr>
-        <w:t xml:space="preserve">    servo[j].attach(PIN_SERVO[j], 600, 2400);                  // dentro da faixa do SG90/MG90S (500-2400 µs); 2500 forçava o batente</w:t>
+        <w:t xml:space="preserve">  for (uint8_t j = 0; j &lt; N_JUNTAS; j++) {</w:t>
       </w:r>
     </w:p>
     <w:p>
@@ -10464,7 +11116,7 @@
           <w:rFonts w:ascii="Consolas" w:hAnsi="Consolas" w:eastAsia="Consolas"/>
           <w:sz w:val="15"/>
         </w:rPr>
-        <w:t xml:space="preserve">    servo[j].write(ANG_HOME[j]);</w:t>
+        <w:t xml:space="preserve">    posAtual[j] = alvo[j] = ANG_HOME[j];</w:t>
       </w:r>
     </w:p>
     <w:p>
@@ -10476,7 +11128,7 @@
           <w:rFonts w:ascii="Consolas" w:hAnsi="Consolas" w:eastAsia="Consolas"/>
           <w:sz w:val="15"/>
         </w:rPr>
-        <w:t xml:space="preserve">    delay(150);                                                // liga os servos em sequência (pico de corrente menor)</w:t>
+        <w:t xml:space="preserve">    servo[j].attach(PIN_SERVO[j], 600, 2400);                  // dentro da faixa do SG90/MG90S (500-2400 µs); 2500 forçava o batente</w:t>
       </w:r>
     </w:p>
     <w:p>
@@ -10488,7 +11140,7 @@
           <w:rFonts w:ascii="Consolas" w:hAnsi="Consolas" w:eastAsia="Consolas"/>
           <w:sz w:val="15"/>
         </w:rPr>
-        <w:t xml:space="preserve">  }</w:t>
+        <w:t xml:space="preserve">    servo[j].write(ANG_HOME[j]);</w:t>
       </w:r>
     </w:p>
     <w:p>
@@ -10500,7 +11152,7 @@
           <w:rFonts w:ascii="Consolas" w:hAnsi="Consolas" w:eastAsia="Consolas"/>
           <w:sz w:val="15"/>
         </w:rPr>
-        <w:t xml:space="preserve">  calibraJoysticks();                                          // joysticks devem estar soltos (centro)</w:t>
+        <w:t xml:space="preserve">    delay(150);                                                // liga os servos em sequência (pico de corrente menor)</w:t>
       </w:r>
     </w:p>
     <w:p>
@@ -10512,7 +11164,7 @@
           <w:rFonts w:ascii="Consolas" w:hAnsi="Consolas" w:eastAsia="Consolas"/>
           <w:sz w:val="15"/>
         </w:rPr>
-        <w:t xml:space="preserve">  carregaEEPROM();</w:t>
+        <w:t xml:space="preserve">  }</w:t>
       </w:r>
     </w:p>
     <w:p>
@@ -10524,7 +11176,7 @@
           <w:rFonts w:ascii="Consolas" w:hAnsi="Consolas" w:eastAsia="Consolas"/>
           <w:sz w:val="15"/>
         </w:rPr>
-        <w:t xml:space="preserve">  Serial.println(F("\nBraco robotico 4 GDL (joysticks) pronto. Digite '?' para ajuda."));</w:t>
+        <w:t xml:space="preserve">  calibraJoysticks();                                          // joysticks devem estar soltos (centro)</w:t>
       </w:r>
     </w:p>
     <w:p>
@@ -10536,7 +11188,7 @@
           <w:rFonts w:ascii="Consolas" w:hAnsi="Consolas" w:eastAsia="Consolas"/>
           <w:sz w:val="15"/>
         </w:rPr>
-        <w:t xml:space="preserve">  imprimePosicoes();</w:t>
+        <w:t xml:space="preserve">  carregaEEPROM();</w:t>
       </w:r>
     </w:p>
     <w:p>
@@ -10548,7 +11200,7 @@
           <w:rFonts w:ascii="Consolas" w:hAnsi="Consolas" w:eastAsia="Consolas"/>
           <w:sz w:val="15"/>
         </w:rPr>
-        <w:t>}</w:t>
+        <w:t xml:space="preserve">  Serial.println(F("\nBraco robotico 4 GDL (joysticks) pronto. Digite '?' para ajuda."));</w:t>
       </w:r>
     </w:p>
     <w:p>
@@ -10560,7 +11212,7 @@
           <w:rFonts w:ascii="Consolas" w:hAnsi="Consolas" w:eastAsia="Consolas"/>
           <w:sz w:val="15"/>
         </w:rPr>
-        <w:t xml:space="preserve"> </w:t>
+        <w:t xml:space="preserve">  imprimePosicoes();</w:t>
       </w:r>
     </w:p>
     <w:p>
@@ -10572,7 +11224,7 @@
           <w:rFonts w:ascii="Consolas" w:hAnsi="Consolas" w:eastAsia="Consolas"/>
           <w:sz w:val="15"/>
         </w:rPr>
-        <w:t>void loop() {</w:t>
+        <w:t>}</w:t>
       </w:r>
     </w:p>
     <w:p>
@@ -10584,7 +11236,7 @@
           <w:rFonts w:ascii="Consolas" w:hAnsi="Consolas" w:eastAsia="Consolas"/>
           <w:sz w:val="15"/>
         </w:rPr>
-        <w:t xml:space="preserve">  static uint32_t tUltimo = 0;</w:t>
+        <w:t xml:space="preserve"> </w:t>
       </w:r>
     </w:p>
     <w:p>
@@ -10596,7 +11248,7 @@
           <w:rFonts w:ascii="Consolas" w:hAnsi="Consolas" w:eastAsia="Consolas"/>
           <w:sz w:val="15"/>
         </w:rPr>
-        <w:t xml:space="preserve">  trataSerial();</w:t>
+        <w:t>void loop() {</w:t>
       </w:r>
     </w:p>
     <w:p>
@@ -10608,7 +11260,7 @@
           <w:rFonts w:ascii="Consolas" w:hAnsi="Consolas" w:eastAsia="Consolas"/>
           <w:sz w:val="15"/>
         </w:rPr>
-        <w:t xml:space="preserve">  trataBotoes();</w:t>
+        <w:t xml:space="preserve">  static uint32_t tUltimo = 0;</w:t>
       </w:r>
     </w:p>
     <w:p>
@@ -10620,7 +11272,7 @@
           <w:rFonts w:ascii="Consolas" w:hAnsi="Consolas" w:eastAsia="Consolas"/>
           <w:sz w:val="15"/>
         </w:rPr>
-        <w:t xml:space="preserve"> </w:t>
+        <w:t xml:space="preserve">  trataSerial();</w:t>
       </w:r>
     </w:p>
     <w:p>
@@ -10632,7 +11284,7 @@
           <w:rFonts w:ascii="Consolas" w:hAnsi="Consolas" w:eastAsia="Consolas"/>
           <w:sz w:val="15"/>
         </w:rPr>
-        <w:t xml:space="preserve">  uint32_t agora = millis();</w:t>
+        <w:t xml:space="preserve">  trataBotoes();</w:t>
       </w:r>
     </w:p>
     <w:p>
@@ -10644,7 +11296,7 @@
           <w:rFonts w:ascii="Consolas" w:hAnsi="Consolas" w:eastAsia="Consolas"/>
           <w:sz w:val="15"/>
         </w:rPr>
-        <w:t xml:space="preserve">  if (agora - tUltimo &lt; PERIODO_MS) return;                    // laço de controle a 50 Hz</w:t>
+        <w:t xml:space="preserve"> </w:t>
       </w:r>
     </w:p>
     <w:p>
@@ -10656,7 +11308,7 @@
           <w:rFonts w:ascii="Consolas" w:hAnsi="Consolas" w:eastAsia="Consolas"/>
           <w:sz w:val="15"/>
         </w:rPr>
-        <w:t xml:space="preserve">  // se um bloqueio longo (ex.: os delay() de gravaPose) atrasou vários períodos, ressincroniza em vez de</w:t>
+        <w:t xml:space="preserve">  uint32_t agora = millis();</w:t>
       </w:r>
     </w:p>
     <w:p>
@@ -10668,7 +11320,7 @@
           <w:rFonts w:ascii="Consolas" w:hAnsi="Consolas" w:eastAsia="Consolas"/>
           <w:sz w:val="15"/>
         </w:rPr>
-        <w:t xml:space="preserve">  // executar os ciclos perdidos em rajada (que somaria vários incrementos do joystick num único salto)</w:t>
+        <w:t xml:space="preserve">  if (agora - tUltimo &lt; PERIODO_MS) return;                    // laço de controle a 50 Hz</w:t>
       </w:r>
     </w:p>
     <w:p>
@@ -10680,7 +11332,7 @@
           <w:rFonts w:ascii="Consolas" w:hAnsi="Consolas" w:eastAsia="Consolas"/>
           <w:sz w:val="15"/>
         </w:rPr>
-        <w:t xml:space="preserve">  tUltimo = (agora - tUltimo &gt; 3UL * PERIODO_MS) ? agora : tUltimo + PERIODO_MS;</w:t>
+        <w:t xml:space="preserve">  // se um bloqueio longo (ex.: os delay() de gravaPose) atrasou vários períodos, ressincroniza em vez de</w:t>
       </w:r>
     </w:p>
     <w:p>
@@ -10692,7 +11344,7 @@
           <w:rFonts w:ascii="Consolas" w:hAnsi="Consolas" w:eastAsia="Consolas"/>
           <w:sz w:val="15"/>
         </w:rPr>
-        <w:t xml:space="preserve"> </w:t>
+        <w:t xml:space="preserve">  // executar os ciclos perdidos em rajada (que somaria vários incrementos do joystick num único salto)</w:t>
       </w:r>
     </w:p>
     <w:p>
@@ -10704,7 +11356,7 @@
           <w:rFonts w:ascii="Consolas" w:hAnsi="Consolas" w:eastAsia="Consolas"/>
           <w:sz w:val="15"/>
         </w:rPr>
-        <w:t xml:space="preserve">  if (modo == REPRODUZINDO) {</w:t>
+        <w:t xml:space="preserve">  tUltimo = (agora - tUltimo &gt; 3UL * PERIODO_MS) ? agora : tUltimo + PERIODO_MS;</w:t>
       </w:r>
     </w:p>
     <w:p>
@@ -10716,7 +11368,7 @@
           <w:rFonts w:ascii="Consolas" w:hAnsi="Consolas" w:eastAsia="Consolas"/>
           <w:sz w:val="15"/>
         </w:rPr>
-        <w:t xml:space="preserve">    passoReproducao();</w:t>
+        <w:t xml:space="preserve"> </w:t>
       </w:r>
     </w:p>
     <w:p>
@@ -10728,7 +11380,7 @@
           <w:rFonts w:ascii="Consolas" w:hAnsi="Consolas" w:eastAsia="Consolas"/>
           <w:sz w:val="15"/>
         </w:rPr>
-        <w:t xml:space="preserve">    digitalWrite(PIN_LED, (millis() / 250) % 2);               // LED piscando = reproduzindo</w:t>
+        <w:t xml:space="preserve">  if (modo == REPRODUZINDO) {</w:t>
       </w:r>
     </w:p>
     <w:p>
@@ -10740,7 +11392,7 @@
           <w:rFonts w:ascii="Consolas" w:hAnsi="Consolas" w:eastAsia="Consolas"/>
           <w:sz w:val="15"/>
         </w:rPr>
-        <w:t xml:space="preserve">    return;</w:t>
+        <w:t xml:space="preserve">    passoReproducao();</w:t>
       </w:r>
     </w:p>
     <w:p>
@@ -10752,7 +11404,7 @@
           <w:rFonts w:ascii="Consolas" w:hAnsi="Consolas" w:eastAsia="Consolas"/>
           <w:sz w:val="15"/>
         </w:rPr>
-        <w:t xml:space="preserve">  }</w:t>
+        <w:t xml:space="preserve">    digitalWrite(PIN_LED, (millis() / 250) % 2);               // LED piscando = reproduzindo</w:t>
       </w:r>
     </w:p>
     <w:p>
@@ -10764,7 +11416,7 @@
           <w:rFonts w:ascii="Consolas" w:hAnsi="Consolas" w:eastAsia="Consolas"/>
           <w:sz w:val="15"/>
         </w:rPr>
-        <w:t xml:space="preserve"> </w:t>
+        <w:t xml:space="preserve">    return;</w:t>
       </w:r>
     </w:p>
     <w:p>
@@ -10776,7 +11428,7 @@
           <w:rFonts w:ascii="Consolas" w:hAnsi="Consolas" w:eastAsia="Consolas"/>
           <w:sz w:val="15"/>
         </w:rPr>
-        <w:t xml:space="preserve">  leJoysticks();                                               // MANUAL: joysticks incrementam o alvo</w:t>
+        <w:t xml:space="preserve">  }</w:t>
       </w:r>
     </w:p>
     <w:p>
@@ -10788,7 +11440,7 @@
           <w:rFonts w:ascii="Consolas" w:hAnsi="Consolas" w:eastAsia="Consolas"/>
           <w:sz w:val="15"/>
         </w:rPr>
-        <w:t xml:space="preserve">  avancaParaAlvo();</w:t>
+        <w:t xml:space="preserve"> </w:t>
       </w:r>
     </w:p>
     <w:p>
@@ -10800,7 +11452,7 @@
           <w:rFonts w:ascii="Consolas" w:hAnsi="Consolas" w:eastAsia="Consolas"/>
           <w:sz w:val="15"/>
         </w:rPr>
-        <w:t xml:space="preserve">  digitalWrite(PIN_LED, HIGH);</w:t>
+        <w:t xml:space="preserve">  leJoysticks();                                               // MANUAL: joysticks incrementam o alvo</w:t>
       </w:r>
     </w:p>
     <w:p>
@@ -10812,20 +11464,7 @@
           <w:rFonts w:ascii="Consolas" w:hAnsi="Consolas" w:eastAsia="Consolas"/>
           <w:sz w:val="15"/>
         </w:rPr>
-        <w:t>}</w:t>
-      </w:r>
-    </w:p>
-    <w:p>
-      <w:r>
-        <w:br w:type="page"/>
-      </w:r>
-    </w:p>
-    <w:p>
-      <w:pPr>
-        <w:pStyle w:val="Heading1"/>
-      </w:pPr>
-      <w:r>
-        <w:t>Apêndice B — Estrutura de arquivos do projeto</w:t>
+        <w:t xml:space="preserve">  avancaParaAlvo();</w:t>
       </w:r>
     </w:p>
     <w:p>
@@ -10837,7 +11476,7 @@
           <w:rFonts w:ascii="Consolas" w:hAnsi="Consolas" w:eastAsia="Consolas"/>
           <w:sz w:val="15"/>
         </w:rPr>
-        <w:t>Braço Mecânico/</w:t>
+        <w:t xml:space="preserve">  digitalWrite(PIN_LED, HIGH);</w:t>
       </w:r>
     </w:p>
     <w:p>
@@ -10849,7 +11488,20 @@
           <w:rFonts w:ascii="Consolas" w:hAnsi="Consolas" w:eastAsia="Consolas"/>
           <w:sz w:val="15"/>
         </w:rPr>
-        <w:t>├── Detalhes.txt                      enunciado do projeto</w:t>
+        <w:t>}</w:t>
+      </w:r>
+    </w:p>
+    <w:p>
+      <w:r>
+        <w:br w:type="page"/>
+      </w:r>
+    </w:p>
+    <w:p>
+      <w:pPr>
+        <w:pStyle w:val="Heading1"/>
+      </w:pPr>
+      <w:r>
+        <w:t>Apêndice B — Estrutura de arquivos do projeto</w:t>
       </w:r>
     </w:p>
     <w:p>
@@ -10861,7 +11513,7 @@
           <w:rFonts w:ascii="Consolas" w:hAnsi="Consolas" w:eastAsia="Consolas"/>
           <w:sz w:val="15"/>
         </w:rPr>
-        <w:t>├── README.md                         guia rápido</w:t>
+        <w:t>Braço Mecânico/</w:t>
       </w:r>
     </w:p>
     <w:p>
@@ -10873,7 +11525,7 @@
           <w:rFonts w:ascii="Consolas" w:hAnsi="Consolas" w:eastAsia="Consolas"/>
           <w:sz w:val="15"/>
         </w:rPr>
-        <w:t>├── CLAUDE.md                         memória de desenvolvimento e revisão (decisões, cotas, pendências)</w:t>
+        <w:t>├── Detalhes.txt                      enunciado do projeto</w:t>
       </w:r>
     </w:p>
     <w:p>
@@ -10885,7 +11537,7 @@
           <w:rFonts w:ascii="Consolas" w:hAnsi="Consolas" w:eastAsia="Consolas"/>
           <w:sz w:val="15"/>
         </w:rPr>
-        <w:t>├── cad/</w:t>
+        <w:t>├── README.md                         guia rápido</w:t>
       </w:r>
     </w:p>
     <w:p>
@@ -10897,7 +11549,7 @@
           <w:rFonts w:ascii="Consolas" w:hAnsi="Consolas" w:eastAsia="Consolas"/>
           <w:sz w:val="15"/>
         </w:rPr>
-        <w:t>│   ├── gerar_pecas.py                modelagem paramétrica (gera STL, montagem e imagens)</w:t>
+        <w:t>├── CLAUDE.md                         memória de desenvolvimento e revisão (decisões, cotas, pendências)</w:t>
       </w:r>
     </w:p>
     <w:p>
@@ -10909,7 +11561,7 @@
           <w:rFonts w:ascii="Consolas" w:hAnsi="Consolas" w:eastAsia="Consolas"/>
           <w:sz w:val="15"/>
         </w:rPr>
-        <w:t>│   ├── verificacao.py                varreduras de colisão, engrenagens, envelope e torque</w:t>
+        <w:t>├── cad/</w:t>
       </w:r>
     </w:p>
     <w:p>
@@ -10921,7 +11573,7 @@
           <w:rFonts w:ascii="Consolas" w:hAnsi="Consolas" w:eastAsia="Consolas"/>
           <w:sz w:val="15"/>
         </w:rPr>
-        <w:t>│   ├── gerar_esquema.py              esquema elétrico</w:t>
+        <w:t>│   ├── gerar_pecas.py                modelagem paramétrica (gera STL, montagem e imagens)</w:t>
       </w:r>
     </w:p>
     <w:p>
@@ -10933,7 +11585,7 @@
           <w:rFonts w:ascii="Consolas" w:hAnsi="Consolas" w:eastAsia="Consolas"/>
           <w:sz w:val="15"/>
         </w:rPr>
-        <w:t>│   └── pecas_info.json               dimensões/massa/tempo de cada peça</w:t>
+        <w:t>│   ├── verificacao.py                varreduras de colisão, engrenagens, envelope e torque</w:t>
       </w:r>
     </w:p>
     <w:p>
@@ -10945,7 +11597,7 @@
           <w:rFonts w:ascii="Consolas" w:hAnsi="Consolas" w:eastAsia="Consolas"/>
           <w:sz w:val="15"/>
         </w:rPr>
-        <w:t>├── STL/</w:t>
+        <w:t>│   ├── gerar_esquema.py              esquema elétrico</w:t>
       </w:r>
     </w:p>
     <w:p>
@@ -10957,7 +11609,31 @@
           <w:rFonts w:ascii="Consolas" w:hAnsi="Consolas" w:eastAsia="Consolas"/>
           <w:sz w:val="15"/>
         </w:rPr>
-        <w:t>│   ├── 01_base_fixa.stl … 09_suporte_joysticks.stl  uma peça por arquivo (orientação de impressão)</w:t>
+        <w:t>│   └── pecas_info.json               dimensões/massa/tempo de cada peça</w:t>
+      </w:r>
+    </w:p>
+    <w:p>
+      <w:pPr>
+        <w:spacing w:after="0" w:before="0"/>
+      </w:pPr>
+      <w:r>
+        <w:rPr>
+          <w:rFonts w:ascii="Consolas" w:hAnsi="Consolas" w:eastAsia="Consolas"/>
+          <w:sz w:val="15"/>
+        </w:rPr>
+        <w:t>├── STL/</w:t>
+      </w:r>
+    </w:p>
+    <w:p>
+      <w:pPr>
+        <w:spacing w:after="0" w:before="0"/>
+      </w:pPr>
+      <w:r>
+        <w:rPr>
+          <w:rFonts w:ascii="Consolas" w:hAnsi="Consolas" w:eastAsia="Consolas"/>
+          <w:sz w:val="15"/>
+        </w:rPr>
+        <w:t>│   ├── 01_base_fixa.stl … 11_garra_v_dedo_livre.stl  uma peça por arquivo (orientação de impressão)</w:t>
       </w:r>
     </w:p>
     <w:p>
@@ -12670,6 +13346,14 @@
       </w:pPr>
       <w:r>
         <w:t>Ferramentas: chave Phillips PH0 (itens 1, 2 e 6), PH1 (itens 3, 9, 10), chave de boca/canhão 5,5 mm (porcas M3), chave Allen 2,5 mm se optar pela cabeça cilíndrica no item 3.</w:t>
+      </w:r>
+    </w:p>
+    <w:p>
+      <w:pPr>
+        <w:pStyle w:val="ListBullet"/>
+      </w:pPr>
+      <w:r>
+        <w:t>A garra tem duas opções de dedos (07/08 com mandíbula plana e 10/11 com mandíbula em V) que usam exatamente os mesmos fixadores — o item 3/4/5 serve para qualquer uma das duas e a troca não muda esta lista. Quem imprimir as duas opções pode deixar um horn de servo montado em cada dedo motriz (o kit do SG90 traz vários) para trocar mais rápido.</w:t>
       </w:r>
     </w:p>
     <w:p>

--- a/relatorio/Relatorio_Braco_Robotico.docx
+++ b/relatorio/Relatorio_Braco_Robotico.docx
@@ -849,7 +849,7 @@
               <w:rPr>
                 <w:sz w:val="18"/>
               </w:rPr>
-              <w:t>Fonte 5 V / 3 A para os servos; Arduino pelo USB OU pela mesma fonte (nunca os dois ao mesmo tempo); GND comum</w:t>
+              <w:t>Fonte chaveada 5 V / 5 A para os servos (mínimo aceitável 3 A — ver seção 8.1); Arduino pelo USB OU pela mesma fonte (nunca os dois ao mesmo tempo); GND comum</w:t>
             </w:r>
           </w:p>
         </w:tc>
@@ -2031,7 +2031,7 @@
               <w:rPr>
                 <w:sz w:val="17"/>
               </w:rPr>
-              <w:t>Fonte chaveada 5 V / 3 A com plug P4</w:t>
+              <w:t>Fonte chaveada 5 V / 5 A com plug P4 (2,1 mm, centro positivo)</w:t>
             </w:r>
           </w:p>
         </w:tc>
@@ -2059,7 +2059,7 @@
               <w:rPr>
                 <w:sz w:val="17"/>
               </w:rPr>
-              <w:t>35</w:t>
+              <w:t>50</w:t>
             </w:r>
           </w:p>
         </w:tc>
@@ -2073,7 +2073,7 @@
               <w:rPr>
                 <w:sz w:val="17"/>
               </w:rPr>
-              <w:t>35</w:t>
+              <w:t>50</w:t>
             </w:r>
           </w:p>
         </w:tc>
@@ -2087,7 +2087,7 @@
               <w:rPr>
                 <w:sz w:val="17"/>
               </w:rPr>
-              <w:t>Alimentação dos servos</w:t>
+              <w:t>Alimentação dos servos. Dimensionamento na seção 8.1: 1,85 A no pior caso de operação e 2,70 A com os 4 servos travados. Uma fonte de 3 A atende a operação normal, mas fica a 90 % do nominal em travamento</w:t>
             </w:r>
           </w:p>
         </w:tc>
@@ -2203,7 +2203,7 @@
               <w:rPr>
                 <w:sz w:val="17"/>
               </w:rPr>
-              <w:t>Capacitor eletrolítico 1000 µF / 16 V</w:t>
+              <w:t>Capacitor eletrolítico 1000 µF / 16 V (+ 4 cerâmicos 100 nF)</w:t>
             </w:r>
           </w:p>
         </w:tc>
@@ -2231,7 +2231,7 @@
               <w:rPr>
                 <w:sz w:val="17"/>
               </w:rPr>
-              <w:t>2</w:t>
+              <w:t>4</w:t>
             </w:r>
           </w:p>
         </w:tc>
@@ -2245,7 +2245,7 @@
               <w:rPr>
                 <w:sz w:val="17"/>
               </w:rPr>
-              <w:t>2</w:t>
+              <w:t>4</w:t>
             </w:r>
           </w:p>
         </w:tc>
@@ -2259,7 +2259,7 @@
               <w:rPr>
                 <w:sz w:val="17"/>
               </w:rPr>
-              <w:t>Desacoplamento do barramento dos servos</w:t>
+              <w:t>Desacoplamento do barramento dos servos: o eletrolítico cobre o degrau de corrente até a fonte reagir (~100 µs); os cerâmicos, junto a cada conector, cortam o ruído de comutação do motor</w:t>
             </w:r>
           </w:p>
         </w:tc>
@@ -2874,7 +2874,7 @@
           <w:b/>
           <w:i w:val="0"/>
         </w:rPr>
-        <w:t>Custo total estimado: R$ 342.</w:t>
+        <w:t>Custo total estimado: R$ 359.</w:t>
       </w:r>
     </w:p>
     <w:p>
@@ -6508,7 +6508,7 @@
               <w:rPr>
                 <w:sz w:val="18"/>
               </w:rPr>
-              <w:t>Fonte 5 V / 3 A + C1 1000 µF</w:t>
+              <w:t>Fonte 5 V / 5 A + C1 1000 µF</w:t>
             </w:r>
           </w:p>
         </w:tc>
@@ -6589,6 +6589,14 @@
     <w:p/>
     <w:p>
       <w:pPr>
+        <w:pStyle w:val="Heading2"/>
+      </w:pPr>
+      <w:r>
+        <w:t>8.1 Dimensionamento da fonte de alimentação</w:t>
+      </w:r>
+    </w:p>
+    <w:p>
+      <w:pPr>
         <w:jc w:val="both"/>
       </w:pPr>
       <w:r>
@@ -6596,15 +6604,19 @@
           <w:b w:val="0"/>
           <w:i w:val="0"/>
         </w:rPr>
-        <w:t>Consumo: cada micro-servo pode drenar picos de 0,6–0,8 A ao partir ou sob carga; quatro servos exigem fonte de ao menos 2,5 A. O capacitor C1 próximo ao barramento reduz quedas de tensão que provocam reset do Arduino e tremores (jitter) nos servos.</w:t>
-      </w:r>
-    </w:p>
-    <w:p>
-      <w:pPr>
-        <w:pStyle w:val="Heading1"/>
-      </w:pPr>
-      <w:r>
-        <w:t>9. Firmware (Arduino IDE)</w:t>
+        <w:t>O datasheet do MG90S (TowerPro) publica apenas massa, dimensões, torque de travamento (1,8 kgf·cm a 4,8 V e 2,2 kgf·cm a 6 V), velocidade (0,1 s/60° a 4,8 V), faixa de tensão (4,8–6,0 V) e banda morta (5 µs) — não há nenhuma especificação de corrente. O dimensionamento foi feito, portanto, a partir de medições publicadas por fornecedores (a 5 V: 10 mA em repouso, 120–250 mA girando em vazio e 700 mA com o rotor travado) combinadas com o modelo de motor CC de escovas, no qual a corrente cresce linearmente com o torque exigido:</w:t>
+      </w:r>
+    </w:p>
+    <w:p>
+      <w:pPr>
+        <w:jc w:val="center"/>
+      </w:pPr>
+      <w:r>
+        <w:rPr>
+          <w:b w:val="0"/>
+          <w:i/>
+        </w:rPr>
+        <w:t>I(T) = I₀ + (I_travado − I₀) · (T / T_travado)</w:t>
       </w:r>
     </w:p>
     <w:p>
@@ -6616,6 +6628,796 @@
           <w:b w:val="0"/>
           <w:i w:val="0"/>
         </w:rPr>
+        <w:t>Aplicando as frações de torque calculadas na seção 5.4 (corpo livre com as massas reais das malhas), chega-se ao consumo por junta e aos cenários de operação abaixo. O script cad/verificacao_eletrica.py reproduz a tabela.</w:t>
+      </w:r>
+    </w:p>
+    <w:tbl>
+      <w:tblPr>
+        <w:tblStyle w:val="LightGrid-Accent1"/>
+        <w:tblW w:type="auto" w:w="0"/>
+        <w:jc w:val="center"/>
+        <w:tblLook w:firstColumn="1" w:firstRow="1" w:lastColumn="0" w:lastRow="0" w:noHBand="0" w:noVBand="1" w:val="04A0"/>
+      </w:tblPr>
+      <w:tblGrid>
+        <w:gridCol w:w="2351"/>
+        <w:gridCol w:w="2351"/>
+        <w:gridCol w:w="2351"/>
+        <w:gridCol w:w="2351"/>
+      </w:tblGrid>
+      <w:tr>
+        <w:tc>
+          <w:tcPr>
+            <w:tcW w:type="dxa" w:w="2551"/>
+          </w:tcPr>
+          <w:p>
+            <w:r/>
+            <w:r>
+              <w:rPr>
+                <w:b/>
+                <w:sz w:val="18"/>
+              </w:rPr>
+              <w:t>Junta (servo)</w:t>
+            </w:r>
+          </w:p>
+        </w:tc>
+        <w:tc>
+          <w:tcPr>
+            <w:tcW w:type="dxa" w:w="3118"/>
+          </w:tcPr>
+          <w:p>
+            <w:r/>
+            <w:r>
+              <w:rPr>
+                <w:b/>
+                <w:sz w:val="18"/>
+              </w:rPr>
+              <w:t>Torque exigido</w:t>
+            </w:r>
+          </w:p>
+        </w:tc>
+        <w:tc>
+          <w:tcPr>
+            <w:tcW w:type="dxa" w:w="1701"/>
+          </w:tcPr>
+          <w:p>
+            <w:r/>
+            <w:r>
+              <w:rPr>
+                <w:b/>
+                <w:sz w:val="18"/>
+              </w:rPr>
+              <w:t>Corrente movendo</w:t>
+            </w:r>
+          </w:p>
+        </w:tc>
+        <w:tc>
+          <w:tcPr>
+            <w:tcW w:type="dxa" w:w="1701"/>
+          </w:tcPr>
+          <w:p>
+            <w:r/>
+            <w:r>
+              <w:rPr>
+                <w:b/>
+                <w:sz w:val="18"/>
+              </w:rPr>
+              <w:t>Com 25 g na garra</w:t>
+            </w:r>
+          </w:p>
+        </w:tc>
+      </w:tr>
+      <w:tr>
+        <w:tc>
+          <w:tcPr>
+            <w:tcW w:type="dxa" w:w="2551"/>
+          </w:tcPr>
+          <w:p>
+            <w:r/>
+            <w:r>
+              <w:rPr>
+                <w:sz w:val="18"/>
+              </w:rPr>
+              <w:t>S1 base (SG90)</w:t>
+            </w:r>
+          </w:p>
+        </w:tc>
+        <w:tc>
+          <w:tcPr>
+            <w:tcW w:type="dxa" w:w="3118"/>
+          </w:tcPr>
+          <w:p>
+            <w:r/>
+            <w:r>
+              <w:rPr>
+                <w:sz w:val="18"/>
+              </w:rPr>
+              <w:t>≈ 5 % do travamento (eixo vertical)</w:t>
+            </w:r>
+          </w:p>
+        </w:tc>
+        <w:tc>
+          <w:tcPr>
+            <w:tcW w:type="dxa" w:w="1701"/>
+          </w:tcPr>
+          <w:p>
+            <w:r/>
+            <w:r>
+              <w:rPr>
+                <w:sz w:val="18"/>
+              </w:rPr>
+              <w:t>272 mA</w:t>
+            </w:r>
+          </w:p>
+        </w:tc>
+        <w:tc>
+          <w:tcPr>
+            <w:tcW w:type="dxa" w:w="1701"/>
+          </w:tcPr>
+          <w:p>
+            <w:r/>
+            <w:r>
+              <w:rPr>
+                <w:sz w:val="18"/>
+              </w:rPr>
+              <w:t>286 mA</w:t>
+            </w:r>
+          </w:p>
+        </w:tc>
+      </w:tr>
+      <w:tr>
+        <w:tc>
+          <w:tcPr>
+            <w:tcW w:type="dxa" w:w="2551"/>
+          </w:tcPr>
+          <w:p>
+            <w:r/>
+            <w:r>
+              <w:rPr>
+                <w:sz w:val="18"/>
+              </w:rPr>
+              <w:t>S2 ombro (MG90S)</w:t>
+            </w:r>
+          </w:p>
+        </w:tc>
+        <w:tc>
+          <w:tcPr>
+            <w:tcW w:type="dxa" w:w="3118"/>
+          </w:tcPr>
+          <w:p>
+            <w:r/>
+            <w:r>
+              <w:rPr>
+                <w:sz w:val="18"/>
+              </w:rPr>
+              <w:t>29 % em vazio / 54 % com 25 g</w:t>
+            </w:r>
+          </w:p>
+        </w:tc>
+        <w:tc>
+          <w:tcPr>
+            <w:tcW w:type="dxa" w:w="1701"/>
+          </w:tcPr>
+          <w:p>
+            <w:r/>
+            <w:r>
+              <w:rPr>
+                <w:sz w:val="18"/>
+              </w:rPr>
+              <w:t>380 mA</w:t>
+            </w:r>
+          </w:p>
+        </w:tc>
+        <w:tc>
+          <w:tcPr>
+            <w:tcW w:type="dxa" w:w="1701"/>
+          </w:tcPr>
+          <w:p>
+            <w:r/>
+            <w:r>
+              <w:rPr>
+                <w:sz w:val="18"/>
+              </w:rPr>
+              <w:t>493 mA</w:t>
+            </w:r>
+          </w:p>
+        </w:tc>
+      </w:tr>
+      <w:tr>
+        <w:tc>
+          <w:tcPr>
+            <w:tcW w:type="dxa" w:w="2551"/>
+          </w:tcPr>
+          <w:p>
+            <w:r/>
+            <w:r>
+              <w:rPr>
+                <w:sz w:val="18"/>
+              </w:rPr>
+              <w:t>S3 cotovelo (MG90S)</w:t>
+            </w:r>
+          </w:p>
+        </w:tc>
+        <w:tc>
+          <w:tcPr>
+            <w:tcW w:type="dxa" w:w="3118"/>
+          </w:tcPr>
+          <w:p>
+            <w:r/>
+            <w:r>
+              <w:rPr>
+                <w:sz w:val="18"/>
+              </w:rPr>
+              <w:t>18 % em vazio / 28 % com 25 g</w:t>
+            </w:r>
+          </w:p>
+        </w:tc>
+        <w:tc>
+          <w:tcPr>
+            <w:tcW w:type="dxa" w:w="1701"/>
+          </w:tcPr>
+          <w:p>
+            <w:r/>
+            <w:r>
+              <w:rPr>
+                <w:sz w:val="18"/>
+              </w:rPr>
+              <w:t>331 mA</w:t>
+            </w:r>
+          </w:p>
+        </w:tc>
+        <w:tc>
+          <w:tcPr>
+            <w:tcW w:type="dxa" w:w="1701"/>
+          </w:tcPr>
+          <w:p>
+            <w:r/>
+            <w:r>
+              <w:rPr>
+                <w:sz w:val="18"/>
+              </w:rPr>
+              <w:t>376 mA</w:t>
+            </w:r>
+          </w:p>
+        </w:tc>
+      </w:tr>
+      <w:tr>
+        <w:tc>
+          <w:tcPr>
+            <w:tcW w:type="dxa" w:w="2551"/>
+          </w:tcPr>
+          <w:p>
+            <w:r/>
+            <w:r>
+              <w:rPr>
+                <w:sz w:val="18"/>
+              </w:rPr>
+              <w:t>S4 garra (SG90)</w:t>
+            </w:r>
+          </w:p>
+        </w:tc>
+        <w:tc>
+          <w:tcPr>
+            <w:tcW w:type="dxa" w:w="3118"/>
+          </w:tcPr>
+          <w:p>
+            <w:r/>
+            <w:r>
+              <w:rPr>
+                <w:sz w:val="18"/>
+              </w:rPr>
+              <w:t>travamento parcial ao apertar o objeto</w:t>
+            </w:r>
+          </w:p>
+        </w:tc>
+        <w:tc>
+          <w:tcPr>
+            <w:tcW w:type="dxa" w:w="1701"/>
+          </w:tcPr>
+          <w:p>
+            <w:r/>
+            <w:r>
+              <w:rPr>
+                <w:sz w:val="18"/>
+              </w:rPr>
+              <w:t>295 mA</w:t>
+            </w:r>
+          </w:p>
+        </w:tc>
+        <w:tc>
+          <w:tcPr>
+            <w:tcW w:type="dxa" w:w="1701"/>
+          </w:tcPr>
+          <w:p>
+            <w:r/>
+            <w:r>
+              <w:rPr>
+                <w:sz w:val="18"/>
+              </w:rPr>
+              <w:t>520 mA</w:t>
+            </w:r>
+          </w:p>
+        </w:tc>
+      </w:tr>
+    </w:tbl>
+    <w:p/>
+    <w:tbl>
+      <w:tblPr>
+        <w:tblStyle w:val="LightGrid-Accent1"/>
+        <w:tblW w:type="auto" w:w="0"/>
+        <w:jc w:val="center"/>
+        <w:tblLook w:firstColumn="1" w:firstRow="1" w:lastColumn="0" w:lastRow="0" w:noHBand="0" w:noVBand="1" w:val="04A0"/>
+      </w:tblPr>
+      <w:tblGrid>
+        <w:gridCol w:w="3135"/>
+        <w:gridCol w:w="3135"/>
+        <w:gridCol w:w="3135"/>
+      </w:tblGrid>
+      <w:tr>
+        <w:tc>
+          <w:tcPr>
+            <w:tcW w:type="dxa" w:w="4535"/>
+          </w:tcPr>
+          <w:p>
+            <w:r/>
+            <w:r>
+              <w:rPr>
+                <w:b/>
+                <w:sz w:val="18"/>
+              </w:rPr>
+              <w:t>Cenário</w:t>
+            </w:r>
+          </w:p>
+        </w:tc>
+        <w:tc>
+          <w:tcPr>
+            <w:tcW w:type="dxa" w:w="1701"/>
+          </w:tcPr>
+          <w:p>
+            <w:r/>
+            <w:r>
+              <w:rPr>
+                <w:b/>
+                <w:sz w:val="18"/>
+              </w:rPr>
+              <w:t>Corrente total</w:t>
+            </w:r>
+          </w:p>
+        </w:tc>
+        <w:tc>
+          <w:tcPr>
+            <w:tcW w:type="dxa" w:w="2268"/>
+          </w:tcPr>
+          <w:p>
+            <w:r/>
+            <w:r>
+              <w:rPr>
+                <w:b/>
+                <w:sz w:val="18"/>
+              </w:rPr>
+              <w:t>% de uma fonte de 3 A</w:t>
+            </w:r>
+          </w:p>
+        </w:tc>
+      </w:tr>
+      <w:tr>
+        <w:tc>
+          <w:tcPr>
+            <w:tcW w:type="dxa" w:w="4535"/>
+          </w:tcPr>
+          <w:p>
+            <w:r/>
+            <w:r>
+              <w:rPr>
+                <w:sz w:val="18"/>
+              </w:rPr>
+              <w:t>Repouso — 4 servos parados sustentando o braço</w:t>
+            </w:r>
+          </w:p>
+        </w:tc>
+        <w:tc>
+          <w:tcPr>
+            <w:tcW w:type="dxa" w:w="1701"/>
+          </w:tcPr>
+          <w:p>
+            <w:r/>
+            <w:r>
+              <w:rPr>
+                <w:sz w:val="18"/>
+              </w:rPr>
+              <w:t>0,47 A</w:t>
+            </w:r>
+          </w:p>
+        </w:tc>
+        <w:tc>
+          <w:tcPr>
+            <w:tcW w:type="dxa" w:w="2268"/>
+          </w:tcPr>
+          <w:p>
+            <w:r/>
+            <w:r>
+              <w:rPr>
+                <w:sz w:val="18"/>
+              </w:rPr>
+              <w:t>16 %</w:t>
+            </w:r>
+          </w:p>
+        </w:tc>
+      </w:tr>
+      <w:tr>
+        <w:tc>
+          <w:tcPr>
+            <w:tcW w:type="dxa" w:w="4535"/>
+          </w:tcPr>
+          <w:p>
+            <w:r/>
+            <w:r>
+              <w:rPr>
+                <w:sz w:val="18"/>
+              </w:rPr>
+              <w:t>Manual (joystick) — 1 eixo movendo, 3 sustentando</w:t>
+            </w:r>
+          </w:p>
+        </w:tc>
+        <w:tc>
+          <w:tcPr>
+            <w:tcW w:type="dxa" w:w="1701"/>
+          </w:tcPr>
+          <w:p>
+            <w:r/>
+            <w:r>
+              <w:rPr>
+                <w:sz w:val="18"/>
+              </w:rPr>
+              <w:t>0,72 A</w:t>
+            </w:r>
+          </w:p>
+        </w:tc>
+        <w:tc>
+          <w:tcPr>
+            <w:tcW w:type="dxa" w:w="2268"/>
+          </w:tcPr>
+          <w:p>
+            <w:r/>
+            <w:r>
+              <w:rPr>
+                <w:sz w:val="18"/>
+              </w:rPr>
+              <w:t>24 %</w:t>
+            </w:r>
+          </w:p>
+        </w:tc>
+      </w:tr>
+      <w:tr>
+        <w:tc>
+          <w:tcPr>
+            <w:tcW w:type="dxa" w:w="4535"/>
+          </w:tcPr>
+          <w:p>
+            <w:r/>
+            <w:r>
+              <w:rPr>
+                <w:sz w:val="18"/>
+              </w:rPr>
+              <w:t>Manual com objeto de 25 g, garra apertando</w:t>
+            </w:r>
+          </w:p>
+        </w:tc>
+        <w:tc>
+          <w:tcPr>
+            <w:tcW w:type="dxa" w:w="1701"/>
+          </w:tcPr>
+          <w:p>
+            <w:r/>
+            <w:r>
+              <w:rPr>
+                <w:sz w:val="18"/>
+              </w:rPr>
+              <w:t>1,21 A</w:t>
+            </w:r>
+          </w:p>
+        </w:tc>
+        <w:tc>
+          <w:tcPr>
+            <w:tcW w:type="dxa" w:w="2268"/>
+          </w:tcPr>
+          <w:p>
+            <w:r/>
+            <w:r>
+              <w:rPr>
+                <w:sz w:val="18"/>
+              </w:rPr>
+              <w:t>40 %</w:t>
+            </w:r>
+          </w:p>
+        </w:tc>
+      </w:tr>
+      <w:tr>
+        <w:tc>
+          <w:tcPr>
+            <w:tcW w:type="dxa" w:w="4535"/>
+          </w:tcPr>
+          <w:p>
+            <w:r/>
+            <w:r>
+              <w:rPr>
+                <w:sz w:val="18"/>
+              </w:rPr>
+              <w:t>Reprodução — 4 eixos simultâneos, sem carga</w:t>
+            </w:r>
+          </w:p>
+        </w:tc>
+        <w:tc>
+          <w:tcPr>
+            <w:tcW w:type="dxa" w:w="1701"/>
+          </w:tcPr>
+          <w:p>
+            <w:r/>
+            <w:r>
+              <w:rPr>
+                <w:sz w:val="18"/>
+              </w:rPr>
+              <w:t>1,28 A</w:t>
+            </w:r>
+          </w:p>
+        </w:tc>
+        <w:tc>
+          <w:tcPr>
+            <w:tcW w:type="dxa" w:w="2268"/>
+          </w:tcPr>
+          <w:p>
+            <w:r/>
+            <w:r>
+              <w:rPr>
+                <w:sz w:val="18"/>
+              </w:rPr>
+              <w:t>43 %</w:t>
+            </w:r>
+          </w:p>
+        </w:tc>
+      </w:tr>
+      <w:tr>
+        <w:tc>
+          <w:tcPr>
+            <w:tcW w:type="dxa" w:w="4535"/>
+          </w:tcPr>
+          <w:p>
+            <w:r/>
+            <w:r>
+              <w:rPr>
+                <w:sz w:val="18"/>
+              </w:rPr>
+              <w:t>Reprodução — 4 eixos simultâneos + 25 g</w:t>
+            </w:r>
+          </w:p>
+        </w:tc>
+        <w:tc>
+          <w:tcPr>
+            <w:tcW w:type="dxa" w:w="1701"/>
+          </w:tcPr>
+          <w:p>
+            <w:r/>
+            <w:r>
+              <w:rPr>
+                <w:sz w:val="18"/>
+              </w:rPr>
+              <w:t>1,68 A</w:t>
+            </w:r>
+          </w:p>
+        </w:tc>
+        <w:tc>
+          <w:tcPr>
+            <w:tcW w:type="dxa" w:w="2268"/>
+          </w:tcPr>
+          <w:p>
+            <w:r/>
+            <w:r>
+              <w:rPr>
+                <w:sz w:val="18"/>
+              </w:rPr>
+              <w:t>56 %</w:t>
+            </w:r>
+          </w:p>
+        </w:tc>
+      </w:tr>
+      <w:tr>
+        <w:tc>
+          <w:tcPr>
+            <w:tcW w:type="dxa" w:w="4535"/>
+          </w:tcPr>
+          <w:p>
+            <w:r/>
+            <w:r>
+              <w:rPr>
+                <w:sz w:val="18"/>
+              </w:rPr>
+              <w:t>Reprodução — 4 eixos simultâneos + 50 g (carga útil máx.)</w:t>
+            </w:r>
+          </w:p>
+        </w:tc>
+        <w:tc>
+          <w:tcPr>
+            <w:tcW w:type="dxa" w:w="1701"/>
+          </w:tcPr>
+          <w:p>
+            <w:r/>
+            <w:r>
+              <w:rPr>
+                <w:sz w:val="18"/>
+              </w:rPr>
+              <w:t>1,85 A</w:t>
+            </w:r>
+          </w:p>
+        </w:tc>
+        <w:tc>
+          <w:tcPr>
+            <w:tcW w:type="dxa" w:w="2268"/>
+          </w:tcPr>
+          <w:p>
+            <w:r/>
+            <w:r>
+              <w:rPr>
+                <w:sz w:val="18"/>
+              </w:rPr>
+              <w:t>62 %</w:t>
+            </w:r>
+          </w:p>
+        </w:tc>
+      </w:tr>
+      <w:tr>
+        <w:tc>
+          <w:tcPr>
+            <w:tcW w:type="dxa" w:w="4535"/>
+          </w:tcPr>
+          <w:p>
+            <w:r/>
+            <w:r>
+              <w:rPr>
+                <w:sz w:val="18"/>
+              </w:rPr>
+              <w:t>Falha — os 4 servos travados ao mesmo tempo</w:t>
+            </w:r>
+          </w:p>
+        </w:tc>
+        <w:tc>
+          <w:tcPr>
+            <w:tcW w:type="dxa" w:w="1701"/>
+          </w:tcPr>
+          <w:p>
+            <w:r/>
+            <w:r>
+              <w:rPr>
+                <w:sz w:val="18"/>
+              </w:rPr>
+              <w:t>2,70 A</w:t>
+            </w:r>
+          </w:p>
+        </w:tc>
+        <w:tc>
+          <w:tcPr>
+            <w:tcW w:type="dxa" w:w="2268"/>
+          </w:tcPr>
+          <w:p>
+            <w:r/>
+            <w:r>
+              <w:rPr>
+                <w:sz w:val="18"/>
+              </w:rPr>
+              <w:t>90 %</w:t>
+            </w:r>
+          </w:p>
+        </w:tc>
+      </w:tr>
+      <w:tr>
+        <w:tc>
+          <w:tcPr>
+            <w:tcW w:type="dxa" w:w="4535"/>
+          </w:tcPr>
+          <w:p>
+            <w:r/>
+            <w:r>
+              <w:rPr>
+                <w:sz w:val="18"/>
+              </w:rPr>
+              <w:t>Pico de milissegundos — 1 servo invertendo o sentido</w:t>
+            </w:r>
+          </w:p>
+        </w:tc>
+        <w:tc>
+          <w:tcPr>
+            <w:tcW w:type="dxa" w:w="1701"/>
+          </w:tcPr>
+          <w:p>
+            <w:r/>
+            <w:r>
+              <w:rPr>
+                <w:sz w:val="18"/>
+              </w:rPr>
+              <w:t>≈ 2,6 A</w:t>
+            </w:r>
+          </w:p>
+        </w:tc>
+        <w:tc>
+          <w:tcPr>
+            <w:tcW w:type="dxa" w:w="2268"/>
+          </w:tcPr>
+          <w:p>
+            <w:r/>
+            <w:r>
+              <w:rPr>
+                <w:sz w:val="18"/>
+              </w:rPr>
+              <w:t>—</w:t>
+            </w:r>
+          </w:p>
+        </w:tc>
+      </w:tr>
+    </w:tbl>
+    <w:p/>
+    <w:p>
+      <w:pPr>
+        <w:jc w:val="both"/>
+      </w:pPr>
+      <w:r>
+        <w:rPr>
+          <w:b w:val="0"/>
+          <w:i w:val="0"/>
+        </w:rPr>
+        <w:t>Em operação normal o pior caso é 1,85 A. O consumo só se aproxima de 3 A na condição de falha em que os quatro servos travam simultaneamente (braço preso, garra fechando sobre um objeto rígido além do limite) — situação em que uma fonte de 3 A trabalharia a 90 % do valor nominal, sem margem para a queda de tensão típica dessas placas sob carga plena. Por isso especificou-se 5 V / 5 A: mantém 85 % de margem mesmo nessa falha, sem custo relevante. Uma fonte de 3 A de boa procedência atende ao projeto; uma de 2 A, não.</w:t>
+      </w:r>
+    </w:p>
+    <w:p>
+      <w:pPr>
+        <w:jc w:val="both"/>
+      </w:pPr>
+      <w:r>
+        <w:rPr>
+          <w:b w:val="0"/>
+          <w:i w:val="0"/>
+        </w:rPr>
+        <w:t>Capacitor e capacidade de corrente resolvem problemas diferentes. Quando um servo inverte o sentido em plena velocidade, a força contra-eletromotriz soma-se à tensão aplicada e a corrente chega a cerca de 1,4 A por alguns milissegundos; nenhuma fonte chaveada responde em microssegundos, e é o capacitor que entrega esse degrau localmente. Mas a energia armazenada é pequena: C1 = 1000 µF, admitindo 0,2 V de queda, guarda 0,2 mC — suficiente para sustentar um déficit de 2 A por apenas 100 µs. Para cobrir um travamento de 1 s seriam necessários cerca de 2 F (2 000 000 µF). O capacitor elimina, portanto, a queda rápida de tensão (que provoca reset do Arduino, quando alimentado pela mesma fonte, e tremor nos servos), mas não substitui a capacidade de corrente da fonte, e o inverso também é verdadeiro: uma fonte de 10 A sem capacitor continuaria a afundar no transitório por causa da indutância dos cabos.</w:t>
+      </w:r>
+    </w:p>
+    <w:p>
+      <w:pPr>
+        <w:jc w:val="both"/>
+      </w:pPr>
+      <w:r>
+        <w:rPr>
+          <w:b w:val="0"/>
+          <w:i w:val="0"/>
+        </w:rPr>
+        <w:t>Requisitos da fonte: 5 V ± 5 % chaveada, ≥ 4 A (5 A recomendado), regulação de carga melhor que 5 %, ondulação &lt; 100 mV pico a pico e proteção contra sobrecorrente. Não elevar para 6 V em busca dos 2,2 kgf·cm: a corrente de travamento subiria para ≈ 0,85 A por servo (3,4 A no conjunto) e toda a análise de torque da seção 5.4 foi feita para 1,8 kgf·cm a 5 V.</w:t>
+      </w:r>
+    </w:p>
+    <w:p>
+      <w:pPr>
+        <w:jc w:val="both"/>
+      </w:pPr>
+      <w:r>
+        <w:rPr>
+          <w:b w:val="0"/>
+          <w:i w:val="0"/>
+        </w:rPr>
+        <w:t>Fiação: o orçamento de queda de tensão é de apenas 200 mV (5,0 V da fonte contra os 4,8 V mínimos do datasheet). Meio metro de jumper 22 AWG conduzindo 2 A já consome 106 mV (ida e volta); recomenda-se 20 AWG ou mais grosso no trecho fonte → protoboard. O elo mais frágil é o contato da protoboard: cada ponto suporta cerca de 1 A, de modo que a entrada da fonte deve ser feita por dois furos em paralelo (ou por um borne parafusado) e os quatro servos devem ser distribuídos ao longo da trilha, nunca no mesmo furo.</w:t>
+      </w:r>
+    </w:p>
+    <w:p>
+      <w:pPr>
+        <w:pStyle w:val="Heading1"/>
+      </w:pPr>
+      <w:r>
+        <w:t>9. Firmware (Arduino IDE)</w:t>
+      </w:r>
+    </w:p>
+    <w:p>
+      <w:pPr>
+        <w:jc w:val="both"/>
+      </w:pPr>
+      <w:r>
+        <w:rPr>
+          <w:b w:val="0"/>
+          <w:i w:val="0"/>
+        </w:rPr>
         <w:t>Arquivo: firmware/braco_robotico/braco_robotico.ino. Bibliotecas: Servo.h e EEPROM.h (nativas da IDE). Placa: Arduino UNO.</w:t>
       </w:r>
     </w:p>
@@ -6804,7 +7606,15 @@
         <w:pStyle w:val="ListNumber"/>
       </w:pPr>
       <w:r>
-        <w:t>Medir a corrente da fonte durante o movimento; se o Arduino reiniciar, verificar o GND comum e o capacitor C1.</w:t>
+        <w:t>Medir a corrente da fonte durante o movimento (multímetro em série na linha +5 V dos servos): esperam-se ≈ 0,5 A em repouso e 1,2–1,9 A com os quatro eixos em movimento sob carga (seção 8.1). Leitura muito acima disso indica servo travado contra um batente; se o Arduino reiniciar, verificar o GND comum e o capacitor C1.</w:t>
+      </w:r>
+    </w:p>
+    <w:p>
+      <w:pPr>
+        <w:pStyle w:val="ListNumber"/>
+      </w:pPr>
+      <w:r>
+        <w:t>Medir a tensão no barramento dos servos com o braço em esforço: não deve cair abaixo de 4,8 V. Se cair, a fonte está subdimensionada ou os fios de alimentação são finos demais.</w:t>
       </w:r>
     </w:p>
     <w:p>

--- a/relatorio/Relatorio_Braco_Robotico.docx
+++ b/relatorio/Relatorio_Braco_Robotico.docx
@@ -7391,6 +7391,14 @@
     </w:p>
     <w:p>
       <w:pPr>
+        <w:pStyle w:val="Heading2"/>
+      </w:pPr>
+      <w:r>
+        <w:t>8.2 Modelo para simulação (EveryCircuit)</w:t>
+      </w:r>
+    </w:p>
+    <w:p>
+      <w:pPr>
         <w:jc w:val="both"/>
       </w:pPr>
       <w:r>
@@ -7398,231 +7406,59 @@
           <w:b w:val="0"/>
           <w:i w:val="0"/>
         </w:rPr>
-        <w:t>Fiação: o orçamento de queda de tensão é de apenas 200 mV (5,0 V da fonte contra os 4,8 V mínimos do datasheet). Meio metro de jumper 22 AWG conduzindo 2 A já consome 106 mV (ida e volta); recomenda-se 20 AWG ou mais grosso no trecho fonte → protoboard. O elo mais frágil é o contato da protoboard: cada ponto suporta cerca de 1 A, de modo que a entrada da fonte deve ser feita por dois furos em paralelo (ou por um borne parafusado) e os quatro servos devem ser distribuídos ao longo da trilha, nunca no mesmo furo.</w:t>
-      </w:r>
-    </w:p>
-    <w:p>
-      <w:pPr>
-        <w:pStyle w:val="Heading1"/>
-      </w:pPr>
-      <w:r>
-        <w:t>9. Firmware (Arduino IDE)</w:t>
-      </w:r>
-    </w:p>
-    <w:p>
-      <w:pPr>
-        <w:jc w:val="both"/>
+        <w:t>Simuladores analógicos como o EveryCircuit não possuem microcontrolador, servo nem módulo joystick em sua biblioteca — apenas fontes, resistores, reativos, chaves, amplificadores operacionais, diodos, transistores, portas lógicas, latches, CIs e medidores. O esquema da Figura 8, portanto, não pode ser digitado nesse tipo de ferramenta. O que se simula é o subsistema de potência, que é justamente onde estão as tensões e correntes de interesse: cada servo é substituído por uma chave em série com um resistor de valor R = 5 V / I, com I retirado da tabela da seção 8.1.</w:t>
+      </w:r>
+    </w:p>
+    <w:p>
+      <w:pPr>
+        <w:jc w:val="center"/>
+      </w:pPr>
+      <w:r>
+        <w:drawing>
+          <wp:inline xmlns:a="http://schemas.openxmlformats.org/drawingml/2006/main" xmlns:pic="http://schemas.openxmlformats.org/drawingml/2006/picture">
+            <wp:extent cx="5940000" cy="4071007"/>
+            <wp:docPr id="9" name="Picture 9"/>
+            <wp:cNvGraphicFramePr>
+              <a:graphicFrameLocks noChangeAspect="1"/>
+            </wp:cNvGraphicFramePr>
+            <a:graphic>
+              <a:graphicData uri="http://schemas.openxmlformats.org/drawingml/2006/picture">
+                <pic:pic>
+                  <pic:nvPicPr>
+                    <pic:cNvPr id="0" name="esquema_everycircuit.png"/>
+                    <pic:cNvPicPr/>
+                  </pic:nvPicPr>
+                  <pic:blipFill>
+                    <a:blip r:embed="rId18"/>
+                    <a:stretch>
+                      <a:fillRect/>
+                    </a:stretch>
+                  </pic:blipFill>
+                  <pic:spPr>
+                    <a:xfrm>
+                      <a:off x="0" y="0"/>
+                      <a:ext cx="5940000" cy="4071007"/>
+                    </a:xfrm>
+                    <a:prstGeom prst="rect"/>
+                  </pic:spPr>
+                </pic:pic>
+              </a:graphicData>
+            </a:graphic>
+          </wp:inline>
+        </w:drawing>
+      </w:r>
+    </w:p>
+    <w:p>
+      <w:pPr>
+        <w:jc w:val="center"/>
       </w:pPr>
       <w:r>
         <w:rPr>
           <w:b w:val="0"/>
-          <w:i w:val="0"/>
-        </w:rPr>
-        <w:t>Arquivo: firmware/braco_robotico/braco_robotico.ino. Bibliotecas: Servo.h e EEPROM.h (nativas da IDE). Placa: Arduino UNO.</w:t>
-      </w:r>
-    </w:p>
-    <w:p>
-      <w:pPr>
-        <w:pStyle w:val="Heading2"/>
-      </w:pPr>
-      <w:r>
-        <w:t>9.1 Estrutura</w:t>
-      </w:r>
-    </w:p>
-    <w:p>
-      <w:pPr>
-        <w:pStyle w:val="ListBullet"/>
-      </w:pPr>
-      <w:r>
-        <w:rPr>
-          <w:b/>
-        </w:rPr>
-        <w:t xml:space="preserve">Configuração: </w:t>
-      </w:r>
-      <w:r>
-        <w:t>tabelas de pinos, limites (ANG_MIN/ANG_MAX) e posição de repouso (ANG_HOME) por junta.</w:t>
-      </w:r>
-    </w:p>
-    <w:p>
-      <w:pPr>
-        <w:pStyle w:val="ListBullet"/>
-      </w:pPr>
-      <w:r>
-        <w:rPr>
-          <w:b/>
-        </w:rPr>
-        <w:t xml:space="preserve">Laço de controle (50 Hz): </w:t>
-      </w:r>
-      <w:r>
-        <w:t>lê os 4 eixos dos joysticks; fora da zona morta (±60 counts) calcula um incremento de ângulo proporcional ao quadrado da deflexão (até VEL_JOY = 2 °/passo = 100 °/s), soma ao alvo da junta dentro dos limites e aproxima a posição atual do alvo a no máximo velMax graus por passo (rampa de velocidade).</w:t>
-      </w:r>
-    </w:p>
-    <w:p>
-      <w:pPr>
-        <w:pStyle w:val="ListBullet"/>
-      </w:pPr>
-      <w:r>
-        <w:rPr>
-          <w:b/>
-        </w:rPr>
-        <w:t xml:space="preserve">Máquina de estados: </w:t>
-      </w:r>
-      <w:r>
-        <w:t>MANUAL (joysticks) ↔ REPRODUZINDO (percorre as poses gravadas com pausa de 0,5 s em cada uma). Ao parar a reprodução o alvo assume a posição atual, e os joysticks continuam de onde o braço parou, sem saltos.</w:t>
-      </w:r>
-    </w:p>
-    <w:p>
-      <w:pPr>
-        <w:pStyle w:val="ListBullet"/>
-      </w:pPr>
-      <w:r>
-        <w:rPr>
-          <w:b/>
-        </w:rPr>
-        <w:t xml:space="preserve">Botões dos joysticks: </w:t>
-      </w:r>
-      <w:r>
-        <w:t>SW1 curto = grava pose (LED pisca 3×), SW1 longo ≥ 0,8 s = inicia/para reprodução; SW2 curto = abre/fecha a garra, SW2 longo = posição de repouso (home). Debounce por tempo; estrutura Botao reutilizada para os dois.</w:t>
-      </w:r>
-    </w:p>
-    <w:p>
-      <w:pPr>
-        <w:pStyle w:val="ListBullet"/>
-      </w:pPr>
-      <w:r>
-        <w:rPr>
-          <w:b/>
-        </w:rPr>
-        <w:t xml:space="preserve">Serial: </w:t>
-      </w:r>
-      <w:r>
-        <w:t>comandos de uma letra para calibração e depuração (p, g, l, r, m, h, a, j, e, c, v&lt;n&gt;, s &lt;junta&gt; &lt;ângulo&gt;); 'j' recalibra o centro dos joysticks.</w:t>
-      </w:r>
-    </w:p>
-    <w:p>
-      <w:pPr>
-        <w:pStyle w:val="ListBullet"/>
-      </w:pPr>
-      <w:r>
-        <w:rPr>
-          <w:b/>
-        </w:rPr>
-        <w:t xml:space="preserve">EEPROM: </w:t>
-      </w:r>
-      <w:r>
-        <w:t>poses salvas com assinatura 0xB4A1 e carregadas automaticamente na partida.</w:t>
-      </w:r>
-    </w:p>
-    <w:p>
-      <w:pPr>
-        <w:pStyle w:val="Heading2"/>
-      </w:pPr>
-      <w:r>
-        <w:t>9.2 Fluxo de execução</w:t>
-      </w:r>
-    </w:p>
-    <w:p>
-      <w:pPr>
-        <w:pStyle w:val="ListNumber"/>
-      </w:pPr>
-      <w:r>
-        <w:t>setup(): inicializa serial, botões e LED; anexa os servos um a um (150 ms entre eles) já na posição home; calibra o centro dos 4 eixos (16 leituras, joysticks soltos); carrega poses da EEPROM.</w:t>
-      </w:r>
-    </w:p>
-    <w:p>
-      <w:pPr>
-        <w:pStyle w:val="ListNumber"/>
-      </w:pPr>
-      <w:r>
-        <w:t>loop(): trata serial e botões a cada iteração; a cada 20 ms executa o passo do modo atual (leJoysticks + avancaParaAlvo, ou passoReproducao) e atualiza o LED.</w:t>
-      </w:r>
-    </w:p>
-    <w:p>
-      <w:pPr>
-        <w:pStyle w:val="ListNumber"/>
-      </w:pPr>
-      <w:r>
-        <w:t>avancaParaAlvo(): para cada junta, move no máximo velMax graus, satura nos limites e escreve nos servos.</w:t>
-      </w:r>
-    </w:p>
-    <w:p>
-      <w:pPr>
-        <w:pStyle w:val="Heading2"/>
-      </w:pPr>
-      <w:r>
-        <w:t>9.3 Testes e calibração</w:t>
-      </w:r>
-    </w:p>
-    <w:p>
-      <w:pPr>
-        <w:pStyle w:val="ListNumber"/>
-      </w:pPr>
-      <w:r>
-        <w:t>Sem as peças montadas, carregar o firmware e usar 's &lt;j&gt; &lt;ang&gt;' para verificar o sentido e a faixa de cada servo.</w:t>
-      </w:r>
-    </w:p>
-    <w:p>
-      <w:pPr>
-        <w:pStyle w:val="ListNumber"/>
-      </w:pPr>
-      <w:r>
-        <w:t>Montar e ajustar ANG_MIN/ANG_MAX de cada junta. O firmware sai com o cotovelo limitado a 40..140° (simétrico, porque o sentido do servo só se conhece agora). Cotovelo: descobrir com 's 2 &lt;ang&gt;' em qual sentido o antebraço dobra sobre o braço; desse lado NÃO passar de 145° (a palma encosta na parede da plataforma a 148°, medido por varredura booleana); do lado 'esticado' pode-se abrir até 20°, ganhando alcance. Ombro: com o ombro além de ≈ 135° e o cotovelo dobrado, o antebraço desce abaixo do plano da mesa e toca o disco da base — evitar a combinação ou reduzir ANG_MAX[1] para 135.</w:t>
-      </w:r>
-    </w:p>
-    <w:p>
-      <w:pPr>
-        <w:pStyle w:val="ListNumber"/>
-      </w:pPr>
-      <w:r>
-        <w:t>Calibrar a garra: com o horn montado a 75° (dedos paralelos, vão de 4 mm), reduzir o ângulo de 1 em 1 grau ('s 3 74', 's 3 73'...) até as mandíbulas encostarem; anotar esse ângulo em ANG_MIN[3] e usar ≈ 2° acima dele em GARRA_FECHADA (nunca abaixo: o servo fica em travamento). 's 3 110' deve abrir ≈ 57 mm na raiz das mandíbulas.</w:t>
-      </w:r>
-    </w:p>
-    <w:p>
-      <w:pPr>
-        <w:pStyle w:val="ListNumber"/>
-      </w:pPr>
-      <w:r>
-        <w:t>Verificar o sentido de cada eixo do joystick (inclinar para a direita deve girar a base para a direita etc.); inverter pelo vetor SENTIDO[] se necessário.</w:t>
-      </w:r>
-    </w:p>
-    <w:p>
-      <w:pPr>
-        <w:pStyle w:val="ListNumber"/>
-      </w:pPr>
-      <w:r>
-        <w:t>Com os joysticks soltos, o braço deve ficar imóvel; se houver deriva, aumentar ZONA_MORTA ou recalibrar com 'j'.</w:t>
-      </w:r>
-    </w:p>
-    <w:p>
-      <w:pPr>
-        <w:pStyle w:val="ListNumber"/>
-      </w:pPr>
-      <w:r>
-        <w:t>Validar o modo manual (suavidade, ausência de tremor) e o ciclo gravar → reproduzir com 4–6 poses (ex.: pegar e soltar um objeto de 20 g usando SW2 para a garra).</w:t>
-      </w:r>
-    </w:p>
-    <w:p>
-      <w:pPr>
-        <w:pStyle w:val="ListNumber"/>
-      </w:pPr>
-      <w:r>
-        <w:t>Medir a corrente da fonte durante o movimento (multímetro em série na linha +5 V dos servos): esperam-se ≈ 0,5 A em repouso e 1,2–1,9 A com os quatro eixos em movimento sob carga (seção 8.1). Leitura muito acima disso indica servo travado contra um batente; se o Arduino reiniciar, verificar o GND comum e o capacitor C1.</w:t>
-      </w:r>
-    </w:p>
-    <w:p>
-      <w:pPr>
-        <w:pStyle w:val="ListNumber"/>
-      </w:pPr>
-      <w:r>
-        <w:t>Medir a tensão no barramento dos servos com o braço em esforço: não deve cair abaixo de 4,8 V. Se cair, a fonte está subdimensionada ou os fios de alimentação são finos demais.</w:t>
-      </w:r>
-    </w:p>
-    <w:p>
-      <w:pPr>
-        <w:pStyle w:val="Heading1"/>
-      </w:pPr>
-      <w:r>
-        <w:t>10. Parâmetros de impressão — Bambu Lab A1</w:t>
+          <w:i/>
+          <w:sz w:val="18"/>
+        </w:rPr>
+        <w:t>Figura 9 — Modelo equivalente do barramento de 5 V para simulação. O modelo A usa quatro componentes e cabe no limite gratuito do EveryCircuit; o modelo B detalha os quatro servos.</w:t>
       </w:r>
     </w:p>
     <w:tbl>
@@ -7640,7 +7476,7 @@
       <w:tr>
         <w:tc>
           <w:tcPr>
-            <w:tcW w:type="dxa" w:w="2551"/>
+            <w:tcW w:type="dxa" w:w="3118"/>
           </w:tcPr>
           <w:p>
             <w:r/>
@@ -7649,13 +7485,13 @@
                 <w:b/>
                 <w:sz w:val="18"/>
               </w:rPr>
-              <w:t>Parâmetro</w:t>
-            </w:r>
-          </w:p>
-        </w:tc>
-        <w:tc>
-          <w:tcPr>
-            <w:tcW w:type="dxa" w:w="3118"/>
+              <w:t>Elemento</w:t>
+            </w:r>
+          </w:p>
+        </w:tc>
+        <w:tc>
+          <w:tcPr>
+            <w:tcW w:type="dxa" w:w="2835"/>
           </w:tcPr>
           <w:p>
             <w:r/>
@@ -7679,7 +7515,7 @@
                 <w:b/>
                 <w:sz w:val="18"/>
               </w:rPr>
-              <w:t>Observação</w:t>
+              <w:t>O que representa</w:t>
             </w:r>
           </w:p>
         </w:tc>
@@ -7687,7 +7523,7 @@
       <w:tr>
         <w:tc>
           <w:tcPr>
-            <w:tcW w:type="dxa" w:w="2551"/>
+            <w:tcW w:type="dxa" w:w="3118"/>
           </w:tcPr>
           <w:p>
             <w:r/>
@@ -7695,13 +7531,13 @@
               <w:rPr>
                 <w:sz w:val="18"/>
               </w:rPr>
-              <w:t>Impressora / bico</w:t>
-            </w:r>
-          </w:p>
-        </w:tc>
-        <w:tc>
-          <w:tcPr>
-            <w:tcW w:type="dxa" w:w="3118"/>
+              <w:t>V1 — fonte de tensão CC</w:t>
+            </w:r>
+          </w:p>
+        </w:tc>
+        <w:tc>
+          <w:tcPr>
+            <w:tcW w:type="dxa" w:w="2835"/>
           </w:tcPr>
           <w:p>
             <w:r/>
@@ -7709,7 +7545,7 @@
               <w:rPr>
                 <w:sz w:val="18"/>
               </w:rPr>
-              <w:t>Bambu Lab A1, bico 0,4 mm</w:t>
+              <w:t>5 V</w:t>
             </w:r>
           </w:p>
         </w:tc>
@@ -7723,7 +7559,7 @@
               <w:rPr>
                 <w:sz w:val="18"/>
               </w:rPr>
-              <w:t>Volume 256 × 256 × 256 mm</w:t>
+              <w:t>Fonte chaveada ideal</w:t>
             </w:r>
           </w:p>
         </w:tc>
@@ -7731,7 +7567,7 @@
       <w:tr>
         <w:tc>
           <w:tcPr>
-            <w:tcW w:type="dxa" w:w="2551"/>
+            <w:tcW w:type="dxa" w:w="3118"/>
           </w:tcPr>
           <w:p>
             <w:r/>
@@ -7739,13 +7575,13 @@
               <w:rPr>
                 <w:sz w:val="18"/>
               </w:rPr>
-              <w:t>Material</w:t>
-            </w:r>
-          </w:p>
-        </w:tc>
-        <w:tc>
-          <w:tcPr>
-            <w:tcW w:type="dxa" w:w="3118"/>
+              <w:t>Rs — resistor</w:t>
+            </w:r>
+          </w:p>
+        </w:tc>
+        <w:tc>
+          <w:tcPr>
+            <w:tcW w:type="dxa" w:w="2835"/>
           </w:tcPr>
           <w:p>
             <w:r/>
@@ -7753,7 +7589,7 @@
               <w:rPr>
                 <w:sz w:val="18"/>
               </w:rPr>
-              <w:t>PLA (Bambu PLA Basic ou similar)</w:t>
+              <w:t>0,05 Ω (fonte de 5 A) ou 0,083 Ω (3 A)</w:t>
             </w:r>
           </w:p>
         </w:tc>
@@ -7767,7 +7603,7 @@
               <w:rPr>
                 <w:sz w:val="18"/>
               </w:rPr>
-              <w:t>220 °C bico / 60 °C mesa (mesa PEI texturizada)</w:t>
+              <w:t>Regulação de carga da fonte (5 % na corrente nominal)</w:t>
             </w:r>
           </w:p>
         </w:tc>
@@ -7775,7 +7611,7 @@
       <w:tr>
         <w:tc>
           <w:tcPr>
-            <w:tcW w:type="dxa" w:w="2551"/>
+            <w:tcW w:type="dxa" w:w="3118"/>
           </w:tcPr>
           <w:p>
             <w:r/>
@@ -7783,13 +7619,13 @@
               <w:rPr>
                 <w:sz w:val="18"/>
               </w:rPr>
-              <w:t>Perfil de processo</w:t>
-            </w:r>
-          </w:p>
-        </w:tc>
-        <w:tc>
-          <w:tcPr>
-            <w:tcW w:type="dxa" w:w="3118"/>
+              <w:t>Lf — indutor</w:t>
+            </w:r>
+          </w:p>
+        </w:tc>
+        <w:tc>
+          <w:tcPr>
+            <w:tcW w:type="dxa" w:w="2835"/>
           </w:tcPr>
           <w:p>
             <w:r/>
@@ -7797,7 +7633,7 @@
               <w:rPr>
                 <w:sz w:val="18"/>
               </w:rPr>
-              <w:t>0.20 mm Standard @BBL A1</w:t>
+              <w:t>1 µH</w:t>
             </w:r>
           </w:p>
         </w:tc>
@@ -7811,7 +7647,7 @@
               <w:rPr>
                 <w:sz w:val="18"/>
               </w:rPr>
-              <w:t>Altura de camada 0,20 mm; 1ª camada 0,20 mm</w:t>
+              <w:t>Indutância do par de fios da fonte</w:t>
             </w:r>
           </w:p>
         </w:tc>
@@ -7819,7 +7655,7 @@
       <w:tr>
         <w:tc>
           <w:tcPr>
-            <w:tcW w:type="dxa" w:w="2551"/>
+            <w:tcW w:type="dxa" w:w="3118"/>
           </w:tcPr>
           <w:p>
             <w:r/>
@@ -7827,13 +7663,13 @@
               <w:rPr>
                 <w:sz w:val="18"/>
               </w:rPr>
-              <w:t>Preenchimento</w:t>
-            </w:r>
-          </w:p>
-        </w:tc>
-        <w:tc>
-          <w:tcPr>
-            <w:tcW w:type="dxa" w:w="3118"/>
+              <w:t>Rf — resistor</w:t>
+            </w:r>
+          </w:p>
+        </w:tc>
+        <w:tc>
+          <w:tcPr>
+            <w:tcW w:type="dxa" w:w="2835"/>
           </w:tcPr>
           <w:p>
             <w:r/>
@@ -7841,7 +7677,7 @@
               <w:rPr>
                 <w:sz w:val="18"/>
               </w:rPr>
-              <w:t>15 %, padrão Grid ou Gyroid</w:t>
+              <w:t>0,08 Ω</w:t>
             </w:r>
           </w:p>
         </w:tc>
@@ -7855,7 +7691,7 @@
               <w:rPr>
                 <w:sz w:val="18"/>
               </w:rPr>
-              <w:t>Requisito do projeto</w:t>
+              <w:t>0,5 m de 22 AWG (ida e volta) + um contato de protoboard</w:t>
             </w:r>
           </w:p>
         </w:tc>
@@ -7863,7 +7699,7 @@
       <w:tr>
         <w:tc>
           <w:tcPr>
-            <w:tcW w:type="dxa" w:w="2551"/>
+            <w:tcW w:type="dxa" w:w="3118"/>
           </w:tcPr>
           <w:p>
             <w:r/>
@@ -7871,13 +7707,13 @@
               <w:rPr>
                 <w:sz w:val="18"/>
               </w:rPr>
-              <w:t>Paredes / topo / base</w:t>
-            </w:r>
-          </w:p>
-        </w:tc>
-        <w:tc>
-          <w:tcPr>
-            <w:tcW w:type="dxa" w:w="3118"/>
+              <w:t>C1 — capacitor</w:t>
+            </w:r>
+          </w:p>
+        </w:tc>
+        <w:tc>
+          <w:tcPr>
+            <w:tcW w:type="dxa" w:w="2835"/>
           </w:tcPr>
           <w:p>
             <w:r/>
@@ -7885,7 +7721,7 @@
               <w:rPr>
                 <w:sz w:val="18"/>
               </w:rPr>
-              <w:t>3 perímetros (1,2 mm) / 4 camadas / 3 camadas</w:t>
+              <w:t>1000 µF</w:t>
             </w:r>
           </w:p>
         </w:tc>
@@ -7899,7 +7735,7 @@
               <w:rPr>
                 <w:sz w:val="18"/>
               </w:rPr>
-              <w:t>Rigidez das chapas de 4 mm</w:t>
+              <w:t>Capacitor de desacoplamento do projeto</w:t>
             </w:r>
           </w:p>
         </w:tc>
@@ -7907,7 +7743,7 @@
       <w:tr>
         <w:tc>
           <w:tcPr>
-            <w:tcW w:type="dxa" w:w="2551"/>
+            <w:tcW w:type="dxa" w:w="3118"/>
           </w:tcPr>
           <w:p>
             <w:r/>
@@ -7915,13 +7751,13 @@
               <w:rPr>
                 <w:sz w:val="18"/>
               </w:rPr>
-              <w:t>Suportes</w:t>
-            </w:r>
-          </w:p>
-        </w:tc>
-        <w:tc>
-          <w:tcPr>
-            <w:tcW w:type="dxa" w:w="3118"/>
+              <w:t>ESR — resistor</w:t>
+            </w:r>
+          </w:p>
+        </w:tc>
+        <w:tc>
+          <w:tcPr>
+            <w:tcW w:type="dxa" w:w="2835"/>
           </w:tcPr>
           <w:p>
             <w:r/>
@@ -7929,7 +7765,7 @@
               <w:rPr>
                 <w:sz w:val="18"/>
               </w:rPr>
-              <w:t>Desativados</w:t>
+              <w:t>0,15 Ω</w:t>
             </w:r>
           </w:p>
         </w:tc>
@@ -7943,7 +7779,7 @@
               <w:rPr>
                 <w:sz w:val="18"/>
               </w:rPr>
-              <w:t>Maior ponte: 23 mm (teto do rasgo do servo na plataforma e na palma); maior balanço: 2,6 mm. As travessas e a palma são impressas EM PÉ sobre a chapa (paredes verticais), e os munhões Ø9 saem na vertical — nenhuma dessas peças precisa de suporte</w:t>
+              <w:t>Resistência série equivalente do eletrolítico</w:t>
             </w:r>
           </w:p>
         </w:tc>
@@ -7951,7 +7787,7 @@
       <w:tr>
         <w:tc>
           <w:tcPr>
-            <w:tcW w:type="dxa" w:w="2551"/>
+            <w:tcW w:type="dxa" w:w="3118"/>
           </w:tcPr>
           <w:p>
             <w:r/>
@@ -7959,13 +7795,13 @@
               <w:rPr>
                 <w:sz w:val="18"/>
               </w:rPr>
-              <w:t>Adesão</w:t>
-            </w:r>
-          </w:p>
-        </w:tc>
-        <w:tc>
-          <w:tcPr>
-            <w:tcW w:type="dxa" w:w="3118"/>
+              <w:t>S1–S4 — chaves</w:t>
+            </w:r>
+          </w:p>
+        </w:tc>
+        <w:tc>
+          <w:tcPr>
+            <w:tcW w:type="dxa" w:w="2835"/>
           </w:tcPr>
           <w:p>
             <w:r/>
@@ -7973,7 +7809,7 @@
               <w:rPr>
                 <w:sz w:val="18"/>
               </w:rPr>
-              <w:t>Nenhuma (brim de 3 mm opcional na plataforma)</w:t>
+              <w:t>—</w:t>
             </w:r>
           </w:p>
         </w:tc>
@@ -7987,7 +7823,7 @@
               <w:rPr>
                 <w:sz w:val="18"/>
               </w:rPr>
-              <w:t>Mesa limpa com álcool isopropílico</w:t>
+              <w:t>Ligam e desligam cada servo</w:t>
             </w:r>
           </w:p>
         </w:tc>
@@ -7995,7 +7831,7 @@
       <w:tr>
         <w:tc>
           <w:tcPr>
-            <w:tcW w:type="dxa" w:w="2551"/>
+            <w:tcW w:type="dxa" w:w="3118"/>
           </w:tcPr>
           <w:p>
             <w:r/>
@@ -8003,13 +7839,13 @@
               <w:rPr>
                 <w:sz w:val="18"/>
               </w:rPr>
-              <w:t>Compensação de furos (X-Y hole compensation)</w:t>
-            </w:r>
-          </w:p>
-        </w:tc>
-        <w:tc>
-          <w:tcPr>
-            <w:tcW w:type="dxa" w:w="3118"/>
+              <w:t>Resistores de carga</w:t>
+            </w:r>
+          </w:p>
+        </w:tc>
+        <w:tc>
+          <w:tcPr>
+            <w:tcW w:type="dxa" w:w="2835"/>
           </w:tcPr>
           <w:p>
             <w:r/>
@@ -8017,7 +7853,7 @@
               <w:rPr>
                 <w:sz w:val="18"/>
               </w:rPr>
-              <w:t>0,10 mm se os furos ficarem justos</w:t>
+              <w:t>7,7 / 7,1 / 7,1 / 7,7 Ω</w:t>
             </w:r>
           </w:p>
         </w:tc>
@@ -8031,7 +7867,7 @@
               <w:rPr>
                 <w:sz w:val="18"/>
               </w:rPr>
-              <w:t>Furos Ø1,5–1,9 tendem a encolher em FDM</w:t>
+              <w:t>Servos travados (base, ombro, cotovelo, garra)</w:t>
             </w:r>
           </w:p>
         </w:tc>
@@ -8039,7 +7875,7 @@
       <w:tr>
         <w:tc>
           <w:tcPr>
-            <w:tcW w:type="dxa" w:w="2551"/>
+            <w:tcW w:type="dxa" w:w="3118"/>
           </w:tcPr>
           <w:p>
             <w:r/>
@@ -8047,13 +7883,13 @@
               <w:rPr>
                 <w:sz w:val="18"/>
               </w:rPr>
-              <w:t>Orientação</w:t>
-            </w:r>
-          </w:p>
-        </w:tc>
-        <w:tc>
-          <w:tcPr>
-            <w:tcW w:type="dxa" w:w="3118"/>
+              <w:t>Resistores de carga (alt.)</w:t>
+            </w:r>
+          </w:p>
+        </w:tc>
+        <w:tc>
+          <w:tcPr>
+            <w:tcW w:type="dxa" w:w="2835"/>
           </w:tcPr>
           <w:p>
             <w:r/>
@@ -8061,7 +7897,7 @@
               <w:rPr>
                 <w:sz w:val="18"/>
               </w:rPr>
-              <w:t>Conforme os STL (face plana para baixo)</w:t>
+              <w:t>18,4 / 13,2 / 15,1 / 16,9 Ω</w:t>
             </w:r>
           </w:p>
         </w:tc>
@@ -8075,50 +7911,7 @@
               <w:rPr>
                 <w:sz w:val="18"/>
               </w:rPr>
-              <w:t>Ver Figura 2 e tabela da seção 5.2</w:t>
-            </w:r>
-          </w:p>
-        </w:tc>
-      </w:tr>
-      <w:tr>
-        <w:tc>
-          <w:tcPr>
-            <w:tcW w:type="dxa" w:w="2551"/>
-          </w:tcPr>
-          <w:p>
-            <w:r/>
-            <w:r>
-              <w:rPr>
-                <w:sz w:val="18"/>
-              </w:rPr>
-              <w:t>Fluxo de trabalho</w:t>
-            </w:r>
-          </w:p>
-        </w:tc>
-        <w:tc>
-          <w:tcPr>
-            <w:tcW w:type="dxa" w:w="3118"/>
-          </w:tcPr>
-          <w:p>
-            <w:r/>
-            <w:r>
-              <w:rPr>
-                <w:sz w:val="18"/>
-              </w:rPr>
-              <w:t>STL → Bambu Studio (ou MakerWorld) → fatiar → enviar por Wi-Fi/SD</w:t>
-            </w:r>
-          </w:p>
-        </w:tc>
-        <w:tc>
-          <w:tcPr>
-            <w:tcW w:type="dxa" w:w="3402"/>
-          </w:tcPr>
-          <w:p>
-            <w:r/>
-            <w:r>
-              <w:rPr>
-                <w:sz w:val="18"/>
-              </w:rPr>
+              <w:t>Mesmos servos em movimento</w:t>
             </w:r>
           </w:p>
         </w:tc>
@@ -8127,10 +7920,270 @@
     <w:p/>
     <w:p>
       <w:pPr>
+        <w:jc w:val="both"/>
+      </w:pPr>
+      <w:r>
+        <w:rPr>
+          <w:b w:val="0"/>
+          <w:i w:val="0"/>
+        </w:rPr>
+        <w:t>Resultados esperados em regime permanente, com os quatro servos ligados: 1,24 A e 4,84 V no barramento com os servos em movimento; 2,53 A e 4,66 V com os quatro travados. Trocando Rs para 0,083 Ω (fonte de 3 A), os mesmos casos dão 4,80 V e 4,59 V — o segundo já bem abaixo do mínimo de 4,8 V do datasheet, o que confirma a escolha da fonte de 5 A feita na seção 8.1.</w:t>
+      </w:r>
+    </w:p>
+    <w:p>
+      <w:pPr>
+        <w:jc w:val="both"/>
+      </w:pPr>
+      <w:r>
+        <w:rPr>
+          <w:b w:val="0"/>
+          <w:i w:val="0"/>
+        </w:rPr>
+        <w:t>No transitório, aplicando um degrau de 'em movimento' para 'travado', a tensão mínima do barramento é 4,64 V com C1 e apenas 2,29 V sem ele — neste modelo, que ignora de propósito a capacitância de saída da própria fonte para isolar o efeito de C1. A queda instantânea é dominada pela ESR e não pela capacitância, razão pela qual dois eletrolíticos de 470 µF em paralelo (ESR pela metade) seguram o transitório melhor do que um único de 1000 µF. O script cad/gerar_esquema_everycircuit.py gera a Figura 9 e recalcula todos esses valores.</w:t>
+      </w:r>
+    </w:p>
+    <w:p>
+      <w:pPr>
+        <w:pStyle w:val="Heading2"/>
+      </w:pPr>
+      <w:r>
+        <w:t>8.3 Fiação</w:t>
+      </w:r>
+    </w:p>
+    <w:p>
+      <w:pPr>
+        <w:jc w:val="both"/>
+      </w:pPr>
+      <w:r>
+        <w:rPr>
+          <w:b w:val="0"/>
+          <w:i w:val="0"/>
+        </w:rPr>
+        <w:t>Fiação: o orçamento de queda de tensão é de apenas 200 mV (5,0 V da fonte contra os 4,8 V mínimos do datasheet). Meio metro de jumper 22 AWG conduzindo 2 A já consome 106 mV (ida e volta); recomenda-se 20 AWG ou mais grosso no trecho fonte → protoboard. O elo mais frágil é o contato da protoboard: cada ponto suporta cerca de 1 A, de modo que a entrada da fonte deve ser feita por dois furos em paralelo (ou por um borne parafusado) e os quatro servos devem ser distribuídos ao longo da trilha, nunca no mesmo furo.</w:t>
+      </w:r>
+    </w:p>
+    <w:p>
+      <w:pPr>
         <w:pStyle w:val="Heading1"/>
       </w:pPr>
       <w:r>
-        <w:t>11. Cronograma sugerido e riscos</w:t>
+        <w:t>9. Firmware (Arduino IDE)</w:t>
+      </w:r>
+    </w:p>
+    <w:p>
+      <w:pPr>
+        <w:jc w:val="both"/>
+      </w:pPr>
+      <w:r>
+        <w:rPr>
+          <w:b w:val="0"/>
+          <w:i w:val="0"/>
+        </w:rPr>
+        <w:t>Arquivo: firmware/braco_robotico/braco_robotico.ino. Bibliotecas: Servo.h e EEPROM.h (nativas da IDE). Placa: Arduino UNO.</w:t>
+      </w:r>
+    </w:p>
+    <w:p>
+      <w:pPr>
+        <w:pStyle w:val="Heading2"/>
+      </w:pPr>
+      <w:r>
+        <w:t>9.1 Estrutura</w:t>
+      </w:r>
+    </w:p>
+    <w:p>
+      <w:pPr>
+        <w:pStyle w:val="ListBullet"/>
+      </w:pPr>
+      <w:r>
+        <w:rPr>
+          <w:b/>
+        </w:rPr>
+        <w:t xml:space="preserve">Configuração: </w:t>
+      </w:r>
+      <w:r>
+        <w:t>tabelas de pinos, limites (ANG_MIN/ANG_MAX) e posição de repouso (ANG_HOME) por junta.</w:t>
+      </w:r>
+    </w:p>
+    <w:p>
+      <w:pPr>
+        <w:pStyle w:val="ListBullet"/>
+      </w:pPr>
+      <w:r>
+        <w:rPr>
+          <w:b/>
+        </w:rPr>
+        <w:t xml:space="preserve">Laço de controle (50 Hz): </w:t>
+      </w:r>
+      <w:r>
+        <w:t>lê os 4 eixos dos joysticks; fora da zona morta (±60 counts) calcula um incremento de ângulo proporcional ao quadrado da deflexão (até VEL_JOY = 2 °/passo = 100 °/s), soma ao alvo da junta dentro dos limites e aproxima a posição atual do alvo a no máximo velMax graus por passo (rampa de velocidade).</w:t>
+      </w:r>
+    </w:p>
+    <w:p>
+      <w:pPr>
+        <w:pStyle w:val="ListBullet"/>
+      </w:pPr>
+      <w:r>
+        <w:rPr>
+          <w:b/>
+        </w:rPr>
+        <w:t xml:space="preserve">Máquina de estados: </w:t>
+      </w:r>
+      <w:r>
+        <w:t>MANUAL (joysticks) ↔ REPRODUZINDO (percorre as poses gravadas com pausa de 0,5 s em cada uma). Ao parar a reprodução o alvo assume a posição atual, e os joysticks continuam de onde o braço parou, sem saltos.</w:t>
+      </w:r>
+    </w:p>
+    <w:p>
+      <w:pPr>
+        <w:pStyle w:val="ListBullet"/>
+      </w:pPr>
+      <w:r>
+        <w:rPr>
+          <w:b/>
+        </w:rPr>
+        <w:t xml:space="preserve">Botões dos joysticks: </w:t>
+      </w:r>
+      <w:r>
+        <w:t>SW1 curto = grava pose (LED pisca 3×), SW1 longo ≥ 0,8 s = inicia/para reprodução; SW2 curto = abre/fecha a garra, SW2 longo = posição de repouso (home). Debounce por tempo; estrutura Botao reutilizada para os dois.</w:t>
+      </w:r>
+    </w:p>
+    <w:p>
+      <w:pPr>
+        <w:pStyle w:val="ListBullet"/>
+      </w:pPr>
+      <w:r>
+        <w:rPr>
+          <w:b/>
+        </w:rPr>
+        <w:t xml:space="preserve">Serial: </w:t>
+      </w:r>
+      <w:r>
+        <w:t>comandos de uma letra para calibração e depuração (p, g, l, r, m, h, a, j, e, c, v&lt;n&gt;, s &lt;junta&gt; &lt;ângulo&gt;); 'j' recalibra o centro dos joysticks.</w:t>
+      </w:r>
+    </w:p>
+    <w:p>
+      <w:pPr>
+        <w:pStyle w:val="ListBullet"/>
+      </w:pPr>
+      <w:r>
+        <w:rPr>
+          <w:b/>
+        </w:rPr>
+        <w:t xml:space="preserve">EEPROM: </w:t>
+      </w:r>
+      <w:r>
+        <w:t>poses salvas com assinatura 0xB4A1 e carregadas automaticamente na partida.</w:t>
+      </w:r>
+    </w:p>
+    <w:p>
+      <w:pPr>
+        <w:pStyle w:val="Heading2"/>
+      </w:pPr>
+      <w:r>
+        <w:t>9.2 Fluxo de execução</w:t>
+      </w:r>
+    </w:p>
+    <w:p>
+      <w:pPr>
+        <w:pStyle w:val="ListNumber"/>
+      </w:pPr>
+      <w:r>
+        <w:t>setup(): inicializa serial, botões e LED; anexa os servos um a um (150 ms entre eles) já na posição home; calibra o centro dos 4 eixos (16 leituras, joysticks soltos); carrega poses da EEPROM.</w:t>
+      </w:r>
+    </w:p>
+    <w:p>
+      <w:pPr>
+        <w:pStyle w:val="ListNumber"/>
+      </w:pPr>
+      <w:r>
+        <w:t>loop(): trata serial e botões a cada iteração; a cada 20 ms executa o passo do modo atual (leJoysticks + avancaParaAlvo, ou passoReproducao) e atualiza o LED.</w:t>
+      </w:r>
+    </w:p>
+    <w:p>
+      <w:pPr>
+        <w:pStyle w:val="ListNumber"/>
+      </w:pPr>
+      <w:r>
+        <w:t>avancaParaAlvo(): para cada junta, move no máximo velMax graus, satura nos limites e escreve nos servos.</w:t>
+      </w:r>
+    </w:p>
+    <w:p>
+      <w:pPr>
+        <w:pStyle w:val="Heading2"/>
+      </w:pPr>
+      <w:r>
+        <w:t>9.3 Testes e calibração</w:t>
+      </w:r>
+    </w:p>
+    <w:p>
+      <w:pPr>
+        <w:pStyle w:val="ListNumber"/>
+      </w:pPr>
+      <w:r>
+        <w:t>Sem as peças montadas, carregar o firmware e usar 's &lt;j&gt; &lt;ang&gt;' para verificar o sentido e a faixa de cada servo.</w:t>
+      </w:r>
+    </w:p>
+    <w:p>
+      <w:pPr>
+        <w:pStyle w:val="ListNumber"/>
+      </w:pPr>
+      <w:r>
+        <w:t>Montar e ajustar ANG_MIN/ANG_MAX de cada junta. O firmware sai com o cotovelo limitado a 40..140° (simétrico, porque o sentido do servo só se conhece agora). Cotovelo: descobrir com 's 2 &lt;ang&gt;' em qual sentido o antebraço dobra sobre o braço; desse lado NÃO passar de 145° (a palma encosta na parede da plataforma a 148°, medido por varredura booleana); do lado 'esticado' pode-se abrir até 20°, ganhando alcance. Ombro: com o ombro além de ≈ 135° e o cotovelo dobrado, o antebraço desce abaixo do plano da mesa e toca o disco da base — evitar a combinação ou reduzir ANG_MAX[1] para 135.</w:t>
+      </w:r>
+    </w:p>
+    <w:p>
+      <w:pPr>
+        <w:pStyle w:val="ListNumber"/>
+      </w:pPr>
+      <w:r>
+        <w:t>Calibrar a garra: com o horn montado a 75° (dedos paralelos, vão de 4 mm), reduzir o ângulo de 1 em 1 grau ('s 3 74', 's 3 73'...) até as mandíbulas encostarem; anotar esse ângulo em ANG_MIN[3] e usar ≈ 2° acima dele em GARRA_FECHADA (nunca abaixo: o servo fica em travamento). 's 3 110' deve abrir ≈ 57 mm na raiz das mandíbulas.</w:t>
+      </w:r>
+    </w:p>
+    <w:p>
+      <w:pPr>
+        <w:pStyle w:val="ListNumber"/>
+      </w:pPr>
+      <w:r>
+        <w:t>Verificar o sentido de cada eixo do joystick (inclinar para a direita deve girar a base para a direita etc.); inverter pelo vetor SENTIDO[] se necessário.</w:t>
+      </w:r>
+    </w:p>
+    <w:p>
+      <w:pPr>
+        <w:pStyle w:val="ListNumber"/>
+      </w:pPr>
+      <w:r>
+        <w:t>Com os joysticks soltos, o braço deve ficar imóvel; se houver deriva, aumentar ZONA_MORTA ou recalibrar com 'j'.</w:t>
+      </w:r>
+    </w:p>
+    <w:p>
+      <w:pPr>
+        <w:pStyle w:val="ListNumber"/>
+      </w:pPr>
+      <w:r>
+        <w:t>Validar o modo manual (suavidade, ausência de tremor) e o ciclo gravar → reproduzir com 4–6 poses (ex.: pegar e soltar um objeto de 20 g usando SW2 para a garra).</w:t>
+      </w:r>
+    </w:p>
+    <w:p>
+      <w:pPr>
+        <w:pStyle w:val="ListNumber"/>
+      </w:pPr>
+      <w:r>
+        <w:t>Medir a corrente da fonte durante o movimento (multímetro em série na linha +5 V dos servos): esperam-se ≈ 0,5 A em repouso e 1,2–1,9 A com os quatro eixos em movimento sob carga (seção 8.1). Leitura muito acima disso indica servo travado contra um batente; se o Arduino reiniciar, verificar o GND comum e o capacitor C1.</w:t>
+      </w:r>
+    </w:p>
+    <w:p>
+      <w:pPr>
+        <w:pStyle w:val="ListNumber"/>
+      </w:pPr>
+      <w:r>
+        <w:t>Medir a tensão no barramento dos servos com o braço em esforço: não deve cair abaixo de 4,8 V. Se cair, a fonte está subdimensionada ou os fios de alimentação são finos demais.</w:t>
+      </w:r>
+    </w:p>
+    <w:p>
+      <w:pPr>
+        <w:pStyle w:val="Heading1"/>
+      </w:pPr>
+      <w:r>
+        <w:t>10. Parâmetros de impressão — Bambu Lab A1</w:t>
       </w:r>
     </w:p>
     <w:tbl>
@@ -8148,7 +8201,7 @@
       <w:tr>
         <w:tc>
           <w:tcPr>
-            <w:tcW w:type="dxa" w:w="1134"/>
+            <w:tcW w:type="dxa" w:w="2551"/>
           </w:tcPr>
           <w:p>
             <w:r/>
@@ -8157,13 +8210,13 @@
                 <w:b/>
                 <w:sz w:val="18"/>
               </w:rPr>
-              <w:t>Semana</w:t>
-            </w:r>
-          </w:p>
-        </w:tc>
-        <w:tc>
-          <w:tcPr>
-            <w:tcW w:type="dxa" w:w="5102"/>
+              <w:t>Parâmetro</w:t>
+            </w:r>
+          </w:p>
+        </w:tc>
+        <w:tc>
+          <w:tcPr>
+            <w:tcW w:type="dxa" w:w="3118"/>
           </w:tcPr>
           <w:p>
             <w:r/>
@@ -8172,13 +8225,13 @@
                 <w:b/>
                 <w:sz w:val="18"/>
               </w:rPr>
-              <w:t>Atividade</w:t>
-            </w:r>
-          </w:p>
-        </w:tc>
-        <w:tc>
-          <w:tcPr>
-            <w:tcW w:type="dxa" w:w="2835"/>
+              <w:t>Valor</w:t>
+            </w:r>
+          </w:p>
+        </w:tc>
+        <w:tc>
+          <w:tcPr>
+            <w:tcW w:type="dxa" w:w="3402"/>
           </w:tcPr>
           <w:p>
             <w:r/>
@@ -8187,7 +8240,7 @@
                 <w:b/>
                 <w:sz w:val="18"/>
               </w:rPr>
-              <w:t>Entrega</w:t>
+              <w:t>Observação</w:t>
             </w:r>
           </w:p>
         </w:tc>
@@ -8195,7 +8248,7 @@
       <w:tr>
         <w:tc>
           <w:tcPr>
-            <w:tcW w:type="dxa" w:w="1134"/>
+            <w:tcW w:type="dxa" w:w="2551"/>
           </w:tcPr>
           <w:p>
             <w:r/>
@@ -8203,13 +8256,13 @@
               <w:rPr>
                 <w:sz w:val="18"/>
               </w:rPr>
-              <w:t>1</w:t>
-            </w:r>
-          </w:p>
-        </w:tc>
-        <w:tc>
-          <w:tcPr>
-            <w:tcW w:type="dxa" w:w="5102"/>
+              <w:t>Impressora / bico</w:t>
+            </w:r>
+          </w:p>
+        </w:tc>
+        <w:tc>
+          <w:tcPr>
+            <w:tcW w:type="dxa" w:w="3118"/>
           </w:tcPr>
           <w:p>
             <w:r/>
@@ -8217,13 +8270,13 @@
               <w:rPr>
                 <w:sz w:val="18"/>
               </w:rPr>
-              <w:t>Compra dos componentes; revisão dos modelos no Tinkercad</w:t>
-            </w:r>
-          </w:p>
-        </w:tc>
-        <w:tc>
-          <w:tcPr>
-            <w:tcW w:type="dxa" w:w="2835"/>
+              <w:t>Bambu Lab A1, bico 0,4 mm</w:t>
+            </w:r>
+          </w:p>
+        </w:tc>
+        <w:tc>
+          <w:tcPr>
+            <w:tcW w:type="dxa" w:w="3402"/>
           </w:tcPr>
           <w:p>
             <w:r/>
@@ -8231,7 +8284,7 @@
               <w:rPr>
                 <w:sz w:val="18"/>
               </w:rPr>
-              <w:t>Projetos Tinkercad + STL</w:t>
+              <w:t>Volume 256 × 256 × 256 mm</w:t>
             </w:r>
           </w:p>
         </w:tc>
@@ -8239,7 +8292,7 @@
       <w:tr>
         <w:tc>
           <w:tcPr>
-            <w:tcW w:type="dxa" w:w="1134"/>
+            <w:tcW w:type="dxa" w:w="2551"/>
           </w:tcPr>
           <w:p>
             <w:r/>
@@ -8247,13 +8300,13 @@
               <w:rPr>
                 <w:sz w:val="18"/>
               </w:rPr>
-              <w:t>2</w:t>
-            </w:r>
-          </w:p>
-        </w:tc>
-        <w:tc>
-          <w:tcPr>
-            <w:tcW w:type="dxa" w:w="5102"/>
+              <w:t>Material</w:t>
+            </w:r>
+          </w:p>
+        </w:tc>
+        <w:tc>
+          <w:tcPr>
+            <w:tcW w:type="dxa" w:w="3118"/>
           </w:tcPr>
           <w:p>
             <w:r/>
@@ -8261,13 +8314,13 @@
               <w:rPr>
                 <w:sz w:val="18"/>
               </w:rPr>
-              <w:t>Impressão das 11 peças (≈ 7 h, incluindo as duas opções de garra) e ajustes de encaixe (munhões e bolsos)</w:t>
-            </w:r>
-          </w:p>
-        </w:tc>
-        <w:tc>
-          <w:tcPr>
-            <w:tcW w:type="dxa" w:w="2835"/>
+              <w:t>PLA (Bambu PLA Basic ou similar)</w:t>
+            </w:r>
+          </w:p>
+        </w:tc>
+        <w:tc>
+          <w:tcPr>
+            <w:tcW w:type="dxa" w:w="3402"/>
           </w:tcPr>
           <w:p>
             <w:r/>
@@ -8275,7 +8328,7 @@
               <w:rPr>
                 <w:sz w:val="18"/>
               </w:rPr>
-              <w:t>Peças impressas</w:t>
+              <w:t>220 °C bico / 60 °C mesa (mesa PEI texturizada)</w:t>
             </w:r>
           </w:p>
         </w:tc>
@@ -8283,7 +8336,7 @@
       <w:tr>
         <w:tc>
           <w:tcPr>
-            <w:tcW w:type="dxa" w:w="1134"/>
+            <w:tcW w:type="dxa" w:w="2551"/>
           </w:tcPr>
           <w:p>
             <w:r/>
@@ -8291,13 +8344,13 @@
               <w:rPr>
                 <w:sz w:val="18"/>
               </w:rPr>
-              <w:t>3</w:t>
-            </w:r>
-          </w:p>
-        </w:tc>
-        <w:tc>
-          <w:tcPr>
-            <w:tcW w:type="dxa" w:w="5102"/>
+              <w:t>Perfil de processo</w:t>
+            </w:r>
+          </w:p>
+        </w:tc>
+        <w:tc>
+          <w:tcPr>
+            <w:tcW w:type="dxa" w:w="3118"/>
           </w:tcPr>
           <w:p>
             <w:r/>
@@ -8305,13 +8358,13 @@
               <w:rPr>
                 <w:sz w:val="18"/>
               </w:rPr>
-              <w:t>Montagem mecânica + circuito na protoboard</w:t>
-            </w:r>
-          </w:p>
-        </w:tc>
-        <w:tc>
-          <w:tcPr>
-            <w:tcW w:type="dxa" w:w="2835"/>
+              <w:t>0.20 mm Standard @BBL A1</w:t>
+            </w:r>
+          </w:p>
+        </w:tc>
+        <w:tc>
+          <w:tcPr>
+            <w:tcW w:type="dxa" w:w="3402"/>
           </w:tcPr>
           <w:p>
             <w:r/>
@@ -8319,7 +8372,7 @@
               <w:rPr>
                 <w:sz w:val="18"/>
               </w:rPr>
-              <w:t>Protótipo montado</w:t>
+              <w:t>Altura de camada 0,20 mm; 1ª camada 0,20 mm</w:t>
             </w:r>
           </w:p>
         </w:tc>
@@ -8327,7 +8380,7 @@
       <w:tr>
         <w:tc>
           <w:tcPr>
-            <w:tcW w:type="dxa" w:w="1134"/>
+            <w:tcW w:type="dxa" w:w="2551"/>
           </w:tcPr>
           <w:p>
             <w:r/>
@@ -8335,13 +8388,13 @@
               <w:rPr>
                 <w:sz w:val="18"/>
               </w:rPr>
-              <w:t>4</w:t>
-            </w:r>
-          </w:p>
-        </w:tc>
-        <w:tc>
-          <w:tcPr>
-            <w:tcW w:type="dxa" w:w="5102"/>
+              <w:t>Preenchimento</w:t>
+            </w:r>
+          </w:p>
+        </w:tc>
+        <w:tc>
+          <w:tcPr>
+            <w:tcW w:type="dxa" w:w="3118"/>
           </w:tcPr>
           <w:p>
             <w:r/>
@@ -8349,13 +8402,13 @@
               <w:rPr>
                 <w:sz w:val="18"/>
               </w:rPr>
-              <w:t>Firmware, calibração dos limites e testes de pega</w:t>
-            </w:r>
-          </w:p>
-        </w:tc>
-        <w:tc>
-          <w:tcPr>
-            <w:tcW w:type="dxa" w:w="2835"/>
+              <w:t>15 %, padrão Grid ou Gyroid</w:t>
+            </w:r>
+          </w:p>
+        </w:tc>
+        <w:tc>
+          <w:tcPr>
+            <w:tcW w:type="dxa" w:w="3402"/>
           </w:tcPr>
           <w:p>
             <w:r/>
@@ -8363,7 +8416,270 @@
               <w:rPr>
                 <w:sz w:val="18"/>
               </w:rPr>
-              <w:t>Vídeo de demonstração + relatório final</w:t>
+              <w:t>Requisito do projeto</w:t>
+            </w:r>
+          </w:p>
+        </w:tc>
+      </w:tr>
+      <w:tr>
+        <w:tc>
+          <w:tcPr>
+            <w:tcW w:type="dxa" w:w="2551"/>
+          </w:tcPr>
+          <w:p>
+            <w:r/>
+            <w:r>
+              <w:rPr>
+                <w:sz w:val="18"/>
+              </w:rPr>
+              <w:t>Paredes / topo / base</w:t>
+            </w:r>
+          </w:p>
+        </w:tc>
+        <w:tc>
+          <w:tcPr>
+            <w:tcW w:type="dxa" w:w="3118"/>
+          </w:tcPr>
+          <w:p>
+            <w:r/>
+            <w:r>
+              <w:rPr>
+                <w:sz w:val="18"/>
+              </w:rPr>
+              <w:t>3 perímetros (1,2 mm) / 4 camadas / 3 camadas</w:t>
+            </w:r>
+          </w:p>
+        </w:tc>
+        <w:tc>
+          <w:tcPr>
+            <w:tcW w:type="dxa" w:w="3402"/>
+          </w:tcPr>
+          <w:p>
+            <w:r/>
+            <w:r>
+              <w:rPr>
+                <w:sz w:val="18"/>
+              </w:rPr>
+              <w:t>Rigidez das chapas de 4 mm</w:t>
+            </w:r>
+          </w:p>
+        </w:tc>
+      </w:tr>
+      <w:tr>
+        <w:tc>
+          <w:tcPr>
+            <w:tcW w:type="dxa" w:w="2551"/>
+          </w:tcPr>
+          <w:p>
+            <w:r/>
+            <w:r>
+              <w:rPr>
+                <w:sz w:val="18"/>
+              </w:rPr>
+              <w:t>Suportes</w:t>
+            </w:r>
+          </w:p>
+        </w:tc>
+        <w:tc>
+          <w:tcPr>
+            <w:tcW w:type="dxa" w:w="3118"/>
+          </w:tcPr>
+          <w:p>
+            <w:r/>
+            <w:r>
+              <w:rPr>
+                <w:sz w:val="18"/>
+              </w:rPr>
+              <w:t>Desativados</w:t>
+            </w:r>
+          </w:p>
+        </w:tc>
+        <w:tc>
+          <w:tcPr>
+            <w:tcW w:type="dxa" w:w="3402"/>
+          </w:tcPr>
+          <w:p>
+            <w:r/>
+            <w:r>
+              <w:rPr>
+                <w:sz w:val="18"/>
+              </w:rPr>
+              <w:t>Maior ponte: 23 mm (teto do rasgo do servo na plataforma e na palma); maior balanço: 2,6 mm. As travessas e a palma são impressas EM PÉ sobre a chapa (paredes verticais), e os munhões Ø9 saem na vertical — nenhuma dessas peças precisa de suporte</w:t>
+            </w:r>
+          </w:p>
+        </w:tc>
+      </w:tr>
+      <w:tr>
+        <w:tc>
+          <w:tcPr>
+            <w:tcW w:type="dxa" w:w="2551"/>
+          </w:tcPr>
+          <w:p>
+            <w:r/>
+            <w:r>
+              <w:rPr>
+                <w:sz w:val="18"/>
+              </w:rPr>
+              <w:t>Adesão</w:t>
+            </w:r>
+          </w:p>
+        </w:tc>
+        <w:tc>
+          <w:tcPr>
+            <w:tcW w:type="dxa" w:w="3118"/>
+          </w:tcPr>
+          <w:p>
+            <w:r/>
+            <w:r>
+              <w:rPr>
+                <w:sz w:val="18"/>
+              </w:rPr>
+              <w:t>Nenhuma (brim de 3 mm opcional na plataforma)</w:t>
+            </w:r>
+          </w:p>
+        </w:tc>
+        <w:tc>
+          <w:tcPr>
+            <w:tcW w:type="dxa" w:w="3402"/>
+          </w:tcPr>
+          <w:p>
+            <w:r/>
+            <w:r>
+              <w:rPr>
+                <w:sz w:val="18"/>
+              </w:rPr>
+              <w:t>Mesa limpa com álcool isopropílico</w:t>
+            </w:r>
+          </w:p>
+        </w:tc>
+      </w:tr>
+      <w:tr>
+        <w:tc>
+          <w:tcPr>
+            <w:tcW w:type="dxa" w:w="2551"/>
+          </w:tcPr>
+          <w:p>
+            <w:r/>
+            <w:r>
+              <w:rPr>
+                <w:sz w:val="18"/>
+              </w:rPr>
+              <w:t>Compensação de furos (X-Y hole compensation)</w:t>
+            </w:r>
+          </w:p>
+        </w:tc>
+        <w:tc>
+          <w:tcPr>
+            <w:tcW w:type="dxa" w:w="3118"/>
+          </w:tcPr>
+          <w:p>
+            <w:r/>
+            <w:r>
+              <w:rPr>
+                <w:sz w:val="18"/>
+              </w:rPr>
+              <w:t>0,10 mm se os furos ficarem justos</w:t>
+            </w:r>
+          </w:p>
+        </w:tc>
+        <w:tc>
+          <w:tcPr>
+            <w:tcW w:type="dxa" w:w="3402"/>
+          </w:tcPr>
+          <w:p>
+            <w:r/>
+            <w:r>
+              <w:rPr>
+                <w:sz w:val="18"/>
+              </w:rPr>
+              <w:t>Furos Ø1,5–1,9 tendem a encolher em FDM</w:t>
+            </w:r>
+          </w:p>
+        </w:tc>
+      </w:tr>
+      <w:tr>
+        <w:tc>
+          <w:tcPr>
+            <w:tcW w:type="dxa" w:w="2551"/>
+          </w:tcPr>
+          <w:p>
+            <w:r/>
+            <w:r>
+              <w:rPr>
+                <w:sz w:val="18"/>
+              </w:rPr>
+              <w:t>Orientação</w:t>
+            </w:r>
+          </w:p>
+        </w:tc>
+        <w:tc>
+          <w:tcPr>
+            <w:tcW w:type="dxa" w:w="3118"/>
+          </w:tcPr>
+          <w:p>
+            <w:r/>
+            <w:r>
+              <w:rPr>
+                <w:sz w:val="18"/>
+              </w:rPr>
+              <w:t>Conforme os STL (face plana para baixo)</w:t>
+            </w:r>
+          </w:p>
+        </w:tc>
+        <w:tc>
+          <w:tcPr>
+            <w:tcW w:type="dxa" w:w="3402"/>
+          </w:tcPr>
+          <w:p>
+            <w:r/>
+            <w:r>
+              <w:rPr>
+                <w:sz w:val="18"/>
+              </w:rPr>
+              <w:t>Ver Figura 2 e tabela da seção 5.2</w:t>
+            </w:r>
+          </w:p>
+        </w:tc>
+      </w:tr>
+      <w:tr>
+        <w:tc>
+          <w:tcPr>
+            <w:tcW w:type="dxa" w:w="2551"/>
+          </w:tcPr>
+          <w:p>
+            <w:r/>
+            <w:r>
+              <w:rPr>
+                <w:sz w:val="18"/>
+              </w:rPr>
+              <w:t>Fluxo de trabalho</w:t>
+            </w:r>
+          </w:p>
+        </w:tc>
+        <w:tc>
+          <w:tcPr>
+            <w:tcW w:type="dxa" w:w="3118"/>
+          </w:tcPr>
+          <w:p>
+            <w:r/>
+            <w:r>
+              <w:rPr>
+                <w:sz w:val="18"/>
+              </w:rPr>
+              <w:t>STL → Bambu Studio (ou MakerWorld) → fatiar → enviar por Wi-Fi/SD</w:t>
+            </w:r>
+          </w:p>
+        </w:tc>
+        <w:tc>
+          <w:tcPr>
+            <w:tcW w:type="dxa" w:w="3402"/>
+          </w:tcPr>
+          <w:p>
+            <w:r/>
+            <w:r>
+              <w:rPr>
+                <w:sz w:val="18"/>
+              </w:rPr>
             </w:r>
           </w:p>
         </w:tc>
@@ -8372,6 +8688,251 @@
     <w:p/>
     <w:p>
       <w:pPr>
+        <w:pStyle w:val="Heading1"/>
+      </w:pPr>
+      <w:r>
+        <w:t>11. Cronograma sugerido e riscos</w:t>
+      </w:r>
+    </w:p>
+    <w:tbl>
+      <w:tblPr>
+        <w:tblStyle w:val="LightGrid-Accent1"/>
+        <w:tblW w:type="auto" w:w="0"/>
+        <w:jc w:val="center"/>
+        <w:tblLook w:firstColumn="1" w:firstRow="1" w:lastColumn="0" w:lastRow="0" w:noHBand="0" w:noVBand="1" w:val="04A0"/>
+      </w:tblPr>
+      <w:tblGrid>
+        <w:gridCol w:w="3135"/>
+        <w:gridCol w:w="3135"/>
+        <w:gridCol w:w="3135"/>
+      </w:tblGrid>
+      <w:tr>
+        <w:tc>
+          <w:tcPr>
+            <w:tcW w:type="dxa" w:w="1134"/>
+          </w:tcPr>
+          <w:p>
+            <w:r/>
+            <w:r>
+              <w:rPr>
+                <w:b/>
+                <w:sz w:val="18"/>
+              </w:rPr>
+              <w:t>Semana</w:t>
+            </w:r>
+          </w:p>
+        </w:tc>
+        <w:tc>
+          <w:tcPr>
+            <w:tcW w:type="dxa" w:w="5102"/>
+          </w:tcPr>
+          <w:p>
+            <w:r/>
+            <w:r>
+              <w:rPr>
+                <w:b/>
+                <w:sz w:val="18"/>
+              </w:rPr>
+              <w:t>Atividade</w:t>
+            </w:r>
+          </w:p>
+        </w:tc>
+        <w:tc>
+          <w:tcPr>
+            <w:tcW w:type="dxa" w:w="2835"/>
+          </w:tcPr>
+          <w:p>
+            <w:r/>
+            <w:r>
+              <w:rPr>
+                <w:b/>
+                <w:sz w:val="18"/>
+              </w:rPr>
+              <w:t>Entrega</w:t>
+            </w:r>
+          </w:p>
+        </w:tc>
+      </w:tr>
+      <w:tr>
+        <w:tc>
+          <w:tcPr>
+            <w:tcW w:type="dxa" w:w="1134"/>
+          </w:tcPr>
+          <w:p>
+            <w:r/>
+            <w:r>
+              <w:rPr>
+                <w:sz w:val="18"/>
+              </w:rPr>
+              <w:t>1</w:t>
+            </w:r>
+          </w:p>
+        </w:tc>
+        <w:tc>
+          <w:tcPr>
+            <w:tcW w:type="dxa" w:w="5102"/>
+          </w:tcPr>
+          <w:p>
+            <w:r/>
+            <w:r>
+              <w:rPr>
+                <w:sz w:val="18"/>
+              </w:rPr>
+              <w:t>Compra dos componentes; revisão dos modelos no Tinkercad</w:t>
+            </w:r>
+          </w:p>
+        </w:tc>
+        <w:tc>
+          <w:tcPr>
+            <w:tcW w:type="dxa" w:w="2835"/>
+          </w:tcPr>
+          <w:p>
+            <w:r/>
+            <w:r>
+              <w:rPr>
+                <w:sz w:val="18"/>
+              </w:rPr>
+              <w:t>Projetos Tinkercad + STL</w:t>
+            </w:r>
+          </w:p>
+        </w:tc>
+      </w:tr>
+      <w:tr>
+        <w:tc>
+          <w:tcPr>
+            <w:tcW w:type="dxa" w:w="1134"/>
+          </w:tcPr>
+          <w:p>
+            <w:r/>
+            <w:r>
+              <w:rPr>
+                <w:sz w:val="18"/>
+              </w:rPr>
+              <w:t>2</w:t>
+            </w:r>
+          </w:p>
+        </w:tc>
+        <w:tc>
+          <w:tcPr>
+            <w:tcW w:type="dxa" w:w="5102"/>
+          </w:tcPr>
+          <w:p>
+            <w:r/>
+            <w:r>
+              <w:rPr>
+                <w:sz w:val="18"/>
+              </w:rPr>
+              <w:t>Impressão das 11 peças (≈ 7 h, incluindo as duas opções de garra) e ajustes de encaixe (munhões e bolsos)</w:t>
+            </w:r>
+          </w:p>
+        </w:tc>
+        <w:tc>
+          <w:tcPr>
+            <w:tcW w:type="dxa" w:w="2835"/>
+          </w:tcPr>
+          <w:p>
+            <w:r/>
+            <w:r>
+              <w:rPr>
+                <w:sz w:val="18"/>
+              </w:rPr>
+              <w:t>Peças impressas</w:t>
+            </w:r>
+          </w:p>
+        </w:tc>
+      </w:tr>
+      <w:tr>
+        <w:tc>
+          <w:tcPr>
+            <w:tcW w:type="dxa" w:w="1134"/>
+          </w:tcPr>
+          <w:p>
+            <w:r/>
+            <w:r>
+              <w:rPr>
+                <w:sz w:val="18"/>
+              </w:rPr>
+              <w:t>3</w:t>
+            </w:r>
+          </w:p>
+        </w:tc>
+        <w:tc>
+          <w:tcPr>
+            <w:tcW w:type="dxa" w:w="5102"/>
+          </w:tcPr>
+          <w:p>
+            <w:r/>
+            <w:r>
+              <w:rPr>
+                <w:sz w:val="18"/>
+              </w:rPr>
+              <w:t>Montagem mecânica + circuito na protoboard</w:t>
+            </w:r>
+          </w:p>
+        </w:tc>
+        <w:tc>
+          <w:tcPr>
+            <w:tcW w:type="dxa" w:w="2835"/>
+          </w:tcPr>
+          <w:p>
+            <w:r/>
+            <w:r>
+              <w:rPr>
+                <w:sz w:val="18"/>
+              </w:rPr>
+              <w:t>Protótipo montado</w:t>
+            </w:r>
+          </w:p>
+        </w:tc>
+      </w:tr>
+      <w:tr>
+        <w:tc>
+          <w:tcPr>
+            <w:tcW w:type="dxa" w:w="1134"/>
+          </w:tcPr>
+          <w:p>
+            <w:r/>
+            <w:r>
+              <w:rPr>
+                <w:sz w:val="18"/>
+              </w:rPr>
+              <w:t>4</w:t>
+            </w:r>
+          </w:p>
+        </w:tc>
+        <w:tc>
+          <w:tcPr>
+            <w:tcW w:type="dxa" w:w="5102"/>
+          </w:tcPr>
+          <w:p>
+            <w:r/>
+            <w:r>
+              <w:rPr>
+                <w:sz w:val="18"/>
+              </w:rPr>
+              <w:t>Firmware, calibração dos limites e testes de pega</w:t>
+            </w:r>
+          </w:p>
+        </w:tc>
+        <w:tc>
+          <w:tcPr>
+            <w:tcW w:type="dxa" w:w="2835"/>
+          </w:tcPr>
+          <w:p>
+            <w:r/>
+            <w:r>
+              <w:rPr>
+                <w:sz w:val="18"/>
+              </w:rPr>
+              <w:t>Vídeo de demonstração + relatório final</w:t>
+            </w:r>
+          </w:p>
+        </w:tc>
+      </w:tr>
+    </w:tbl>
+    <w:p/>
+    <w:p>
+      <w:pPr>
         <w:pStyle w:val="ListBullet"/>
       </w:pPr>
       <w:r>
@@ -8686,7 +9247,7 @@
           <w:rFonts w:ascii="Consolas" w:hAnsi="Consolas" w:eastAsia="Consolas"/>
           <w:sz w:val="15"/>
         </w:rPr>
-        <w:t xml:space="preserve"> *    Joysticks: +5V e GND do Arduino. Servos: fonte externa 5 V / 3 A (GND comum!)</w:t>
+        <w:t xml:space="preserve"> *    Joysticks: +5V e GND do Arduino. Servos: fonte externa 5 V / 5 A (GND comum!)</w:t>
       </w:r>
     </w:p>
     <w:p>

--- a/relatorio/Relatorio_Braco_Robotico.docx
+++ b/relatorio/Relatorio_Braco_Robotico.docx
@@ -789,7 +789,7 @@
               <w:rPr>
                 <w:sz w:val="18"/>
               </w:rPr>
-              <w:t>0 mm (mandíbulas encostadas, S4 ≈ 72,5°) a ≈ 57 mm na raiz / 71 mm nas pontas (S4 = 110°)</w:t>
+              <w:t>0 mm (mandíbulas encostadas, S4 = 73°) a ≈ 57 mm na raiz / 71 mm nas pontas (S4 = 110°)</w:t>
             </w:r>
           </w:p>
         </w:tc>
@@ -5138,7 +5138,7 @@
           <w:b w:val="0"/>
           <w:i w:val="0"/>
         </w:rPr>
-        <w:t>Perto do fechamento a diferença é grande: com os dedos quase paralelos a opção A só consegue prender uma lâmina de 4 mm, enquanto o V já abraça um cilindro de 10 mm. Na abertura máxima as duas são equivalentes (o V “gasta” 5 mm de cada mandíbula). Em ambas, o ângulo em que as mandíbulas se tocam é o mesmo (≈ 72,5° no servo), então GARRA_FECHADA e ANG_MIN[3] do firmware não mudam com a troca.</w:t>
+        <w:t>Perto do fechamento a diferença é grande: com os dedos quase paralelos a opção A só consegue prender uma lâmina de 4 mm, enquanto o V já abraça um cilindro de 10 mm. Na abertura máxima as duas são equivalentes (o V “gasta” 5 mm de cada mandíbula). Em ambas, o ângulo em que as mandíbulas se tocam é o mesmo (73° no servo), então GARRA_FECHADA e ANG_MIN[3] do firmware não mudam com a troca.</w:t>
       </w:r>
     </w:p>
     <w:p>

--- a/relatorio/Relatorio_Braco_Robotico.docx
+++ b/relatorio/Relatorio_Braco_Robotico.docx
@@ -609,7 +609,7 @@
               <w:rPr>
                 <w:sz w:val="18"/>
               </w:rPr>
-              <w:t>2 módulos joystick analógico KY-023 (4 eixos + 2 botões: gravar/reproduzir poses, abrir/fechar garra, home) + terminal serial</w:t>
+              <w:t>2 módulos joystick analógico KY-023 (4 eixos + 2 botões: gravar/reproduzir poses, voltar à posição de referência, abrir/fechar garra) + terminal serial</w:t>
             </w:r>
           </w:p>
         </w:tc>
@@ -6406,7 +6406,7 @@
               <w:rPr>
                 <w:sz w:val="18"/>
               </w:rPr>
-              <w:t>INPUT_PULLUP; curto = abre/fecha garra, longo = home</w:t>
+              <w:t>INPUT_PULLUP; curto = volta à posição de referência, longo = abre/fecha garra</w:t>
             </w:r>
           </w:p>
         </w:tc>
@@ -8001,7 +8001,7 @@
         <w:t xml:space="preserve">Configuração: </w:t>
       </w:r>
       <w:r>
-        <w:t>tabelas de pinos, limites (ANG_MIN/ANG_MAX) e posição de repouso (ANG_HOME) por junta.</w:t>
+        <w:t>tabelas de pinos, limites (ANG_MIN/ANG_MAX) e posição de referência (POS_REF) por junta.</w:t>
       </w:r>
     </w:p>
     <w:p>
@@ -8043,7 +8043,7 @@
         <w:t xml:space="preserve">Botões dos joysticks: </w:t>
       </w:r>
       <w:r>
-        <w:t>SW1 curto = grava pose (LED pisca 3×), SW1 longo ≥ 0,8 s = inicia/para reprodução; SW2 curto = abre/fecha a garra, SW2 longo = posição de repouso (home). Debounce por tempo; estrutura Botao reutilizada para os dois.</w:t>
+        <w:t>SW1 curto = grava pose (LED pisca 3×), SW1 longo ≥ 0,8 s = inicia/para reprodução; SW2 curto = volta à posição de referência (POS_REF, 90° em todas as juntas), SW2 longo = abre/fecha a garra. Debounce por tempo; estrutura Botao reutilizada para os dois.</w:t>
       </w:r>
     </w:p>
     <w:p>
@@ -8087,7 +8087,7 @@
         <w:pStyle w:val="ListNumber"/>
       </w:pPr>
       <w:r>
-        <w:t>setup(): inicializa serial, botões e LED; anexa os servos um a um (150 ms entre eles) já na posição home; calibra o centro dos 4 eixos (16 leituras, joysticks soltos); carrega poses da EEPROM.</w:t>
+        <w:t>setup(): inicializa serial, botões e LED; anexa os servos um a um (150 ms entre eles) já na posição de referência; calibra o centro dos 4 eixos (16 leituras, joysticks soltos); carrega poses da EEPROM.</w:t>
       </w:r>
     </w:p>
     <w:p>
@@ -8159,7 +8159,7 @@
         <w:pStyle w:val="ListNumber"/>
       </w:pPr>
       <w:r>
-        <w:t>Validar o modo manual (suavidade, ausência de tremor) e o ciclo gravar → reproduzir com 4–6 poses (ex.: pegar e soltar um objeto de 20 g usando SW2 para a garra).</w:t>
+        <w:t>Validar o modo manual (suavidade, ausência de tremor) e o ciclo gravar → reproduzir com 4–6 poses (ex.: pegar e soltar um objeto de 20 g usando SW2 longo para a garra).</w:t>
       </w:r>
     </w:p>
     <w:p>
@@ -9235,7 +9235,7 @@
           <w:rFonts w:ascii="Consolas" w:hAnsi="Consolas" w:eastAsia="Consolas"/>
           <w:sz w:val="15"/>
         </w:rPr>
-        <w:t xml:space="preserve"> *                                                       SW  -&gt; D4 (abrir/fechar garra; longo = home)</w:t>
+        <w:t xml:space="preserve"> *                                                       SW  -&gt; D4 (volta a referencia; longo = garra)</w:t>
       </w:r>
     </w:p>
     <w:p>
@@ -9391,7 +9391,7 @@
           <w:rFonts w:ascii="Consolas" w:hAnsi="Consolas" w:eastAsia="Consolas"/>
           <w:sz w:val="15"/>
         </w:rPr>
-        <w:t xml:space="preserve"> *    SW2 curto = abre/fecha a garra      SW2 longo (&gt; 0,8 s) = vai para a posição de repouso (home)</w:t>
+        <w:t xml:space="preserve"> *    SW2 curto = VOLTA À POSIÇÃO DE REFERÊNCIA (POS_REF, todas as juntas em 90°)</w:t>
       </w:r>
     </w:p>
     <w:p>
@@ -9403,7 +9403,7 @@
           <w:rFonts w:ascii="Consolas" w:hAnsi="Consolas" w:eastAsia="Consolas"/>
           <w:sz w:val="15"/>
         </w:rPr>
-        <w:t xml:space="preserve"> *    (garra: 74° ≈ fechada, 110° = aberta — valores nominais, calibrar; os dedos se tocam em ~72,5°)</w:t>
+        <w:t xml:space="preserve"> *    SW2 longo (&gt; 0,8 s) = abre/fecha a garra</w:t>
       </w:r>
     </w:p>
     <w:p>
@@ -9415,7 +9415,7 @@
           <w:rFonts w:ascii="Consolas" w:hAnsi="Consolas" w:eastAsia="Consolas"/>
           <w:sz w:val="15"/>
         </w:rPr>
-        <w:t xml:space="preserve"> *    A garra é montada sob a palma, com as engrenagens de eixo vertical: com o antebraço na horizontal as</w:t>
+        <w:t xml:space="preserve"> *    (garra: 74° ≈ fechada, 110° = aberta — valores nominais, calibrar; os dedos se tocam em ~72,5°)</w:t>
       </w:r>
     </w:p>
     <w:p>
@@ -9427,7 +9427,7 @@
           <w:rFonts w:ascii="Consolas" w:hAnsi="Consolas" w:eastAsia="Consolas"/>
           <w:sz w:val="15"/>
         </w:rPr>
-        <w:t xml:space="preserve"> *    mandíbulas fecham num PLANO HORIZONTAL (o braço agarra o objeto pelos lados, apoiado na mesa).</w:t>
+        <w:t xml:space="preserve"> *    A garra é montada sob a palma, com as engrenagens de eixo vertical: com o antebraço na horizontal as</w:t>
       </w:r>
     </w:p>
     <w:p>
@@ -9439,7 +9439,7 @@
           <w:rFonts w:ascii="Consolas" w:hAnsi="Consolas" w:eastAsia="Consolas"/>
           <w:sz w:val="15"/>
         </w:rPr>
-        <w:t xml:space="preserve"> *    Há dois pares de dedos intercambiáveis (mandíbula plana e mandíbula em V, auto-centrante para</w:t>
+        <w:t xml:space="preserve"> *    mandíbulas fecham num PLANO HORIZONTAL (o braço agarra o objeto pelos lados, apoiado na mesa).</w:t>
       </w:r>
     </w:p>
     <w:p>
@@ -9451,7 +9451,7 @@
           <w:rFonts w:ascii="Consolas" w:hAnsi="Consolas" w:eastAsia="Consolas"/>
           <w:sz w:val="15"/>
         </w:rPr>
-        <w:t xml:space="preserve"> *    cilindros e esferas em pé). Os dois têm o mesmo ângulo de toque, então nada muda aqui na troca.</w:t>
+        <w:t xml:space="preserve"> *    Há dois pares de dedos intercambiáveis (mandíbula plana e mandíbula em V, auto-centrante para</w:t>
       </w:r>
     </w:p>
     <w:p>
@@ -9463,7 +9463,7 @@
           <w:rFonts w:ascii="Consolas" w:hAnsi="Consolas" w:eastAsia="Consolas"/>
           <w:sz w:val="15"/>
         </w:rPr>
-        <w:t xml:space="preserve"> *  COMANDOS SERIAIS (115200 bps) — calibração e depuração:</w:t>
+        <w:t xml:space="preserve"> *    cilindros e esferas em pé). Os dois têm o mesmo ângulo de toque, então nada muda aqui na troca.</w:t>
       </w:r>
     </w:p>
     <w:p>
@@ -9475,7 +9475,7 @@
           <w:rFonts w:ascii="Consolas" w:hAnsi="Consolas" w:eastAsia="Consolas"/>
           <w:sz w:val="15"/>
         </w:rPr>
-        <w:t xml:space="preserve"> *    p  imprime posições      g  grava pose        l  limpa poses       r  reproduz/para</w:t>
+        <w:t xml:space="preserve"> *  COMANDOS SERIAIS (115200 bps) — calibração e depuração:</w:t>
       </w:r>
     </w:p>
     <w:p>
@@ -9487,7 +9487,7 @@
           <w:rFonts w:ascii="Consolas" w:hAnsi="Consolas" w:eastAsia="Consolas"/>
           <w:sz w:val="15"/>
         </w:rPr>
-        <w:t xml:space="preserve"> *    m  manual (para)         h  home              a  abre/fecha garra  j  recalibra centro dos joysticks</w:t>
+        <w:t xml:space="preserve"> *    p  imprime posições      g  grava pose        l  limpa poses       r  reproduz/para</w:t>
       </w:r>
     </w:p>
     <w:p>
@@ -9499,7 +9499,7 @@
           <w:rFonts w:ascii="Consolas" w:hAnsi="Consolas" w:eastAsia="Consolas"/>
           <w:sz w:val="15"/>
         </w:rPr>
-        <w:t xml:space="preserve"> *    e  salva poses na EEPROM c  carrega da EEPROM v &lt;n&gt; velocidade máx. (1..10 °/passo)</w:t>
+        <w:t xml:space="preserve"> *    m  manual (para)         h  pos. de referência a  abre/fecha garra  j  recalibra centro dos joysticks</w:t>
       </w:r>
     </w:p>
     <w:p>
@@ -9511,7 +9511,7 @@
           <w:rFonts w:ascii="Consolas" w:hAnsi="Consolas" w:eastAsia="Consolas"/>
           <w:sz w:val="15"/>
         </w:rPr>
-        <w:t xml:space="preserve"> *    s &lt;j&gt; &lt;ang&gt;  move a junta j (0..3) para &lt;ang&gt; graus</w:t>
+        <w:t xml:space="preserve"> *    e  salva poses na EEPROM c  carrega da EEPROM v &lt;n&gt; velocidade máx. (1..10 °/passo)</w:t>
       </w:r>
     </w:p>
     <w:p>
@@ -9523,7 +9523,7 @@
           <w:rFonts w:ascii="Consolas" w:hAnsi="Consolas" w:eastAsia="Consolas"/>
           <w:sz w:val="15"/>
         </w:rPr>
-        <w:t xml:space="preserve"> * ============================================================================</w:t>
+        <w:t xml:space="preserve"> *    s &lt;j&gt; &lt;ang&gt;  move a junta j (0..3) para &lt;ang&gt; graus</w:t>
       </w:r>
     </w:p>
     <w:p>
@@ -9535,7 +9535,7 @@
           <w:rFonts w:ascii="Consolas" w:hAnsi="Consolas" w:eastAsia="Consolas"/>
           <w:sz w:val="15"/>
         </w:rPr>
-        <w:t xml:space="preserve"> */</w:t>
+        <w:t xml:space="preserve"> * ============================================================================</w:t>
       </w:r>
     </w:p>
     <w:p>
@@ -9547,7 +9547,7 @@
           <w:rFonts w:ascii="Consolas" w:hAnsi="Consolas" w:eastAsia="Consolas"/>
           <w:sz w:val="15"/>
         </w:rPr>
-        <w:t>#include &lt;Servo.h&gt;</w:t>
+        <w:t xml:space="preserve"> */</w:t>
       </w:r>
     </w:p>
     <w:p>
@@ -9559,7 +9559,7 @@
           <w:rFonts w:ascii="Consolas" w:hAnsi="Consolas" w:eastAsia="Consolas"/>
           <w:sz w:val="15"/>
         </w:rPr>
-        <w:t>#include &lt;EEPROM.h&gt;</w:t>
+        <w:t>#include &lt;Servo.h&gt;</w:t>
       </w:r>
     </w:p>
     <w:p>
@@ -9571,7 +9571,7 @@
           <w:rFonts w:ascii="Consolas" w:hAnsi="Consolas" w:eastAsia="Consolas"/>
           <w:sz w:val="15"/>
         </w:rPr>
-        <w:t xml:space="preserve"> </w:t>
+        <w:t>#include &lt;EEPROM.h&gt;</w:t>
       </w:r>
     </w:p>
     <w:p>
@@ -9583,7 +9583,7 @@
           <w:rFonts w:ascii="Consolas" w:hAnsi="Consolas" w:eastAsia="Consolas"/>
           <w:sz w:val="15"/>
         </w:rPr>
-        <w:t>// ------------------------------------------------------------ configuração</w:t>
+        <w:t xml:space="preserve"> </w:t>
       </w:r>
     </w:p>
     <w:p>
@@ -9595,7 +9595,7 @@
           <w:rFonts w:ascii="Consolas" w:hAnsi="Consolas" w:eastAsia="Consolas"/>
           <w:sz w:val="15"/>
         </w:rPr>
-        <w:t>const uint8_t  N_JUNTAS       = 4;</w:t>
+        <w:t>// ------------------------------------------------------------ configuração</w:t>
       </w:r>
     </w:p>
     <w:p>
@@ -9607,7 +9607,7 @@
           <w:rFonts w:ascii="Consolas" w:hAnsi="Consolas" w:eastAsia="Consolas"/>
           <w:sz w:val="15"/>
         </w:rPr>
-        <w:t>const uint8_t  PIN_SW1        = 2;      // botão do joystick 1</w:t>
+        <w:t>const uint8_t  N_JUNTAS       = 4;</w:t>
       </w:r>
     </w:p>
     <w:p>
@@ -9619,7 +9619,7 @@
           <w:rFonts w:ascii="Consolas" w:hAnsi="Consolas" w:eastAsia="Consolas"/>
           <w:sz w:val="15"/>
         </w:rPr>
-        <w:t>const uint8_t  PIN_SW2        = 4;      // botão do joystick 2</w:t>
+        <w:t>const uint8_t  PIN_SW1        = 2;      // botão do joystick 1</w:t>
       </w:r>
     </w:p>
     <w:p>
@@ -9631,7 +9631,7 @@
           <w:rFonts w:ascii="Consolas" w:hAnsi="Consolas" w:eastAsia="Consolas"/>
           <w:sz w:val="15"/>
         </w:rPr>
-        <w:t>const uint8_t  PIN_LED        = 13;</w:t>
+        <w:t>const uint8_t  PIN_SW2        = 4;      // botão do joystick 2</w:t>
       </w:r>
     </w:p>
     <w:p>
@@ -9643,7 +9643,7 @@
           <w:rFonts w:ascii="Consolas" w:hAnsi="Consolas" w:eastAsia="Consolas"/>
           <w:sz w:val="15"/>
         </w:rPr>
-        <w:t>const uint16_t PERIODO_MS     = 20;     // período do laço de controle (50 Hz = período do PWM dos servos)</w:t>
+        <w:t>const uint8_t  PIN_LED        = 13;</w:t>
       </w:r>
     </w:p>
     <w:p>
@@ -9655,7 +9655,7 @@
           <w:rFonts w:ascii="Consolas" w:hAnsi="Consolas" w:eastAsia="Consolas"/>
           <w:sz w:val="15"/>
         </w:rPr>
-        <w:t>const uint16_t TOQUE_LONGO_MS = 800;</w:t>
+        <w:t>const uint16_t PERIODO_MS     = 20;     // período do laço de controle (50 Hz = período do PWM dos servos)</w:t>
       </w:r>
     </w:p>
     <w:p>
@@ -9667,7 +9667,7 @@
           <w:rFonts w:ascii="Consolas" w:hAnsi="Consolas" w:eastAsia="Consolas"/>
           <w:sz w:val="15"/>
         </w:rPr>
-        <w:t>const uint8_t  MAX_POSES      = 16;</w:t>
+        <w:t>const uint16_t TOQUE_LONGO_MS = 800;</w:t>
       </w:r>
     </w:p>
     <w:p>
@@ -9679,7 +9679,7 @@
           <w:rFonts w:ascii="Consolas" w:hAnsi="Consolas" w:eastAsia="Consolas"/>
           <w:sz w:val="15"/>
         </w:rPr>
-        <w:t>const uint16_t EEPROM_MAGIC   = 0xB4A1; // assinatura para validar dados na EEPROM</w:t>
+        <w:t>const uint8_t  MAX_POSES      = 16;</w:t>
       </w:r>
     </w:p>
     <w:p>
@@ -9691,7 +9691,7 @@
           <w:rFonts w:ascii="Consolas" w:hAnsi="Consolas" w:eastAsia="Consolas"/>
           <w:sz w:val="15"/>
         </w:rPr>
-        <w:t>const int      ZONA_MORTA     = 60;     // counts do ADC (~6 %) ignorados em torno do centro do joystick</w:t>
+        <w:t>const uint16_t EEPROM_MAGIC   = 0xB4A1; // assinatura para validar dados na EEPROM</w:t>
       </w:r>
     </w:p>
     <w:p>
@@ -9703,7 +9703,7 @@
           <w:rFonts w:ascii="Consolas" w:hAnsi="Consolas" w:eastAsia="Consolas"/>
           <w:sz w:val="15"/>
         </w:rPr>
-        <w:t>const float    VEL_JOY        = 2.0f;   // graus por passo com o joystick no fim de curso (2 °/20 ms = 100 °/s)</w:t>
+        <w:t>const int      ZONA_MORTA     = 60;     // counts do ADC (~6 %) ignorados em torno do centro do joystick</w:t>
       </w:r>
     </w:p>
     <w:p>
@@ -9715,7 +9715,7 @@
           <w:rFonts w:ascii="Consolas" w:hAnsi="Consolas" w:eastAsia="Consolas"/>
           <w:sz w:val="15"/>
         </w:rPr>
-        <w:t xml:space="preserve"> </w:t>
+        <w:t>const float    VEL_JOY        = 2.0f;   // graus por passo com o joystick no fim de curso (2 °/20 ms = 100 °/s)</w:t>
       </w:r>
     </w:p>
     <w:p>
@@ -9727,7 +9727,7 @@
           <w:rFonts w:ascii="Consolas" w:hAnsi="Consolas" w:eastAsia="Consolas"/>
           <w:sz w:val="15"/>
         </w:rPr>
-        <w:t>// limites mecânicos (graus do servo) — AJUSTE NA CALIBRAÇÃO (seção 9 do relatório). Valores nominais:</w:t>
+        <w:t xml:space="preserve"> </w:t>
       </w:r>
     </w:p>
     <w:p>
@@ -9739,7 +9739,7 @@
           <w:rFonts w:ascii="Consolas" w:hAnsi="Consolas" w:eastAsia="Consolas"/>
           <w:sz w:val="15"/>
         </w:rPr>
-        <w:t>//   base     : 5..175 — nunca 0/180 (extremos da faixa de pulso = batente interno do servo, zumbido e aquecimento)</w:t>
+        <w:t>// limites mecânicos (graus do servo) — AJUSTE NA CALIBRAÇÃO (seção 9 do relatório). Valores nominais:</w:t>
       </w:r>
     </w:p>
     <w:p>
@@ -9751,7 +9751,7 @@
           <w:rFonts w:ascii="Consolas" w:hAnsi="Consolas" w:eastAsia="Consolas"/>
           <w:sz w:val="15"/>
         </w:rPr>
-        <w:t>//   ombro    : 15..165 — com o ombro &gt; ~45° e o antebraço apontando para baixo a garra passa do plano da mesa:</w:t>
+        <w:t>//   base     : 5..175 — nunca 0/180 (extremos da faixa de pulso = batente interno do servo, zumbido e aquecimento)</w:t>
       </w:r>
     </w:p>
     <w:p>
@@ -9763,7 +9763,7 @@
           <w:rFonts w:ascii="Consolas" w:hAnsi="Consolas" w:eastAsia="Consolas"/>
           <w:sz w:val="15"/>
         </w:rPr>
-        <w:t>//              não há batente mecânico, o operador (ou a base elevada) evita</w:t>
+        <w:t>//   ombro    : 15..165 — com o ombro &gt; ~45° e o antebraço apontando para baixo a garra passa do plano da mesa:</w:t>
       </w:r>
     </w:p>
     <w:p>
@@ -9775,7 +9775,7 @@
           <w:rFonts w:ascii="Consolas" w:hAnsi="Consolas" w:eastAsia="Consolas"/>
           <w:sz w:val="15"/>
         </w:rPr>
-        <w:t>//   cotovelo : 40..140 — dobrando o antebraço sobre o braço, a PALMA da garra encosta na parede da plataforma</w:t>
+        <w:t>//              não há batente mecânico, o operador (ou a base elevada) evita</w:t>
       </w:r>
     </w:p>
     <w:p>
@@ -9787,7 +9787,7 @@
           <w:rFonts w:ascii="Consolas" w:hAnsi="Consolas" w:eastAsia="Consolas"/>
           <w:sz w:val="15"/>
         </w:rPr>
-        <w:t>//              a partir de 148° (varredura booleana; no braço em si só toca a 160°). Como o sentido do servo só</w:t>
+        <w:t>//   cotovelo : 40..140 — dobrando o antebraço sobre o braço, a PALMA da garra encosta na parede da plataforma</w:t>
       </w:r>
     </w:p>
     <w:p>
@@ -9799,7 +9799,7 @@
           <w:rFonts w:ascii="Consolas" w:hAnsi="Consolas" w:eastAsia="Consolas"/>
           <w:sz w:val="15"/>
         </w:rPr>
-        <w:t>//              se conhece na calibração, o limite é simétrico: depois de calibrar, o lado "esticado" pode ir a</w:t>
+        <w:t>//              a partir de 148° (varredura booleana; no braço em si só toca a 160°). Como o sentido do servo só</w:t>
       </w:r>
     </w:p>
     <w:p>
@@ -9811,7 +9811,7 @@
           <w:rFonts w:ascii="Consolas" w:hAnsi="Consolas" w:eastAsia="Consolas"/>
           <w:sz w:val="15"/>
         </w:rPr>
-        <w:t>//              20° e o lado "dobrado" NUNCA deve passar de 145°</w:t>
+        <w:t>//              se conhece na calibração, o limite é simétrico: depois de calibrar, o lado "esticado" pode ir a</w:t>
       </w:r>
     </w:p>
     <w:p>
@@ -9823,7 +9823,7 @@
           <w:rFonts w:ascii="Consolas" w:hAnsi="Consolas" w:eastAsia="Consolas"/>
           <w:sz w:val="15"/>
         </w:rPr>
-        <w:t>//   garra    : 72..110 — as mandíbulas se tocam em ~72,5° (horn montado a 75° = dedos paralelos); abaixo disso</w:t>
+        <w:t>//              20° e o lado "dobrado" NUNCA deve passar de 145°</w:t>
       </w:r>
     </w:p>
     <w:p>
@@ -9835,7 +9835,7 @@
           <w:rFonts w:ascii="Consolas" w:hAnsi="Consolas" w:eastAsia="Consolas"/>
           <w:sz w:val="15"/>
         </w:rPr>
-        <w:t>//              o servo fica em travamento (stall) permanente</w:t>
+        <w:t>//   garra    : 72..110 — as mandíbulas se tocam em ~72,5° (horn montado a 75° = dedos paralelos); abaixo disso</w:t>
       </w:r>
     </w:p>
     <w:p>
@@ -9847,7 +9847,7 @@
           <w:rFonts w:ascii="Consolas" w:hAnsi="Consolas" w:eastAsia="Consolas"/>
           <w:sz w:val="15"/>
         </w:rPr>
-        <w:t>//                                   base   ombro  cotovelo garra</w:t>
+        <w:t>//              o servo fica em travamento (stall) permanente</w:t>
       </w:r>
     </w:p>
     <w:p>
@@ -9859,7 +9859,7 @@
           <w:rFonts w:ascii="Consolas" w:hAnsi="Consolas" w:eastAsia="Consolas"/>
           <w:sz w:val="15"/>
         </w:rPr>
-        <w:t>const uint8_t ANG_MIN[N_JUNTAS]  = {   5,    15,    40,    72 };</w:t>
+        <w:t>//                                   base   ombro  cotovelo garra</w:t>
       </w:r>
     </w:p>
     <w:p>
@@ -9871,7 +9871,7 @@
           <w:rFonts w:ascii="Consolas" w:hAnsi="Consolas" w:eastAsia="Consolas"/>
           <w:sz w:val="15"/>
         </w:rPr>
-        <w:t>const uint8_t ANG_MAX[N_JUNTAS]  = { 175,   165,   140,   110 };</w:t>
+        <w:t>const uint8_t ANG_MIN[N_JUNTAS]  = {   5,    15,    40,    72 };</w:t>
       </w:r>
     </w:p>
     <w:p>
@@ -9883,7 +9883,7 @@
           <w:rFonts w:ascii="Consolas" w:hAnsi="Consolas" w:eastAsia="Consolas"/>
           <w:sz w:val="15"/>
         </w:rPr>
-        <w:t>const uint8_t ANG_HOME[N_JUNTAS] = {  90,    90,    90,    90 };</w:t>
+        <w:t>const uint8_t ANG_MAX[N_JUNTAS]  = { 175,   165,   140,   110 };</w:t>
       </w:r>
     </w:p>
     <w:p>
@@ -9895,7 +9895,7 @@
           <w:rFonts w:ascii="Consolas" w:hAnsi="Consolas" w:eastAsia="Consolas"/>
           <w:sz w:val="15"/>
         </w:rPr>
-        <w:t>const uint8_t PIN_SERVO[N_JUNTAS] = { 3, 5, 6, 9 };</w:t>
+        <w:t xml:space="preserve"> </w:t>
       </w:r>
     </w:p>
     <w:p>
@@ -9907,7 +9907,7 @@
           <w:rFonts w:ascii="Consolas" w:hAnsi="Consolas" w:eastAsia="Consolas"/>
           <w:sz w:val="15"/>
         </w:rPr>
-        <w:t>const uint8_t PIN_EIXO[N_JUNTAS]  = { A0, A1, A3, A2 };   // J1-VRx, J1-VRy, J2-VRy, J2-VRx</w:t>
+        <w:t>// POSIÇÃO DE REFERÊNCIA (pose de repouso, também chamada de "home"): é onde o braço é inicializado no</w:t>
       </w:r>
     </w:p>
     <w:p>
@@ -9919,7 +9919,7 @@
           <w:rFonts w:ascii="Consolas" w:hAnsi="Consolas" w:eastAsia="Consolas"/>
           <w:sz w:val="15"/>
         </w:rPr>
-        <w:t>const int8_t  SENTIDO[N_JUNTAS]   = { 1, 1, 1, 1 };       // troque para -1 para inverter o sentido de um eixo</w:t>
+        <w:t>// setup() e para onde ele volta sempre que se aperta o botão do joystick 2 (toque curto) ou se envia 'h'.</w:t>
       </w:r>
     </w:p>
     <w:p>
@@ -9931,7 +9931,7 @@
           <w:rFonts w:ascii="Consolas" w:hAnsi="Consolas" w:eastAsia="Consolas"/>
           <w:sz w:val="15"/>
         </w:rPr>
-        <w:t>const char*   NOME[N_JUNTAS]      = { "base", "ombro", "cotovelo", "garra" };</w:t>
+        <w:t>// Todas as juntas em 90°, o meio da faixa útil de cada servo, porque:</w:t>
       </w:r>
     </w:p>
     <w:p>
@@ -9943,7 +9943,7 @@
           <w:rFonts w:ascii="Consolas" w:hAnsi="Consolas" w:eastAsia="Consolas"/>
           <w:sz w:val="15"/>
         </w:rPr>
-        <w:t>const uint8_t GARRA = 3;</w:t>
+        <w:t>//   base     90° : centro do curso (5..175) -&gt; mesmo alcance para os dois lados</w:t>
       </w:r>
     </w:p>
     <w:p>
@@ -9955,7 +9955,7 @@
           <w:rFonts w:ascii="Consolas" w:hAnsi="Consolas" w:eastAsia="Consolas"/>
           <w:sz w:val="15"/>
         </w:rPr>
-        <w:t>const uint8_t GARRA_FECHADA = 74, GARRA_ABERTA = 110;   // 74 ≈ 2 mm de vão; 110 ≈ 57 mm. Calibrar (seção 9.3)</w:t>
+        <w:t>//   ombro    90° : braço na VERTICAL -&gt; braço de alavanca ~0 e torque mínimo no servo mais carregado</w:t>
       </w:r>
     </w:p>
     <w:p>
@@ -9967,7 +9967,7 @@
           <w:rFonts w:ascii="Consolas" w:hAnsi="Consolas" w:eastAsia="Consolas"/>
           <w:sz w:val="15"/>
         </w:rPr>
-        <w:t xml:space="preserve"> </w:t>
+        <w:t>//   cotovelo 90° : antebraço perpendicular ao braço -&gt; longe dos 148° em que a palma encosta na</w:t>
       </w:r>
     </w:p>
     <w:p>
@@ -9979,7 +9979,7 @@
           <w:rFonts w:ascii="Consolas" w:hAnsi="Consolas" w:eastAsia="Consolas"/>
           <w:sz w:val="15"/>
         </w:rPr>
-        <w:t>// ------------------------------------------------------------ estado</w:t>
+        <w:t>//                  plataforma e longe do fim de curso esticado</w:t>
       </w:r>
     </w:p>
     <w:p>
@@ -9991,7 +9991,7 @@
           <w:rFonts w:ascii="Consolas" w:hAnsi="Consolas" w:eastAsia="Consolas"/>
           <w:sz w:val="15"/>
         </w:rPr>
-        <w:t>enum Modo : uint8_t { MANUAL, REPRODUZINDO };</w:t>
+        <w:t>//   garra    90° : meio curso (74..110), ~30 mm de vão -&gt; não aperta o objeto nem fecha contra si mesma</w:t>
       </w:r>
     </w:p>
     <w:p>
@@ -10003,7 +10003,7 @@
           <w:rFonts w:ascii="Consolas" w:hAnsi="Consolas" w:eastAsia="Consolas"/>
           <w:sz w:val="15"/>
         </w:rPr>
-        <w:t xml:space="preserve"> </w:t>
+        <w:t>// É também a pose em que os horns dos servos são encaixados na montagem (manual de montagem, etapa 7):</w:t>
       </w:r>
     </w:p>
     <w:p>
@@ -10015,7 +10015,7 @@
           <w:rFonts w:ascii="Consolas" w:hAnsi="Consolas" w:eastAsia="Consolas"/>
           <w:sz w:val="15"/>
         </w:rPr>
-        <w:t>Servo   servo[N_JUNTAS];</w:t>
+        <w:t>// mudar estes valores obriga a remontar os horns, não é só mexer no código.</w:t>
       </w:r>
     </w:p>
     <w:p>
@@ -10027,7 +10027,7 @@
           <w:rFonts w:ascii="Consolas" w:hAnsi="Consolas" w:eastAsia="Consolas"/>
           <w:sz w:val="15"/>
         </w:rPr>
-        <w:t>float   posAtual[N_JUNTAS];             // posição comandada (graus, com casas decimais para suavizar)</w:t>
+        <w:t>// Nesta pose o modelo mede 165 mm de altura e 119 mm de alcance horizontal (cad/mapa_angulos.json).</w:t>
       </w:r>
     </w:p>
     <w:p>
@@ -10039,7 +10039,7 @@
           <w:rFonts w:ascii="Consolas" w:hAnsi="Consolas" w:eastAsia="Consolas"/>
           <w:sz w:val="15"/>
         </w:rPr>
-        <w:t>float   alvo[N_JUNTAS];                 // posição desejada</w:t>
+        <w:t>const uint8_t POS_REF[N_JUNTAS]  = {  90,    90,    90,    90 };</w:t>
       </w:r>
     </w:p>
     <w:p>
@@ -10051,7 +10051,7 @@
           <w:rFonts w:ascii="Consolas" w:hAnsi="Consolas" w:eastAsia="Consolas"/>
           <w:sz w:val="15"/>
         </w:rPr>
-        <w:t>int     centro[N_JUNTAS];               // leitura do ADC com o joystick em repouso (calibrada na partida)</w:t>
+        <w:t>const uint8_t PIN_SERVO[N_JUNTAS] = { 3, 5, 6, 9 };</w:t>
       </w:r>
     </w:p>
     <w:p>
@@ -10063,7 +10063,7 @@
           <w:rFonts w:ascii="Consolas" w:hAnsi="Consolas" w:eastAsia="Consolas"/>
           <w:sz w:val="15"/>
         </w:rPr>
-        <w:t>float   velMax = 3.0f;                  // graus por passo (3 °/20 ms = 150 °/s) — usado em home / reprodução / comando s</w:t>
+        <w:t>const uint8_t PIN_EIXO[N_JUNTAS]  = { A0, A1, A3, A2 };   // J1-VRx, J1-VRy, J2-VRy, J2-VRx</w:t>
       </w:r>
     </w:p>
     <w:p>
@@ -10075,7 +10075,7 @@
           <w:rFonts w:ascii="Consolas" w:hAnsi="Consolas" w:eastAsia="Consolas"/>
           <w:sz w:val="15"/>
         </w:rPr>
-        <w:t>Modo    modo   = MANUAL;</w:t>
+        <w:t>const int8_t  SENTIDO[N_JUNTAS]   = { 1, 1, 1, 1 };       // troque para -1 para inverter o sentido de um eixo</w:t>
       </w:r>
     </w:p>
     <w:p>
@@ -10087,7 +10087,7 @@
           <w:rFonts w:ascii="Consolas" w:hAnsi="Consolas" w:eastAsia="Consolas"/>
           <w:sz w:val="15"/>
         </w:rPr>
-        <w:t xml:space="preserve"> </w:t>
+        <w:t>const char*   NOME[N_JUNTAS]      = { "base", "ombro", "cotovelo", "garra" };</w:t>
       </w:r>
     </w:p>
     <w:p>
@@ -10099,7 +10099,7 @@
           <w:rFonts w:ascii="Consolas" w:hAnsi="Consolas" w:eastAsia="Consolas"/>
           <w:sz w:val="15"/>
         </w:rPr>
-        <w:t>uint8_t poses[MAX_POSES][N_JUNTAS];</w:t>
+        <w:t>const uint8_t GARRA = 3;</w:t>
       </w:r>
     </w:p>
     <w:p>
@@ -10111,7 +10111,7 @@
           <w:rFonts w:ascii="Consolas" w:hAnsi="Consolas" w:eastAsia="Consolas"/>
           <w:sz w:val="15"/>
         </w:rPr>
-        <w:t>uint8_t nPoses = 0;</w:t>
+        <w:t>const uint8_t GARRA_FECHADA = 74, GARRA_ABERTA = 110;   // 74 ≈ 2 mm de vão; 110 ≈ 57 mm. Calibrar (seção 9.3)</w:t>
       </w:r>
     </w:p>
     <w:p>
@@ -10123,7 +10123,7 @@
           <w:rFonts w:ascii="Consolas" w:hAnsi="Consolas" w:eastAsia="Consolas"/>
           <w:sz w:val="15"/>
         </w:rPr>
-        <w:t>uint8_t poseAtual = 0;</w:t>
+        <w:t xml:space="preserve"> </w:t>
       </w:r>
     </w:p>
     <w:p>
@@ -10135,7 +10135,7 @@
           <w:rFonts w:ascii="Consolas" w:hAnsi="Consolas" w:eastAsia="Consolas"/>
           <w:sz w:val="15"/>
         </w:rPr>
-        <w:t>uint32_t tPausaPose = 0;                // pausa entre poses na reprodução</w:t>
+        <w:t>// ------------------------------------------------------------ estado</w:t>
       </w:r>
     </w:p>
     <w:p>
@@ -10147,7 +10147,7 @@
           <w:rFonts w:ascii="Consolas" w:hAnsi="Consolas" w:eastAsia="Consolas"/>
           <w:sz w:val="15"/>
         </w:rPr>
-        <w:t xml:space="preserve"> </w:t>
+        <w:t>enum Modo : uint8_t { MANUAL, REPRODUZINDO };</w:t>
       </w:r>
     </w:p>
     <w:p>
@@ -10159,7 +10159,7 @@
           <w:rFonts w:ascii="Consolas" w:hAnsi="Consolas" w:eastAsia="Consolas"/>
           <w:sz w:val="15"/>
         </w:rPr>
-        <w:t>// botões dos joysticks (definidos antes das funções: o Arduino IDE gera os protótipos no topo do arquivo)</w:t>
+        <w:t xml:space="preserve"> </w:t>
       </w:r>
     </w:p>
     <w:p>
@@ -10171,7 +10171,7 @@
           <w:rFonts w:ascii="Consolas" w:hAnsi="Consolas" w:eastAsia="Consolas"/>
           <w:sz w:val="15"/>
         </w:rPr>
-        <w:t>struct Botao {</w:t>
+        <w:t>Servo   servo[N_JUNTAS];</w:t>
       </w:r>
     </w:p>
     <w:p>
@@ -10183,7 +10183,7 @@
           <w:rFonts w:ascii="Consolas" w:hAnsi="Consolas" w:eastAsia="Consolas"/>
           <w:sz w:val="15"/>
         </w:rPr>
-        <w:t xml:space="preserve">  uint8_t  pino;</w:t>
+        <w:t>float   posAtual[N_JUNTAS];             // posição comandada (graus, com casas decimais para suavizar)</w:t>
       </w:r>
     </w:p>
     <w:p>
@@ -10195,7 +10195,7 @@
           <w:rFonts w:ascii="Consolas" w:hAnsi="Consolas" w:eastAsia="Consolas"/>
           <w:sz w:val="15"/>
         </w:rPr>
-        <w:t xml:space="preserve">  bool     pressionado;</w:t>
+        <w:t>float   alvo[N_JUNTAS];                 // posição desejada</w:t>
       </w:r>
     </w:p>
     <w:p>
@@ -10207,7 +10207,7 @@
           <w:rFonts w:ascii="Consolas" w:hAnsi="Consolas" w:eastAsia="Consolas"/>
           <w:sz w:val="15"/>
         </w:rPr>
-        <w:t xml:space="preserve">  bool     longoDisparado;</w:t>
+        <w:t>int     centro[N_JUNTAS];               // leitura do ADC com o joystick em repouso (calibrada na partida)</w:t>
       </w:r>
     </w:p>
     <w:p>
@@ -10219,7 +10219,7 @@
           <w:rFonts w:ascii="Consolas" w:hAnsi="Consolas" w:eastAsia="Consolas"/>
           <w:sz w:val="15"/>
         </w:rPr>
-        <w:t xml:space="preserve">  uint32_t tInicio;</w:t>
+        <w:t>float   velMax = 3.0f;                  // graus por passo (3 °/20 ms = 150 °/s) — usado em referência / reprodução / comando s</w:t>
       </w:r>
     </w:p>
     <w:p>
@@ -10231,7 +10231,7 @@
           <w:rFonts w:ascii="Consolas" w:hAnsi="Consolas" w:eastAsia="Consolas"/>
           <w:sz w:val="15"/>
         </w:rPr>
-        <w:t>};</w:t>
+        <w:t>Modo    modo   = MANUAL;</w:t>
       </w:r>
     </w:p>
     <w:p>
@@ -10243,7 +10243,7 @@
           <w:rFonts w:ascii="Consolas" w:hAnsi="Consolas" w:eastAsia="Consolas"/>
           <w:sz w:val="15"/>
         </w:rPr>
-        <w:t>Botao sw1 = { PIN_SW1, false, false, 0 }, sw2 = { PIN_SW2, false, false, 0 };</w:t>
+        <w:t xml:space="preserve"> </w:t>
       </w:r>
     </w:p>
     <w:p>
@@ -10255,7 +10255,7 @@
           <w:rFonts w:ascii="Consolas" w:hAnsi="Consolas" w:eastAsia="Consolas"/>
           <w:sz w:val="15"/>
         </w:rPr>
-        <w:t xml:space="preserve"> </w:t>
+        <w:t>uint8_t poses[MAX_POSES][N_JUNTAS];</w:t>
       </w:r>
     </w:p>
     <w:p>
@@ -10267,7 +10267,7 @@
           <w:rFonts w:ascii="Consolas" w:hAnsi="Consolas" w:eastAsia="Consolas"/>
           <w:sz w:val="15"/>
         </w:rPr>
-        <w:t>// ------------------------------------------------------------ utilidades</w:t>
+        <w:t>uint8_t nPoses = 0;</w:t>
       </w:r>
     </w:p>
     <w:p>
@@ -10279,7 +10279,7 @@
           <w:rFonts w:ascii="Consolas" w:hAnsi="Consolas" w:eastAsia="Consolas"/>
           <w:sz w:val="15"/>
         </w:rPr>
-        <w:t>static float limita(float v, float lo, float hi) { return v &lt; lo ? lo : (v &gt; hi ? hi : v); }</w:t>
+        <w:t>uint8_t poseAtual = 0;</w:t>
       </w:r>
     </w:p>
     <w:p>
@@ -10291,7 +10291,7 @@
           <w:rFonts w:ascii="Consolas" w:hAnsi="Consolas" w:eastAsia="Consolas"/>
           <w:sz w:val="15"/>
         </w:rPr>
-        <w:t xml:space="preserve"> </w:t>
+        <w:t>uint32_t tPausaPose = 0;                // pausa entre poses na reprodução</w:t>
       </w:r>
     </w:p>
     <w:p>
@@ -10303,7 +10303,7 @@
           <w:rFonts w:ascii="Consolas" w:hAnsi="Consolas" w:eastAsia="Consolas"/>
           <w:sz w:val="15"/>
         </w:rPr>
-        <w:t>void aplicaServos() {</w:t>
+        <w:t xml:space="preserve"> </w:t>
       </w:r>
     </w:p>
     <w:p>
@@ -10315,7 +10315,7 @@
           <w:rFonts w:ascii="Consolas" w:hAnsi="Consolas" w:eastAsia="Consolas"/>
           <w:sz w:val="15"/>
         </w:rPr>
-        <w:t xml:space="preserve">  for (uint8_t j = 0; j &lt; N_JUNTAS; j++) servo[j].write((int)(posAtual[j] + 0.5f));</w:t>
+        <w:t>// botões dos joysticks (definidos antes das funções: o Arduino IDE gera os protótipos no topo do arquivo)</w:t>
       </w:r>
     </w:p>
     <w:p>
@@ -10327,7 +10327,7 @@
           <w:rFonts w:ascii="Consolas" w:hAnsi="Consolas" w:eastAsia="Consolas"/>
           <w:sz w:val="15"/>
         </w:rPr>
-        <w:t>}</w:t>
+        <w:t>struct Botao {</w:t>
       </w:r>
     </w:p>
     <w:p>
@@ -10339,7 +10339,7 @@
           <w:rFonts w:ascii="Consolas" w:hAnsi="Consolas" w:eastAsia="Consolas"/>
           <w:sz w:val="15"/>
         </w:rPr>
-        <w:t xml:space="preserve"> </w:t>
+        <w:t xml:space="preserve">  uint8_t  pino;</w:t>
       </w:r>
     </w:p>
     <w:p>
@@ -10351,7 +10351,7 @@
           <w:rFonts w:ascii="Consolas" w:hAnsi="Consolas" w:eastAsia="Consolas"/>
           <w:sz w:val="15"/>
         </w:rPr>
-        <w:t>// aproxima posAtual de alvo respeitando a velocidade máxima -&gt; movimentos suaves, sem "trancos"</w:t>
+        <w:t xml:space="preserve">  bool     pressionado;</w:t>
       </w:r>
     </w:p>
     <w:p>
@@ -10363,7 +10363,7 @@
           <w:rFonts w:ascii="Consolas" w:hAnsi="Consolas" w:eastAsia="Consolas"/>
           <w:sz w:val="15"/>
         </w:rPr>
-        <w:t>bool avancaParaAlvo() {</w:t>
+        <w:t xml:space="preserve">  bool     longoDisparado;</w:t>
       </w:r>
     </w:p>
     <w:p>
@@ -10375,7 +10375,7 @@
           <w:rFonts w:ascii="Consolas" w:hAnsi="Consolas" w:eastAsia="Consolas"/>
           <w:sz w:val="15"/>
         </w:rPr>
-        <w:t xml:space="preserve">  bool chegou = true;</w:t>
+        <w:t xml:space="preserve">  uint32_t tInicio;</w:t>
       </w:r>
     </w:p>
     <w:p>
@@ -10387,7 +10387,7 @@
           <w:rFonts w:ascii="Consolas" w:hAnsi="Consolas" w:eastAsia="Consolas"/>
           <w:sz w:val="15"/>
         </w:rPr>
-        <w:t xml:space="preserve">  for (uint8_t j = 0; j &lt; N_JUNTAS; j++) {</w:t>
+        <w:t>};</w:t>
       </w:r>
     </w:p>
     <w:p>
@@ -10399,7 +10399,7 @@
           <w:rFonts w:ascii="Consolas" w:hAnsi="Consolas" w:eastAsia="Consolas"/>
           <w:sz w:val="15"/>
         </w:rPr>
-        <w:t xml:space="preserve">    float d = alvo[j] - posAtual[j];</w:t>
+        <w:t>Botao sw1 = { PIN_SW1, false, false, 0 }, sw2 = { PIN_SW2, false, false, 0 };</w:t>
       </w:r>
     </w:p>
     <w:p>
@@ -10411,7 +10411,7 @@
           <w:rFonts w:ascii="Consolas" w:hAnsi="Consolas" w:eastAsia="Consolas"/>
           <w:sz w:val="15"/>
         </w:rPr>
-        <w:t xml:space="preserve">    if (fabs(d) &gt; velMax) { posAtual[j] += (d &gt; 0 ? velMax : -velMax); chegou = false; }</w:t>
+        <w:t xml:space="preserve"> </w:t>
       </w:r>
     </w:p>
     <w:p>
@@ -10423,7 +10423,7 @@
           <w:rFonts w:ascii="Consolas" w:hAnsi="Consolas" w:eastAsia="Consolas"/>
           <w:sz w:val="15"/>
         </w:rPr>
-        <w:t xml:space="preserve">    else                  { posAtual[j] = alvo[j]; }</w:t>
+        <w:t>// ------------------------------------------------------------ utilidades</w:t>
       </w:r>
     </w:p>
     <w:p>
@@ -10435,7 +10435,7 @@
           <w:rFonts w:ascii="Consolas" w:hAnsi="Consolas" w:eastAsia="Consolas"/>
           <w:sz w:val="15"/>
         </w:rPr>
-        <w:t xml:space="preserve">    posAtual[j] = limita(posAtual[j], ANG_MIN[j], ANG_MAX[j]);</w:t>
+        <w:t>static float limita(float v, float lo, float hi) { return v &lt; lo ? lo : (v &gt; hi ? hi : v); }</w:t>
       </w:r>
     </w:p>
     <w:p>
@@ -10447,7 +10447,7 @@
           <w:rFonts w:ascii="Consolas" w:hAnsi="Consolas" w:eastAsia="Consolas"/>
           <w:sz w:val="15"/>
         </w:rPr>
-        <w:t xml:space="preserve">  }</w:t>
+        <w:t xml:space="preserve"> </w:t>
       </w:r>
     </w:p>
     <w:p>
@@ -10459,7 +10459,7 @@
           <w:rFonts w:ascii="Consolas" w:hAnsi="Consolas" w:eastAsia="Consolas"/>
           <w:sz w:val="15"/>
         </w:rPr>
-        <w:t xml:space="preserve">  aplicaServos();</w:t>
+        <w:t>void aplicaServos() {</w:t>
       </w:r>
     </w:p>
     <w:p>
@@ -10471,7 +10471,7 @@
           <w:rFonts w:ascii="Consolas" w:hAnsi="Consolas" w:eastAsia="Consolas"/>
           <w:sz w:val="15"/>
         </w:rPr>
-        <w:t xml:space="preserve">  return chegou;</w:t>
+        <w:t xml:space="preserve">  for (uint8_t j = 0; j &lt; N_JUNTAS; j++) servo[j].write((int)(posAtual[j] + 0.5f));</w:t>
       </w:r>
     </w:p>
     <w:p>
@@ -10507,7 +10507,7 @@
           <w:rFonts w:ascii="Consolas" w:hAnsi="Consolas" w:eastAsia="Consolas"/>
           <w:sz w:val="15"/>
         </w:rPr>
-        <w:t>void calibraJoysticks() {</w:t>
+        <w:t>// aproxima posAtual de alvo respeitando a velocidade máxima -&gt; movimentos suaves, sem "trancos"</w:t>
       </w:r>
     </w:p>
     <w:p>
@@ -10519,7 +10519,7 @@
           <w:rFonts w:ascii="Consolas" w:hAnsi="Consolas" w:eastAsia="Consolas"/>
           <w:sz w:val="15"/>
         </w:rPr>
-        <w:t xml:space="preserve">  for (uint8_t j = 0; j &lt; N_JUNTAS; j++) {</w:t>
+        <w:t>bool avancaParaAlvo() {</w:t>
       </w:r>
     </w:p>
     <w:p>
@@ -10531,7 +10531,7 @@
           <w:rFonts w:ascii="Consolas" w:hAnsi="Consolas" w:eastAsia="Consolas"/>
           <w:sz w:val="15"/>
         </w:rPr>
-        <w:t xml:space="preserve">    long soma = 0;</w:t>
+        <w:t xml:space="preserve">  bool chegou = true;</w:t>
       </w:r>
     </w:p>
     <w:p>
@@ -10543,7 +10543,7 @@
           <w:rFonts w:ascii="Consolas" w:hAnsi="Consolas" w:eastAsia="Consolas"/>
           <w:sz w:val="15"/>
         </w:rPr>
-        <w:t xml:space="preserve">    for (uint8_t k = 0; k &lt; 16; k++) { soma += analogRead(PIN_EIXO[j]); delay(2); }</w:t>
+        <w:t xml:space="preserve">  for (uint8_t j = 0; j &lt; N_JUNTAS; j++) {</w:t>
       </w:r>
     </w:p>
     <w:p>
@@ -10555,7 +10555,7 @@
           <w:rFonts w:ascii="Consolas" w:hAnsi="Consolas" w:eastAsia="Consolas"/>
           <w:sz w:val="15"/>
         </w:rPr>
-        <w:t xml:space="preserve">    centro[j] = soma / 16;</w:t>
+        <w:t xml:space="preserve">    float d = alvo[j] - posAtual[j];</w:t>
       </w:r>
     </w:p>
     <w:p>
@@ -10567,7 +10567,7 @@
           <w:rFonts w:ascii="Consolas" w:hAnsi="Consolas" w:eastAsia="Consolas"/>
           <w:sz w:val="15"/>
         </w:rPr>
-        <w:t xml:space="preserve">  }</w:t>
+        <w:t xml:space="preserve">    if (fabs(d) &gt; velMax) { posAtual[j] += (d &gt; 0 ? velMax : -velMax); chegou = false; }</w:t>
       </w:r>
     </w:p>
     <w:p>
@@ -10579,7 +10579,7 @@
           <w:rFonts w:ascii="Consolas" w:hAnsi="Consolas" w:eastAsia="Consolas"/>
           <w:sz w:val="15"/>
         </w:rPr>
-        <w:t xml:space="preserve">  Serial.print(F("Centro dos joysticks:"));</w:t>
+        <w:t xml:space="preserve">    else                  { posAtual[j] = alvo[j]; }</w:t>
       </w:r>
     </w:p>
     <w:p>
@@ -10591,7 +10591,7 @@
           <w:rFonts w:ascii="Consolas" w:hAnsi="Consolas" w:eastAsia="Consolas"/>
           <w:sz w:val="15"/>
         </w:rPr>
-        <w:t xml:space="preserve">  for (uint8_t j = 0; j &lt; N_JUNTAS; j++) { Serial.print(' '); Serial.print(centro[j]); }</w:t>
+        <w:t xml:space="preserve">    posAtual[j] = limita(posAtual[j], ANG_MIN[j], ANG_MAX[j]);</w:t>
       </w:r>
     </w:p>
     <w:p>
@@ -10603,7 +10603,7 @@
           <w:rFonts w:ascii="Consolas" w:hAnsi="Consolas" w:eastAsia="Consolas"/>
           <w:sz w:val="15"/>
         </w:rPr>
-        <w:t xml:space="preserve">  Serial.println();</w:t>
+        <w:t xml:space="preserve">  }</w:t>
       </w:r>
     </w:p>
     <w:p>
@@ -10615,7 +10615,7 @@
           <w:rFonts w:ascii="Consolas" w:hAnsi="Consolas" w:eastAsia="Consolas"/>
           <w:sz w:val="15"/>
         </w:rPr>
-        <w:t>}</w:t>
+        <w:t xml:space="preserve">  aplicaServos();</w:t>
       </w:r>
     </w:p>
     <w:p>
@@ -10627,7 +10627,7 @@
           <w:rFonts w:ascii="Consolas" w:hAnsi="Consolas" w:eastAsia="Consolas"/>
           <w:sz w:val="15"/>
         </w:rPr>
-        <w:t xml:space="preserve"> </w:t>
+        <w:t xml:space="preserve">  return chegou;</w:t>
       </w:r>
     </w:p>
     <w:p>
@@ -10639,7 +10639,7 @@
           <w:rFonts w:ascii="Consolas" w:hAnsi="Consolas" w:eastAsia="Consolas"/>
           <w:sz w:val="15"/>
         </w:rPr>
-        <w:t>// controle incremental: deflexão do joystick -&gt; incremento de ângulo por passo</w:t>
+        <w:t>}</w:t>
       </w:r>
     </w:p>
     <w:p>
@@ -10651,7 +10651,7 @@
           <w:rFonts w:ascii="Consolas" w:hAnsi="Consolas" w:eastAsia="Consolas"/>
           <w:sz w:val="15"/>
         </w:rPr>
-        <w:t>void leJoysticks() {</w:t>
+        <w:t xml:space="preserve"> </w:t>
       </w:r>
     </w:p>
     <w:p>
@@ -10663,7 +10663,7 @@
           <w:rFonts w:ascii="Consolas" w:hAnsi="Consolas" w:eastAsia="Consolas"/>
           <w:sz w:val="15"/>
         </w:rPr>
-        <w:t xml:space="preserve">  for (uint8_t j = 0; j &lt; N_JUNTAS; j++) {</w:t>
+        <w:t>void calibraJoysticks() {</w:t>
       </w:r>
     </w:p>
     <w:p>
@@ -10675,7 +10675,7 @@
           <w:rFonts w:ascii="Consolas" w:hAnsi="Consolas" w:eastAsia="Consolas"/>
           <w:sz w:val="15"/>
         </w:rPr>
-        <w:t xml:space="preserve">    int d = analogRead(PIN_EIXO[j]) - centro[j];                       // -512..+511 em torno do centro</w:t>
+        <w:t xml:space="preserve">  for (uint8_t j = 0; j &lt; N_JUNTAS; j++) {</w:t>
       </w:r>
     </w:p>
     <w:p>
@@ -10687,7 +10687,7 @@
           <w:rFonts w:ascii="Consolas" w:hAnsi="Consolas" w:eastAsia="Consolas"/>
           <w:sz w:val="15"/>
         </w:rPr>
-        <w:t xml:space="preserve">    if (abs(d) &lt; ZONA_MORTA) continue;                                 // dentro da zona morta: não move</w:t>
+        <w:t xml:space="preserve">    long soma = 0;</w:t>
       </w:r>
     </w:p>
     <w:p>
@@ -10699,7 +10699,7 @@
           <w:rFonts w:ascii="Consolas" w:hAnsi="Consolas" w:eastAsia="Consolas"/>
           <w:sz w:val="15"/>
         </w:rPr>
-        <w:t xml:space="preserve">    float n = (abs(d) - ZONA_MORTA) / (512.0f - ZONA_MORTA);           // 0..1</w:t>
+        <w:t xml:space="preserve">    for (uint8_t k = 0; k &lt; 16; k++) { soma += analogRead(PIN_EIXO[j]); delay(2); }</w:t>
       </w:r>
     </w:p>
     <w:p>
@@ -10711,7 +10711,7 @@
           <w:rFonts w:ascii="Consolas" w:hAnsi="Consolas" w:eastAsia="Consolas"/>
           <w:sz w:val="15"/>
         </w:rPr>
-        <w:t xml:space="preserve">    n = limita(n, 0.0f, 1.0f);</w:t>
+        <w:t xml:space="preserve">    centro[j] = soma / 16;</w:t>
       </w:r>
     </w:p>
     <w:p>
@@ -10723,7 +10723,7 @@
           <w:rFonts w:ascii="Consolas" w:hAnsi="Consolas" w:eastAsia="Consolas"/>
           <w:sz w:val="15"/>
         </w:rPr>
-        <w:t xml:space="preserve">    float inc = VEL_JOY * n * n * (d &gt; 0 ? 1 : -1) * SENTIDO[j];       // curva quadrática: fino perto do centro</w:t>
+        <w:t xml:space="preserve">  }</w:t>
       </w:r>
     </w:p>
     <w:p>
@@ -10735,7 +10735,7 @@
           <w:rFonts w:ascii="Consolas" w:hAnsi="Consolas" w:eastAsia="Consolas"/>
           <w:sz w:val="15"/>
         </w:rPr>
-        <w:t xml:space="preserve">    alvo[j] = limita(alvo[j] + inc, ANG_MIN[j], ANG_MAX[j]);</w:t>
+        <w:t xml:space="preserve">  Serial.print(F("Centro dos joysticks:"));</w:t>
       </w:r>
     </w:p>
     <w:p>
@@ -10747,7 +10747,7 @@
           <w:rFonts w:ascii="Consolas" w:hAnsi="Consolas" w:eastAsia="Consolas"/>
           <w:sz w:val="15"/>
         </w:rPr>
-        <w:t xml:space="preserve">  }</w:t>
+        <w:t xml:space="preserve">  for (uint8_t j = 0; j &lt; N_JUNTAS; j++) { Serial.print(' '); Serial.print(centro[j]); }</w:t>
       </w:r>
     </w:p>
     <w:p>
@@ -10759,7 +10759,7 @@
           <w:rFonts w:ascii="Consolas" w:hAnsi="Consolas" w:eastAsia="Consolas"/>
           <w:sz w:val="15"/>
         </w:rPr>
-        <w:t>}</w:t>
+        <w:t xml:space="preserve">  Serial.println();</w:t>
       </w:r>
     </w:p>
     <w:p>
@@ -10771,7 +10771,7 @@
           <w:rFonts w:ascii="Consolas" w:hAnsi="Consolas" w:eastAsia="Consolas"/>
           <w:sz w:val="15"/>
         </w:rPr>
-        <w:t xml:space="preserve"> </w:t>
+        <w:t>}</w:t>
       </w:r>
     </w:p>
     <w:p>
@@ -10783,7 +10783,7 @@
           <w:rFonts w:ascii="Consolas" w:hAnsi="Consolas" w:eastAsia="Consolas"/>
           <w:sz w:val="15"/>
         </w:rPr>
-        <w:t>void imprimePosicoes() {</w:t>
+        <w:t xml:space="preserve"> </w:t>
       </w:r>
     </w:p>
     <w:p>
@@ -10795,7 +10795,7 @@
           <w:rFonts w:ascii="Consolas" w:hAnsi="Consolas" w:eastAsia="Consolas"/>
           <w:sz w:val="15"/>
         </w:rPr>
-        <w:t xml:space="preserve">  Serial.print(F("modo=")); Serial.print(modo == MANUAL ? F("MANUAL") : F("REPRODUZINDO"));</w:t>
+        <w:t>// controle incremental: deflexão do joystick -&gt; incremento de ângulo por passo</w:t>
       </w:r>
     </w:p>
     <w:p>
@@ -10807,7 +10807,7 @@
           <w:rFonts w:ascii="Consolas" w:hAnsi="Consolas" w:eastAsia="Consolas"/>
           <w:sz w:val="15"/>
         </w:rPr>
-        <w:t xml:space="preserve">  Serial.print(F(" poses=")); Serial.print(nPoses);</w:t>
+        <w:t>void leJoysticks() {</w:t>
       </w:r>
     </w:p>
     <w:p>
@@ -10831,7 +10831,7 @@
           <w:rFonts w:ascii="Consolas" w:hAnsi="Consolas" w:eastAsia="Consolas"/>
           <w:sz w:val="15"/>
         </w:rPr>
-        <w:t xml:space="preserve">    Serial.print(F("  ")); Serial.print(NOME[j]); Serial.print('='); Serial.print((int)posAtual[j]);</w:t>
+        <w:t xml:space="preserve">    int d = analogRead(PIN_EIXO[j]) - centro[j];                       // -512..+511 em torno do centro</w:t>
       </w:r>
     </w:p>
     <w:p>
@@ -10843,7 +10843,7 @@
           <w:rFonts w:ascii="Consolas" w:hAnsi="Consolas" w:eastAsia="Consolas"/>
           <w:sz w:val="15"/>
         </w:rPr>
-        <w:t xml:space="preserve">  }</w:t>
+        <w:t xml:space="preserve">    if (abs(d) &lt; ZONA_MORTA) continue;                                 // dentro da zona morta: não move</w:t>
       </w:r>
     </w:p>
     <w:p>
@@ -10855,7 +10855,7 @@
           <w:rFonts w:ascii="Consolas" w:hAnsi="Consolas" w:eastAsia="Consolas"/>
           <w:sz w:val="15"/>
         </w:rPr>
-        <w:t xml:space="preserve">  Serial.println();</w:t>
+        <w:t xml:space="preserve">    float n = (abs(d) - ZONA_MORTA) / (512.0f - ZONA_MORTA);           // 0..1</w:t>
       </w:r>
     </w:p>
     <w:p>
@@ -10867,7 +10867,7 @@
           <w:rFonts w:ascii="Consolas" w:hAnsi="Consolas" w:eastAsia="Consolas"/>
           <w:sz w:val="15"/>
         </w:rPr>
-        <w:t>}</w:t>
+        <w:t xml:space="preserve">    n = limita(n, 0.0f, 1.0f);</w:t>
       </w:r>
     </w:p>
     <w:p>
@@ -10879,7 +10879,7 @@
           <w:rFonts w:ascii="Consolas" w:hAnsi="Consolas" w:eastAsia="Consolas"/>
           <w:sz w:val="15"/>
         </w:rPr>
-        <w:t xml:space="preserve"> </w:t>
+        <w:t xml:space="preserve">    float inc = VEL_JOY * n * n * (d &gt; 0 ? 1 : -1) * SENTIDO[j];       // curva quadrática: fino perto do centro</w:t>
       </w:r>
     </w:p>
     <w:p>
@@ -10891,7 +10891,7 @@
           <w:rFonts w:ascii="Consolas" w:hAnsi="Consolas" w:eastAsia="Consolas"/>
           <w:sz w:val="15"/>
         </w:rPr>
-        <w:t>void gravaPose() {</w:t>
+        <w:t xml:space="preserve">    alvo[j] = limita(alvo[j] + inc, ANG_MIN[j], ANG_MAX[j]);</w:t>
       </w:r>
     </w:p>
     <w:p>
@@ -10903,7 +10903,7 @@
           <w:rFonts w:ascii="Consolas" w:hAnsi="Consolas" w:eastAsia="Consolas"/>
           <w:sz w:val="15"/>
         </w:rPr>
-        <w:t xml:space="preserve">  if (nPoses &gt;= MAX_POSES) { Serial.println(F("Memoria de poses cheia (16).")); return; }</w:t>
+        <w:t xml:space="preserve">  }</w:t>
       </w:r>
     </w:p>
     <w:p>
@@ -10915,7 +10915,7 @@
           <w:rFonts w:ascii="Consolas" w:hAnsi="Consolas" w:eastAsia="Consolas"/>
           <w:sz w:val="15"/>
         </w:rPr>
-        <w:t xml:space="preserve">  for (uint8_t j = 0; j &lt; N_JUNTAS; j++) poses[nPoses][j] = (uint8_t)posAtual[j];</w:t>
+        <w:t>}</w:t>
       </w:r>
     </w:p>
     <w:p>
@@ -10927,7 +10927,7 @@
           <w:rFonts w:ascii="Consolas" w:hAnsi="Consolas" w:eastAsia="Consolas"/>
           <w:sz w:val="15"/>
         </w:rPr>
-        <w:t xml:space="preserve">  nPoses++;</w:t>
+        <w:t xml:space="preserve"> </w:t>
       </w:r>
     </w:p>
     <w:p>
@@ -10939,7 +10939,7 @@
           <w:rFonts w:ascii="Consolas" w:hAnsi="Consolas" w:eastAsia="Consolas"/>
           <w:sz w:val="15"/>
         </w:rPr>
-        <w:t xml:space="preserve">  Serial.print(F("Pose gravada #")); Serial.println(nPoses);</w:t>
+        <w:t>void imprimePosicoes() {</w:t>
       </w:r>
     </w:p>
     <w:p>
@@ -10951,7 +10951,7 @@
           <w:rFonts w:ascii="Consolas" w:hAnsi="Consolas" w:eastAsia="Consolas"/>
           <w:sz w:val="15"/>
         </w:rPr>
-        <w:t xml:space="preserve">  for (uint8_t i = 0; i &lt; 3; i++) { digitalWrite(PIN_LED, HIGH); delay(60); digitalWrite(PIN_LED, LOW); delay(60); }</w:t>
+        <w:t xml:space="preserve">  Serial.print(F("modo=")); Serial.print(modo == MANUAL ? F("MANUAL") : F("REPRODUZINDO"));</w:t>
       </w:r>
     </w:p>
     <w:p>
@@ -10963,7 +10963,7 @@
           <w:rFonts w:ascii="Consolas" w:hAnsi="Consolas" w:eastAsia="Consolas"/>
           <w:sz w:val="15"/>
         </w:rPr>
-        <w:t>}</w:t>
+        <w:t xml:space="preserve">  Serial.print(F(" poses=")); Serial.print(nPoses);</w:t>
       </w:r>
     </w:p>
     <w:p>
@@ -10975,7 +10975,7 @@
           <w:rFonts w:ascii="Consolas" w:hAnsi="Consolas" w:eastAsia="Consolas"/>
           <w:sz w:val="15"/>
         </w:rPr>
-        <w:t xml:space="preserve"> </w:t>
+        <w:t xml:space="preserve">  for (uint8_t j = 0; j &lt; N_JUNTAS; j++) {</w:t>
       </w:r>
     </w:p>
     <w:p>
@@ -10987,7 +10987,7 @@
           <w:rFonts w:ascii="Consolas" w:hAnsi="Consolas" w:eastAsia="Consolas"/>
           <w:sz w:val="15"/>
         </w:rPr>
-        <w:t>void iniciaReproducao() {</w:t>
+        <w:t xml:space="preserve">    Serial.print(F("  ")); Serial.print(NOME[j]); Serial.print('='); Serial.print((int)posAtual[j]);</w:t>
       </w:r>
     </w:p>
     <w:p>
@@ -10999,7 +10999,7 @@
           <w:rFonts w:ascii="Consolas" w:hAnsi="Consolas" w:eastAsia="Consolas"/>
           <w:sz w:val="15"/>
         </w:rPr>
-        <w:t xml:space="preserve">  if (nPoses == 0) { Serial.println(F("Nenhuma pose gravada.")); return; }</w:t>
+        <w:t xml:space="preserve">  }</w:t>
       </w:r>
     </w:p>
     <w:p>
@@ -11011,7 +11011,7 @@
           <w:rFonts w:ascii="Consolas" w:hAnsi="Consolas" w:eastAsia="Consolas"/>
           <w:sz w:val="15"/>
         </w:rPr>
-        <w:t xml:space="preserve">  modo = REPRODUZINDO; poseAtual = 0; tPausaPose = 0;</w:t>
+        <w:t xml:space="preserve">  Serial.println();</w:t>
       </w:r>
     </w:p>
     <w:p>
@@ -11023,7 +11023,7 @@
           <w:rFonts w:ascii="Consolas" w:hAnsi="Consolas" w:eastAsia="Consolas"/>
           <w:sz w:val="15"/>
         </w:rPr>
-        <w:t xml:space="preserve">  Serial.println(F("Reproduzindo sequencia (SW1 longo, 'r' ou 'm' para parar)."));</w:t>
+        <w:t>}</w:t>
       </w:r>
     </w:p>
     <w:p>
@@ -11035,7 +11035,7 @@
           <w:rFonts w:ascii="Consolas" w:hAnsi="Consolas" w:eastAsia="Consolas"/>
           <w:sz w:val="15"/>
         </w:rPr>
-        <w:t>}</w:t>
+        <w:t xml:space="preserve"> </w:t>
       </w:r>
     </w:p>
     <w:p>
@@ -11047,7 +11047,7 @@
           <w:rFonts w:ascii="Consolas" w:hAnsi="Consolas" w:eastAsia="Consolas"/>
           <w:sz w:val="15"/>
         </w:rPr>
-        <w:t xml:space="preserve"> </w:t>
+        <w:t>void gravaPose() {</w:t>
       </w:r>
     </w:p>
     <w:p>
@@ -11059,7 +11059,7 @@
           <w:rFonts w:ascii="Consolas" w:hAnsi="Consolas" w:eastAsia="Consolas"/>
           <w:sz w:val="15"/>
         </w:rPr>
-        <w:t>void pararReproducao() {</w:t>
+        <w:t xml:space="preserve">  if (nPoses &gt;= MAX_POSES) { Serial.println(F("Memoria de poses cheia (16).")); return; }</w:t>
       </w:r>
     </w:p>
     <w:p>
@@ -11071,7 +11071,7 @@
           <w:rFonts w:ascii="Consolas" w:hAnsi="Consolas" w:eastAsia="Consolas"/>
           <w:sz w:val="15"/>
         </w:rPr>
-        <w:t xml:space="preserve">  modo = MANUAL;</w:t>
+        <w:t xml:space="preserve">  for (uint8_t j = 0; j &lt; N_JUNTAS; j++) poses[nPoses][j] = (uint8_t)posAtual[j];</w:t>
       </w:r>
     </w:p>
     <w:p>
@@ -11083,7 +11083,7 @@
           <w:rFonts w:ascii="Consolas" w:hAnsi="Consolas" w:eastAsia="Consolas"/>
           <w:sz w:val="15"/>
         </w:rPr>
-        <w:t xml:space="preserve">  for (uint8_t j = 0; j &lt; N_JUNTAS; j++) alvo[j] = posAtual[j];         // joysticks continuam de onde parou</w:t>
+        <w:t xml:space="preserve">  nPoses++;</w:t>
       </w:r>
     </w:p>
     <w:p>
@@ -11095,7 +11095,7 @@
           <w:rFonts w:ascii="Consolas" w:hAnsi="Consolas" w:eastAsia="Consolas"/>
           <w:sz w:val="15"/>
         </w:rPr>
-        <w:t xml:space="preserve">  Serial.println(F("Reproducao parada. Modo MANUAL."));</w:t>
+        <w:t xml:space="preserve">  Serial.print(F("Pose gravada #")); Serial.println(nPoses);</w:t>
       </w:r>
     </w:p>
     <w:p>
@@ -11107,7 +11107,7 @@
           <w:rFonts w:ascii="Consolas" w:hAnsi="Consolas" w:eastAsia="Consolas"/>
           <w:sz w:val="15"/>
         </w:rPr>
-        <w:t>}</w:t>
+        <w:t xml:space="preserve">  for (uint8_t i = 0; i &lt; 3; i++) { digitalWrite(PIN_LED, HIGH); delay(60); digitalWrite(PIN_LED, LOW); delay(60); }</w:t>
       </w:r>
     </w:p>
     <w:p>
@@ -11119,7 +11119,7 @@
           <w:rFonts w:ascii="Consolas" w:hAnsi="Consolas" w:eastAsia="Consolas"/>
           <w:sz w:val="15"/>
         </w:rPr>
-        <w:t xml:space="preserve"> </w:t>
+        <w:t>}</w:t>
       </w:r>
     </w:p>
     <w:p>
@@ -11131,7 +11131,7 @@
           <w:rFonts w:ascii="Consolas" w:hAnsi="Consolas" w:eastAsia="Consolas"/>
           <w:sz w:val="15"/>
         </w:rPr>
-        <w:t>void vaiParaHome() {</w:t>
+        <w:t xml:space="preserve"> </w:t>
       </w:r>
     </w:p>
     <w:p>
@@ -11143,7 +11143,7 @@
           <w:rFonts w:ascii="Consolas" w:hAnsi="Consolas" w:eastAsia="Consolas"/>
           <w:sz w:val="15"/>
         </w:rPr>
-        <w:t xml:space="preserve">  modo = MANUAL;</w:t>
+        <w:t>void iniciaReproducao() {</w:t>
       </w:r>
     </w:p>
     <w:p>
@@ -11155,7 +11155,7 @@
           <w:rFonts w:ascii="Consolas" w:hAnsi="Consolas" w:eastAsia="Consolas"/>
           <w:sz w:val="15"/>
         </w:rPr>
-        <w:t xml:space="preserve">  for (uint8_t j = 0; j &lt; N_JUNTAS; j++) alvo[j] = ANG_HOME[j];</w:t>
+        <w:t xml:space="preserve">  if (nPoses == 0) { Serial.println(F("Nenhuma pose gravada.")); return; }</w:t>
       </w:r>
     </w:p>
     <w:p>
@@ -11167,7 +11167,7 @@
           <w:rFonts w:ascii="Consolas" w:hAnsi="Consolas" w:eastAsia="Consolas"/>
           <w:sz w:val="15"/>
         </w:rPr>
-        <w:t xml:space="preserve">  Serial.println(F("Indo para home..."));</w:t>
+        <w:t xml:space="preserve">  modo = REPRODUZINDO; poseAtual = 0; tPausaPose = 0;</w:t>
       </w:r>
     </w:p>
     <w:p>
@@ -11179,7 +11179,7 @@
           <w:rFonts w:ascii="Consolas" w:hAnsi="Consolas" w:eastAsia="Consolas"/>
           <w:sz w:val="15"/>
         </w:rPr>
-        <w:t>}</w:t>
+        <w:t xml:space="preserve">  Serial.println(F("Reproduzindo sequencia (SW1 longo, 'r' ou 'm' para parar)."));</w:t>
       </w:r>
     </w:p>
     <w:p>
@@ -11191,7 +11191,7 @@
           <w:rFonts w:ascii="Consolas" w:hAnsi="Consolas" w:eastAsia="Consolas"/>
           <w:sz w:val="15"/>
         </w:rPr>
-        <w:t xml:space="preserve"> </w:t>
+        <w:t>}</w:t>
       </w:r>
     </w:p>
     <w:p>
@@ -11203,7 +11203,7 @@
           <w:rFonts w:ascii="Consolas" w:hAnsi="Consolas" w:eastAsia="Consolas"/>
           <w:sz w:val="15"/>
         </w:rPr>
-        <w:t>void alternaGarra() {</w:t>
+        <w:t xml:space="preserve"> </w:t>
       </w:r>
     </w:p>
     <w:p>
@@ -11215,7 +11215,7 @@
           <w:rFonts w:ascii="Consolas" w:hAnsi="Consolas" w:eastAsia="Consolas"/>
           <w:sz w:val="15"/>
         </w:rPr>
-        <w:t xml:space="preserve">  bool aberta = alvo[GARRA] &gt; (GARRA_FECHADA + GARRA_ABERTA) / 2;</w:t>
+        <w:t>void pararReproducao() {</w:t>
       </w:r>
     </w:p>
     <w:p>
@@ -11227,7 +11227,7 @@
           <w:rFonts w:ascii="Consolas" w:hAnsi="Consolas" w:eastAsia="Consolas"/>
           <w:sz w:val="15"/>
         </w:rPr>
-        <w:t xml:space="preserve">  alvo[GARRA] = aberta ? GARRA_FECHADA : GARRA_ABERTA;</w:t>
+        <w:t xml:space="preserve">  modo = MANUAL;</w:t>
       </w:r>
     </w:p>
     <w:p>
@@ -11239,7 +11239,7 @@
           <w:rFonts w:ascii="Consolas" w:hAnsi="Consolas" w:eastAsia="Consolas"/>
           <w:sz w:val="15"/>
         </w:rPr>
-        <w:t xml:space="preserve">  Serial.println(aberta ? F("Garra: fechando") : F("Garra: abrindo"));</w:t>
+        <w:t xml:space="preserve">  for (uint8_t j = 0; j &lt; N_JUNTAS; j++) alvo[j] = posAtual[j];         // joysticks continuam de onde parou</w:t>
       </w:r>
     </w:p>
     <w:p>
@@ -11251,7 +11251,7 @@
           <w:rFonts w:ascii="Consolas" w:hAnsi="Consolas" w:eastAsia="Consolas"/>
           <w:sz w:val="15"/>
         </w:rPr>
-        <w:t>}</w:t>
+        <w:t xml:space="preserve">  Serial.println(F("Reproducao parada. Modo MANUAL."));</w:t>
       </w:r>
     </w:p>
     <w:p>
@@ -11263,7 +11263,7 @@
           <w:rFonts w:ascii="Consolas" w:hAnsi="Consolas" w:eastAsia="Consolas"/>
           <w:sz w:val="15"/>
         </w:rPr>
-        <w:t xml:space="preserve"> </w:t>
+        <w:t>}</w:t>
       </w:r>
     </w:p>
     <w:p>
@@ -11275,7 +11275,7 @@
           <w:rFonts w:ascii="Consolas" w:hAnsi="Consolas" w:eastAsia="Consolas"/>
           <w:sz w:val="15"/>
         </w:rPr>
-        <w:t>// ------------------------------------------------------------ EEPROM (poses persistentes)</w:t>
+        <w:t xml:space="preserve"> </w:t>
       </w:r>
     </w:p>
     <w:p>
@@ -11287,7 +11287,7 @@
           <w:rFonts w:ascii="Consolas" w:hAnsi="Consolas" w:eastAsia="Consolas"/>
           <w:sz w:val="15"/>
         </w:rPr>
-        <w:t>void salvaEEPROM() {</w:t>
+        <w:t>// volta todas as juntas para a posição de referência, no mesmo ritmo controlado da reprodução</w:t>
       </w:r>
     </w:p>
     <w:p>
@@ -11299,7 +11299,7 @@
           <w:rFonts w:ascii="Consolas" w:hAnsi="Consolas" w:eastAsia="Consolas"/>
           <w:sz w:val="15"/>
         </w:rPr>
-        <w:t xml:space="preserve">  int a = 0;</w:t>
+        <w:t>// (velMax graus por passo). limita() protege contra uma POS_REF editada fora dos limites calibrados.</w:t>
       </w:r>
     </w:p>
     <w:p>
@@ -11311,7 +11311,7 @@
           <w:rFonts w:ascii="Consolas" w:hAnsi="Consolas" w:eastAsia="Consolas"/>
           <w:sz w:val="15"/>
         </w:rPr>
-        <w:t xml:space="preserve">  EEPROM.put(a, EEPROM_MAGIC); a += sizeof(EEPROM_MAGIC);</w:t>
+        <w:t>void vaiParaReferencia() {</w:t>
       </w:r>
     </w:p>
     <w:p>
@@ -11323,7 +11323,7 @@
           <w:rFonts w:ascii="Consolas" w:hAnsi="Consolas" w:eastAsia="Consolas"/>
           <w:sz w:val="15"/>
         </w:rPr>
-        <w:t xml:space="preserve">  EEPROM.put(a, nPoses);       a += sizeof(nPoses);</w:t>
+        <w:t xml:space="preserve">  modo = MANUAL;</w:t>
       </w:r>
     </w:p>
     <w:p>
@@ -11335,7 +11335,7 @@
           <w:rFonts w:ascii="Consolas" w:hAnsi="Consolas" w:eastAsia="Consolas"/>
           <w:sz w:val="15"/>
         </w:rPr>
-        <w:t xml:space="preserve">  for (uint8_t i = 0; i &lt; nPoses; i++)</w:t>
+        <w:t xml:space="preserve">  for (uint8_t j = 0; j &lt; N_JUNTAS; j++) alvo[j] = limita(POS_REF[j], ANG_MIN[j], ANG_MAX[j]);</w:t>
       </w:r>
     </w:p>
     <w:p>
@@ -11347,7 +11347,7 @@
           <w:rFonts w:ascii="Consolas" w:hAnsi="Consolas" w:eastAsia="Consolas"/>
           <w:sz w:val="15"/>
         </w:rPr>
-        <w:t xml:space="preserve">    for (uint8_t j = 0; j &lt; N_JUNTAS; j++) EEPROM.update(a++, poses[i][j]);</w:t>
+        <w:t xml:space="preserve">  Serial.print(F("Voltando para a posicao de referencia:"));</w:t>
       </w:r>
     </w:p>
     <w:p>
@@ -11359,7 +11359,7 @@
           <w:rFonts w:ascii="Consolas" w:hAnsi="Consolas" w:eastAsia="Consolas"/>
           <w:sz w:val="15"/>
         </w:rPr>
-        <w:t xml:space="preserve">  Serial.print(F("Salvo na EEPROM: ")); Serial.print(nPoses); Serial.println(F(" poses."));</w:t>
+        <w:t xml:space="preserve">  for (uint8_t j = 0; j &lt; N_JUNTAS; j++) { Serial.print(' '); Serial.print((int)alvo[j]); }</w:t>
       </w:r>
     </w:p>
     <w:p>
@@ -11371,7 +11371,7 @@
           <w:rFonts w:ascii="Consolas" w:hAnsi="Consolas" w:eastAsia="Consolas"/>
           <w:sz w:val="15"/>
         </w:rPr>
-        <w:t>}</w:t>
+        <w:t xml:space="preserve">  Serial.println(F(" graus."));</w:t>
       </w:r>
     </w:p>
     <w:p>
@@ -11383,7 +11383,7 @@
           <w:rFonts w:ascii="Consolas" w:hAnsi="Consolas" w:eastAsia="Consolas"/>
           <w:sz w:val="15"/>
         </w:rPr>
-        <w:t xml:space="preserve"> </w:t>
+        <w:t>}</w:t>
       </w:r>
     </w:p>
     <w:p>
@@ -11395,7 +11395,7 @@
           <w:rFonts w:ascii="Consolas" w:hAnsi="Consolas" w:eastAsia="Consolas"/>
           <w:sz w:val="15"/>
         </w:rPr>
-        <w:t>bool carregaEEPROM() {</w:t>
+        <w:t xml:space="preserve"> </w:t>
       </w:r>
     </w:p>
     <w:p>
@@ -11407,7 +11407,7 @@
           <w:rFonts w:ascii="Consolas" w:hAnsi="Consolas" w:eastAsia="Consolas"/>
           <w:sz w:val="15"/>
         </w:rPr>
-        <w:t xml:space="preserve">  int a = 0; uint16_t magic; uint8_t n;</w:t>
+        <w:t>void alternaGarra() {</w:t>
       </w:r>
     </w:p>
     <w:p>
@@ -11419,7 +11419,7 @@
           <w:rFonts w:ascii="Consolas" w:hAnsi="Consolas" w:eastAsia="Consolas"/>
           <w:sz w:val="15"/>
         </w:rPr>
-        <w:t xml:space="preserve">  EEPROM.get(a, magic); a += sizeof(magic);</w:t>
+        <w:t xml:space="preserve">  bool aberta = alvo[GARRA] &gt; (GARRA_FECHADA + GARRA_ABERTA) / 2;</w:t>
       </w:r>
     </w:p>
     <w:p>
@@ -11431,7 +11431,7 @@
           <w:rFonts w:ascii="Consolas" w:hAnsi="Consolas" w:eastAsia="Consolas"/>
           <w:sz w:val="15"/>
         </w:rPr>
-        <w:t xml:space="preserve">  if (magic != EEPROM_MAGIC) return false;</w:t>
+        <w:t xml:space="preserve">  alvo[GARRA] = aberta ? GARRA_FECHADA : GARRA_ABERTA;</w:t>
       </w:r>
     </w:p>
     <w:p>
@@ -11443,7 +11443,7 @@
           <w:rFonts w:ascii="Consolas" w:hAnsi="Consolas" w:eastAsia="Consolas"/>
           <w:sz w:val="15"/>
         </w:rPr>
-        <w:t xml:space="preserve">  EEPROM.get(a, n); a += sizeof(n);</w:t>
+        <w:t xml:space="preserve">  Serial.println(aberta ? F("Garra: fechando") : F("Garra: abrindo"));</w:t>
       </w:r>
     </w:p>
     <w:p>
@@ -11455,7 +11455,7 @@
           <w:rFonts w:ascii="Consolas" w:hAnsi="Consolas" w:eastAsia="Consolas"/>
           <w:sz w:val="15"/>
         </w:rPr>
-        <w:t xml:space="preserve">  if (n &gt; MAX_POSES) return false;</w:t>
+        <w:t>}</w:t>
       </w:r>
     </w:p>
     <w:p>
@@ -11467,7 +11467,7 @@
           <w:rFonts w:ascii="Consolas" w:hAnsi="Consolas" w:eastAsia="Consolas"/>
           <w:sz w:val="15"/>
         </w:rPr>
-        <w:t xml:space="preserve">  for (uint8_t i = 0; i &lt; n; i++)</w:t>
+        <w:t xml:space="preserve"> </w:t>
       </w:r>
     </w:p>
     <w:p>
@@ -11479,7 +11479,7 @@
           <w:rFonts w:ascii="Consolas" w:hAnsi="Consolas" w:eastAsia="Consolas"/>
           <w:sz w:val="15"/>
         </w:rPr>
-        <w:t xml:space="preserve">    for (uint8_t j = 0; j &lt; N_JUNTAS; j++) poses[i][j] = EEPROM.read(a++);</w:t>
+        <w:t>// ------------------------------------------------------------ EEPROM (poses persistentes)</w:t>
       </w:r>
     </w:p>
     <w:p>
@@ -11491,7 +11491,7 @@
           <w:rFonts w:ascii="Consolas" w:hAnsi="Consolas" w:eastAsia="Consolas"/>
           <w:sz w:val="15"/>
         </w:rPr>
-        <w:t xml:space="preserve">  nPoses = n;</w:t>
+        <w:t>void salvaEEPROM() {</w:t>
       </w:r>
     </w:p>
     <w:p>
@@ -11503,7 +11503,7 @@
           <w:rFonts w:ascii="Consolas" w:hAnsi="Consolas" w:eastAsia="Consolas"/>
           <w:sz w:val="15"/>
         </w:rPr>
-        <w:t xml:space="preserve">  Serial.print(F("EEPROM: ")); Serial.print(nPoses); Serial.println(F(" poses carregadas."));</w:t>
+        <w:t xml:space="preserve">  int a = 0;</w:t>
       </w:r>
     </w:p>
     <w:p>
@@ -11515,7 +11515,7 @@
           <w:rFonts w:ascii="Consolas" w:hAnsi="Consolas" w:eastAsia="Consolas"/>
           <w:sz w:val="15"/>
         </w:rPr>
-        <w:t xml:space="preserve">  return true;</w:t>
+        <w:t xml:space="preserve">  EEPROM.put(a, EEPROM_MAGIC); a += sizeof(EEPROM_MAGIC);</w:t>
       </w:r>
     </w:p>
     <w:p>
@@ -11527,7 +11527,7 @@
           <w:rFonts w:ascii="Consolas" w:hAnsi="Consolas" w:eastAsia="Consolas"/>
           <w:sz w:val="15"/>
         </w:rPr>
-        <w:t>}</w:t>
+        <w:t xml:space="preserve">  EEPROM.put(a, nPoses);       a += sizeof(nPoses);</w:t>
       </w:r>
     </w:p>
     <w:p>
@@ -11539,7 +11539,7 @@
           <w:rFonts w:ascii="Consolas" w:hAnsi="Consolas" w:eastAsia="Consolas"/>
           <w:sz w:val="15"/>
         </w:rPr>
-        <w:t xml:space="preserve"> </w:t>
+        <w:t xml:space="preserve">  for (uint8_t i = 0; i &lt; nPoses; i++)</w:t>
       </w:r>
     </w:p>
     <w:p>
@@ -11551,7 +11551,7 @@
           <w:rFonts w:ascii="Consolas" w:hAnsi="Consolas" w:eastAsia="Consolas"/>
           <w:sz w:val="15"/>
         </w:rPr>
-        <w:t>// ------------------------------------------------------------ botões (toque curto / longo, com debounce)</w:t>
+        <w:t xml:space="preserve">    for (uint8_t j = 0; j &lt; N_JUNTAS; j++) EEPROM.update(a++, poses[i][j]);</w:t>
       </w:r>
     </w:p>
     <w:p>
@@ -11563,7 +11563,7 @@
           <w:rFonts w:ascii="Consolas" w:hAnsi="Consolas" w:eastAsia="Consolas"/>
           <w:sz w:val="15"/>
         </w:rPr>
-        <w:t>// retorna 1 = toque curto, 2 = toque longo, 0 = nada</w:t>
+        <w:t xml:space="preserve">  Serial.print(F("Salvo na EEPROM: ")); Serial.print(nPoses); Serial.println(F(" poses."));</w:t>
       </w:r>
     </w:p>
     <w:p>
@@ -11575,7 +11575,7 @@
           <w:rFonts w:ascii="Consolas" w:hAnsi="Consolas" w:eastAsia="Consolas"/>
           <w:sz w:val="15"/>
         </w:rPr>
-        <w:t>uint8_t leBotao(Botao &amp;b) {</w:t>
+        <w:t>}</w:t>
       </w:r>
     </w:p>
     <w:p>
@@ -11587,7 +11587,7 @@
           <w:rFonts w:ascii="Consolas" w:hAnsi="Consolas" w:eastAsia="Consolas"/>
           <w:sz w:val="15"/>
         </w:rPr>
-        <w:t xml:space="preserve">  bool agora = (digitalRead(b.pino) == LOW);</w:t>
+        <w:t xml:space="preserve"> </w:t>
       </w:r>
     </w:p>
     <w:p>
@@ -11599,7 +11599,7 @@
           <w:rFonts w:ascii="Consolas" w:hAnsi="Consolas" w:eastAsia="Consolas"/>
           <w:sz w:val="15"/>
         </w:rPr>
-        <w:t xml:space="preserve">  if (agora &amp;&amp; !b.pressionado) { b.pressionado = true; b.tInicio = millis(); b.longoDisparado = false; }</w:t>
+        <w:t>bool carregaEEPROM() {</w:t>
       </w:r>
     </w:p>
     <w:p>
@@ -11611,7 +11611,7 @@
           <w:rFonts w:ascii="Consolas" w:hAnsi="Consolas" w:eastAsia="Consolas"/>
           <w:sz w:val="15"/>
         </w:rPr>
-        <w:t xml:space="preserve">  if (agora &amp;&amp; b.pressionado &amp;&amp; !b.longoDisparado &amp;&amp; millis() - b.tInicio &gt;= TOQUE_LONGO_MS) {</w:t>
+        <w:t xml:space="preserve">  int a = 0; uint16_t magic; uint8_t n;</w:t>
       </w:r>
     </w:p>
     <w:p>
@@ -11623,7 +11623,7 @@
           <w:rFonts w:ascii="Consolas" w:hAnsi="Consolas" w:eastAsia="Consolas"/>
           <w:sz w:val="15"/>
         </w:rPr>
-        <w:t xml:space="preserve">    b.longoDisparado = true; return 2;</w:t>
+        <w:t xml:space="preserve">  EEPROM.get(a, magic); a += sizeof(magic);</w:t>
       </w:r>
     </w:p>
     <w:p>
@@ -11635,7 +11635,7 @@
           <w:rFonts w:ascii="Consolas" w:hAnsi="Consolas" w:eastAsia="Consolas"/>
           <w:sz w:val="15"/>
         </w:rPr>
-        <w:t xml:space="preserve">  }</w:t>
+        <w:t xml:space="preserve">  if (magic != EEPROM_MAGIC) return false;</w:t>
       </w:r>
     </w:p>
     <w:p>
@@ -11647,7 +11647,7 @@
           <w:rFonts w:ascii="Consolas" w:hAnsi="Consolas" w:eastAsia="Consolas"/>
           <w:sz w:val="15"/>
         </w:rPr>
-        <w:t xml:space="preserve">  if (!agora &amp;&amp; b.pressionado) {</w:t>
+        <w:t xml:space="preserve">  EEPROM.get(a, n); a += sizeof(n);</w:t>
       </w:r>
     </w:p>
     <w:p>
@@ -11659,7 +11659,7 @@
           <w:rFonts w:ascii="Consolas" w:hAnsi="Consolas" w:eastAsia="Consolas"/>
           <w:sz w:val="15"/>
         </w:rPr>
-        <w:t xml:space="preserve">    b.pressionado = false;</w:t>
+        <w:t xml:space="preserve">  if (n &gt; MAX_POSES) return false;</w:t>
       </w:r>
     </w:p>
     <w:p>
@@ -11671,7 +11671,7 @@
           <w:rFonts w:ascii="Consolas" w:hAnsi="Consolas" w:eastAsia="Consolas"/>
           <w:sz w:val="15"/>
         </w:rPr>
-        <w:t xml:space="preserve">    if (!b.longoDisparado &amp;&amp; millis() - b.tInicio &gt; 30) return 1;</w:t>
+        <w:t xml:space="preserve">  for (uint8_t i = 0; i &lt; n; i++)</w:t>
       </w:r>
     </w:p>
     <w:p>
@@ -11683,7 +11683,7 @@
           <w:rFonts w:ascii="Consolas" w:hAnsi="Consolas" w:eastAsia="Consolas"/>
           <w:sz w:val="15"/>
         </w:rPr>
-        <w:t xml:space="preserve">  }</w:t>
+        <w:t xml:space="preserve">    for (uint8_t j = 0; j &lt; N_JUNTAS; j++) poses[i][j] = EEPROM.read(a++);</w:t>
       </w:r>
     </w:p>
     <w:p>
@@ -11695,7 +11695,7 @@
           <w:rFonts w:ascii="Consolas" w:hAnsi="Consolas" w:eastAsia="Consolas"/>
           <w:sz w:val="15"/>
         </w:rPr>
-        <w:t xml:space="preserve">  return 0;</w:t>
+        <w:t xml:space="preserve">  nPoses = n;</w:t>
       </w:r>
     </w:p>
     <w:p>
@@ -11707,7 +11707,7 @@
           <w:rFonts w:ascii="Consolas" w:hAnsi="Consolas" w:eastAsia="Consolas"/>
           <w:sz w:val="15"/>
         </w:rPr>
-        <w:t>}</w:t>
+        <w:t xml:space="preserve">  Serial.print(F("EEPROM: ")); Serial.print(nPoses); Serial.println(F(" poses carregadas."));</w:t>
       </w:r>
     </w:p>
     <w:p>
@@ -11719,7 +11719,7 @@
           <w:rFonts w:ascii="Consolas" w:hAnsi="Consolas" w:eastAsia="Consolas"/>
           <w:sz w:val="15"/>
         </w:rPr>
-        <w:t xml:space="preserve"> </w:t>
+        <w:t xml:space="preserve">  return true;</w:t>
       </w:r>
     </w:p>
     <w:p>
@@ -11731,7 +11731,7 @@
           <w:rFonts w:ascii="Consolas" w:hAnsi="Consolas" w:eastAsia="Consolas"/>
           <w:sz w:val="15"/>
         </w:rPr>
-        <w:t>void trataBotoes() {</w:t>
+        <w:t>}</w:t>
       </w:r>
     </w:p>
     <w:p>
@@ -11743,7 +11743,7 @@
           <w:rFonts w:ascii="Consolas" w:hAnsi="Consolas" w:eastAsia="Consolas"/>
           <w:sz w:val="15"/>
         </w:rPr>
-        <w:t xml:space="preserve">  uint8_t e1 = leBotao(sw1), e2 = leBotao(sw2);</w:t>
+        <w:t xml:space="preserve"> </w:t>
       </w:r>
     </w:p>
     <w:p>
@@ -11755,7 +11755,7 @@
           <w:rFonts w:ascii="Consolas" w:hAnsi="Consolas" w:eastAsia="Consolas"/>
           <w:sz w:val="15"/>
         </w:rPr>
-        <w:t xml:space="preserve">  if (e1 == 2)      { if (modo == REPRODUZINDO) pararReproducao(); else iniciaReproducao(); }</w:t>
+        <w:t>// ------------------------------------------------------------ botões (toque curto / longo, com debounce)</w:t>
       </w:r>
     </w:p>
     <w:p>
@@ -11767,7 +11767,7 @@
           <w:rFonts w:ascii="Consolas" w:hAnsi="Consolas" w:eastAsia="Consolas"/>
           <w:sz w:val="15"/>
         </w:rPr>
-        <w:t xml:space="preserve">  else if (e1 == 1) { if (modo == REPRODUZINDO) pararReproducao(); else gravaPose(); }</w:t>
+        <w:t>// retorna 1 = toque curto, 2 = toque longo, 0 = nada</w:t>
       </w:r>
     </w:p>
     <w:p>
@@ -11779,7 +11779,7 @@
           <w:rFonts w:ascii="Consolas" w:hAnsi="Consolas" w:eastAsia="Consolas"/>
           <w:sz w:val="15"/>
         </w:rPr>
-        <w:t xml:space="preserve">  if (e2 == 2)      vaiParaHome();</w:t>
+        <w:t>uint8_t leBotao(Botao &amp;b) {</w:t>
       </w:r>
     </w:p>
     <w:p>
@@ -11791,7 +11791,7 @@
           <w:rFonts w:ascii="Consolas" w:hAnsi="Consolas" w:eastAsia="Consolas"/>
           <w:sz w:val="15"/>
         </w:rPr>
-        <w:t xml:space="preserve">  else if (e2 == 1) { if (modo == REPRODUZINDO) pararReproducao(); alternaGarra(); }</w:t>
+        <w:t xml:space="preserve">  bool agora = (digitalRead(b.pino) == LOW);</w:t>
       </w:r>
     </w:p>
     <w:p>
@@ -11803,7 +11803,7 @@
           <w:rFonts w:ascii="Consolas" w:hAnsi="Consolas" w:eastAsia="Consolas"/>
           <w:sz w:val="15"/>
         </w:rPr>
-        <w:t>}</w:t>
+        <w:t xml:space="preserve">  if (agora &amp;&amp; !b.pressionado) { b.pressionado = true; b.tInicio = millis(); b.longoDisparado = false; }</w:t>
       </w:r>
     </w:p>
     <w:p>
@@ -11815,7 +11815,7 @@
           <w:rFonts w:ascii="Consolas" w:hAnsi="Consolas" w:eastAsia="Consolas"/>
           <w:sz w:val="15"/>
         </w:rPr>
-        <w:t xml:space="preserve"> </w:t>
+        <w:t xml:space="preserve">  if (agora &amp;&amp; b.pressionado &amp;&amp; !b.longoDisparado &amp;&amp; millis() - b.tInicio &gt;= TOQUE_LONGO_MS) {</w:t>
       </w:r>
     </w:p>
     <w:p>
@@ -11827,7 +11827,7 @@
           <w:rFonts w:ascii="Consolas" w:hAnsi="Consolas" w:eastAsia="Consolas"/>
           <w:sz w:val="15"/>
         </w:rPr>
-        <w:t>// ------------------------------------------------------------ comandos seriais</w:t>
+        <w:t xml:space="preserve">    b.longoDisparado = true; return 2;</w:t>
       </w:r>
     </w:p>
     <w:p>
@@ -11839,7 +11839,7 @@
           <w:rFonts w:ascii="Consolas" w:hAnsi="Consolas" w:eastAsia="Consolas"/>
           <w:sz w:val="15"/>
         </w:rPr>
-        <w:t>void trataSerial() {</w:t>
+        <w:t xml:space="preserve">  }</w:t>
       </w:r>
     </w:p>
     <w:p>
@@ -11851,7 +11851,7 @@
           <w:rFonts w:ascii="Consolas" w:hAnsi="Consolas" w:eastAsia="Consolas"/>
           <w:sz w:val="15"/>
         </w:rPr>
-        <w:t xml:space="preserve">  if (!Serial.available()) return;</w:t>
+        <w:t xml:space="preserve">  if (!agora &amp;&amp; b.pressionado) {</w:t>
       </w:r>
     </w:p>
     <w:p>
@@ -11863,7 +11863,7 @@
           <w:rFonts w:ascii="Consolas" w:hAnsi="Consolas" w:eastAsia="Consolas"/>
           <w:sz w:val="15"/>
         </w:rPr>
-        <w:t xml:space="preserve">  String linha = Serial.readStringUntil('\n'); linha.trim();</w:t>
+        <w:t xml:space="preserve">    b.pressionado = false;</w:t>
       </w:r>
     </w:p>
     <w:p>
@@ -11875,7 +11875,7 @@
           <w:rFonts w:ascii="Consolas" w:hAnsi="Consolas" w:eastAsia="Consolas"/>
           <w:sz w:val="15"/>
         </w:rPr>
-        <w:t xml:space="preserve">  if (linha.length() == 0) return;</w:t>
+        <w:t xml:space="preserve">    if (!b.longoDisparado &amp;&amp; millis() - b.tInicio &gt; 30) return 1;</w:t>
       </w:r>
     </w:p>
     <w:p>
@@ -11887,7 +11887,7 @@
           <w:rFonts w:ascii="Consolas" w:hAnsi="Consolas" w:eastAsia="Consolas"/>
           <w:sz w:val="15"/>
         </w:rPr>
-        <w:t xml:space="preserve">  char c = linha.charAt(0);</w:t>
+        <w:t xml:space="preserve">  }</w:t>
       </w:r>
     </w:p>
     <w:p>
@@ -11899,7 +11899,7 @@
           <w:rFonts w:ascii="Consolas" w:hAnsi="Consolas" w:eastAsia="Consolas"/>
           <w:sz w:val="15"/>
         </w:rPr>
-        <w:t xml:space="preserve">  switch (c) {</w:t>
+        <w:t xml:space="preserve">  return 0;</w:t>
       </w:r>
     </w:p>
     <w:p>
@@ -11911,7 +11911,7 @@
           <w:rFonts w:ascii="Consolas" w:hAnsi="Consolas" w:eastAsia="Consolas"/>
           <w:sz w:val="15"/>
         </w:rPr>
-        <w:t xml:space="preserve">    case 'p': imprimePosicoes(); break;</w:t>
+        <w:t>}</w:t>
       </w:r>
     </w:p>
     <w:p>
@@ -11923,7 +11923,7 @@
           <w:rFonts w:ascii="Consolas" w:hAnsi="Consolas" w:eastAsia="Consolas"/>
           <w:sz w:val="15"/>
         </w:rPr>
-        <w:t xml:space="preserve">    case 'g': gravaPose(); break;</w:t>
+        <w:t xml:space="preserve"> </w:t>
       </w:r>
     </w:p>
     <w:p>
@@ -11935,7 +11935,7 @@
           <w:rFonts w:ascii="Consolas" w:hAnsi="Consolas" w:eastAsia="Consolas"/>
           <w:sz w:val="15"/>
         </w:rPr>
-        <w:t xml:space="preserve">    case 'l': nPoses = 0; if (modo == REPRODUZINDO) pararReproducao(); Serial.println(F("Poses apagadas.")); break;</w:t>
+        <w:t>void trataBotoes() {</w:t>
       </w:r>
     </w:p>
     <w:p>
@@ -11947,7 +11947,7 @@
           <w:rFonts w:ascii="Consolas" w:hAnsi="Consolas" w:eastAsia="Consolas"/>
           <w:sz w:val="15"/>
         </w:rPr>
-        <w:t xml:space="preserve">    case 'r': if (modo == REPRODUZINDO) pararReproducao(); else iniciaReproducao(); break;</w:t>
+        <w:t xml:space="preserve">  uint8_t e1 = leBotao(sw1), e2 = leBotao(sw2);</w:t>
       </w:r>
     </w:p>
     <w:p>
@@ -11959,7 +11959,7 @@
           <w:rFonts w:ascii="Consolas" w:hAnsi="Consolas" w:eastAsia="Consolas"/>
           <w:sz w:val="15"/>
         </w:rPr>
-        <w:t xml:space="preserve">    case 'm': if (modo == REPRODUZINDO) pararReproducao(); else Serial.println(F("Modo MANUAL (joysticks).")); break;</w:t>
+        <w:t xml:space="preserve">  if (e1 == 2)      { if (modo == REPRODUZINDO) pararReproducao(); else iniciaReproducao(); }</w:t>
       </w:r>
     </w:p>
     <w:p>
@@ -11971,7 +11971,7 @@
           <w:rFonts w:ascii="Consolas" w:hAnsi="Consolas" w:eastAsia="Consolas"/>
           <w:sz w:val="15"/>
         </w:rPr>
-        <w:t xml:space="preserve">    case 'h': vaiParaHome(); break;</w:t>
+        <w:t xml:space="preserve">  else if (e1 == 1) { if (modo == REPRODUZINDO) pararReproducao(); else gravaPose(); }</w:t>
       </w:r>
     </w:p>
     <w:p>
@@ -11983,7 +11983,7 @@
           <w:rFonts w:ascii="Consolas" w:hAnsi="Consolas" w:eastAsia="Consolas"/>
           <w:sz w:val="15"/>
         </w:rPr>
-        <w:t xml:space="preserve">    case 'a': alternaGarra(); break;</w:t>
+        <w:t xml:space="preserve">  // toque curto no botão do joystick 2 = volta à posição de referência (vaiParaReferencia() já devolve</w:t>
       </w:r>
     </w:p>
     <w:p>
@@ -11995,7 +11995,7 @@
           <w:rFonts w:ascii="Consolas" w:hAnsi="Consolas" w:eastAsia="Consolas"/>
           <w:sz w:val="15"/>
         </w:rPr>
-        <w:t xml:space="preserve">    case 'j': calibraJoysticks(); break;</w:t>
+        <w:t xml:space="preserve">  // o modo para MANUAL, por isso não precisa de pararReproducao() antes)</w:t>
       </w:r>
     </w:p>
     <w:p>
@@ -12007,7 +12007,7 @@
           <w:rFonts w:ascii="Consolas" w:hAnsi="Consolas" w:eastAsia="Consolas"/>
           <w:sz w:val="15"/>
         </w:rPr>
-        <w:t xml:space="preserve">    case 'e': salvaEEPROM(); break;</w:t>
+        <w:t xml:space="preserve">  if (e2 == 1)      vaiParaReferencia();</w:t>
       </w:r>
     </w:p>
     <w:p>
@@ -12019,7 +12019,7 @@
           <w:rFonts w:ascii="Consolas" w:hAnsi="Consolas" w:eastAsia="Consolas"/>
           <w:sz w:val="15"/>
         </w:rPr>
-        <w:t xml:space="preserve">    case 'c': if (!carregaEEPROM()) Serial.println(F("EEPROM sem dados validos.")); break;</w:t>
+        <w:t xml:space="preserve">  else if (e2 == 2) { if (modo == REPRODUZINDO) pararReproducao(); alternaGarra(); }</w:t>
       </w:r>
     </w:p>
     <w:p>
@@ -12031,7 +12031,7 @@
           <w:rFonts w:ascii="Consolas" w:hAnsi="Consolas" w:eastAsia="Consolas"/>
           <w:sz w:val="15"/>
         </w:rPr>
-        <w:t xml:space="preserve">    case 'v': { int v = linha.substring(1).toInt(); if (v &gt;= 1 &amp;&amp; v &lt;= 10) velMax = v; Serial.print(F("velMax=")); Serial.println(velMax); } break;</w:t>
+        <w:t>}</w:t>
       </w:r>
     </w:p>
     <w:p>
@@ -12043,7 +12043,7 @@
           <w:rFonts w:ascii="Consolas" w:hAnsi="Consolas" w:eastAsia="Consolas"/>
           <w:sz w:val="15"/>
         </w:rPr>
-        <w:t xml:space="preserve">    case 's': {                                                // s &lt;junta&gt; &lt;angulo&gt;</w:t>
+        <w:t xml:space="preserve"> </w:t>
       </w:r>
     </w:p>
     <w:p>
@@ -12055,7 +12055,7 @@
           <w:rFonts w:ascii="Consolas" w:hAnsi="Consolas" w:eastAsia="Consolas"/>
           <w:sz w:val="15"/>
         </w:rPr>
-        <w:t xml:space="preserve">      int j = linha.substring(1).toInt();</w:t>
+        <w:t>// ------------------------------------------------------------ comandos seriais</w:t>
       </w:r>
     </w:p>
     <w:p>
@@ -12067,7 +12067,7 @@
           <w:rFonts w:ascii="Consolas" w:hAnsi="Consolas" w:eastAsia="Consolas"/>
           <w:sz w:val="15"/>
         </w:rPr>
-        <w:t xml:space="preserve">      int sp = linha.indexOf(' ', 2);</w:t>
+        <w:t>void trataSerial() {</w:t>
       </w:r>
     </w:p>
     <w:p>
@@ -12079,7 +12079,7 @@
           <w:rFonts w:ascii="Consolas" w:hAnsi="Consolas" w:eastAsia="Consolas"/>
           <w:sz w:val="15"/>
         </w:rPr>
-        <w:t xml:space="preserve">      int ang = (sp &gt; 0) ? linha.substring(sp + 1).toInt() : -1;</w:t>
+        <w:t xml:space="preserve">  if (!Serial.available()) return;</w:t>
       </w:r>
     </w:p>
     <w:p>
@@ -12091,7 +12091,7 @@
           <w:rFonts w:ascii="Consolas" w:hAnsi="Consolas" w:eastAsia="Consolas"/>
           <w:sz w:val="15"/>
         </w:rPr>
-        <w:t xml:space="preserve">      if (j &gt;= 0 &amp;&amp; j &lt; N_JUNTAS &amp;&amp; ang &gt;= 0 &amp;&amp; ang &lt;= 180) {</w:t>
+        <w:t xml:space="preserve">  String linha = Serial.readStringUntil('\n'); linha.trim();</w:t>
       </w:r>
     </w:p>
     <w:p>
@@ -12103,7 +12103,7 @@
           <w:rFonts w:ascii="Consolas" w:hAnsi="Consolas" w:eastAsia="Consolas"/>
           <w:sz w:val="15"/>
         </w:rPr>
-        <w:t xml:space="preserve">        if (modo == REPRODUZINDO) pararReproducao();</w:t>
+        <w:t xml:space="preserve">  if (linha.length() == 0) return;</w:t>
       </w:r>
     </w:p>
     <w:p>
@@ -12115,7 +12115,7 @@
           <w:rFonts w:ascii="Consolas" w:hAnsi="Consolas" w:eastAsia="Consolas"/>
           <w:sz w:val="15"/>
         </w:rPr>
-        <w:t xml:space="preserve">        alvo[j] = limita(ang, ANG_MIN[j], ANG_MAX[j]);</w:t>
+        <w:t xml:space="preserve">  char c = linha.charAt(0);</w:t>
       </w:r>
     </w:p>
     <w:p>
@@ -12127,7 +12127,7 @@
           <w:rFonts w:ascii="Consolas" w:hAnsi="Consolas" w:eastAsia="Consolas"/>
           <w:sz w:val="15"/>
         </w:rPr>
-        <w:t xml:space="preserve">        Serial.print(NOME[j]); Serial.print(F(" -&gt; ")); Serial.println((int)alvo[j]);</w:t>
+        <w:t xml:space="preserve">  switch (c) {</w:t>
       </w:r>
     </w:p>
     <w:p>
@@ -12139,7 +12139,7 @@
           <w:rFonts w:ascii="Consolas" w:hAnsi="Consolas" w:eastAsia="Consolas"/>
           <w:sz w:val="15"/>
         </w:rPr>
-        <w:t xml:space="preserve">      } else Serial.println(F("Uso: s &lt;junta 0..3&gt; &lt;angulo 0..180&gt;"));</w:t>
+        <w:t xml:space="preserve">    case 'p': imprimePosicoes(); break;</w:t>
       </w:r>
     </w:p>
     <w:p>
@@ -12151,7 +12151,7 @@
           <w:rFonts w:ascii="Consolas" w:hAnsi="Consolas" w:eastAsia="Consolas"/>
           <w:sz w:val="15"/>
         </w:rPr>
-        <w:t xml:space="preserve">    } break;</w:t>
+        <w:t xml:space="preserve">    case 'g': gravaPose(); break;</w:t>
       </w:r>
     </w:p>
     <w:p>
@@ -12163,7 +12163,7 @@
           <w:rFonts w:ascii="Consolas" w:hAnsi="Consolas" w:eastAsia="Consolas"/>
           <w:sz w:val="15"/>
         </w:rPr>
-        <w:t xml:space="preserve">    default: Serial.println(F("Comandos: p g l r m h a j e c v&lt;n&gt; s&lt;j&gt; &lt;ang&gt;"));</w:t>
+        <w:t xml:space="preserve">    case 'l': nPoses = 0; if (modo == REPRODUZINDO) pararReproducao(); Serial.println(F("Poses apagadas.")); break;</w:t>
       </w:r>
     </w:p>
     <w:p>
@@ -12175,7 +12175,7 @@
           <w:rFonts w:ascii="Consolas" w:hAnsi="Consolas" w:eastAsia="Consolas"/>
           <w:sz w:val="15"/>
         </w:rPr>
-        <w:t xml:space="preserve">  }</w:t>
+        <w:t xml:space="preserve">    case 'r': if (modo == REPRODUZINDO) pararReproducao(); else iniciaReproducao(); break;</w:t>
       </w:r>
     </w:p>
     <w:p>
@@ -12187,7 +12187,7 @@
           <w:rFonts w:ascii="Consolas" w:hAnsi="Consolas" w:eastAsia="Consolas"/>
           <w:sz w:val="15"/>
         </w:rPr>
-        <w:t>}</w:t>
+        <w:t xml:space="preserve">    case 'm': if (modo == REPRODUZINDO) pararReproducao(); else Serial.println(F("Modo MANUAL (joysticks).")); break;</w:t>
       </w:r>
     </w:p>
     <w:p>
@@ -12199,7 +12199,7 @@
           <w:rFonts w:ascii="Consolas" w:hAnsi="Consolas" w:eastAsia="Consolas"/>
           <w:sz w:val="15"/>
         </w:rPr>
-        <w:t xml:space="preserve"> </w:t>
+        <w:t xml:space="preserve">    case 'h': vaiParaReferencia(); break;</w:t>
       </w:r>
     </w:p>
     <w:p>
@@ -12211,7 +12211,7 @@
           <w:rFonts w:ascii="Consolas" w:hAnsi="Consolas" w:eastAsia="Consolas"/>
           <w:sz w:val="15"/>
         </w:rPr>
-        <w:t>// ------------------------------------------------------------ reprodução de sequência</w:t>
+        <w:t xml:space="preserve">    case 'a': alternaGarra(); break;</w:t>
       </w:r>
     </w:p>
     <w:p>
@@ -12223,7 +12223,7 @@
           <w:rFonts w:ascii="Consolas" w:hAnsi="Consolas" w:eastAsia="Consolas"/>
           <w:sz w:val="15"/>
         </w:rPr>
-        <w:t>void passoReproducao() {</w:t>
+        <w:t xml:space="preserve">    case 'j': calibraJoysticks(); break;</w:t>
       </w:r>
     </w:p>
     <w:p>
@@ -12235,7 +12235,7 @@
           <w:rFonts w:ascii="Consolas" w:hAnsi="Consolas" w:eastAsia="Consolas"/>
           <w:sz w:val="15"/>
         </w:rPr>
-        <w:t xml:space="preserve">  if (tPausaPose) {                                            // pausa de 500 ms em cada pose</w:t>
+        <w:t xml:space="preserve">    case 'e': salvaEEPROM(); break;</w:t>
       </w:r>
     </w:p>
     <w:p>
@@ -12247,7 +12247,7 @@
           <w:rFonts w:ascii="Consolas" w:hAnsi="Consolas" w:eastAsia="Consolas"/>
           <w:sz w:val="15"/>
         </w:rPr>
-        <w:t xml:space="preserve">    if (millis() - tPausaPose &lt; 500) return;</w:t>
+        <w:t xml:space="preserve">    case 'c': if (!carregaEEPROM()) Serial.println(F("EEPROM sem dados validos.")); break;</w:t>
       </w:r>
     </w:p>
     <w:p>
@@ -12259,7 +12259,7 @@
           <w:rFonts w:ascii="Consolas" w:hAnsi="Consolas" w:eastAsia="Consolas"/>
           <w:sz w:val="15"/>
         </w:rPr>
-        <w:t xml:space="preserve">    tPausaPose = 0;</w:t>
+        <w:t xml:space="preserve">    case 'v': { int v = linha.substring(1).toInt(); if (v &gt;= 1 &amp;&amp; v &lt;= 10) velMax = v; Serial.print(F("velMax=")); Serial.println(velMax); } break;</w:t>
       </w:r>
     </w:p>
     <w:p>
@@ -12271,7 +12271,7 @@
           <w:rFonts w:ascii="Consolas" w:hAnsi="Consolas" w:eastAsia="Consolas"/>
           <w:sz w:val="15"/>
         </w:rPr>
-        <w:t xml:space="preserve">    poseAtual = (poseAtual + 1) % nPoses;</w:t>
+        <w:t xml:space="preserve">    case 's': {                                                // s &lt;junta&gt; &lt;angulo&gt;</w:t>
       </w:r>
     </w:p>
     <w:p>
@@ -12283,7 +12283,7 @@
           <w:rFonts w:ascii="Consolas" w:hAnsi="Consolas" w:eastAsia="Consolas"/>
           <w:sz w:val="15"/>
         </w:rPr>
-        <w:t xml:space="preserve">  }</w:t>
+        <w:t xml:space="preserve">      int j = linha.substring(1).toInt();</w:t>
       </w:r>
     </w:p>
     <w:p>
@@ -12295,7 +12295,7 @@
           <w:rFonts w:ascii="Consolas" w:hAnsi="Consolas" w:eastAsia="Consolas"/>
           <w:sz w:val="15"/>
         </w:rPr>
-        <w:t xml:space="preserve">  if (nPoses == 0) { pararReproducao(); return; }</w:t>
+        <w:t xml:space="preserve">      int sp = linha.indexOf(' ', 2);</w:t>
       </w:r>
     </w:p>
     <w:p>
@@ -12307,7 +12307,7 @@
           <w:rFonts w:ascii="Consolas" w:hAnsi="Consolas" w:eastAsia="Consolas"/>
           <w:sz w:val="15"/>
         </w:rPr>
-        <w:t xml:space="preserve">  // limita a pose aos limites atuais: uma pose gravada antes de recalibrar ANG_MIN/ANG_MAX (ou lida de uma</w:t>
+        <w:t xml:space="preserve">      int ang = (sp &gt; 0) ? linha.substring(sp + 1).toInt() : -1;</w:t>
       </w:r>
     </w:p>
     <w:p>
@@ -12319,7 +12319,7 @@
           <w:rFonts w:ascii="Consolas" w:hAnsi="Consolas" w:eastAsia="Consolas"/>
           <w:sz w:val="15"/>
         </w:rPr>
-        <w:t xml:space="preserve">  // EEPROM antiga) deixaria alvo fora da faixa e avancaParaAlvo() nunca "chegaria" -&gt; reprodução congelada</w:t>
+        <w:t xml:space="preserve">      if (j &gt;= 0 &amp;&amp; j &lt; N_JUNTAS &amp;&amp; ang &gt;= 0 &amp;&amp; ang &lt;= 180) {</w:t>
       </w:r>
     </w:p>
     <w:p>
@@ -12331,7 +12331,7 @@
           <w:rFonts w:ascii="Consolas" w:hAnsi="Consolas" w:eastAsia="Consolas"/>
           <w:sz w:val="15"/>
         </w:rPr>
-        <w:t xml:space="preserve">  for (uint8_t j = 0; j &lt; N_JUNTAS; j++) alvo[j] = limita(poses[poseAtual][j], ANG_MIN[j], ANG_MAX[j]);</w:t>
+        <w:t xml:space="preserve">        if (modo == REPRODUZINDO) pararReproducao();</w:t>
       </w:r>
     </w:p>
     <w:p>
@@ -12343,7 +12343,7 @@
           <w:rFonts w:ascii="Consolas" w:hAnsi="Consolas" w:eastAsia="Consolas"/>
           <w:sz w:val="15"/>
         </w:rPr>
-        <w:t xml:space="preserve">  if (avancaParaAlvo()) tPausaPose = millis();</w:t>
+        <w:t xml:space="preserve">        alvo[j] = limita(ang, ANG_MIN[j], ANG_MAX[j]);</w:t>
       </w:r>
     </w:p>
     <w:p>
@@ -12355,7 +12355,7 @@
           <w:rFonts w:ascii="Consolas" w:hAnsi="Consolas" w:eastAsia="Consolas"/>
           <w:sz w:val="15"/>
         </w:rPr>
-        <w:t>}</w:t>
+        <w:t xml:space="preserve">        Serial.print(NOME[j]); Serial.print(F(" -&gt; ")); Serial.println((int)alvo[j]);</w:t>
       </w:r>
     </w:p>
     <w:p>
@@ -12367,7 +12367,7 @@
           <w:rFonts w:ascii="Consolas" w:hAnsi="Consolas" w:eastAsia="Consolas"/>
           <w:sz w:val="15"/>
         </w:rPr>
-        <w:t xml:space="preserve"> </w:t>
+        <w:t xml:space="preserve">      } else Serial.println(F("Uso: s &lt;junta 0..3&gt; &lt;angulo 0..180&gt;"));</w:t>
       </w:r>
     </w:p>
     <w:p>
@@ -12379,7 +12379,7 @@
           <w:rFonts w:ascii="Consolas" w:hAnsi="Consolas" w:eastAsia="Consolas"/>
           <w:sz w:val="15"/>
         </w:rPr>
-        <w:t>// ------------------------------------------------------------ setup / loop</w:t>
+        <w:t xml:space="preserve">    } break;</w:t>
       </w:r>
     </w:p>
     <w:p>
@@ -12391,7 +12391,7 @@
           <w:rFonts w:ascii="Consolas" w:hAnsi="Consolas" w:eastAsia="Consolas"/>
           <w:sz w:val="15"/>
         </w:rPr>
-        <w:t>void setup() {</w:t>
+        <w:t xml:space="preserve">    default: Serial.println(F("Comandos: p g l r m h a j e c v&lt;n&gt; s&lt;j&gt; &lt;ang&gt;"));</w:t>
       </w:r>
     </w:p>
     <w:p>
@@ -12403,7 +12403,7 @@
           <w:rFonts w:ascii="Consolas" w:hAnsi="Consolas" w:eastAsia="Consolas"/>
           <w:sz w:val="15"/>
         </w:rPr>
-        <w:t xml:space="preserve">  Serial.begin(115200);</w:t>
+        <w:t xml:space="preserve">  }</w:t>
       </w:r>
     </w:p>
     <w:p>
@@ -12415,7 +12415,7 @@
           <w:rFonts w:ascii="Consolas" w:hAnsi="Consolas" w:eastAsia="Consolas"/>
           <w:sz w:val="15"/>
         </w:rPr>
-        <w:t xml:space="preserve">  Serial.setTimeout(50);</w:t>
+        <w:t>}</w:t>
       </w:r>
     </w:p>
     <w:p>
@@ -12427,7 +12427,7 @@
           <w:rFonts w:ascii="Consolas" w:hAnsi="Consolas" w:eastAsia="Consolas"/>
           <w:sz w:val="15"/>
         </w:rPr>
-        <w:t xml:space="preserve">  pinMode(PIN_SW1, INPUT_PULLUP);</w:t>
+        <w:t xml:space="preserve"> </w:t>
       </w:r>
     </w:p>
     <w:p>
@@ -12439,7 +12439,7 @@
           <w:rFonts w:ascii="Consolas" w:hAnsi="Consolas" w:eastAsia="Consolas"/>
           <w:sz w:val="15"/>
         </w:rPr>
-        <w:t xml:space="preserve">  pinMode(PIN_SW2, INPUT_PULLUP);</w:t>
+        <w:t>// ------------------------------------------------------------ reprodução de sequência</w:t>
       </w:r>
     </w:p>
     <w:p>
@@ -12451,7 +12451,7 @@
           <w:rFonts w:ascii="Consolas" w:hAnsi="Consolas" w:eastAsia="Consolas"/>
           <w:sz w:val="15"/>
         </w:rPr>
-        <w:t xml:space="preserve">  pinMode(PIN_LED, OUTPUT);</w:t>
+        <w:t>void passoReproducao() {</w:t>
       </w:r>
     </w:p>
     <w:p>
@@ -12463,7 +12463,7 @@
           <w:rFonts w:ascii="Consolas" w:hAnsi="Consolas" w:eastAsia="Consolas"/>
           <w:sz w:val="15"/>
         </w:rPr>
-        <w:t xml:space="preserve"> </w:t>
+        <w:t xml:space="preserve">  if (tPausaPose) {                                            // pausa de 500 ms em cada pose</w:t>
       </w:r>
     </w:p>
     <w:p>
@@ -12475,7 +12475,7 @@
           <w:rFonts w:ascii="Consolas" w:hAnsi="Consolas" w:eastAsia="Consolas"/>
           <w:sz w:val="15"/>
         </w:rPr>
-        <w:t xml:space="preserve">  for (uint8_t j = 0; j &lt; N_JUNTAS; j++) {</w:t>
+        <w:t xml:space="preserve">    if (millis() - tPausaPose &lt; 500) return;</w:t>
       </w:r>
     </w:p>
     <w:p>
@@ -12487,7 +12487,7 @@
           <w:rFonts w:ascii="Consolas" w:hAnsi="Consolas" w:eastAsia="Consolas"/>
           <w:sz w:val="15"/>
         </w:rPr>
-        <w:t xml:space="preserve">    posAtual[j] = alvo[j] = ANG_HOME[j];</w:t>
+        <w:t xml:space="preserve">    tPausaPose = 0;</w:t>
       </w:r>
     </w:p>
     <w:p>
@@ -12499,7 +12499,7 @@
           <w:rFonts w:ascii="Consolas" w:hAnsi="Consolas" w:eastAsia="Consolas"/>
           <w:sz w:val="15"/>
         </w:rPr>
-        <w:t xml:space="preserve">    servo[j].attach(PIN_SERVO[j], 600, 2400);                  // dentro da faixa do SG90/MG90S (500-2400 µs); 2500 forçava o batente</w:t>
+        <w:t xml:space="preserve">    poseAtual = (poseAtual + 1) % nPoses;</w:t>
       </w:r>
     </w:p>
     <w:p>
@@ -12511,7 +12511,235 @@
           <w:rFonts w:ascii="Consolas" w:hAnsi="Consolas" w:eastAsia="Consolas"/>
           <w:sz w:val="15"/>
         </w:rPr>
-        <w:t xml:space="preserve">    servo[j].write(ANG_HOME[j]);</w:t>
+        <w:t xml:space="preserve">  }</w:t>
+      </w:r>
+    </w:p>
+    <w:p>
+      <w:pPr>
+        <w:spacing w:after="0" w:before="0"/>
+      </w:pPr>
+      <w:r>
+        <w:rPr>
+          <w:rFonts w:ascii="Consolas" w:hAnsi="Consolas" w:eastAsia="Consolas"/>
+          <w:sz w:val="15"/>
+        </w:rPr>
+        <w:t xml:space="preserve">  if (nPoses == 0) { pararReproducao(); return; }</w:t>
+      </w:r>
+    </w:p>
+    <w:p>
+      <w:pPr>
+        <w:spacing w:after="0" w:before="0"/>
+      </w:pPr>
+      <w:r>
+        <w:rPr>
+          <w:rFonts w:ascii="Consolas" w:hAnsi="Consolas" w:eastAsia="Consolas"/>
+          <w:sz w:val="15"/>
+        </w:rPr>
+        <w:t xml:space="preserve">  // limita a pose aos limites atuais: uma pose gravada antes de recalibrar ANG_MIN/ANG_MAX (ou lida de uma</w:t>
+      </w:r>
+    </w:p>
+    <w:p>
+      <w:pPr>
+        <w:spacing w:after="0" w:before="0"/>
+      </w:pPr>
+      <w:r>
+        <w:rPr>
+          <w:rFonts w:ascii="Consolas" w:hAnsi="Consolas" w:eastAsia="Consolas"/>
+          <w:sz w:val="15"/>
+        </w:rPr>
+        <w:t xml:space="preserve">  // EEPROM antiga) deixaria alvo fora da faixa e avancaParaAlvo() nunca "chegaria" -&gt; reprodução congelada</w:t>
+      </w:r>
+    </w:p>
+    <w:p>
+      <w:pPr>
+        <w:spacing w:after="0" w:before="0"/>
+      </w:pPr>
+      <w:r>
+        <w:rPr>
+          <w:rFonts w:ascii="Consolas" w:hAnsi="Consolas" w:eastAsia="Consolas"/>
+          <w:sz w:val="15"/>
+        </w:rPr>
+        <w:t xml:space="preserve">  for (uint8_t j = 0; j &lt; N_JUNTAS; j++) alvo[j] = limita(poses[poseAtual][j], ANG_MIN[j], ANG_MAX[j]);</w:t>
+      </w:r>
+    </w:p>
+    <w:p>
+      <w:pPr>
+        <w:spacing w:after="0" w:before="0"/>
+      </w:pPr>
+      <w:r>
+        <w:rPr>
+          <w:rFonts w:ascii="Consolas" w:hAnsi="Consolas" w:eastAsia="Consolas"/>
+          <w:sz w:val="15"/>
+        </w:rPr>
+        <w:t xml:space="preserve">  if (avancaParaAlvo()) tPausaPose = millis();</w:t>
+      </w:r>
+    </w:p>
+    <w:p>
+      <w:pPr>
+        <w:spacing w:after="0" w:before="0"/>
+      </w:pPr>
+      <w:r>
+        <w:rPr>
+          <w:rFonts w:ascii="Consolas" w:hAnsi="Consolas" w:eastAsia="Consolas"/>
+          <w:sz w:val="15"/>
+        </w:rPr>
+        <w:t>}</w:t>
+      </w:r>
+    </w:p>
+    <w:p>
+      <w:pPr>
+        <w:spacing w:after="0" w:before="0"/>
+      </w:pPr>
+      <w:r>
+        <w:rPr>
+          <w:rFonts w:ascii="Consolas" w:hAnsi="Consolas" w:eastAsia="Consolas"/>
+          <w:sz w:val="15"/>
+        </w:rPr>
+        <w:t xml:space="preserve"> </w:t>
+      </w:r>
+    </w:p>
+    <w:p>
+      <w:pPr>
+        <w:spacing w:after="0" w:before="0"/>
+      </w:pPr>
+      <w:r>
+        <w:rPr>
+          <w:rFonts w:ascii="Consolas" w:hAnsi="Consolas" w:eastAsia="Consolas"/>
+          <w:sz w:val="15"/>
+        </w:rPr>
+        <w:t>// ------------------------------------------------------------ setup / loop</w:t>
+      </w:r>
+    </w:p>
+    <w:p>
+      <w:pPr>
+        <w:spacing w:after="0" w:before="0"/>
+      </w:pPr>
+      <w:r>
+        <w:rPr>
+          <w:rFonts w:ascii="Consolas" w:hAnsi="Consolas" w:eastAsia="Consolas"/>
+          <w:sz w:val="15"/>
+        </w:rPr>
+        <w:t>void setup() {</w:t>
+      </w:r>
+    </w:p>
+    <w:p>
+      <w:pPr>
+        <w:spacing w:after="0" w:before="0"/>
+      </w:pPr>
+      <w:r>
+        <w:rPr>
+          <w:rFonts w:ascii="Consolas" w:hAnsi="Consolas" w:eastAsia="Consolas"/>
+          <w:sz w:val="15"/>
+        </w:rPr>
+        <w:t xml:space="preserve">  Serial.begin(115200);</w:t>
+      </w:r>
+    </w:p>
+    <w:p>
+      <w:pPr>
+        <w:spacing w:after="0" w:before="0"/>
+      </w:pPr>
+      <w:r>
+        <w:rPr>
+          <w:rFonts w:ascii="Consolas" w:hAnsi="Consolas" w:eastAsia="Consolas"/>
+          <w:sz w:val="15"/>
+        </w:rPr>
+        <w:t xml:space="preserve">  Serial.setTimeout(50);</w:t>
+      </w:r>
+    </w:p>
+    <w:p>
+      <w:pPr>
+        <w:spacing w:after="0" w:before="0"/>
+      </w:pPr>
+      <w:r>
+        <w:rPr>
+          <w:rFonts w:ascii="Consolas" w:hAnsi="Consolas" w:eastAsia="Consolas"/>
+          <w:sz w:val="15"/>
+        </w:rPr>
+        <w:t xml:space="preserve">  pinMode(PIN_SW1, INPUT_PULLUP);</w:t>
+      </w:r>
+    </w:p>
+    <w:p>
+      <w:pPr>
+        <w:spacing w:after="0" w:before="0"/>
+      </w:pPr>
+      <w:r>
+        <w:rPr>
+          <w:rFonts w:ascii="Consolas" w:hAnsi="Consolas" w:eastAsia="Consolas"/>
+          <w:sz w:val="15"/>
+        </w:rPr>
+        <w:t xml:space="preserve">  pinMode(PIN_SW2, INPUT_PULLUP);</w:t>
+      </w:r>
+    </w:p>
+    <w:p>
+      <w:pPr>
+        <w:spacing w:after="0" w:before="0"/>
+      </w:pPr>
+      <w:r>
+        <w:rPr>
+          <w:rFonts w:ascii="Consolas" w:hAnsi="Consolas" w:eastAsia="Consolas"/>
+          <w:sz w:val="15"/>
+        </w:rPr>
+        <w:t xml:space="preserve">  pinMode(PIN_LED, OUTPUT);</w:t>
+      </w:r>
+    </w:p>
+    <w:p>
+      <w:pPr>
+        <w:spacing w:after="0" w:before="0"/>
+      </w:pPr>
+      <w:r>
+        <w:rPr>
+          <w:rFonts w:ascii="Consolas" w:hAnsi="Consolas" w:eastAsia="Consolas"/>
+          <w:sz w:val="15"/>
+        </w:rPr>
+        <w:t xml:space="preserve"> </w:t>
+      </w:r>
+    </w:p>
+    <w:p>
+      <w:pPr>
+        <w:spacing w:after="0" w:before="0"/>
+      </w:pPr>
+      <w:r>
+        <w:rPr>
+          <w:rFonts w:ascii="Consolas" w:hAnsi="Consolas" w:eastAsia="Consolas"/>
+          <w:sz w:val="15"/>
+        </w:rPr>
+        <w:t xml:space="preserve">  for (uint8_t j = 0; j &lt; N_JUNTAS; j++) {</w:t>
+      </w:r>
+    </w:p>
+    <w:p>
+      <w:pPr>
+        <w:spacing w:after="0" w:before="0"/>
+      </w:pPr>
+      <w:r>
+        <w:rPr>
+          <w:rFonts w:ascii="Consolas" w:hAnsi="Consolas" w:eastAsia="Consolas"/>
+          <w:sz w:val="15"/>
+        </w:rPr>
+        <w:t xml:space="preserve">    posAtual[j] = alvo[j] = POS_REF[j];</w:t>
+      </w:r>
+    </w:p>
+    <w:p>
+      <w:pPr>
+        <w:spacing w:after="0" w:before="0"/>
+      </w:pPr>
+      <w:r>
+        <w:rPr>
+          <w:rFonts w:ascii="Consolas" w:hAnsi="Consolas" w:eastAsia="Consolas"/>
+          <w:sz w:val="15"/>
+        </w:rPr>
+        <w:t xml:space="preserve">    servo[j].attach(PIN_SERVO[j], 600, 2400);                  // dentro da faixa do SG90/MG90S (500-2400 µs); 2500 forçava o batente</w:t>
+      </w:r>
+    </w:p>
+    <w:p>
+      <w:pPr>
+        <w:spacing w:after="0" w:before="0"/>
+      </w:pPr>
+      <w:r>
+        <w:rPr>
+          <w:rFonts w:ascii="Consolas" w:hAnsi="Consolas" w:eastAsia="Consolas"/>
+          <w:sz w:val="15"/>
+        </w:rPr>
+        <w:t xml:space="preserve">    servo[j].write(POS_REF[j]);</w:t>
       </w:r>
     </w:p>
     <w:p>

--- a/relatorio/Relatorio_Braco_Robotico.docx
+++ b/relatorio/Relatorio_Braco_Robotico.docx
@@ -7979,7 +7979,7 @@
           <w:b w:val="0"/>
           <w:i w:val="0"/>
         </w:rPr>
-        <w:t>Arquivo: firmware/braco_robotico/braco_robotico.ino. Bibliotecas: Servo.h e EEPROM.h (nativas da IDE). Placa: Arduino UNO.</w:t>
+        <w:t>Arquivo: firmware/braco_robotico/braco_robotico.ino. Bibliotecas: Servo.h e EEPROM.h (nativas da IDE). Placa: Arduino UNO (o mesmo código compila sem alterações para Nano, Mega 2560 e UNO R4 Minima/WiFi).</w:t>
       </w:r>
     </w:p>
     <w:p>
@@ -8043,7 +8043,7 @@
         <w:t xml:space="preserve">Botões dos joysticks: </w:t>
       </w:r>
       <w:r>
-        <w:t>SW1 curto = grava pose (LED pisca 3×), SW1 longo ≥ 0,8 s = inicia/para reprodução; SW2 curto = volta à posição de referência (POS_REF, 90° em todas as juntas), SW2 longo = abre/fecha a garra. Debounce por tempo; estrutura Botao reutilizada para os dois.</w:t>
+        <w:t>SW1 curto = grava pose (LED pisca 3×), SW1 longo ≥ 0,8 s = inicia/para reprodução; SW2 curto = volta à posição de referência (POS_REF, 90° em todas as juntas), SW2 longo = abre/fecha a garra. Debounce por estabilidade (o contato precisa ficar 25 ms sem mudar); estrutura Botao reutilizada para os dois.</w:t>
       </w:r>
     </w:p>
     <w:p>
@@ -8054,10 +8054,24 @@
         <w:rPr>
           <w:b/>
         </w:rPr>
+        <w:t xml:space="preserve">Proteção na partida: </w:t>
+      </w:r>
+      <w:r>
+        <w:t>o centro de cada eixo é medido com os joysticks soltos; o eixo cujo centro fica fora de 512 ± 150 counts ou cujas leituras oscilam mais de 40 counts (alavanca inclinada ao ligar, fio solto ou trocado, módulo sem +5V/GND) é desativado e avisado no Monitor Serial, em vez de levar a junta sozinha até o limite.</w:t>
+      </w:r>
+    </w:p>
+    <w:p>
+      <w:pPr>
+        <w:pStyle w:val="ListBullet"/>
+      </w:pPr>
+      <w:r>
+        <w:rPr>
+          <w:b/>
+        </w:rPr>
         <w:t xml:space="preserve">Serial: </w:t>
       </w:r>
       <w:r>
-        <w:t>comandos de uma letra para calibração e depuração (p, g, l, r, m, h, a, j, e, c, v&lt;n&gt;, s &lt;junta&gt; &lt;ângulo&gt;); 'j' recalibra o centro dos joysticks.</w:t>
+        <w:t>comandos de uma letra para calibração e depuração (p, g, l, r, m, h, a, j, e, c, d, ?, v&lt;n&gt;, s &lt;junta&gt; &lt;ângulo&gt;); 'j' recalibra o centro dos joysticks e 'd' liga o diagnóstico (leitura crua de cada eixo, estado dos botões e tensão da placa a cada 0,5 s). A leitura não bloqueia o laço de controle e aceita qualquer opção de fim de linha do Monitor Serial.</w:t>
       </w:r>
     </w:p>
     <w:p>
@@ -8087,7 +8101,7 @@
         <w:pStyle w:val="ListNumber"/>
       </w:pPr>
       <w:r>
-        <w:t>setup(): inicializa serial, botões e LED; anexa os servos um a um (150 ms entre eles) já na posição de referência; calibra o centro dos 4 eixos (16 leituras, joysticks soltos); carrega poses da EEPROM.</w:t>
+        <w:t>setup(): inicializa serial, botões e LED; escreve a posição de referência em cada servo antes do attach (o primeiro pulso já sai nela) e anexa os servos um a um (150 ms entre eles); espera 0,5 s para os servos chegarem; calibra e confere o centro dos 4 eixos (16 leituras, joysticks soltos); carrega poses da EEPROM e imprime a lista de comandos.</w:t>
       </w:r>
     </w:p>
     <w:p>
@@ -8095,7 +8109,7 @@
         <w:pStyle w:val="ListNumber"/>
       </w:pPr>
       <w:r>
-        <w:t>loop(): trata serial e botões a cada iteração; a cada 20 ms executa o passo do modo atual (leJoysticks + avancaParaAlvo, ou passoReproducao) e atualiza o LED.</w:t>
+        <w:t>loop(): trata serial e botões a cada iteração; a cada 20 ms executa o passo do modo atual (leJoysticks + avancaParaAlvo, ou passoReproducao), atualiza o LED (sem delay) e, com o diagnóstico ligado, imprime as leituras.</w:t>
       </w:r>
     </w:p>
     <w:p>
@@ -8103,7 +8117,7 @@
         <w:pStyle w:val="ListNumber"/>
       </w:pPr>
       <w:r>
-        <w:t>avancaParaAlvo(): para cada junta, move no máximo velMax graus, satura nos limites e escreve nos servos.</w:t>
+        <w:t>avancaParaAlvo(): para cada junta, move no máximo velMax graus, satura nos limites e escreve nos servos em microssegundos (600 µs + 10 µs/grau, resolução de 0,1°).</w:t>
       </w:r>
     </w:p>
     <w:p>
@@ -8119,7 +8133,7 @@
         <w:pStyle w:val="ListNumber"/>
       </w:pPr>
       <w:r>
-        <w:t>Sem as peças montadas, carregar o firmware e usar 's &lt;j&gt; &lt;ang&gt;' para verificar o sentido e a faixa de cada servo.</w:t>
+        <w:t>Sem as peças montadas, carregar o firmware e usar 's &lt;j&gt; &lt;ang&gt;' para verificar o sentido e a faixa de cada servo. Se algo não responder, ligar o diagnóstico ('d'): cada eixo deve ler ≈ 512 parado e ir de ≈ 0 a ≈ 1023 ao mexer, cada botão deve aparecer 'apertado' ao ser pressionado, e a tensão da placa não deve cair quando os servos se movem (se cair, os servos estão sendo alimentados pelo Arduino).</w:t>
       </w:r>
     </w:p>
     <w:p>
@@ -9127,6 +9141,18 @@
           <w:rFonts w:ascii="Consolas" w:hAnsi="Consolas" w:eastAsia="Consolas"/>
           <w:sz w:val="15"/>
         </w:rPr>
+        <w:t xml:space="preserve"> *              (compila também para Nano, Mega 2560 e UNO R4 Minima/WiFi sem alterações)</w:t>
+      </w:r>
+    </w:p>
+    <w:p>
+      <w:pPr>
+        <w:spacing w:after="0" w:before="0"/>
+      </w:pPr>
+      <w:r>
+        <w:rPr>
+          <w:rFonts w:ascii="Consolas" w:hAnsi="Consolas" w:eastAsia="Consolas"/>
+          <w:sz w:val="15"/>
+        </w:rPr>
         <w:t xml:space="preserve"> *  Atuadores : 4 micro-servos SG90/MG90S  (base, ombro, cotovelo, garra)</w:t>
       </w:r>
     </w:p>
@@ -9151,6 +9177,18 @@
           <w:rFonts w:ascii="Consolas" w:hAnsi="Consolas" w:eastAsia="Consolas"/>
           <w:sz w:val="15"/>
         </w:rPr>
+        <w:t xml:space="preserve"> *  Bibliotecas: Servo.h e EEPROM.h (já vêm com a Arduino IDE — não é preciso instalar nada)</w:t>
+      </w:r>
+    </w:p>
+    <w:p>
+      <w:pPr>
+        <w:spacing w:after="0" w:before="0"/>
+      </w:pPr>
+      <w:r>
+        <w:rPr>
+          <w:rFonts w:ascii="Consolas" w:hAnsi="Consolas" w:eastAsia="Consolas"/>
+          <w:sz w:val="15"/>
+        </w:rPr>
         <w:t xml:space="preserve"> * ----------------------------------------------------------------------------</w:t>
       </w:r>
     </w:p>
@@ -9331,6 +9369,30 @@
           <w:rFonts w:ascii="Consolas" w:hAnsi="Consolas" w:eastAsia="Consolas"/>
           <w:sz w:val="15"/>
         </w:rPr>
+        <w:t xml:space="preserve"> *    Um eixo que na partida não lê perto do meio da faixa (alavanca inclinada, fio solto, módulo sem</w:t>
+      </w:r>
+    </w:p>
+    <w:p>
+      <w:pPr>
+        <w:spacing w:after="0" w:before="0"/>
+      </w:pPr>
+      <w:r>
+        <w:rPr>
+          <w:rFonts w:ascii="Consolas" w:hAnsi="Consolas" w:eastAsia="Consolas"/>
+          <w:sz w:val="15"/>
+        </w:rPr>
+        <w:t xml:space="preserve"> *    +5V) é DESATIVADO e avisado no Monitor Serial — sem isso a junta correria sozinha até o limite.</w:t>
+      </w:r>
+    </w:p>
+    <w:p>
+      <w:pPr>
+        <w:spacing w:after="0" w:before="0"/>
+      </w:pPr>
+      <w:r>
+        <w:rPr>
+          <w:rFonts w:ascii="Consolas" w:hAnsi="Consolas" w:eastAsia="Consolas"/>
+          <w:sz w:val="15"/>
+        </w:rPr>
         <w:t xml:space="preserve"> *  MODOS</w:t>
       </w:r>
     </w:p>
@@ -9475,7 +9537,7 @@
           <w:rFonts w:ascii="Consolas" w:hAnsi="Consolas" w:eastAsia="Consolas"/>
           <w:sz w:val="15"/>
         </w:rPr>
-        <w:t xml:space="preserve"> *  COMANDOS SERIAIS (115200 bps) — calibração e depuração:</w:t>
+        <w:t xml:space="preserve"> *  COMANDOS SERIAIS (115200 bps, qualquer opção de fim de linha) — calibração e depuração:</w:t>
       </w:r>
     </w:p>
     <w:p>
@@ -9535,6 +9597,174 @@
           <w:rFonts w:ascii="Consolas" w:hAnsi="Consolas" w:eastAsia="Consolas"/>
           <w:sz w:val="15"/>
         </w:rPr>
+        <w:t xml:space="preserve"> *    d  diagnóstico liga/desliga (leituras cruas dos joysticks, botões e tensão da placa a cada 0,5 s)</w:t>
+      </w:r>
+    </w:p>
+    <w:p>
+      <w:pPr>
+        <w:spacing w:after="0" w:before="0"/>
+      </w:pPr>
+      <w:r>
+        <w:rPr>
+          <w:rFonts w:ascii="Consolas" w:hAnsi="Consolas" w:eastAsia="Consolas"/>
+          <w:sz w:val="15"/>
+        </w:rPr>
+        <w:t xml:space="preserve"> *    ?  lista os comandos</w:t>
+      </w:r>
+    </w:p>
+    <w:p>
+      <w:pPr>
+        <w:spacing w:after="0" w:before="0"/>
+      </w:pPr>
+      <w:r>
+        <w:rPr>
+          <w:rFonts w:ascii="Consolas" w:hAnsi="Consolas" w:eastAsia="Consolas"/>
+          <w:sz w:val="15"/>
+        </w:rPr>
+        <w:t xml:space="preserve"> * ----------------------------------------------------------------------------</w:t>
+      </w:r>
+    </w:p>
+    <w:p>
+      <w:pPr>
+        <w:spacing w:after="0" w:before="0"/>
+      </w:pPr>
+      <w:r>
+        <w:rPr>
+          <w:rFonts w:ascii="Consolas" w:hAnsi="Consolas" w:eastAsia="Consolas"/>
+          <w:sz w:val="15"/>
+        </w:rPr>
+        <w:t xml:space="preserve"> *  REVISÃO 2026-10-20 (mesmos pinos, botões, comandos, limites e formato da EEPROM da versão anterior)</w:t>
+      </w:r>
+    </w:p>
+    <w:p>
+      <w:pPr>
+        <w:spacing w:after="0" w:before="0"/>
+      </w:pPr>
+      <w:r>
+        <w:rPr>
+          <w:rFonts w:ascii="Consolas" w:hAnsi="Consolas" w:eastAsia="Consolas"/>
+          <w:sz w:val="15"/>
+        </w:rPr>
+        <w:t xml:space="preserve"> *    - constante do LED renomeada para PIN_LED_STATUS: no UNO R4 (e em outras placas) PIN_LED já é uma</w:t>
+      </w:r>
+    </w:p>
+    <w:p>
+      <w:pPr>
+        <w:spacing w:after="0" w:before="0"/>
+      </w:pPr>
+      <w:r>
+        <w:rPr>
+          <w:rFonts w:ascii="Consolas" w:hAnsi="Consolas" w:eastAsia="Consolas"/>
+          <w:sz w:val="15"/>
+        </w:rPr>
+        <w:t xml:space="preserve"> *      macro da própria placa e a linha "const uint8_t PIN_LED = 13;" não compilava</w:t>
+      </w:r>
+    </w:p>
+    <w:p>
+      <w:pPr>
+        <w:spacing w:after="0" w:before="0"/>
+      </w:pPr>
+      <w:r>
+        <w:rPr>
+          <w:rFonts w:ascii="Consolas" w:hAnsi="Consolas" w:eastAsia="Consolas"/>
+          <w:sz w:val="15"/>
+        </w:rPr>
+        <w:t xml:space="preserve"> *    - servos escritos ANTES do attach (o 1º pulso já sai na referência) e joysticks calibrados só</w:t>
+      </w:r>
+    </w:p>
+    <w:p>
+      <w:pPr>
+        <w:spacing w:after="0" w:before="0"/>
+      </w:pPr>
+      <w:r>
+        <w:rPr>
+          <w:rFonts w:ascii="Consolas" w:hAnsi="Consolas" w:eastAsia="Consolas"/>
+          <w:sz w:val="15"/>
+        </w:rPr>
+        <w:t xml:space="preserve"> *      depois que os servos param (a corrente de partida não entra na leitura do centro)</w:t>
+      </w:r>
+    </w:p>
+    <w:p>
+      <w:pPr>
+        <w:spacing w:after="0" w:before="0"/>
+      </w:pPr>
+      <w:r>
+        <w:rPr>
+          <w:rFonts w:ascii="Consolas" w:hAnsi="Consolas" w:eastAsia="Consolas"/>
+          <w:sz w:val="15"/>
+        </w:rPr>
+        <w:t xml:space="preserve"> *    - calibração confere cada eixo: centro fora de 512 ± 150 ou leitura instável -&gt; eixo desativado + aviso</w:t>
+      </w:r>
+    </w:p>
+    <w:p>
+      <w:pPr>
+        <w:spacing w:after="0" w:before="0"/>
+      </w:pPr>
+      <w:r>
+        <w:rPr>
+          <w:rFonts w:ascii="Consolas" w:hAnsi="Consolas" w:eastAsia="Consolas"/>
+          <w:sz w:val="15"/>
+        </w:rPr>
+        <w:t xml:space="preserve"> *    - debounce dos botões por estabilidade (25 ms) e piscar do LED sem delay()</w:t>
+      </w:r>
+    </w:p>
+    <w:p>
+      <w:pPr>
+        <w:spacing w:after="0" w:before="0"/>
+      </w:pPr>
+      <w:r>
+        <w:rPr>
+          <w:rFonts w:ascii="Consolas" w:hAnsi="Consolas" w:eastAsia="Consolas"/>
+          <w:sz w:val="15"/>
+        </w:rPr>
+        <w:t xml:space="preserve"> *    - leitura serial sem String e sem bloqueio; aceita "Nenhum final de linha", NL, CR ou NL e CR</w:t>
+      </w:r>
+    </w:p>
+    <w:p>
+      <w:pPr>
+        <w:spacing w:after="0" w:before="0"/>
+      </w:pPr>
+      <w:r>
+        <w:rPr>
+          <w:rFonts w:ascii="Consolas" w:hAnsi="Consolas" w:eastAsia="Consolas"/>
+          <w:sz w:val="15"/>
+        </w:rPr>
+        <w:t xml:space="preserve"> *    - comandos 'd' (diagnóstico) e '?' (ajuda); a lista de comandos aparece na partida</w:t>
+      </w:r>
+    </w:p>
+    <w:p>
+      <w:pPr>
+        <w:spacing w:after="0" w:before="0"/>
+      </w:pPr>
+      <w:r>
+        <w:rPr>
+          <w:rFonts w:ascii="Consolas" w:hAnsi="Consolas" w:eastAsia="Consolas"/>
+          <w:sz w:val="15"/>
+        </w:rPr>
+        <w:t xml:space="preserve"> *    - pulso escrito em microssegundos (passo de 0,1° em vez de 1°: movimento lento sem "degraus")</w:t>
+      </w:r>
+    </w:p>
+    <w:p>
+      <w:pPr>
+        <w:spacing w:after="0" w:before="0"/>
+      </w:pPr>
+      <w:r>
+        <w:rPr>
+          <w:rFonts w:ascii="Consolas" w:hAnsi="Consolas" w:eastAsia="Consolas"/>
+          <w:sz w:val="15"/>
+        </w:rPr>
+        <w:t xml:space="preserve"> *    - reprodução protegida contra lista de poses vazia/encurtada; pose gravada com arredondamento</w:t>
+      </w:r>
+    </w:p>
+    <w:p>
+      <w:pPr>
+        <w:spacing w:after="0" w:before="0"/>
+      </w:pPr>
+      <w:r>
+        <w:rPr>
+          <w:rFonts w:ascii="Consolas" w:hAnsi="Consolas" w:eastAsia="Consolas"/>
+          <w:sz w:val="15"/>
+        </w:rPr>
         <w:t xml:space="preserve"> * ============================================================================</w:t>
       </w:r>
     </w:p>
@@ -9643,7 +9873,19 @@
           <w:rFonts w:ascii="Consolas" w:hAnsi="Consolas" w:eastAsia="Consolas"/>
           <w:sz w:val="15"/>
         </w:rPr>
-        <w:t>const uint8_t  PIN_LED        = 13;</w:t>
+        <w:t>const uint8_t  PIN_LED_STATUS = 13;     // LED da placa (D13)</w:t>
+      </w:r>
+    </w:p>
+    <w:p>
+      <w:pPr>
+        <w:spacing w:after="0" w:before="0"/>
+      </w:pPr>
+      <w:r>
+        <w:rPr>
+          <w:rFonts w:ascii="Consolas" w:hAnsi="Consolas" w:eastAsia="Consolas"/>
+          <w:sz w:val="15"/>
+        </w:rPr>
+        <w:t>const uint32_t SERIAL_BPS     = 115200; // configure o Monitor Serial com a MESMA velocidade</w:t>
       </w:r>
     </w:p>
     <w:p>
@@ -9679,6 +9921,18 @@
           <w:rFonts w:ascii="Consolas" w:hAnsi="Consolas" w:eastAsia="Consolas"/>
           <w:sz w:val="15"/>
         </w:rPr>
+        <w:t>const uint16_t DEBOUNCE_MS    = 25;     // o contato do botão precisa ficar estável esse tempo</w:t>
+      </w:r>
+    </w:p>
+    <w:p>
+      <w:pPr>
+        <w:spacing w:after="0" w:before="0"/>
+      </w:pPr>
+      <w:r>
+        <w:rPr>
+          <w:rFonts w:ascii="Consolas" w:hAnsi="Consolas" w:eastAsia="Consolas"/>
+          <w:sz w:val="15"/>
+        </w:rPr>
         <w:t>const uint8_t  MAX_POSES      = 16;</w:t>
       </w:r>
     </w:p>
@@ -9691,6 +9945,18 @@
           <w:rFonts w:ascii="Consolas" w:hAnsi="Consolas" w:eastAsia="Consolas"/>
           <w:sz w:val="15"/>
         </w:rPr>
+        <w:t>const uint16_t PAUSA_POSE_MS  = 500;    // parada em cada pose durante a reprodução</w:t>
+      </w:r>
+    </w:p>
+    <w:p>
+      <w:pPr>
+        <w:spacing w:after="0" w:before="0"/>
+      </w:pPr>
+      <w:r>
+        <w:rPr>
+          <w:rFonts w:ascii="Consolas" w:hAnsi="Consolas" w:eastAsia="Consolas"/>
+          <w:sz w:val="15"/>
+        </w:rPr>
         <w:t>const uint16_t EEPROM_MAGIC   = 0xB4A1; // assinatura para validar dados na EEPROM</w:t>
       </w:r>
     </w:p>
@@ -9727,6 +9993,54 @@
           <w:rFonts w:ascii="Consolas" w:hAnsi="Consolas" w:eastAsia="Consolas"/>
           <w:sz w:val="15"/>
         </w:rPr>
+        <w:t>const int      CENTRO_TOL     = 150;    // na calibração o centro tem de cair em 512 ± 150 counts...</w:t>
+      </w:r>
+    </w:p>
+    <w:p>
+      <w:pPr>
+        <w:spacing w:after="0" w:before="0"/>
+      </w:pPr>
+      <w:r>
+        <w:rPr>
+          <w:rFonts w:ascii="Consolas" w:hAnsi="Consolas" w:eastAsia="Consolas"/>
+          <w:sz w:val="15"/>
+        </w:rPr>
+        <w:t>const int      RUIDO_MAX      = 40;     // ...e as 16 leituras não podem variar mais que isso (pino solto "flutua")</w:t>
+      </w:r>
+    </w:p>
+    <w:p>
+      <w:pPr>
+        <w:spacing w:after="0" w:before="0"/>
+      </w:pPr>
+      <w:r>
+        <w:rPr>
+          <w:rFonts w:ascii="Consolas" w:hAnsi="Consolas" w:eastAsia="Consolas"/>
+          <w:sz w:val="15"/>
+        </w:rPr>
+        <w:t>const uint16_t PULSO_MIN_US   = 600;    // pulso de 0°   (SG90/MG90S aceitam 500..2400 µs; 2500 forçava o batente)</w:t>
+      </w:r>
+    </w:p>
+    <w:p>
+      <w:pPr>
+        <w:spacing w:after="0" w:before="0"/>
+      </w:pPr>
+      <w:r>
+        <w:rPr>
+          <w:rFonts w:ascii="Consolas" w:hAnsi="Consolas" w:eastAsia="Consolas"/>
+          <w:sz w:val="15"/>
+        </w:rPr>
+        <w:t>const uint16_t PULSO_MAX_US   = 2400;   // pulso de 180°</w:t>
+      </w:r>
+    </w:p>
+    <w:p>
+      <w:pPr>
+        <w:spacing w:after="0" w:before="0"/>
+      </w:pPr>
+      <w:r>
+        <w:rPr>
+          <w:rFonts w:ascii="Consolas" w:hAnsi="Consolas" w:eastAsia="Consolas"/>
+          <w:sz w:val="15"/>
+        </w:rPr>
         <w:t xml:space="preserve"> </w:t>
       </w:r>
     </w:p>
@@ -10099,6 +10413,18 @@
           <w:rFonts w:ascii="Consolas" w:hAnsi="Consolas" w:eastAsia="Consolas"/>
           <w:sz w:val="15"/>
         </w:rPr>
+        <w:t>const char*   NOME_EIXO[N_JUNTAS] = { "A0 (J1-VRx)", "A1 (J1-VRy)", "A3 (J2-VRy)", "A2 (J2-VRx)" };</w:t>
+      </w:r>
+    </w:p>
+    <w:p>
+      <w:pPr>
+        <w:spacing w:after="0" w:before="0"/>
+      </w:pPr>
+      <w:r>
+        <w:rPr>
+          <w:rFonts w:ascii="Consolas" w:hAnsi="Consolas" w:eastAsia="Consolas"/>
+          <w:sz w:val="15"/>
+        </w:rPr>
         <w:t>const uint8_t GARRA = 3;</w:t>
       </w:r>
     </w:p>
@@ -10135,7 +10461,19 @@
           <w:rFonts w:ascii="Consolas" w:hAnsi="Consolas" w:eastAsia="Consolas"/>
           <w:sz w:val="15"/>
         </w:rPr>
-        <w:t>// ------------------------------------------------------------ estado</w:t>
+        <w:t>// ------------------------------------------------------------ tipos e estado</w:t>
+      </w:r>
+    </w:p>
+    <w:p>
+      <w:pPr>
+        <w:spacing w:after="0" w:before="0"/>
+      </w:pPr>
+      <w:r>
+        <w:rPr>
+          <w:rFonts w:ascii="Consolas" w:hAnsi="Consolas" w:eastAsia="Consolas"/>
+          <w:sz w:val="15"/>
+        </w:rPr>
+        <w:t>// (todos os tipos vêm antes da primeira função: a Arduino IDE gera os protótipos no topo do arquivo)</w:t>
       </w:r>
     </w:p>
     <w:p>
@@ -10171,6 +10509,114 @@
           <w:rFonts w:ascii="Consolas" w:hAnsi="Consolas" w:eastAsia="Consolas"/>
           <w:sz w:val="15"/>
         </w:rPr>
+        <w:t>struct Botao {</w:t>
+      </w:r>
+    </w:p>
+    <w:p>
+      <w:pPr>
+        <w:spacing w:after="0" w:before="0"/>
+      </w:pPr>
+      <w:r>
+        <w:rPr>
+          <w:rFonts w:ascii="Consolas" w:hAnsi="Consolas" w:eastAsia="Consolas"/>
+          <w:sz w:val="15"/>
+        </w:rPr>
+        <w:t xml:space="preserve">  uint8_t  pino;</w:t>
+      </w:r>
+    </w:p>
+    <w:p>
+      <w:pPr>
+        <w:spacing w:after="0" w:before="0"/>
+      </w:pPr>
+      <w:r>
+        <w:rPr>
+          <w:rFonts w:ascii="Consolas" w:hAnsi="Consolas" w:eastAsia="Consolas"/>
+          <w:sz w:val="15"/>
+        </w:rPr>
+        <w:t xml:space="preserve">  bool     bruto;            // última leitura crua (true = apertado)</w:t>
+      </w:r>
+    </w:p>
+    <w:p>
+      <w:pPr>
+        <w:spacing w:after="0" w:before="0"/>
+      </w:pPr>
+      <w:r>
+        <w:rPr>
+          <w:rFonts w:ascii="Consolas" w:hAnsi="Consolas" w:eastAsia="Consolas"/>
+          <w:sz w:val="15"/>
+        </w:rPr>
+        <w:t xml:space="preserve">  bool     estavel;          // estado depois do debounce</w:t>
+      </w:r>
+    </w:p>
+    <w:p>
+      <w:pPr>
+        <w:spacing w:after="0" w:before="0"/>
+      </w:pPr>
+      <w:r>
+        <w:rPr>
+          <w:rFonts w:ascii="Consolas" w:hAnsi="Consolas" w:eastAsia="Consolas"/>
+          <w:sz w:val="15"/>
+        </w:rPr>
+        <w:t xml:space="preserve">  bool     longoDisparado;   // o toque longo já foi tratado neste aperto</w:t>
+      </w:r>
+    </w:p>
+    <w:p>
+      <w:pPr>
+        <w:spacing w:after="0" w:before="0"/>
+      </w:pPr>
+      <w:r>
+        <w:rPr>
+          <w:rFonts w:ascii="Consolas" w:hAnsi="Consolas" w:eastAsia="Consolas"/>
+          <w:sz w:val="15"/>
+        </w:rPr>
+        <w:t xml:space="preserve">  uint32_t tMudanca;         // instante da última mudança da leitura crua</w:t>
+      </w:r>
+    </w:p>
+    <w:p>
+      <w:pPr>
+        <w:spacing w:after="0" w:before="0"/>
+      </w:pPr>
+      <w:r>
+        <w:rPr>
+          <w:rFonts w:ascii="Consolas" w:hAnsi="Consolas" w:eastAsia="Consolas"/>
+          <w:sz w:val="15"/>
+        </w:rPr>
+        <w:t xml:space="preserve">  uint32_t tInicio;          // instante em que o aperto (já filtrado) começou</w:t>
+      </w:r>
+    </w:p>
+    <w:p>
+      <w:pPr>
+        <w:spacing w:after="0" w:before="0"/>
+      </w:pPr>
+      <w:r>
+        <w:rPr>
+          <w:rFonts w:ascii="Consolas" w:hAnsi="Consolas" w:eastAsia="Consolas"/>
+          <w:sz w:val="15"/>
+        </w:rPr>
+        <w:t>};</w:t>
+      </w:r>
+    </w:p>
+    <w:p>
+      <w:pPr>
+        <w:spacing w:after="0" w:before="0"/>
+      </w:pPr>
+      <w:r>
+        <w:rPr>
+          <w:rFonts w:ascii="Consolas" w:hAnsi="Consolas" w:eastAsia="Consolas"/>
+          <w:sz w:val="15"/>
+        </w:rPr>
+        <w:t xml:space="preserve"> </w:t>
+      </w:r>
+    </w:p>
+    <w:p>
+      <w:pPr>
+        <w:spacing w:after="0" w:before="0"/>
+      </w:pPr>
+      <w:r>
+        <w:rPr>
+          <w:rFonts w:ascii="Consolas" w:hAnsi="Consolas" w:eastAsia="Consolas"/>
+          <w:sz w:val="15"/>
+        </w:rPr>
         <w:t>Servo   servo[N_JUNTAS];</w:t>
       </w:r>
     </w:p>
@@ -10219,6 +10665,18 @@
           <w:rFonts w:ascii="Consolas" w:hAnsi="Consolas" w:eastAsia="Consolas"/>
           <w:sz w:val="15"/>
         </w:rPr>
+        <w:t>bool    eixoAtivo[N_JUNTAS];            // false = eixo reprovado na calibração (ignorado até o próximo 'j')</w:t>
+      </w:r>
+    </w:p>
+    <w:p>
+      <w:pPr>
+        <w:spacing w:after="0" w:before="0"/>
+      </w:pPr>
+      <w:r>
+        <w:rPr>
+          <w:rFonts w:ascii="Consolas" w:hAnsi="Consolas" w:eastAsia="Consolas"/>
+          <w:sz w:val="15"/>
+        </w:rPr>
         <w:t>float   velMax = 3.0f;                  // graus por passo (3 °/20 ms = 150 °/s) — usado em referência / reprodução / comando s</w:t>
       </w:r>
     </w:p>
@@ -10255,43 +10713,43 @@
           <w:rFonts w:ascii="Consolas" w:hAnsi="Consolas" w:eastAsia="Consolas"/>
           <w:sz w:val="15"/>
         </w:rPr>
-        <w:t>uint8_t poses[MAX_POSES][N_JUNTAS];</w:t>
-      </w:r>
-    </w:p>
-    <w:p>
-      <w:pPr>
-        <w:spacing w:after="0" w:before="0"/>
-      </w:pPr>
-      <w:r>
-        <w:rPr>
-          <w:rFonts w:ascii="Consolas" w:hAnsi="Consolas" w:eastAsia="Consolas"/>
-          <w:sz w:val="15"/>
-        </w:rPr>
-        <w:t>uint8_t nPoses = 0;</w:t>
-      </w:r>
-    </w:p>
-    <w:p>
-      <w:pPr>
-        <w:spacing w:after="0" w:before="0"/>
-      </w:pPr>
-      <w:r>
-        <w:rPr>
-          <w:rFonts w:ascii="Consolas" w:hAnsi="Consolas" w:eastAsia="Consolas"/>
-          <w:sz w:val="15"/>
-        </w:rPr>
-        <w:t>uint8_t poseAtual = 0;</w:t>
-      </w:r>
-    </w:p>
-    <w:p>
-      <w:pPr>
-        <w:spacing w:after="0" w:before="0"/>
-      </w:pPr>
-      <w:r>
-        <w:rPr>
-          <w:rFonts w:ascii="Consolas" w:hAnsi="Consolas" w:eastAsia="Consolas"/>
-          <w:sz w:val="15"/>
-        </w:rPr>
-        <w:t>uint32_t tPausaPose = 0;                // pausa entre poses na reprodução</w:t>
+        <w:t>uint8_t  poses[MAX_POSES][N_JUNTAS];</w:t>
+      </w:r>
+    </w:p>
+    <w:p>
+      <w:pPr>
+        <w:spacing w:after="0" w:before="0"/>
+      </w:pPr>
+      <w:r>
+        <w:rPr>
+          <w:rFonts w:ascii="Consolas" w:hAnsi="Consolas" w:eastAsia="Consolas"/>
+          <w:sz w:val="15"/>
+        </w:rPr>
+        <w:t>uint8_t  nPoses = 0;</w:t>
+      </w:r>
+    </w:p>
+    <w:p>
+      <w:pPr>
+        <w:spacing w:after="0" w:before="0"/>
+      </w:pPr>
+      <w:r>
+        <w:rPr>
+          <w:rFonts w:ascii="Consolas" w:hAnsi="Consolas" w:eastAsia="Consolas"/>
+          <w:sz w:val="15"/>
+        </w:rPr>
+        <w:t>uint8_t  poseAtual = 0;</w:t>
+      </w:r>
+    </w:p>
+    <w:p>
+      <w:pPr>
+        <w:spacing w:after="0" w:before="0"/>
+      </w:pPr>
+      <w:r>
+        <w:rPr>
+          <w:rFonts w:ascii="Consolas" w:hAnsi="Consolas" w:eastAsia="Consolas"/>
+          <w:sz w:val="15"/>
+        </w:rPr>
+        <w:t>uint32_t tPausaPose = 0;                // != 0: chegou na pose e está parado nela desde esse instante</w:t>
       </w:r>
     </w:p>
     <w:p>
@@ -10315,91 +10773,7 @@
           <w:rFonts w:ascii="Consolas" w:hAnsi="Consolas" w:eastAsia="Consolas"/>
           <w:sz w:val="15"/>
         </w:rPr>
-        <w:t>// botões dos joysticks (definidos antes das funções: o Arduino IDE gera os protótipos no topo do arquivo)</w:t>
-      </w:r>
-    </w:p>
-    <w:p>
-      <w:pPr>
-        <w:spacing w:after="0" w:before="0"/>
-      </w:pPr>
-      <w:r>
-        <w:rPr>
-          <w:rFonts w:ascii="Consolas" w:hAnsi="Consolas" w:eastAsia="Consolas"/>
-          <w:sz w:val="15"/>
-        </w:rPr>
-        <w:t>struct Botao {</w:t>
-      </w:r>
-    </w:p>
-    <w:p>
-      <w:pPr>
-        <w:spacing w:after="0" w:before="0"/>
-      </w:pPr>
-      <w:r>
-        <w:rPr>
-          <w:rFonts w:ascii="Consolas" w:hAnsi="Consolas" w:eastAsia="Consolas"/>
-          <w:sz w:val="15"/>
-        </w:rPr>
-        <w:t xml:space="preserve">  uint8_t  pino;</w:t>
-      </w:r>
-    </w:p>
-    <w:p>
-      <w:pPr>
-        <w:spacing w:after="0" w:before="0"/>
-      </w:pPr>
-      <w:r>
-        <w:rPr>
-          <w:rFonts w:ascii="Consolas" w:hAnsi="Consolas" w:eastAsia="Consolas"/>
-          <w:sz w:val="15"/>
-        </w:rPr>
-        <w:t xml:space="preserve">  bool     pressionado;</w:t>
-      </w:r>
-    </w:p>
-    <w:p>
-      <w:pPr>
-        <w:spacing w:after="0" w:before="0"/>
-      </w:pPr>
-      <w:r>
-        <w:rPr>
-          <w:rFonts w:ascii="Consolas" w:hAnsi="Consolas" w:eastAsia="Consolas"/>
-          <w:sz w:val="15"/>
-        </w:rPr>
-        <w:t xml:space="preserve">  bool     longoDisparado;</w:t>
-      </w:r>
-    </w:p>
-    <w:p>
-      <w:pPr>
-        <w:spacing w:after="0" w:before="0"/>
-      </w:pPr>
-      <w:r>
-        <w:rPr>
-          <w:rFonts w:ascii="Consolas" w:hAnsi="Consolas" w:eastAsia="Consolas"/>
-          <w:sz w:val="15"/>
-        </w:rPr>
-        <w:t xml:space="preserve">  uint32_t tInicio;</w:t>
-      </w:r>
-    </w:p>
-    <w:p>
-      <w:pPr>
-        <w:spacing w:after="0" w:before="0"/>
-      </w:pPr>
-      <w:r>
-        <w:rPr>
-          <w:rFonts w:ascii="Consolas" w:hAnsi="Consolas" w:eastAsia="Consolas"/>
-          <w:sz w:val="15"/>
-        </w:rPr>
-        <w:t>};</w:t>
-      </w:r>
-    </w:p>
-    <w:p>
-      <w:pPr>
-        <w:spacing w:after="0" w:before="0"/>
-      </w:pPr>
-      <w:r>
-        <w:rPr>
-          <w:rFonts w:ascii="Consolas" w:hAnsi="Consolas" w:eastAsia="Consolas"/>
-          <w:sz w:val="15"/>
-        </w:rPr>
-        <w:t>Botao sw1 = { PIN_SW1, false, false, 0 }, sw2 = { PIN_SW2, false, false, 0 };</w:t>
+        <w:t>Botao sw1 = { PIN_SW1, false, false, false, 0, 0 }, sw2 = { PIN_SW2, false, false, false, 0, 0 };</w:t>
       </w:r>
     </w:p>
     <w:p>
@@ -10423,6 +10797,126 @@
           <w:rFonts w:ascii="Consolas" w:hAnsi="Consolas" w:eastAsia="Consolas"/>
           <w:sz w:val="15"/>
         </w:rPr>
+        <w:t>uint8_t  piscadasLed = 0;               // meias-piscadas que faltam (confirmação de pose gravada)</w:t>
+      </w:r>
+    </w:p>
+    <w:p>
+      <w:pPr>
+        <w:spacing w:after="0" w:before="0"/>
+      </w:pPr>
+      <w:r>
+        <w:rPr>
+          <w:rFonts w:ascii="Consolas" w:hAnsi="Consolas" w:eastAsia="Consolas"/>
+          <w:sz w:val="15"/>
+        </w:rPr>
+        <w:t>uint32_t tPiscaLed = 0;</w:t>
+      </w:r>
+    </w:p>
+    <w:p>
+      <w:pPr>
+        <w:spacing w:after="0" w:before="0"/>
+      </w:pPr>
+      <w:r>
+        <w:rPr>
+          <w:rFonts w:ascii="Consolas" w:hAnsi="Consolas" w:eastAsia="Consolas"/>
+          <w:sz w:val="15"/>
+        </w:rPr>
+        <w:t xml:space="preserve"> </w:t>
+      </w:r>
+    </w:p>
+    <w:p>
+      <w:pPr>
+        <w:spacing w:after="0" w:before="0"/>
+      </w:pPr>
+      <w:r>
+        <w:rPr>
+          <w:rFonts w:ascii="Consolas" w:hAnsi="Consolas" w:eastAsia="Consolas"/>
+          <w:sz w:val="15"/>
+        </w:rPr>
+        <w:t>char     linha[32];                     // comando serial em montagem</w:t>
+      </w:r>
+    </w:p>
+    <w:p>
+      <w:pPr>
+        <w:spacing w:after="0" w:before="0"/>
+      </w:pPr>
+      <w:r>
+        <w:rPr>
+          <w:rFonts w:ascii="Consolas" w:hAnsi="Consolas" w:eastAsia="Consolas"/>
+          <w:sz w:val="15"/>
+        </w:rPr>
+        <w:t>uint8_t  nLinha = 0;</w:t>
+      </w:r>
+    </w:p>
+    <w:p>
+      <w:pPr>
+        <w:spacing w:after="0" w:before="0"/>
+      </w:pPr>
+      <w:r>
+        <w:rPr>
+          <w:rFonts w:ascii="Consolas" w:hAnsi="Consolas" w:eastAsia="Consolas"/>
+          <w:sz w:val="15"/>
+        </w:rPr>
+        <w:t>uint32_t tUltimoCaractere = 0;</w:t>
+      </w:r>
+    </w:p>
+    <w:p>
+      <w:pPr>
+        <w:spacing w:after="0" w:before="0"/>
+      </w:pPr>
+      <w:r>
+        <w:rPr>
+          <w:rFonts w:ascii="Consolas" w:hAnsi="Consolas" w:eastAsia="Consolas"/>
+          <w:sz w:val="15"/>
+        </w:rPr>
+        <w:t xml:space="preserve"> </w:t>
+      </w:r>
+    </w:p>
+    <w:p>
+      <w:pPr>
+        <w:spacing w:after="0" w:before="0"/>
+      </w:pPr>
+      <w:r>
+        <w:rPr>
+          <w:rFonts w:ascii="Consolas" w:hAnsi="Consolas" w:eastAsia="Consolas"/>
+          <w:sz w:val="15"/>
+        </w:rPr>
+        <w:t>bool     diagnostico = false;</w:t>
+      </w:r>
+    </w:p>
+    <w:p>
+      <w:pPr>
+        <w:spacing w:after="0" w:before="0"/>
+      </w:pPr>
+      <w:r>
+        <w:rPr>
+          <w:rFonts w:ascii="Consolas" w:hAnsi="Consolas" w:eastAsia="Consolas"/>
+          <w:sz w:val="15"/>
+        </w:rPr>
+        <w:t>uint32_t tDiagnostico = 0;</w:t>
+      </w:r>
+    </w:p>
+    <w:p>
+      <w:pPr>
+        <w:spacing w:after="0" w:before="0"/>
+      </w:pPr>
+      <w:r>
+        <w:rPr>
+          <w:rFonts w:ascii="Consolas" w:hAnsi="Consolas" w:eastAsia="Consolas"/>
+          <w:sz w:val="15"/>
+        </w:rPr>
+        <w:t xml:space="preserve"> </w:t>
+      </w:r>
+    </w:p>
+    <w:p>
+      <w:pPr>
+        <w:spacing w:after="0" w:before="0"/>
+      </w:pPr>
+      <w:r>
+        <w:rPr>
+          <w:rFonts w:ascii="Consolas" w:hAnsi="Consolas" w:eastAsia="Consolas"/>
+          <w:sz w:val="15"/>
+        </w:rPr>
         <w:t>// ------------------------------------------------------------ utilidades</w:t>
       </w:r>
     </w:p>
@@ -10459,6 +10953,78 @@
           <w:rFonts w:ascii="Consolas" w:hAnsi="Consolas" w:eastAsia="Consolas"/>
           <w:sz w:val="15"/>
         </w:rPr>
+        <w:t>// graus (com fração) -&gt; microssegundos; mesma escala do Servo.write() com attach(pino, 600, 2400)</w:t>
+      </w:r>
+    </w:p>
+    <w:p>
+      <w:pPr>
+        <w:spacing w:after="0" w:before="0"/>
+      </w:pPr>
+      <w:r>
+        <w:rPr>
+          <w:rFonts w:ascii="Consolas" w:hAnsi="Consolas" w:eastAsia="Consolas"/>
+          <w:sz w:val="15"/>
+        </w:rPr>
+        <w:t>void escreveServo(uint8_t j) {</w:t>
+      </w:r>
+    </w:p>
+    <w:p>
+      <w:pPr>
+        <w:spacing w:after="0" w:before="0"/>
+      </w:pPr>
+      <w:r>
+        <w:rPr>
+          <w:rFonts w:ascii="Consolas" w:hAnsi="Consolas" w:eastAsia="Consolas"/>
+          <w:sz w:val="15"/>
+        </w:rPr>
+        <w:t xml:space="preserve">  float us = PULSO_MIN_US + posAtual[j] * ((PULSO_MAX_US - PULSO_MIN_US) / 180.0f);</w:t>
+      </w:r>
+    </w:p>
+    <w:p>
+      <w:pPr>
+        <w:spacing w:after="0" w:before="0"/>
+      </w:pPr>
+      <w:r>
+        <w:rPr>
+          <w:rFonts w:ascii="Consolas" w:hAnsi="Consolas" w:eastAsia="Consolas"/>
+          <w:sz w:val="15"/>
+        </w:rPr>
+        <w:t xml:space="preserve">  servo[j].writeMicroseconds((int)(us + 0.5f));</w:t>
+      </w:r>
+    </w:p>
+    <w:p>
+      <w:pPr>
+        <w:spacing w:after="0" w:before="0"/>
+      </w:pPr>
+      <w:r>
+        <w:rPr>
+          <w:rFonts w:ascii="Consolas" w:hAnsi="Consolas" w:eastAsia="Consolas"/>
+          <w:sz w:val="15"/>
+        </w:rPr>
+        <w:t>}</w:t>
+      </w:r>
+    </w:p>
+    <w:p>
+      <w:pPr>
+        <w:spacing w:after="0" w:before="0"/>
+      </w:pPr>
+      <w:r>
+        <w:rPr>
+          <w:rFonts w:ascii="Consolas" w:hAnsi="Consolas" w:eastAsia="Consolas"/>
+          <w:sz w:val="15"/>
+        </w:rPr>
+        <w:t xml:space="preserve"> </w:t>
+      </w:r>
+    </w:p>
+    <w:p>
+      <w:pPr>
+        <w:spacing w:after="0" w:before="0"/>
+      </w:pPr>
+      <w:r>
+        <w:rPr>
+          <w:rFonts w:ascii="Consolas" w:hAnsi="Consolas" w:eastAsia="Consolas"/>
+          <w:sz w:val="15"/>
+        </w:rPr>
         <w:t>void aplicaServos() {</w:t>
       </w:r>
     </w:p>
@@ -10471,7 +11037,7 @@
           <w:rFonts w:ascii="Consolas" w:hAnsi="Consolas" w:eastAsia="Consolas"/>
           <w:sz w:val="15"/>
         </w:rPr>
-        <w:t xml:space="preserve">  for (uint8_t j = 0; j &lt; N_JUNTAS; j++) servo[j].write((int)(posAtual[j] + 0.5f));</w:t>
+        <w:t xml:space="preserve">  for (uint8_t j = 0; j &lt; N_JUNTAS; j++) escreveServo(j);</w:t>
       </w:r>
     </w:p>
     <w:p>
@@ -10663,6 +11229,42 @@
           <w:rFonts w:ascii="Consolas" w:hAnsi="Consolas" w:eastAsia="Consolas"/>
           <w:sz w:val="15"/>
         </w:rPr>
+        <w:t>// lê 16 amostras de cada eixo com os joysticks soltos; reprova o eixo cujo "centro" não está no meio da</w:t>
+      </w:r>
+    </w:p>
+    <w:p>
+      <w:pPr>
+        <w:spacing w:after="0" w:before="0"/>
+      </w:pPr>
+      <w:r>
+        <w:rPr>
+          <w:rFonts w:ascii="Consolas" w:hAnsi="Consolas" w:eastAsia="Consolas"/>
+          <w:sz w:val="15"/>
+        </w:rPr>
+        <w:t>// faixa (alavanca inclinada ao ligar, fio solto/trocado, módulo sem +5V/GND) ou cuja leitura oscila (pino</w:t>
+      </w:r>
+    </w:p>
+    <w:p>
+      <w:pPr>
+        <w:spacing w:after="0" w:before="0"/>
+      </w:pPr>
+      <w:r>
+        <w:rPr>
+          <w:rFonts w:ascii="Consolas" w:hAnsi="Consolas" w:eastAsia="Consolas"/>
+          <w:sz w:val="15"/>
+        </w:rPr>
+        <w:t>// analógico sem nada ligado). Eixo reprovado fica parado: é melhor do que a junta disparar sozinha.</w:t>
+      </w:r>
+    </w:p>
+    <w:p>
+      <w:pPr>
+        <w:spacing w:after="0" w:before="0"/>
+      </w:pPr>
+      <w:r>
+        <w:rPr>
+          <w:rFonts w:ascii="Consolas" w:hAnsi="Consolas" w:eastAsia="Consolas"/>
+          <w:sz w:val="15"/>
+        </w:rPr>
         <w:t>void calibraJoysticks() {</w:t>
       </w:r>
     </w:p>
@@ -10675,6 +11277,30 @@
           <w:rFonts w:ascii="Consolas" w:hAnsi="Consolas" w:eastAsia="Consolas"/>
           <w:sz w:val="15"/>
         </w:rPr>
+        <w:t xml:space="preserve">  uint8_t reprovados = 0;</w:t>
+      </w:r>
+    </w:p>
+    <w:p>
+      <w:pPr>
+        <w:spacing w:after="0" w:before="0"/>
+      </w:pPr>
+      <w:r>
+        <w:rPr>
+          <w:rFonts w:ascii="Consolas" w:hAnsi="Consolas" w:eastAsia="Consolas"/>
+          <w:sz w:val="15"/>
+        </w:rPr>
+        <w:t xml:space="preserve">  Serial.print(F("Centro dos joysticks:"));</w:t>
+      </w:r>
+    </w:p>
+    <w:p>
+      <w:pPr>
+        <w:spacing w:after="0" w:before="0"/>
+      </w:pPr>
+      <w:r>
+        <w:rPr>
+          <w:rFonts w:ascii="Consolas" w:hAnsi="Consolas" w:eastAsia="Consolas"/>
+          <w:sz w:val="15"/>
+        </w:rPr>
         <w:t xml:space="preserve">  for (uint8_t j = 0; j &lt; N_JUNTAS; j++) {</w:t>
       </w:r>
     </w:p>
@@ -10687,19 +11313,91 @@
           <w:rFonts w:ascii="Consolas" w:hAnsi="Consolas" w:eastAsia="Consolas"/>
           <w:sz w:val="15"/>
         </w:rPr>
-        <w:t xml:space="preserve">    long soma = 0;</w:t>
-      </w:r>
-    </w:p>
-    <w:p>
-      <w:pPr>
-        <w:spacing w:after="0" w:before="0"/>
-      </w:pPr>
-      <w:r>
-        <w:rPr>
-          <w:rFonts w:ascii="Consolas" w:hAnsi="Consolas" w:eastAsia="Consolas"/>
-          <w:sz w:val="15"/>
-        </w:rPr>
-        <w:t xml:space="preserve">    for (uint8_t k = 0; k &lt; 16; k++) { soma += analogRead(PIN_EIXO[j]); delay(2); }</w:t>
+        <w:t xml:space="preserve">    long soma = 0; int menor = 1023, maior = 0;</w:t>
+      </w:r>
+    </w:p>
+    <w:p>
+      <w:pPr>
+        <w:spacing w:after="0" w:before="0"/>
+      </w:pPr>
+      <w:r>
+        <w:rPr>
+          <w:rFonts w:ascii="Consolas" w:hAnsi="Consolas" w:eastAsia="Consolas"/>
+          <w:sz w:val="15"/>
+        </w:rPr>
+        <w:t xml:space="preserve">    for (uint8_t k = 0; k &lt; 16; k++) {</w:t>
+      </w:r>
+    </w:p>
+    <w:p>
+      <w:pPr>
+        <w:spacing w:after="0" w:before="0"/>
+      </w:pPr>
+      <w:r>
+        <w:rPr>
+          <w:rFonts w:ascii="Consolas" w:hAnsi="Consolas" w:eastAsia="Consolas"/>
+          <w:sz w:val="15"/>
+        </w:rPr>
+        <w:t xml:space="preserve">      int v = analogRead(PIN_EIXO[j]);</w:t>
+      </w:r>
+    </w:p>
+    <w:p>
+      <w:pPr>
+        <w:spacing w:after="0" w:before="0"/>
+      </w:pPr>
+      <w:r>
+        <w:rPr>
+          <w:rFonts w:ascii="Consolas" w:hAnsi="Consolas" w:eastAsia="Consolas"/>
+          <w:sz w:val="15"/>
+        </w:rPr>
+        <w:t xml:space="preserve">      soma += v;</w:t>
+      </w:r>
+    </w:p>
+    <w:p>
+      <w:pPr>
+        <w:spacing w:after="0" w:before="0"/>
+      </w:pPr>
+      <w:r>
+        <w:rPr>
+          <w:rFonts w:ascii="Consolas" w:hAnsi="Consolas" w:eastAsia="Consolas"/>
+          <w:sz w:val="15"/>
+        </w:rPr>
+        <w:t xml:space="preserve">      if (v &lt; menor) menor = v;</w:t>
+      </w:r>
+    </w:p>
+    <w:p>
+      <w:pPr>
+        <w:spacing w:after="0" w:before="0"/>
+      </w:pPr>
+      <w:r>
+        <w:rPr>
+          <w:rFonts w:ascii="Consolas" w:hAnsi="Consolas" w:eastAsia="Consolas"/>
+          <w:sz w:val="15"/>
+        </w:rPr>
+        <w:t xml:space="preserve">      if (v &gt; maior) maior = v;</w:t>
+      </w:r>
+    </w:p>
+    <w:p>
+      <w:pPr>
+        <w:spacing w:after="0" w:before="0"/>
+      </w:pPr>
+      <w:r>
+        <w:rPr>
+          <w:rFonts w:ascii="Consolas" w:hAnsi="Consolas" w:eastAsia="Consolas"/>
+          <w:sz w:val="15"/>
+        </w:rPr>
+        <w:t xml:space="preserve">      delay(2);</w:t>
+      </w:r>
+    </w:p>
+    <w:p>
+      <w:pPr>
+        <w:spacing w:after="0" w:before="0"/>
+      </w:pPr>
+      <w:r>
+        <w:rPr>
+          <w:rFonts w:ascii="Consolas" w:hAnsi="Consolas" w:eastAsia="Consolas"/>
+          <w:sz w:val="15"/>
+        </w:rPr>
+        <w:t xml:space="preserve">    }</w:t>
       </w:r>
     </w:p>
     <w:p>
@@ -10723,6 +11421,66 @@
           <w:rFonts w:ascii="Consolas" w:hAnsi="Consolas" w:eastAsia="Consolas"/>
           <w:sz w:val="15"/>
         </w:rPr>
+        <w:t xml:space="preserve">    int desvio = centro[j] - 512;</w:t>
+      </w:r>
+    </w:p>
+    <w:p>
+      <w:pPr>
+        <w:spacing w:after="0" w:before="0"/>
+      </w:pPr>
+      <w:r>
+        <w:rPr>
+          <w:rFonts w:ascii="Consolas" w:hAnsi="Consolas" w:eastAsia="Consolas"/>
+          <w:sz w:val="15"/>
+        </w:rPr>
+        <w:t xml:space="preserve">    eixoAtivo[j] = (desvio &gt;= -CENTRO_TOL &amp;&amp; desvio &lt;= CENTRO_TOL &amp;&amp; maior - menor &lt;= RUIDO_MAX);</w:t>
+      </w:r>
+    </w:p>
+    <w:p>
+      <w:pPr>
+        <w:spacing w:after="0" w:before="0"/>
+      </w:pPr>
+      <w:r>
+        <w:rPr>
+          <w:rFonts w:ascii="Consolas" w:hAnsi="Consolas" w:eastAsia="Consolas"/>
+          <w:sz w:val="15"/>
+        </w:rPr>
+        <w:t xml:space="preserve">    if (!eixoAtivo[j]) reprovados++;</w:t>
+      </w:r>
+    </w:p>
+    <w:p>
+      <w:pPr>
+        <w:spacing w:after="0" w:before="0"/>
+      </w:pPr>
+      <w:r>
+        <w:rPr>
+          <w:rFonts w:ascii="Consolas" w:hAnsi="Consolas" w:eastAsia="Consolas"/>
+          <w:sz w:val="15"/>
+        </w:rPr>
+        <w:t xml:space="preserve">    Serial.print(' '); Serial.print(centro[j]);</w:t>
+      </w:r>
+    </w:p>
+    <w:p>
+      <w:pPr>
+        <w:spacing w:after="0" w:before="0"/>
+      </w:pPr>
+      <w:r>
+        <w:rPr>
+          <w:rFonts w:ascii="Consolas" w:hAnsi="Consolas" w:eastAsia="Consolas"/>
+          <w:sz w:val="15"/>
+        </w:rPr>
+        <w:t xml:space="preserve">    if (!eixoAtivo[j]) Serial.print(F("(DESATIVADO)"));</w:t>
+      </w:r>
+    </w:p>
+    <w:p>
+      <w:pPr>
+        <w:spacing w:after="0" w:before="0"/>
+      </w:pPr>
+      <w:r>
+        <w:rPr>
+          <w:rFonts w:ascii="Consolas" w:hAnsi="Consolas" w:eastAsia="Consolas"/>
+          <w:sz w:val="15"/>
+        </w:rPr>
         <w:t xml:space="preserve">  }</w:t>
       </w:r>
     </w:p>
@@ -10735,30 +11493,6 @@
           <w:rFonts w:ascii="Consolas" w:hAnsi="Consolas" w:eastAsia="Consolas"/>
           <w:sz w:val="15"/>
         </w:rPr>
-        <w:t xml:space="preserve">  Serial.print(F("Centro dos joysticks:"));</w:t>
-      </w:r>
-    </w:p>
-    <w:p>
-      <w:pPr>
-        <w:spacing w:after="0" w:before="0"/>
-      </w:pPr>
-      <w:r>
-        <w:rPr>
-          <w:rFonts w:ascii="Consolas" w:hAnsi="Consolas" w:eastAsia="Consolas"/>
-          <w:sz w:val="15"/>
-        </w:rPr>
-        <w:t xml:space="preserve">  for (uint8_t j = 0; j &lt; N_JUNTAS; j++) { Serial.print(' '); Serial.print(centro[j]); }</w:t>
-      </w:r>
-    </w:p>
-    <w:p>
-      <w:pPr>
-        <w:spacing w:after="0" w:before="0"/>
-      </w:pPr>
-      <w:r>
-        <w:rPr>
-          <w:rFonts w:ascii="Consolas" w:hAnsi="Consolas" w:eastAsia="Consolas"/>
-          <w:sz w:val="15"/>
-        </w:rPr>
         <w:t xml:space="preserve">  Serial.println();</w:t>
       </w:r>
     </w:p>
@@ -10771,6 +11505,102 @@
           <w:rFonts w:ascii="Consolas" w:hAnsi="Consolas" w:eastAsia="Consolas"/>
           <w:sz w:val="15"/>
         </w:rPr>
+        <w:t xml:space="preserve">  if (!reprovados) return;</w:t>
+      </w:r>
+    </w:p>
+    <w:p>
+      <w:pPr>
+        <w:spacing w:after="0" w:before="0"/>
+      </w:pPr>
+      <w:r>
+        <w:rPr>
+          <w:rFonts w:ascii="Consolas" w:hAnsi="Consolas" w:eastAsia="Consolas"/>
+          <w:sz w:val="15"/>
+        </w:rPr>
+        <w:t xml:space="preserve">  for (uint8_t j = 0; j &lt; N_JUNTAS; j++) {</w:t>
+      </w:r>
+    </w:p>
+    <w:p>
+      <w:pPr>
+        <w:spacing w:after="0" w:before="0"/>
+      </w:pPr>
+      <w:r>
+        <w:rPr>
+          <w:rFonts w:ascii="Consolas" w:hAnsi="Consolas" w:eastAsia="Consolas"/>
+          <w:sz w:val="15"/>
+        </w:rPr>
+        <w:t xml:space="preserve">    if (eixoAtivo[j]) continue;</w:t>
+      </w:r>
+    </w:p>
+    <w:p>
+      <w:pPr>
+        <w:spacing w:after="0" w:before="0"/>
+      </w:pPr>
+      <w:r>
+        <w:rPr>
+          <w:rFonts w:ascii="Consolas" w:hAnsi="Consolas" w:eastAsia="Consolas"/>
+          <w:sz w:val="15"/>
+        </w:rPr>
+        <w:t xml:space="preserve">    Serial.print(F("ATENCAO: eixo ")); Serial.print(NOME_EIXO[j]); Serial.print(F(" -&gt; ")); Serial.print(NOME[j]);</w:t>
+      </w:r>
+    </w:p>
+    <w:p>
+      <w:pPr>
+        <w:spacing w:after="0" w:before="0"/>
+      </w:pPr>
+      <w:r>
+        <w:rPr>
+          <w:rFonts w:ascii="Consolas" w:hAnsi="Consolas" w:eastAsia="Consolas"/>
+          <w:sz w:val="15"/>
+        </w:rPr>
+        <w:t xml:space="preserve">    Serial.print(F(" leu ")); Serial.print(centro[j]); Serial.println(F(" (esperado ~512). Eixo desativado."));</w:t>
+      </w:r>
+    </w:p>
+    <w:p>
+      <w:pPr>
+        <w:spacing w:after="0" w:before="0"/>
+      </w:pPr>
+      <w:r>
+        <w:rPr>
+          <w:rFonts w:ascii="Consolas" w:hAnsi="Consolas" w:eastAsia="Consolas"/>
+          <w:sz w:val="15"/>
+        </w:rPr>
+        <w:t xml:space="preserve">  }</w:t>
+      </w:r>
+    </w:p>
+    <w:p>
+      <w:pPr>
+        <w:spacing w:after="0" w:before="0"/>
+      </w:pPr>
+      <w:r>
+        <w:rPr>
+          <w:rFonts w:ascii="Consolas" w:hAnsi="Consolas" w:eastAsia="Consolas"/>
+          <w:sz w:val="15"/>
+        </w:rPr>
+        <w:t xml:space="preserve">  Serial.println(F("  Causas: alavanca inclinada ao ligar, fio solto/trocado ou joystick sem +5V/GND."));</w:t>
+      </w:r>
+    </w:p>
+    <w:p>
+      <w:pPr>
+        <w:spacing w:after="0" w:before="0"/>
+      </w:pPr>
+      <w:r>
+        <w:rPr>
+          <w:rFonts w:ascii="Consolas" w:hAnsi="Consolas" w:eastAsia="Consolas"/>
+          <w:sz w:val="15"/>
+        </w:rPr>
+        <w:t xml:space="preserve">  Serial.println(F("  Solte os joysticks e envie 'j' para recalibrar; 'd' mostra as leituras cruas."));</w:t>
+      </w:r>
+    </w:p>
+    <w:p>
+      <w:pPr>
+        <w:spacing w:after="0" w:before="0"/>
+      </w:pPr>
+      <w:r>
+        <w:rPr>
+          <w:rFonts w:ascii="Consolas" w:hAnsi="Consolas" w:eastAsia="Consolas"/>
+          <w:sz w:val="15"/>
+        </w:rPr>
         <w:t>}</w:t>
       </w:r>
     </w:p>
@@ -10831,31 +11661,55 @@
           <w:rFonts w:ascii="Consolas" w:hAnsi="Consolas" w:eastAsia="Consolas"/>
           <w:sz w:val="15"/>
         </w:rPr>
-        <w:t xml:space="preserve">    int d = analogRead(PIN_EIXO[j]) - centro[j];                       // -512..+511 em torno do centro</w:t>
-      </w:r>
-    </w:p>
-    <w:p>
-      <w:pPr>
-        <w:spacing w:after="0" w:before="0"/>
-      </w:pPr>
-      <w:r>
-        <w:rPr>
-          <w:rFonts w:ascii="Consolas" w:hAnsi="Consolas" w:eastAsia="Consolas"/>
-          <w:sz w:val="15"/>
-        </w:rPr>
-        <w:t xml:space="preserve">    if (abs(d) &lt; ZONA_MORTA) continue;                                 // dentro da zona morta: não move</w:t>
-      </w:r>
-    </w:p>
-    <w:p>
-      <w:pPr>
-        <w:spacing w:after="0" w:before="0"/>
-      </w:pPr>
-      <w:r>
-        <w:rPr>
-          <w:rFonts w:ascii="Consolas" w:hAnsi="Consolas" w:eastAsia="Consolas"/>
-          <w:sz w:val="15"/>
-        </w:rPr>
-        <w:t xml:space="preserve">    float n = (abs(d) - ZONA_MORTA) / (512.0f - ZONA_MORTA);           // 0..1</w:t>
+        <w:t xml:space="preserve">    if (!eixoAtivo[j]) continue;</w:t>
+      </w:r>
+    </w:p>
+    <w:p>
+      <w:pPr>
+        <w:spacing w:after="0" w:before="0"/>
+      </w:pPr>
+      <w:r>
+        <w:rPr>
+          <w:rFonts w:ascii="Consolas" w:hAnsi="Consolas" w:eastAsia="Consolas"/>
+          <w:sz w:val="15"/>
+        </w:rPr>
+        <w:t xml:space="preserve">    int d = analogRead(PIN_EIXO[j]) - centro[j];                       // ~-512..+511 em torno do centro</w:t>
+      </w:r>
+    </w:p>
+    <w:p>
+      <w:pPr>
+        <w:spacing w:after="0" w:before="0"/>
+      </w:pPr>
+      <w:r>
+        <w:rPr>
+          <w:rFonts w:ascii="Consolas" w:hAnsi="Consolas" w:eastAsia="Consolas"/>
+          <w:sz w:val="15"/>
+        </w:rPr>
+        <w:t xml:space="preserve">    int ad = d &lt; 0 ? -d : d;</w:t>
+      </w:r>
+    </w:p>
+    <w:p>
+      <w:pPr>
+        <w:spacing w:after="0" w:before="0"/>
+      </w:pPr>
+      <w:r>
+        <w:rPr>
+          <w:rFonts w:ascii="Consolas" w:hAnsi="Consolas" w:eastAsia="Consolas"/>
+          <w:sz w:val="15"/>
+        </w:rPr>
+        <w:t xml:space="preserve">    if (ad &lt; ZONA_MORTA) continue;                                     // dentro da zona morta: não move</w:t>
+      </w:r>
+    </w:p>
+    <w:p>
+      <w:pPr>
+        <w:spacing w:after="0" w:before="0"/>
+      </w:pPr>
+      <w:r>
+        <w:rPr>
+          <w:rFonts w:ascii="Consolas" w:hAnsi="Consolas" w:eastAsia="Consolas"/>
+          <w:sz w:val="15"/>
+        </w:rPr>
+        <w:t xml:space="preserve">    float n = (ad - ZONA_MORTA) / (512.0f - ZONA_MORTA);               // 0..1</w:t>
       </w:r>
     </w:p>
     <w:p>
@@ -10987,7 +11841,7 @@
           <w:rFonts w:ascii="Consolas" w:hAnsi="Consolas" w:eastAsia="Consolas"/>
           <w:sz w:val="15"/>
         </w:rPr>
-        <w:t xml:space="preserve">    Serial.print(F("  ")); Serial.print(NOME[j]); Serial.print('='); Serial.print((int)posAtual[j]);</w:t>
+        <w:t xml:space="preserve">    Serial.print(F("  ")); Serial.print(NOME[j]); Serial.print('='); Serial.print((int)(posAtual[j] + 0.5f));</w:t>
       </w:r>
     </w:p>
     <w:p>
@@ -11047,6 +11901,750 @@
           <w:rFonts w:ascii="Consolas" w:hAnsi="Consolas" w:eastAsia="Consolas"/>
           <w:sz w:val="15"/>
         </w:rPr>
+        <w:t>void imprimeAjuda() {</w:t>
+      </w:r>
+    </w:p>
+    <w:p>
+      <w:pPr>
+        <w:spacing w:after="0" w:before="0"/>
+      </w:pPr>
+      <w:r>
+        <w:rPr>
+          <w:rFonts w:ascii="Consolas" w:hAnsi="Consolas" w:eastAsia="Consolas"/>
+          <w:sz w:val="15"/>
+        </w:rPr>
+        <w:t xml:space="preserve">  Serial.println(F("Comandos (Monitor Serial a 115200, qualquer fim de linha):"));</w:t>
+      </w:r>
+    </w:p>
+    <w:p>
+      <w:pPr>
+        <w:spacing w:after="0" w:before="0"/>
+      </w:pPr>
+      <w:r>
+        <w:rPr>
+          <w:rFonts w:ascii="Consolas" w:hAnsi="Consolas" w:eastAsia="Consolas"/>
+          <w:sz w:val="15"/>
+        </w:rPr>
+        <w:t xml:space="preserve">  Serial.println(F("  p  posicoes          g  grava pose         l  limpa poses        r  reproduz/para"));</w:t>
+      </w:r>
+    </w:p>
+    <w:p>
+      <w:pPr>
+        <w:spacing w:after="0" w:before="0"/>
+      </w:pPr>
+      <w:r>
+        <w:rPr>
+          <w:rFonts w:ascii="Consolas" w:hAnsi="Consolas" w:eastAsia="Consolas"/>
+          <w:sz w:val="15"/>
+        </w:rPr>
+        <w:t xml:space="preserve">  Serial.println(F("  m  modo manual       h  pos. referencia    a  abre/fecha garra   j  recalibra joysticks"));</w:t>
+      </w:r>
+    </w:p>
+    <w:p>
+      <w:pPr>
+        <w:spacing w:after="0" w:before="0"/>
+      </w:pPr>
+      <w:r>
+        <w:rPr>
+          <w:rFonts w:ascii="Consolas" w:hAnsi="Consolas" w:eastAsia="Consolas"/>
+          <w:sz w:val="15"/>
+        </w:rPr>
+        <w:t xml:space="preserve">  Serial.println(F("  e  salva na EEPROM   c  carrega da EEPROM  d  diagnostico on/off ?  esta ajuda"));</w:t>
+      </w:r>
+    </w:p>
+    <w:p>
+      <w:pPr>
+        <w:spacing w:after="0" w:before="0"/>
+      </w:pPr>
+      <w:r>
+        <w:rPr>
+          <w:rFonts w:ascii="Consolas" w:hAnsi="Consolas" w:eastAsia="Consolas"/>
+          <w:sz w:val="15"/>
+        </w:rPr>
+        <w:t xml:space="preserve">  Serial.println(F("  v &lt;1..10&gt;  velocidade maxima (graus/20 ms)    s &lt;junta 0..3&gt; &lt;angulo&gt;  move uma junta"));</w:t>
+      </w:r>
+    </w:p>
+    <w:p>
+      <w:pPr>
+        <w:spacing w:after="0" w:before="0"/>
+      </w:pPr>
+      <w:r>
+        <w:rPr>
+          <w:rFonts w:ascii="Consolas" w:hAnsi="Consolas" w:eastAsia="Consolas"/>
+          <w:sz w:val="15"/>
+        </w:rPr>
+        <w:t xml:space="preserve">  Serial.println(F("Botoes: SW1 curto = grava | SW1 longo = reproduz/para | SW2 curto = referencia | SW2 longo = garra"));</w:t>
+      </w:r>
+    </w:p>
+    <w:p>
+      <w:pPr>
+        <w:spacing w:after="0" w:before="0"/>
+      </w:pPr>
+      <w:r>
+        <w:rPr>
+          <w:rFonts w:ascii="Consolas" w:hAnsi="Consolas" w:eastAsia="Consolas"/>
+          <w:sz w:val="15"/>
+        </w:rPr>
+        <w:t>}</w:t>
+      </w:r>
+    </w:p>
+    <w:p>
+      <w:pPr>
+        <w:spacing w:after="0" w:before="0"/>
+      </w:pPr>
+      <w:r>
+        <w:rPr>
+          <w:rFonts w:ascii="Consolas" w:hAnsi="Consolas" w:eastAsia="Consolas"/>
+          <w:sz w:val="15"/>
+        </w:rPr>
+        <w:t xml:space="preserve"> </w:t>
+      </w:r>
+    </w:p>
+    <w:p>
+      <w:pPr>
+        <w:spacing w:after="0" w:before="0"/>
+      </w:pPr>
+      <w:r>
+        <w:rPr>
+          <w:rFonts w:ascii="Consolas" w:hAnsi="Consolas" w:eastAsia="Consolas"/>
+          <w:sz w:val="15"/>
+        </w:rPr>
+        <w:t>// tensão de alimentação do próprio Arduino, medida contra a referência interna de 1,1 V (±10 %).</w:t>
+      </w:r>
+    </w:p>
+    <w:p>
+      <w:pPr>
+        <w:spacing w:after="0" w:before="0"/>
+      </w:pPr>
+      <w:r>
+        <w:rPr>
+          <w:rFonts w:ascii="Consolas" w:hAnsi="Consolas" w:eastAsia="Consolas"/>
+          <w:sz w:val="15"/>
+        </w:rPr>
+        <w:t>// Se ela afunda quando os servos se mexem, os servos estão puxando corrente da placa: confira a fonte externa</w:t>
+      </w:r>
+    </w:p>
+    <w:p>
+      <w:pPr>
+        <w:spacing w:after="0" w:before="0"/>
+      </w:pPr>
+      <w:r>
+        <w:rPr>
+          <w:rFonts w:ascii="Consolas" w:hAnsi="Consolas" w:eastAsia="Consolas"/>
+          <w:sz w:val="15"/>
+        </w:rPr>
+        <w:t>// e o GND comum. Só nos AVR clássicos (UNO, Nano, Mega); nas outras placas devolve 0 (não medido).</w:t>
+      </w:r>
+    </w:p>
+    <w:p>
+      <w:pPr>
+        <w:spacing w:after="0" w:before="0"/>
+      </w:pPr>
+      <w:r>
+        <w:rPr>
+          <w:rFonts w:ascii="Consolas" w:hAnsi="Consolas" w:eastAsia="Consolas"/>
+          <w:sz w:val="15"/>
+        </w:rPr>
+        <w:t>long leVccMilivolts() {</w:t>
+      </w:r>
+    </w:p>
+    <w:p>
+      <w:pPr>
+        <w:spacing w:after="0" w:before="0"/>
+      </w:pPr>
+      <w:r>
+        <w:rPr>
+          <w:rFonts w:ascii="Consolas" w:hAnsi="Consolas" w:eastAsia="Consolas"/>
+          <w:sz w:val="15"/>
+        </w:rPr>
+        <w:t>#if defined(__AVR_ATmega328P__) || defined(__AVR_ATmega168__) || defined(__AVR_ATmega2560__) || \</w:t>
+      </w:r>
+    </w:p>
+    <w:p>
+      <w:pPr>
+        <w:spacing w:after="0" w:before="0"/>
+      </w:pPr>
+      <w:r>
+        <w:rPr>
+          <w:rFonts w:ascii="Consolas" w:hAnsi="Consolas" w:eastAsia="Consolas"/>
+          <w:sz w:val="15"/>
+        </w:rPr>
+        <w:t xml:space="preserve">    defined(__AVR_ATmega1280__) || defined(__AVR_ATmega32U4__)</w:t>
+      </w:r>
+    </w:p>
+    <w:p>
+      <w:pPr>
+        <w:spacing w:after="0" w:before="0"/>
+      </w:pPr>
+      <w:r>
+        <w:rPr>
+          <w:rFonts w:ascii="Consolas" w:hAnsi="Consolas" w:eastAsia="Consolas"/>
+          <w:sz w:val="15"/>
+        </w:rPr>
+        <w:t>#if defined(MUX5)                                              // Mega / Leonardo: canal da referência = 011110</w:t>
+      </w:r>
+    </w:p>
+    <w:p>
+      <w:pPr>
+        <w:spacing w:after="0" w:before="0"/>
+      </w:pPr>
+      <w:r>
+        <w:rPr>
+          <w:rFonts w:ascii="Consolas" w:hAnsi="Consolas" w:eastAsia="Consolas"/>
+          <w:sz w:val="15"/>
+        </w:rPr>
+        <w:t xml:space="preserve">  ADCSRB &amp;= ~_BV(MUX5);</w:t>
+      </w:r>
+    </w:p>
+    <w:p>
+      <w:pPr>
+        <w:spacing w:after="0" w:before="0"/>
+      </w:pPr>
+      <w:r>
+        <w:rPr>
+          <w:rFonts w:ascii="Consolas" w:hAnsi="Consolas" w:eastAsia="Consolas"/>
+          <w:sz w:val="15"/>
+        </w:rPr>
+        <w:t xml:space="preserve">  ADMUX = _BV(REFS0) | _BV(MUX4) | _BV(MUX3) | _BV(MUX2) | _BV(MUX1);</w:t>
+      </w:r>
+    </w:p>
+    <w:p>
+      <w:pPr>
+        <w:spacing w:after="0" w:before="0"/>
+      </w:pPr>
+      <w:r>
+        <w:rPr>
+          <w:rFonts w:ascii="Consolas" w:hAnsi="Consolas" w:eastAsia="Consolas"/>
+          <w:sz w:val="15"/>
+        </w:rPr>
+        <w:t>#else                                                          // UNO / Nano: canal da referência = 1110</w:t>
+      </w:r>
+    </w:p>
+    <w:p>
+      <w:pPr>
+        <w:spacing w:after="0" w:before="0"/>
+      </w:pPr>
+      <w:r>
+        <w:rPr>
+          <w:rFonts w:ascii="Consolas" w:hAnsi="Consolas" w:eastAsia="Consolas"/>
+          <w:sz w:val="15"/>
+        </w:rPr>
+        <w:t xml:space="preserve">  ADMUX = _BV(REFS0) | _BV(MUX3) | _BV(MUX2) | _BV(MUX1);</w:t>
+      </w:r>
+    </w:p>
+    <w:p>
+      <w:pPr>
+        <w:spacing w:after="0" w:before="0"/>
+      </w:pPr>
+      <w:r>
+        <w:rPr>
+          <w:rFonts w:ascii="Consolas" w:hAnsi="Consolas" w:eastAsia="Consolas"/>
+          <w:sz w:val="15"/>
+        </w:rPr>
+        <w:t>#endif</w:t>
+      </w:r>
+    </w:p>
+    <w:p>
+      <w:pPr>
+        <w:spacing w:after="0" w:before="0"/>
+      </w:pPr>
+      <w:r>
+        <w:rPr>
+          <w:rFonts w:ascii="Consolas" w:hAnsi="Consolas" w:eastAsia="Consolas"/>
+          <w:sz w:val="15"/>
+        </w:rPr>
+        <w:t xml:space="preserve">  delay(2);                                                    // a referência de 1,1 V precisa assentar</w:t>
+      </w:r>
+    </w:p>
+    <w:p>
+      <w:pPr>
+        <w:spacing w:after="0" w:before="0"/>
+      </w:pPr>
+      <w:r>
+        <w:rPr>
+          <w:rFonts w:ascii="Consolas" w:hAnsi="Consolas" w:eastAsia="Consolas"/>
+          <w:sz w:val="15"/>
+        </w:rPr>
+        <w:t xml:space="preserve">  ADCSRA |= _BV(ADSC);</w:t>
+      </w:r>
+    </w:p>
+    <w:p>
+      <w:pPr>
+        <w:spacing w:after="0" w:before="0"/>
+      </w:pPr>
+      <w:r>
+        <w:rPr>
+          <w:rFonts w:ascii="Consolas" w:hAnsi="Consolas" w:eastAsia="Consolas"/>
+          <w:sz w:val="15"/>
+        </w:rPr>
+        <w:t xml:space="preserve">  while (ADCSRA &amp; _BV(ADSC)) {}</w:t>
+      </w:r>
+    </w:p>
+    <w:p>
+      <w:pPr>
+        <w:spacing w:after="0" w:before="0"/>
+      </w:pPr>
+      <w:r>
+        <w:rPr>
+          <w:rFonts w:ascii="Consolas" w:hAnsi="Consolas" w:eastAsia="Consolas"/>
+          <w:sz w:val="15"/>
+        </w:rPr>
+        <w:t xml:space="preserve">  uint16_t adc = ADC;</w:t>
+      </w:r>
+    </w:p>
+    <w:p>
+      <w:pPr>
+        <w:spacing w:after="0" w:before="0"/>
+      </w:pPr>
+      <w:r>
+        <w:rPr>
+          <w:rFonts w:ascii="Consolas" w:hAnsi="Consolas" w:eastAsia="Consolas"/>
+          <w:sz w:val="15"/>
+        </w:rPr>
+        <w:t xml:space="preserve">  return adc ? 1125300L / adc : 0;                             // 1,1 V × 1023 × 1000</w:t>
+      </w:r>
+    </w:p>
+    <w:p>
+      <w:pPr>
+        <w:spacing w:after="0" w:before="0"/>
+      </w:pPr>
+      <w:r>
+        <w:rPr>
+          <w:rFonts w:ascii="Consolas" w:hAnsi="Consolas" w:eastAsia="Consolas"/>
+          <w:sz w:val="15"/>
+        </w:rPr>
+        <w:t>#else</w:t>
+      </w:r>
+    </w:p>
+    <w:p>
+      <w:pPr>
+        <w:spacing w:after="0" w:before="0"/>
+      </w:pPr>
+      <w:r>
+        <w:rPr>
+          <w:rFonts w:ascii="Consolas" w:hAnsi="Consolas" w:eastAsia="Consolas"/>
+          <w:sz w:val="15"/>
+        </w:rPr>
+        <w:t xml:space="preserve">  return 0;</w:t>
+      </w:r>
+    </w:p>
+    <w:p>
+      <w:pPr>
+        <w:spacing w:after="0" w:before="0"/>
+      </w:pPr>
+      <w:r>
+        <w:rPr>
+          <w:rFonts w:ascii="Consolas" w:hAnsi="Consolas" w:eastAsia="Consolas"/>
+          <w:sz w:val="15"/>
+        </w:rPr>
+        <w:t>#endif</w:t>
+      </w:r>
+    </w:p>
+    <w:p>
+      <w:pPr>
+        <w:spacing w:after="0" w:before="0"/>
+      </w:pPr>
+      <w:r>
+        <w:rPr>
+          <w:rFonts w:ascii="Consolas" w:hAnsi="Consolas" w:eastAsia="Consolas"/>
+          <w:sz w:val="15"/>
+        </w:rPr>
+        <w:t>}</w:t>
+      </w:r>
+    </w:p>
+    <w:p>
+      <w:pPr>
+        <w:spacing w:after="0" w:before="0"/>
+      </w:pPr>
+      <w:r>
+        <w:rPr>
+          <w:rFonts w:ascii="Consolas" w:hAnsi="Consolas" w:eastAsia="Consolas"/>
+          <w:sz w:val="15"/>
+        </w:rPr>
+        <w:t xml:space="preserve"> </w:t>
+      </w:r>
+    </w:p>
+    <w:p>
+      <w:pPr>
+        <w:spacing w:after="0" w:before="0"/>
+      </w:pPr>
+      <w:r>
+        <w:rPr>
+          <w:rFonts w:ascii="Consolas" w:hAnsi="Consolas" w:eastAsia="Consolas"/>
+          <w:sz w:val="15"/>
+        </w:rPr>
+        <w:t>void imprimeDiagnostico() {</w:t>
+      </w:r>
+    </w:p>
+    <w:p>
+      <w:pPr>
+        <w:spacing w:after="0" w:before="0"/>
+      </w:pPr>
+      <w:r>
+        <w:rPr>
+          <w:rFonts w:ascii="Consolas" w:hAnsi="Consolas" w:eastAsia="Consolas"/>
+          <w:sz w:val="15"/>
+        </w:rPr>
+        <w:t xml:space="preserve">  if (millis() - tDiagnostico &lt; 500) return;</w:t>
+      </w:r>
+    </w:p>
+    <w:p>
+      <w:pPr>
+        <w:spacing w:after="0" w:before="0"/>
+      </w:pPr>
+      <w:r>
+        <w:rPr>
+          <w:rFonts w:ascii="Consolas" w:hAnsi="Consolas" w:eastAsia="Consolas"/>
+          <w:sz w:val="15"/>
+        </w:rPr>
+        <w:t xml:space="preserve">  tDiagnostico = millis();</w:t>
+      </w:r>
+    </w:p>
+    <w:p>
+      <w:pPr>
+        <w:spacing w:after="0" w:before="0"/>
+      </w:pPr>
+      <w:r>
+        <w:rPr>
+          <w:rFonts w:ascii="Consolas" w:hAnsi="Consolas" w:eastAsia="Consolas"/>
+          <w:sz w:val="15"/>
+        </w:rPr>
+        <w:t xml:space="preserve">  Serial.print(F("diag:"));</w:t>
+      </w:r>
+    </w:p>
+    <w:p>
+      <w:pPr>
+        <w:spacing w:after="0" w:before="0"/>
+      </w:pPr>
+      <w:r>
+        <w:rPr>
+          <w:rFonts w:ascii="Consolas" w:hAnsi="Consolas" w:eastAsia="Consolas"/>
+          <w:sz w:val="15"/>
+        </w:rPr>
+        <w:t xml:space="preserve">  for (uint8_t j = 0; j &lt; N_JUNTAS; j++) {</w:t>
+      </w:r>
+    </w:p>
+    <w:p>
+      <w:pPr>
+        <w:spacing w:after="0" w:before="0"/>
+      </w:pPr>
+      <w:r>
+        <w:rPr>
+          <w:rFonts w:ascii="Consolas" w:hAnsi="Consolas" w:eastAsia="Consolas"/>
+          <w:sz w:val="15"/>
+        </w:rPr>
+        <w:t xml:space="preserve">    Serial.print(' '); Serial.print(NOME[j]); Serial.print('['); Serial.print(NOME_EIXO[j][0]); Serial.print(NOME_EIXO[j][1]);</w:t>
+      </w:r>
+    </w:p>
+    <w:p>
+      <w:pPr>
+        <w:spacing w:after="0" w:before="0"/>
+      </w:pPr>
+      <w:r>
+        <w:rPr>
+          <w:rFonts w:ascii="Consolas" w:hAnsi="Consolas" w:eastAsia="Consolas"/>
+          <w:sz w:val="15"/>
+        </w:rPr>
+        <w:t xml:space="preserve">    Serial.print(F("]=")); Serial.print(analogRead(PIN_EIXO[j]));</w:t>
+      </w:r>
+    </w:p>
+    <w:p>
+      <w:pPr>
+        <w:spacing w:after="0" w:before="0"/>
+      </w:pPr>
+      <w:r>
+        <w:rPr>
+          <w:rFonts w:ascii="Consolas" w:hAnsi="Consolas" w:eastAsia="Consolas"/>
+          <w:sz w:val="15"/>
+        </w:rPr>
+        <w:t xml:space="preserve">    Serial.print('/'); Serial.print(centro[j]);</w:t>
+      </w:r>
+    </w:p>
+    <w:p>
+      <w:pPr>
+        <w:spacing w:after="0" w:before="0"/>
+      </w:pPr>
+      <w:r>
+        <w:rPr>
+          <w:rFonts w:ascii="Consolas" w:hAnsi="Consolas" w:eastAsia="Consolas"/>
+          <w:sz w:val="15"/>
+        </w:rPr>
+        <w:t xml:space="preserve">    if (!eixoAtivo[j]) Serial.print(F("(OFF)"));</w:t>
+      </w:r>
+    </w:p>
+    <w:p>
+      <w:pPr>
+        <w:spacing w:after="0" w:before="0"/>
+      </w:pPr>
+      <w:r>
+        <w:rPr>
+          <w:rFonts w:ascii="Consolas" w:hAnsi="Consolas" w:eastAsia="Consolas"/>
+          <w:sz w:val="15"/>
+        </w:rPr>
+        <w:t xml:space="preserve">  }</w:t>
+      </w:r>
+    </w:p>
+    <w:p>
+      <w:pPr>
+        <w:spacing w:after="0" w:before="0"/>
+      </w:pPr>
+      <w:r>
+        <w:rPr>
+          <w:rFonts w:ascii="Consolas" w:hAnsi="Consolas" w:eastAsia="Consolas"/>
+          <w:sz w:val="15"/>
+        </w:rPr>
+        <w:t xml:space="preserve">  Serial.print(F("  SW1=")); Serial.print(digitalRead(PIN_SW1) == LOW ? F("apertado") : F("solto"));</w:t>
+      </w:r>
+    </w:p>
+    <w:p>
+      <w:pPr>
+        <w:spacing w:after="0" w:before="0"/>
+      </w:pPr>
+      <w:r>
+        <w:rPr>
+          <w:rFonts w:ascii="Consolas" w:hAnsi="Consolas" w:eastAsia="Consolas"/>
+          <w:sz w:val="15"/>
+        </w:rPr>
+        <w:t xml:space="preserve">  Serial.print(F(" SW2=")); Serial.print(digitalRead(PIN_SW2) == LOW ? F("apertado") : F("solto"));</w:t>
+      </w:r>
+    </w:p>
+    <w:p>
+      <w:pPr>
+        <w:spacing w:after="0" w:before="0"/>
+      </w:pPr>
+      <w:r>
+        <w:rPr>
+          <w:rFonts w:ascii="Consolas" w:hAnsi="Consolas" w:eastAsia="Consolas"/>
+          <w:sz w:val="15"/>
+        </w:rPr>
+        <w:t xml:space="preserve">  long vcc = leVccMilivolts();</w:t>
+      </w:r>
+    </w:p>
+    <w:p>
+      <w:pPr>
+        <w:spacing w:after="0" w:before="0"/>
+      </w:pPr>
+      <w:r>
+        <w:rPr>
+          <w:rFonts w:ascii="Consolas" w:hAnsi="Consolas" w:eastAsia="Consolas"/>
+          <w:sz w:val="15"/>
+        </w:rPr>
+        <w:t xml:space="preserve">  if (vcc) { Serial.print(F("  Vcc~")); Serial.print(vcc / 1000.0, 2); Serial.print('V'); }</w:t>
+      </w:r>
+    </w:p>
+    <w:p>
+      <w:pPr>
+        <w:spacing w:after="0" w:before="0"/>
+      </w:pPr>
+      <w:r>
+        <w:rPr>
+          <w:rFonts w:ascii="Consolas" w:hAnsi="Consolas" w:eastAsia="Consolas"/>
+          <w:sz w:val="15"/>
+        </w:rPr>
+        <w:t xml:space="preserve">  Serial.println();</w:t>
+      </w:r>
+    </w:p>
+    <w:p>
+      <w:pPr>
+        <w:spacing w:after="0" w:before="0"/>
+      </w:pPr>
+      <w:r>
+        <w:rPr>
+          <w:rFonts w:ascii="Consolas" w:hAnsi="Consolas" w:eastAsia="Consolas"/>
+          <w:sz w:val="15"/>
+        </w:rPr>
+        <w:t>}</w:t>
+      </w:r>
+    </w:p>
+    <w:p>
+      <w:pPr>
+        <w:spacing w:after="0" w:before="0"/>
+      </w:pPr>
+      <w:r>
+        <w:rPr>
+          <w:rFonts w:ascii="Consolas" w:hAnsi="Consolas" w:eastAsia="Consolas"/>
+          <w:sz w:val="15"/>
+        </w:rPr>
+        <w:t xml:space="preserve"> </w:t>
+      </w:r>
+    </w:p>
+    <w:p>
+      <w:pPr>
+        <w:spacing w:after="0" w:before="0"/>
+      </w:pPr>
+      <w:r>
+        <w:rPr>
+          <w:rFonts w:ascii="Consolas" w:hAnsi="Consolas" w:eastAsia="Consolas"/>
+          <w:sz w:val="15"/>
+        </w:rPr>
+        <w:t>void piscaLed(uint8_t vezes) { piscadasLed = 2 * vezes; tPiscaLed = millis(); }</w:t>
+      </w:r>
+    </w:p>
+    <w:p>
+      <w:pPr>
+        <w:spacing w:after="0" w:before="0"/>
+      </w:pPr>
+      <w:r>
+        <w:rPr>
+          <w:rFonts w:ascii="Consolas" w:hAnsi="Consolas" w:eastAsia="Consolas"/>
+          <w:sz w:val="15"/>
+        </w:rPr>
+        <w:t xml:space="preserve"> </w:t>
+      </w:r>
+    </w:p>
+    <w:p>
+      <w:pPr>
+        <w:spacing w:after="0" w:before="0"/>
+      </w:pPr>
+      <w:r>
+        <w:rPr>
+          <w:rFonts w:ascii="Consolas" w:hAnsi="Consolas" w:eastAsia="Consolas"/>
+          <w:sz w:val="15"/>
+        </w:rPr>
+        <w:t>// LED: aceso = MANUAL, piscando = REPRODUZINDO; pisca rápido 3× ao gravar uma pose</w:t>
+      </w:r>
+    </w:p>
+    <w:p>
+      <w:pPr>
+        <w:spacing w:after="0" w:before="0"/>
+      </w:pPr>
+      <w:r>
+        <w:rPr>
+          <w:rFonts w:ascii="Consolas" w:hAnsi="Consolas" w:eastAsia="Consolas"/>
+          <w:sz w:val="15"/>
+        </w:rPr>
+        <w:t>void atualizaLed() {</w:t>
+      </w:r>
+    </w:p>
+    <w:p>
+      <w:pPr>
+        <w:spacing w:after="0" w:before="0"/>
+      </w:pPr>
+      <w:r>
+        <w:rPr>
+          <w:rFonts w:ascii="Consolas" w:hAnsi="Consolas" w:eastAsia="Consolas"/>
+          <w:sz w:val="15"/>
+        </w:rPr>
+        <w:t xml:space="preserve">  if (piscadasLed) {</w:t>
+      </w:r>
+    </w:p>
+    <w:p>
+      <w:pPr>
+        <w:spacing w:after="0" w:before="0"/>
+      </w:pPr>
+      <w:r>
+        <w:rPr>
+          <w:rFonts w:ascii="Consolas" w:hAnsi="Consolas" w:eastAsia="Consolas"/>
+          <w:sz w:val="15"/>
+        </w:rPr>
+        <w:t xml:space="preserve">    if (millis() - tPiscaLed &gt;= 60) { tPiscaLed = millis(); piscadasLed--; }</w:t>
+      </w:r>
+    </w:p>
+    <w:p>
+      <w:pPr>
+        <w:spacing w:after="0" w:before="0"/>
+      </w:pPr>
+      <w:r>
+        <w:rPr>
+          <w:rFonts w:ascii="Consolas" w:hAnsi="Consolas" w:eastAsia="Consolas"/>
+          <w:sz w:val="15"/>
+        </w:rPr>
+        <w:t xml:space="preserve">    digitalWrite(PIN_LED_STATUS, (piscadasLed &amp; 1) ? LOW : HIGH);</w:t>
+      </w:r>
+    </w:p>
+    <w:p>
+      <w:pPr>
+        <w:spacing w:after="0" w:before="0"/>
+      </w:pPr>
+      <w:r>
+        <w:rPr>
+          <w:rFonts w:ascii="Consolas" w:hAnsi="Consolas" w:eastAsia="Consolas"/>
+          <w:sz w:val="15"/>
+        </w:rPr>
+        <w:t xml:space="preserve">  } else if (modo == REPRODUZINDO) {</w:t>
+      </w:r>
+    </w:p>
+    <w:p>
+      <w:pPr>
+        <w:spacing w:after="0" w:before="0"/>
+      </w:pPr>
+      <w:r>
+        <w:rPr>
+          <w:rFonts w:ascii="Consolas" w:hAnsi="Consolas" w:eastAsia="Consolas"/>
+          <w:sz w:val="15"/>
+        </w:rPr>
+        <w:t xml:space="preserve">    digitalWrite(PIN_LED_STATUS, ((millis() / 250) % 2) ? HIGH : LOW);</w:t>
+      </w:r>
+    </w:p>
+    <w:p>
+      <w:pPr>
+        <w:spacing w:after="0" w:before="0"/>
+      </w:pPr>
+      <w:r>
+        <w:rPr>
+          <w:rFonts w:ascii="Consolas" w:hAnsi="Consolas" w:eastAsia="Consolas"/>
+          <w:sz w:val="15"/>
+        </w:rPr>
+        <w:t xml:space="preserve">  } else {</w:t>
+      </w:r>
+    </w:p>
+    <w:p>
+      <w:pPr>
+        <w:spacing w:after="0" w:before="0"/>
+      </w:pPr>
+      <w:r>
+        <w:rPr>
+          <w:rFonts w:ascii="Consolas" w:hAnsi="Consolas" w:eastAsia="Consolas"/>
+          <w:sz w:val="15"/>
+        </w:rPr>
+        <w:t xml:space="preserve">    digitalWrite(PIN_LED_STATUS, HIGH);</w:t>
+      </w:r>
+    </w:p>
+    <w:p>
+      <w:pPr>
+        <w:spacing w:after="0" w:before="0"/>
+      </w:pPr>
+      <w:r>
+        <w:rPr>
+          <w:rFonts w:ascii="Consolas" w:hAnsi="Consolas" w:eastAsia="Consolas"/>
+          <w:sz w:val="15"/>
+        </w:rPr>
+        <w:t xml:space="preserve">  }</w:t>
+      </w:r>
+    </w:p>
+    <w:p>
+      <w:pPr>
+        <w:spacing w:after="0" w:before="0"/>
+      </w:pPr>
+      <w:r>
+        <w:rPr>
+          <w:rFonts w:ascii="Consolas" w:hAnsi="Consolas" w:eastAsia="Consolas"/>
+          <w:sz w:val="15"/>
+        </w:rPr>
+        <w:t>}</w:t>
+      </w:r>
+    </w:p>
+    <w:p>
+      <w:pPr>
+        <w:spacing w:after="0" w:before="0"/>
+      </w:pPr>
+      <w:r>
+        <w:rPr>
+          <w:rFonts w:ascii="Consolas" w:hAnsi="Consolas" w:eastAsia="Consolas"/>
+          <w:sz w:val="15"/>
+        </w:rPr>
+        <w:t xml:space="preserve"> </w:t>
+      </w:r>
+    </w:p>
+    <w:p>
+      <w:pPr>
+        <w:spacing w:after="0" w:before="0"/>
+      </w:pPr>
+      <w:r>
+        <w:rPr>
+          <w:rFonts w:ascii="Consolas" w:hAnsi="Consolas" w:eastAsia="Consolas"/>
+          <w:sz w:val="15"/>
+        </w:rPr>
         <w:t>void gravaPose() {</w:t>
       </w:r>
     </w:p>
@@ -11071,7 +12669,7 @@
           <w:rFonts w:ascii="Consolas" w:hAnsi="Consolas" w:eastAsia="Consolas"/>
           <w:sz w:val="15"/>
         </w:rPr>
-        <w:t xml:space="preserve">  for (uint8_t j = 0; j &lt; N_JUNTAS; j++) poses[nPoses][j] = (uint8_t)posAtual[j];</w:t>
+        <w:t xml:space="preserve">  for (uint8_t j = 0; j &lt; N_JUNTAS; j++) poses[nPoses][j] = (uint8_t)(posAtual[j] + 0.5f);</w:t>
       </w:r>
     </w:p>
     <w:p>
@@ -11107,7 +12705,7 @@
           <w:rFonts w:ascii="Consolas" w:hAnsi="Consolas" w:eastAsia="Consolas"/>
           <w:sz w:val="15"/>
         </w:rPr>
-        <w:t xml:space="preserve">  for (uint8_t i = 0; i &lt; 3; i++) { digitalWrite(PIN_LED, HIGH); delay(60); digitalWrite(PIN_LED, LOW); delay(60); }</w:t>
+        <w:t xml:space="preserve">  piscaLed(3);</w:t>
       </w:r>
     </w:p>
     <w:p>
@@ -11419,6 +13017,18 @@
           <w:rFonts w:ascii="Consolas" w:hAnsi="Consolas" w:eastAsia="Consolas"/>
           <w:sz w:val="15"/>
         </w:rPr>
+        <w:t xml:space="preserve">  if (modo == REPRODUZINDO) pararReproducao();                  // senão a reprodução sobrescreve o alvo</w:t>
+      </w:r>
+    </w:p>
+    <w:p>
+      <w:pPr>
+        <w:spacing w:after="0" w:before="0"/>
+      </w:pPr>
+      <w:r>
+        <w:rPr>
+          <w:rFonts w:ascii="Consolas" w:hAnsi="Consolas" w:eastAsia="Consolas"/>
+          <w:sz w:val="15"/>
+        </w:rPr>
         <w:t xml:space="preserve">  bool aberta = alvo[GARRA] &gt; (GARRA_FECHADA + GARRA_ABERTA) / 2;</w:t>
       </w:r>
     </w:p>
@@ -11491,6 +13101,18 @@
           <w:rFonts w:ascii="Consolas" w:hAnsi="Consolas" w:eastAsia="Consolas"/>
           <w:sz w:val="15"/>
         </w:rPr>
+        <w:t>// formato: assinatura (2 bytes) | nPoses (1 byte) | nPoses × 4 ângulos — o mesmo da versão anterior</w:t>
+      </w:r>
+    </w:p>
+    <w:p>
+      <w:pPr>
+        <w:spacing w:after="0" w:before="0"/>
+      </w:pPr>
+      <w:r>
+        <w:rPr>
+          <w:rFonts w:ascii="Consolas" w:hAnsi="Consolas" w:eastAsia="Consolas"/>
+          <w:sz w:val="15"/>
+        </w:rPr>
         <w:t>void salvaEEPROM() {</w:t>
       </w:r>
     </w:p>
@@ -11767,7 +13389,7 @@
           <w:rFonts w:ascii="Consolas" w:hAnsi="Consolas" w:eastAsia="Consolas"/>
           <w:sz w:val="15"/>
         </w:rPr>
-        <w:t>// retorna 1 = toque curto, 2 = toque longo, 0 = nada</w:t>
+        <w:t>// retorna 1 = toque curto (ao soltar), 2 = toque longo (ao completar 0,8 s apertado), 0 = nada</w:t>
       </w:r>
     </w:p>
     <w:p>
@@ -11791,31 +13413,103 @@
           <w:rFonts w:ascii="Consolas" w:hAnsi="Consolas" w:eastAsia="Consolas"/>
           <w:sz w:val="15"/>
         </w:rPr>
-        <w:t xml:space="preserve">  bool agora = (digitalRead(b.pino) == LOW);</w:t>
-      </w:r>
-    </w:p>
-    <w:p>
-      <w:pPr>
-        <w:spacing w:after="0" w:before="0"/>
-      </w:pPr>
-      <w:r>
-        <w:rPr>
-          <w:rFonts w:ascii="Consolas" w:hAnsi="Consolas" w:eastAsia="Consolas"/>
-          <w:sz w:val="15"/>
-        </w:rPr>
-        <w:t xml:space="preserve">  if (agora &amp;&amp; !b.pressionado) { b.pressionado = true; b.tInicio = millis(); b.longoDisparado = false; }</w:t>
-      </w:r>
-    </w:p>
-    <w:p>
-      <w:pPr>
-        <w:spacing w:after="0" w:before="0"/>
-      </w:pPr>
-      <w:r>
-        <w:rPr>
-          <w:rFonts w:ascii="Consolas" w:hAnsi="Consolas" w:eastAsia="Consolas"/>
-          <w:sz w:val="15"/>
-        </w:rPr>
-        <w:t xml:space="preserve">  if (agora &amp;&amp; b.pressionado &amp;&amp; !b.longoDisparado &amp;&amp; millis() - b.tInicio &gt;= TOQUE_LONGO_MS) {</w:t>
+        <w:t xml:space="preserve">  uint32_t agora = millis();</w:t>
+      </w:r>
+    </w:p>
+    <w:p>
+      <w:pPr>
+        <w:spacing w:after="0" w:before="0"/>
+      </w:pPr>
+      <w:r>
+        <w:rPr>
+          <w:rFonts w:ascii="Consolas" w:hAnsi="Consolas" w:eastAsia="Consolas"/>
+          <w:sz w:val="15"/>
+        </w:rPr>
+        <w:t xml:space="preserve">  bool leitura = (digitalRead(b.pino) == LOW);                 // INPUT_PULLUP: apertado = LOW</w:t>
+      </w:r>
+    </w:p>
+    <w:p>
+      <w:pPr>
+        <w:spacing w:after="0" w:before="0"/>
+      </w:pPr>
+      <w:r>
+        <w:rPr>
+          <w:rFonts w:ascii="Consolas" w:hAnsi="Consolas" w:eastAsia="Consolas"/>
+          <w:sz w:val="15"/>
+        </w:rPr>
+        <w:t xml:space="preserve">  if (leitura != b.bruto) { b.bruto = leitura; b.tMudanca = agora; }</w:t>
+      </w:r>
+    </w:p>
+    <w:p>
+      <w:pPr>
+        <w:spacing w:after="0" w:before="0"/>
+      </w:pPr>
+      <w:r>
+        <w:rPr>
+          <w:rFonts w:ascii="Consolas" w:hAnsi="Consolas" w:eastAsia="Consolas"/>
+          <w:sz w:val="15"/>
+        </w:rPr>
+        <w:t xml:space="preserve">  if (b.bruto != b.estavel &amp;&amp; agora - b.tMudanca &gt;= DEBOUNCE_MS) {</w:t>
+      </w:r>
+    </w:p>
+    <w:p>
+      <w:pPr>
+        <w:spacing w:after="0" w:before="0"/>
+      </w:pPr>
+      <w:r>
+        <w:rPr>
+          <w:rFonts w:ascii="Consolas" w:hAnsi="Consolas" w:eastAsia="Consolas"/>
+          <w:sz w:val="15"/>
+        </w:rPr>
+        <w:t xml:space="preserve">    b.estavel = b.bruto;</w:t>
+      </w:r>
+    </w:p>
+    <w:p>
+      <w:pPr>
+        <w:spacing w:after="0" w:before="0"/>
+      </w:pPr>
+      <w:r>
+        <w:rPr>
+          <w:rFonts w:ascii="Consolas" w:hAnsi="Consolas" w:eastAsia="Consolas"/>
+          <w:sz w:val="15"/>
+        </w:rPr>
+        <w:t xml:space="preserve">    if (b.estavel) { b.tInicio = agora; b.longoDisparado = false; }</w:t>
+      </w:r>
+    </w:p>
+    <w:p>
+      <w:pPr>
+        <w:spacing w:after="0" w:before="0"/>
+      </w:pPr>
+      <w:r>
+        <w:rPr>
+          <w:rFonts w:ascii="Consolas" w:hAnsi="Consolas" w:eastAsia="Consolas"/>
+          <w:sz w:val="15"/>
+        </w:rPr>
+        <w:t xml:space="preserve">    else if (!b.longoDisparado) return 1;</w:t>
+      </w:r>
+    </w:p>
+    <w:p>
+      <w:pPr>
+        <w:spacing w:after="0" w:before="0"/>
+      </w:pPr>
+      <w:r>
+        <w:rPr>
+          <w:rFonts w:ascii="Consolas" w:hAnsi="Consolas" w:eastAsia="Consolas"/>
+          <w:sz w:val="15"/>
+        </w:rPr>
+        <w:t xml:space="preserve">  }</w:t>
+      </w:r>
+    </w:p>
+    <w:p>
+      <w:pPr>
+        <w:spacing w:after="0" w:before="0"/>
+      </w:pPr>
+      <w:r>
+        <w:rPr>
+          <w:rFonts w:ascii="Consolas" w:hAnsi="Consolas" w:eastAsia="Consolas"/>
+          <w:sz w:val="15"/>
+        </w:rPr>
+        <w:t xml:space="preserve">  if (b.estavel &amp;&amp; !b.longoDisparado &amp;&amp; agora - b.tInicio &gt;= TOQUE_LONGO_MS) {</w:t>
       </w:r>
     </w:p>
     <w:p>
@@ -11851,31 +13545,751 @@
           <w:rFonts w:ascii="Consolas" w:hAnsi="Consolas" w:eastAsia="Consolas"/>
           <w:sz w:val="15"/>
         </w:rPr>
-        <w:t xml:space="preserve">  if (!agora &amp;&amp; b.pressionado) {</w:t>
-      </w:r>
-    </w:p>
-    <w:p>
-      <w:pPr>
-        <w:spacing w:after="0" w:before="0"/>
-      </w:pPr>
-      <w:r>
-        <w:rPr>
-          <w:rFonts w:ascii="Consolas" w:hAnsi="Consolas" w:eastAsia="Consolas"/>
-          <w:sz w:val="15"/>
-        </w:rPr>
-        <w:t xml:space="preserve">    b.pressionado = false;</w:t>
-      </w:r>
-    </w:p>
-    <w:p>
-      <w:pPr>
-        <w:spacing w:after="0" w:before="0"/>
-      </w:pPr>
-      <w:r>
-        <w:rPr>
-          <w:rFonts w:ascii="Consolas" w:hAnsi="Consolas" w:eastAsia="Consolas"/>
-          <w:sz w:val="15"/>
-        </w:rPr>
-        <w:t xml:space="preserve">    if (!b.longoDisparado &amp;&amp; millis() - b.tInicio &gt; 30) return 1;</w:t>
+        <w:t xml:space="preserve">  return 0;</w:t>
+      </w:r>
+    </w:p>
+    <w:p>
+      <w:pPr>
+        <w:spacing w:after="0" w:before="0"/>
+      </w:pPr>
+      <w:r>
+        <w:rPr>
+          <w:rFonts w:ascii="Consolas" w:hAnsi="Consolas" w:eastAsia="Consolas"/>
+          <w:sz w:val="15"/>
+        </w:rPr>
+        <w:t>}</w:t>
+      </w:r>
+    </w:p>
+    <w:p>
+      <w:pPr>
+        <w:spacing w:after="0" w:before="0"/>
+      </w:pPr>
+      <w:r>
+        <w:rPr>
+          <w:rFonts w:ascii="Consolas" w:hAnsi="Consolas" w:eastAsia="Consolas"/>
+          <w:sz w:val="15"/>
+        </w:rPr>
+        <w:t xml:space="preserve"> </w:t>
+      </w:r>
+    </w:p>
+    <w:p>
+      <w:pPr>
+        <w:spacing w:after="0" w:before="0"/>
+      </w:pPr>
+      <w:r>
+        <w:rPr>
+          <w:rFonts w:ascii="Consolas" w:hAnsi="Consolas" w:eastAsia="Consolas"/>
+          <w:sz w:val="15"/>
+        </w:rPr>
+        <w:t>void trataBotoes() {</w:t>
+      </w:r>
+    </w:p>
+    <w:p>
+      <w:pPr>
+        <w:spacing w:after="0" w:before="0"/>
+      </w:pPr>
+      <w:r>
+        <w:rPr>
+          <w:rFonts w:ascii="Consolas" w:hAnsi="Consolas" w:eastAsia="Consolas"/>
+          <w:sz w:val="15"/>
+        </w:rPr>
+        <w:t xml:space="preserve">  uint8_t e1 = leBotao(sw1), e2 = leBotao(sw2);</w:t>
+      </w:r>
+    </w:p>
+    <w:p>
+      <w:pPr>
+        <w:spacing w:after="0" w:before="0"/>
+      </w:pPr>
+      <w:r>
+        <w:rPr>
+          <w:rFonts w:ascii="Consolas" w:hAnsi="Consolas" w:eastAsia="Consolas"/>
+          <w:sz w:val="15"/>
+        </w:rPr>
+        <w:t xml:space="preserve">  if (e1 == 2)      { if (modo == REPRODUZINDO) pararReproducao(); else iniciaReproducao(); }</w:t>
+      </w:r>
+    </w:p>
+    <w:p>
+      <w:pPr>
+        <w:spacing w:after="0" w:before="0"/>
+      </w:pPr>
+      <w:r>
+        <w:rPr>
+          <w:rFonts w:ascii="Consolas" w:hAnsi="Consolas" w:eastAsia="Consolas"/>
+          <w:sz w:val="15"/>
+        </w:rPr>
+        <w:t xml:space="preserve">  else if (e1 == 1) { if (modo == REPRODUZINDO) pararReproducao(); else gravaPose(); }</w:t>
+      </w:r>
+    </w:p>
+    <w:p>
+      <w:pPr>
+        <w:spacing w:after="0" w:before="0"/>
+      </w:pPr>
+      <w:r>
+        <w:rPr>
+          <w:rFonts w:ascii="Consolas" w:hAnsi="Consolas" w:eastAsia="Consolas"/>
+          <w:sz w:val="15"/>
+        </w:rPr>
+        <w:t xml:space="preserve">  // toque curto no botão do joystick 2 = volta à posição de referência (vaiParaReferencia() já devolve</w:t>
+      </w:r>
+    </w:p>
+    <w:p>
+      <w:pPr>
+        <w:spacing w:after="0" w:before="0"/>
+      </w:pPr>
+      <w:r>
+        <w:rPr>
+          <w:rFonts w:ascii="Consolas" w:hAnsi="Consolas" w:eastAsia="Consolas"/>
+          <w:sz w:val="15"/>
+        </w:rPr>
+        <w:t xml:space="preserve">  // o modo para MANUAL, por isso não precisa de pararReproducao() antes)</w:t>
+      </w:r>
+    </w:p>
+    <w:p>
+      <w:pPr>
+        <w:spacing w:after="0" w:before="0"/>
+      </w:pPr>
+      <w:r>
+        <w:rPr>
+          <w:rFonts w:ascii="Consolas" w:hAnsi="Consolas" w:eastAsia="Consolas"/>
+          <w:sz w:val="15"/>
+        </w:rPr>
+        <w:t xml:space="preserve">  if (e2 == 1)      vaiParaReferencia();</w:t>
+      </w:r>
+    </w:p>
+    <w:p>
+      <w:pPr>
+        <w:spacing w:after="0" w:before="0"/>
+      </w:pPr>
+      <w:r>
+        <w:rPr>
+          <w:rFonts w:ascii="Consolas" w:hAnsi="Consolas" w:eastAsia="Consolas"/>
+          <w:sz w:val="15"/>
+        </w:rPr>
+        <w:t xml:space="preserve">  else if (e2 == 2) alternaGarra();</w:t>
+      </w:r>
+    </w:p>
+    <w:p>
+      <w:pPr>
+        <w:spacing w:after="0" w:before="0"/>
+      </w:pPr>
+      <w:r>
+        <w:rPr>
+          <w:rFonts w:ascii="Consolas" w:hAnsi="Consolas" w:eastAsia="Consolas"/>
+          <w:sz w:val="15"/>
+        </w:rPr>
+        <w:t>}</w:t>
+      </w:r>
+    </w:p>
+    <w:p>
+      <w:pPr>
+        <w:spacing w:after="0" w:before="0"/>
+      </w:pPr>
+      <w:r>
+        <w:rPr>
+          <w:rFonts w:ascii="Consolas" w:hAnsi="Consolas" w:eastAsia="Consolas"/>
+          <w:sz w:val="15"/>
+        </w:rPr>
+        <w:t xml:space="preserve"> </w:t>
+      </w:r>
+    </w:p>
+    <w:p>
+      <w:pPr>
+        <w:spacing w:after="0" w:before="0"/>
+      </w:pPr>
+      <w:r>
+        <w:rPr>
+          <w:rFonts w:ascii="Consolas" w:hAnsi="Consolas" w:eastAsia="Consolas"/>
+          <w:sz w:val="15"/>
+        </w:rPr>
+        <w:t>// ------------------------------------------------------------ comandos seriais</w:t>
+      </w:r>
+    </w:p>
+    <w:p>
+      <w:pPr>
+        <w:spacing w:after="0" w:before="0"/>
+      </w:pPr>
+      <w:r>
+        <w:rPr>
+          <w:rFonts w:ascii="Consolas" w:hAnsi="Consolas" w:eastAsia="Consolas"/>
+          <w:sz w:val="15"/>
+        </w:rPr>
+        <w:t>// lê um número inteiro a partir de *p (pula espaços); devolve false se não houver número</w:t>
+      </w:r>
+    </w:p>
+    <w:p>
+      <w:pPr>
+        <w:spacing w:after="0" w:before="0"/>
+      </w:pPr>
+      <w:r>
+        <w:rPr>
+          <w:rFonts w:ascii="Consolas" w:hAnsi="Consolas" w:eastAsia="Consolas"/>
+          <w:sz w:val="15"/>
+        </w:rPr>
+        <w:t>bool leInteiro(char *&amp;p, long &amp;valor) {</w:t>
+      </w:r>
+    </w:p>
+    <w:p>
+      <w:pPr>
+        <w:spacing w:after="0" w:before="0"/>
+      </w:pPr>
+      <w:r>
+        <w:rPr>
+          <w:rFonts w:ascii="Consolas" w:hAnsi="Consolas" w:eastAsia="Consolas"/>
+          <w:sz w:val="15"/>
+        </w:rPr>
+        <w:t xml:space="preserve">  char *fim;</w:t>
+      </w:r>
+    </w:p>
+    <w:p>
+      <w:pPr>
+        <w:spacing w:after="0" w:before="0"/>
+      </w:pPr>
+      <w:r>
+        <w:rPr>
+          <w:rFonts w:ascii="Consolas" w:hAnsi="Consolas" w:eastAsia="Consolas"/>
+          <w:sz w:val="15"/>
+        </w:rPr>
+        <w:t xml:space="preserve">  valor = strtol(p, &amp;fim, 10);</w:t>
+      </w:r>
+    </w:p>
+    <w:p>
+      <w:pPr>
+        <w:spacing w:after="0" w:before="0"/>
+      </w:pPr>
+      <w:r>
+        <w:rPr>
+          <w:rFonts w:ascii="Consolas" w:hAnsi="Consolas" w:eastAsia="Consolas"/>
+          <w:sz w:val="15"/>
+        </w:rPr>
+        <w:t xml:space="preserve">  if (fim == p) return false;</w:t>
+      </w:r>
+    </w:p>
+    <w:p>
+      <w:pPr>
+        <w:spacing w:after="0" w:before="0"/>
+      </w:pPr>
+      <w:r>
+        <w:rPr>
+          <w:rFonts w:ascii="Consolas" w:hAnsi="Consolas" w:eastAsia="Consolas"/>
+          <w:sz w:val="15"/>
+        </w:rPr>
+        <w:t xml:space="preserve">  p = fim;</w:t>
+      </w:r>
+    </w:p>
+    <w:p>
+      <w:pPr>
+        <w:spacing w:after="0" w:before="0"/>
+      </w:pPr>
+      <w:r>
+        <w:rPr>
+          <w:rFonts w:ascii="Consolas" w:hAnsi="Consolas" w:eastAsia="Consolas"/>
+          <w:sz w:val="15"/>
+        </w:rPr>
+        <w:t xml:space="preserve">  return true;</w:t>
+      </w:r>
+    </w:p>
+    <w:p>
+      <w:pPr>
+        <w:spacing w:after="0" w:before="0"/>
+      </w:pPr>
+      <w:r>
+        <w:rPr>
+          <w:rFonts w:ascii="Consolas" w:hAnsi="Consolas" w:eastAsia="Consolas"/>
+          <w:sz w:val="15"/>
+        </w:rPr>
+        <w:t>}</w:t>
+      </w:r>
+    </w:p>
+    <w:p>
+      <w:pPr>
+        <w:spacing w:after="0" w:before="0"/>
+      </w:pPr>
+      <w:r>
+        <w:rPr>
+          <w:rFonts w:ascii="Consolas" w:hAnsi="Consolas" w:eastAsia="Consolas"/>
+          <w:sz w:val="15"/>
+        </w:rPr>
+        <w:t xml:space="preserve"> </w:t>
+      </w:r>
+    </w:p>
+    <w:p>
+      <w:pPr>
+        <w:spacing w:after="0" w:before="0"/>
+      </w:pPr>
+      <w:r>
+        <w:rPr>
+          <w:rFonts w:ascii="Consolas" w:hAnsi="Consolas" w:eastAsia="Consolas"/>
+          <w:sz w:val="15"/>
+        </w:rPr>
+        <w:t>void executaComando() {</w:t>
+      </w:r>
+    </w:p>
+    <w:p>
+      <w:pPr>
+        <w:spacing w:after="0" w:before="0"/>
+      </w:pPr>
+      <w:r>
+        <w:rPr>
+          <w:rFonts w:ascii="Consolas" w:hAnsi="Consolas" w:eastAsia="Consolas"/>
+          <w:sz w:val="15"/>
+        </w:rPr>
+        <w:t xml:space="preserve">  linha[nLinha] = '\0';</w:t>
+      </w:r>
+    </w:p>
+    <w:p>
+      <w:pPr>
+        <w:spacing w:after="0" w:before="0"/>
+      </w:pPr>
+      <w:r>
+        <w:rPr>
+          <w:rFonts w:ascii="Consolas" w:hAnsi="Consolas" w:eastAsia="Consolas"/>
+          <w:sz w:val="15"/>
+        </w:rPr>
+        <w:t xml:space="preserve">  nLinha = 0;</w:t>
+      </w:r>
+    </w:p>
+    <w:p>
+      <w:pPr>
+        <w:spacing w:after="0" w:before="0"/>
+      </w:pPr>
+      <w:r>
+        <w:rPr>
+          <w:rFonts w:ascii="Consolas" w:hAnsi="Consolas" w:eastAsia="Consolas"/>
+          <w:sz w:val="15"/>
+        </w:rPr>
+        <w:t xml:space="preserve">  char *p = linha;</w:t>
+      </w:r>
+    </w:p>
+    <w:p>
+      <w:pPr>
+        <w:spacing w:after="0" w:before="0"/>
+      </w:pPr>
+      <w:r>
+        <w:rPr>
+          <w:rFonts w:ascii="Consolas" w:hAnsi="Consolas" w:eastAsia="Consolas"/>
+          <w:sz w:val="15"/>
+        </w:rPr>
+        <w:t xml:space="preserve">  while (*p == ' ' || *p == '\t') p++;</w:t>
+      </w:r>
+    </w:p>
+    <w:p>
+      <w:pPr>
+        <w:spacing w:after="0" w:before="0"/>
+      </w:pPr>
+      <w:r>
+        <w:rPr>
+          <w:rFonts w:ascii="Consolas" w:hAnsi="Consolas" w:eastAsia="Consolas"/>
+          <w:sz w:val="15"/>
+        </w:rPr>
+        <w:t xml:space="preserve">  if (*p == '\0') return;</w:t>
+      </w:r>
+    </w:p>
+    <w:p>
+      <w:pPr>
+        <w:spacing w:after="0" w:before="0"/>
+      </w:pPr>
+      <w:r>
+        <w:rPr>
+          <w:rFonts w:ascii="Consolas" w:hAnsi="Consolas" w:eastAsia="Consolas"/>
+          <w:sz w:val="15"/>
+        </w:rPr>
+        <w:t xml:space="preserve">  char c = *p++;</w:t>
+      </w:r>
+    </w:p>
+    <w:p>
+      <w:pPr>
+        <w:spacing w:after="0" w:before="0"/>
+      </w:pPr>
+      <w:r>
+        <w:rPr>
+          <w:rFonts w:ascii="Consolas" w:hAnsi="Consolas" w:eastAsia="Consolas"/>
+          <w:sz w:val="15"/>
+        </w:rPr>
+        <w:t xml:space="preserve">  if (c &gt;= 'A' &amp;&amp; c &lt;= 'Z') c += 'a' - 'A';                    // aceita maiúsculas</w:t>
+      </w:r>
+    </w:p>
+    <w:p>
+      <w:pPr>
+        <w:spacing w:after="0" w:before="0"/>
+      </w:pPr>
+      <w:r>
+        <w:rPr>
+          <w:rFonts w:ascii="Consolas" w:hAnsi="Consolas" w:eastAsia="Consolas"/>
+          <w:sz w:val="15"/>
+        </w:rPr>
+        <w:t xml:space="preserve">  long a, b;</w:t>
+      </w:r>
+    </w:p>
+    <w:p>
+      <w:pPr>
+        <w:spacing w:after="0" w:before="0"/>
+      </w:pPr>
+      <w:r>
+        <w:rPr>
+          <w:rFonts w:ascii="Consolas" w:hAnsi="Consolas" w:eastAsia="Consolas"/>
+          <w:sz w:val="15"/>
+        </w:rPr>
+        <w:t xml:space="preserve">  switch (c) {</w:t>
+      </w:r>
+    </w:p>
+    <w:p>
+      <w:pPr>
+        <w:spacing w:after="0" w:before="0"/>
+      </w:pPr>
+      <w:r>
+        <w:rPr>
+          <w:rFonts w:ascii="Consolas" w:hAnsi="Consolas" w:eastAsia="Consolas"/>
+          <w:sz w:val="15"/>
+        </w:rPr>
+        <w:t xml:space="preserve">    case 'p': imprimePosicoes(); break;</w:t>
+      </w:r>
+    </w:p>
+    <w:p>
+      <w:pPr>
+        <w:spacing w:after="0" w:before="0"/>
+      </w:pPr>
+      <w:r>
+        <w:rPr>
+          <w:rFonts w:ascii="Consolas" w:hAnsi="Consolas" w:eastAsia="Consolas"/>
+          <w:sz w:val="15"/>
+        </w:rPr>
+        <w:t xml:space="preserve">    case 'g': gravaPose(); break;</w:t>
+      </w:r>
+    </w:p>
+    <w:p>
+      <w:pPr>
+        <w:spacing w:after="0" w:before="0"/>
+      </w:pPr>
+      <w:r>
+        <w:rPr>
+          <w:rFonts w:ascii="Consolas" w:hAnsi="Consolas" w:eastAsia="Consolas"/>
+          <w:sz w:val="15"/>
+        </w:rPr>
+        <w:t xml:space="preserve">    case 'l': nPoses = 0; if (modo == REPRODUZINDO) pararReproducao(); Serial.println(F("Poses apagadas.")); break;</w:t>
+      </w:r>
+    </w:p>
+    <w:p>
+      <w:pPr>
+        <w:spacing w:after="0" w:before="0"/>
+      </w:pPr>
+      <w:r>
+        <w:rPr>
+          <w:rFonts w:ascii="Consolas" w:hAnsi="Consolas" w:eastAsia="Consolas"/>
+          <w:sz w:val="15"/>
+        </w:rPr>
+        <w:t xml:space="preserve">    case 'r': if (modo == REPRODUZINDO) pararReproducao(); else iniciaReproducao(); break;</w:t>
+      </w:r>
+    </w:p>
+    <w:p>
+      <w:pPr>
+        <w:spacing w:after="0" w:before="0"/>
+      </w:pPr>
+      <w:r>
+        <w:rPr>
+          <w:rFonts w:ascii="Consolas" w:hAnsi="Consolas" w:eastAsia="Consolas"/>
+          <w:sz w:val="15"/>
+        </w:rPr>
+        <w:t xml:space="preserve">    case 'm': if (modo == REPRODUZINDO) pararReproducao(); else Serial.println(F("Modo MANUAL (joysticks).")); break;</w:t>
+      </w:r>
+    </w:p>
+    <w:p>
+      <w:pPr>
+        <w:spacing w:after="0" w:before="0"/>
+      </w:pPr>
+      <w:r>
+        <w:rPr>
+          <w:rFonts w:ascii="Consolas" w:hAnsi="Consolas" w:eastAsia="Consolas"/>
+          <w:sz w:val="15"/>
+        </w:rPr>
+        <w:t xml:space="preserve">    case 'h': vaiParaReferencia(); break;</w:t>
+      </w:r>
+    </w:p>
+    <w:p>
+      <w:pPr>
+        <w:spacing w:after="0" w:before="0"/>
+      </w:pPr>
+      <w:r>
+        <w:rPr>
+          <w:rFonts w:ascii="Consolas" w:hAnsi="Consolas" w:eastAsia="Consolas"/>
+          <w:sz w:val="15"/>
+        </w:rPr>
+        <w:t xml:space="preserve">    case 'a': alternaGarra(); break;</w:t>
+      </w:r>
+    </w:p>
+    <w:p>
+      <w:pPr>
+        <w:spacing w:after="0" w:before="0"/>
+      </w:pPr>
+      <w:r>
+        <w:rPr>
+          <w:rFonts w:ascii="Consolas" w:hAnsi="Consolas" w:eastAsia="Consolas"/>
+          <w:sz w:val="15"/>
+        </w:rPr>
+        <w:t xml:space="preserve">    case 'j': calibraJoysticks(); break;</w:t>
+      </w:r>
+    </w:p>
+    <w:p>
+      <w:pPr>
+        <w:spacing w:after="0" w:before="0"/>
+      </w:pPr>
+      <w:r>
+        <w:rPr>
+          <w:rFonts w:ascii="Consolas" w:hAnsi="Consolas" w:eastAsia="Consolas"/>
+          <w:sz w:val="15"/>
+        </w:rPr>
+        <w:t xml:space="preserve">    case 'e': salvaEEPROM(); break;</w:t>
+      </w:r>
+    </w:p>
+    <w:p>
+      <w:pPr>
+        <w:spacing w:after="0" w:before="0"/>
+      </w:pPr>
+      <w:r>
+        <w:rPr>
+          <w:rFonts w:ascii="Consolas" w:hAnsi="Consolas" w:eastAsia="Consolas"/>
+          <w:sz w:val="15"/>
+        </w:rPr>
+        <w:t xml:space="preserve">    case 'c': if (!carregaEEPROM()) Serial.println(F("EEPROM sem dados validos.")); break;</w:t>
+      </w:r>
+    </w:p>
+    <w:p>
+      <w:pPr>
+        <w:spacing w:after="0" w:before="0"/>
+      </w:pPr>
+      <w:r>
+        <w:rPr>
+          <w:rFonts w:ascii="Consolas" w:hAnsi="Consolas" w:eastAsia="Consolas"/>
+          <w:sz w:val="15"/>
+        </w:rPr>
+        <w:t xml:space="preserve">    case 'd':</w:t>
+      </w:r>
+    </w:p>
+    <w:p>
+      <w:pPr>
+        <w:spacing w:after="0" w:before="0"/>
+      </w:pPr>
+      <w:r>
+        <w:rPr>
+          <w:rFonts w:ascii="Consolas" w:hAnsi="Consolas" w:eastAsia="Consolas"/>
+          <w:sz w:val="15"/>
+        </w:rPr>
+        <w:t xml:space="preserve">      diagnostico = !diagnostico; tDiagnostico = 0;</w:t>
+      </w:r>
+    </w:p>
+    <w:p>
+      <w:pPr>
+        <w:spacing w:after="0" w:before="0"/>
+      </w:pPr>
+      <w:r>
+        <w:rPr>
+          <w:rFonts w:ascii="Consolas" w:hAnsi="Consolas" w:eastAsia="Consolas"/>
+          <w:sz w:val="15"/>
+        </w:rPr>
+        <w:t xml:space="preserve">      Serial.println(diagnostico ? F("Diagnostico LIGADO (eixo=leitura/centro). 'd' desliga.") : F("Diagnostico desligado."));</w:t>
+      </w:r>
+    </w:p>
+    <w:p>
+      <w:pPr>
+        <w:spacing w:after="0" w:before="0"/>
+      </w:pPr>
+      <w:r>
+        <w:rPr>
+          <w:rFonts w:ascii="Consolas" w:hAnsi="Consolas" w:eastAsia="Consolas"/>
+          <w:sz w:val="15"/>
+        </w:rPr>
+        <w:t xml:space="preserve">      break;</w:t>
+      </w:r>
+    </w:p>
+    <w:p>
+      <w:pPr>
+        <w:spacing w:after="0" w:before="0"/>
+      </w:pPr>
+      <w:r>
+        <w:rPr>
+          <w:rFonts w:ascii="Consolas" w:hAnsi="Consolas" w:eastAsia="Consolas"/>
+          <w:sz w:val="15"/>
+        </w:rPr>
+        <w:t xml:space="preserve">    case 'v':</w:t>
+      </w:r>
+    </w:p>
+    <w:p>
+      <w:pPr>
+        <w:spacing w:after="0" w:before="0"/>
+      </w:pPr>
+      <w:r>
+        <w:rPr>
+          <w:rFonts w:ascii="Consolas" w:hAnsi="Consolas" w:eastAsia="Consolas"/>
+          <w:sz w:val="15"/>
+        </w:rPr>
+        <w:t xml:space="preserve">      if (leInteiro(p, a) &amp;&amp; a &gt;= 1 &amp;&amp; a &lt;= 10) velMax = a;</w:t>
+      </w:r>
+    </w:p>
+    <w:p>
+      <w:pPr>
+        <w:spacing w:after="0" w:before="0"/>
+      </w:pPr>
+      <w:r>
+        <w:rPr>
+          <w:rFonts w:ascii="Consolas" w:hAnsi="Consolas" w:eastAsia="Consolas"/>
+          <w:sz w:val="15"/>
+        </w:rPr>
+        <w:t xml:space="preserve">      else Serial.println(F("Uso: v &lt;1..10&gt;"));</w:t>
+      </w:r>
+    </w:p>
+    <w:p>
+      <w:pPr>
+        <w:spacing w:after="0" w:before="0"/>
+      </w:pPr>
+      <w:r>
+        <w:rPr>
+          <w:rFonts w:ascii="Consolas" w:hAnsi="Consolas" w:eastAsia="Consolas"/>
+          <w:sz w:val="15"/>
+        </w:rPr>
+        <w:t xml:space="preserve">      Serial.print(F("velMax=")); Serial.println(velMax);</w:t>
+      </w:r>
+    </w:p>
+    <w:p>
+      <w:pPr>
+        <w:spacing w:after="0" w:before="0"/>
+      </w:pPr>
+      <w:r>
+        <w:rPr>
+          <w:rFonts w:ascii="Consolas" w:hAnsi="Consolas" w:eastAsia="Consolas"/>
+          <w:sz w:val="15"/>
+        </w:rPr>
+        <w:t xml:space="preserve">      break;</w:t>
+      </w:r>
+    </w:p>
+    <w:p>
+      <w:pPr>
+        <w:spacing w:after="0" w:before="0"/>
+      </w:pPr>
+      <w:r>
+        <w:rPr>
+          <w:rFonts w:ascii="Consolas" w:hAnsi="Consolas" w:eastAsia="Consolas"/>
+          <w:sz w:val="15"/>
+        </w:rPr>
+        <w:t xml:space="preserve">    case 's':                                                  // s &lt;junta&gt; &lt;angulo&gt;</w:t>
+      </w:r>
+    </w:p>
+    <w:p>
+      <w:pPr>
+        <w:spacing w:after="0" w:before="0"/>
+      </w:pPr>
+      <w:r>
+        <w:rPr>
+          <w:rFonts w:ascii="Consolas" w:hAnsi="Consolas" w:eastAsia="Consolas"/>
+          <w:sz w:val="15"/>
+        </w:rPr>
+        <w:t xml:space="preserve">      if (leInteiro(p, a) &amp;&amp; leInteiro(p, b) &amp;&amp; a &gt;= 0 &amp;&amp; a &lt; N_JUNTAS &amp;&amp; b &gt;= 0 &amp;&amp; b &lt;= 180) {</w:t>
+      </w:r>
+    </w:p>
+    <w:p>
+      <w:pPr>
+        <w:spacing w:after="0" w:before="0"/>
+      </w:pPr>
+      <w:r>
+        <w:rPr>
+          <w:rFonts w:ascii="Consolas" w:hAnsi="Consolas" w:eastAsia="Consolas"/>
+          <w:sz w:val="15"/>
+        </w:rPr>
+        <w:t xml:space="preserve">        if (modo == REPRODUZINDO) pararReproducao();</w:t>
+      </w:r>
+    </w:p>
+    <w:p>
+      <w:pPr>
+        <w:spacing w:after="0" w:before="0"/>
+      </w:pPr>
+      <w:r>
+        <w:rPr>
+          <w:rFonts w:ascii="Consolas" w:hAnsi="Consolas" w:eastAsia="Consolas"/>
+          <w:sz w:val="15"/>
+        </w:rPr>
+        <w:t xml:space="preserve">        alvo[a] = limita(b, ANG_MIN[a], ANG_MAX[a]);</w:t>
+      </w:r>
+    </w:p>
+    <w:p>
+      <w:pPr>
+        <w:spacing w:after="0" w:before="0"/>
+      </w:pPr>
+      <w:r>
+        <w:rPr>
+          <w:rFonts w:ascii="Consolas" w:hAnsi="Consolas" w:eastAsia="Consolas"/>
+          <w:sz w:val="15"/>
+        </w:rPr>
+        <w:t xml:space="preserve">        Serial.print(NOME[a]); Serial.print(F(" -&gt; ")); Serial.print((int)alvo[a]);</w:t>
+      </w:r>
+    </w:p>
+    <w:p>
+      <w:pPr>
+        <w:spacing w:after="0" w:before="0"/>
+      </w:pPr>
+      <w:r>
+        <w:rPr>
+          <w:rFonts w:ascii="Consolas" w:hAnsi="Consolas" w:eastAsia="Consolas"/>
+          <w:sz w:val="15"/>
+        </w:rPr>
+        <w:t xml:space="preserve">        if (alvo[a] != b) { Serial.print(F(" (limitado a ")); Serial.print(ANG_MIN[a]); Serial.print(F("..")); Serial.print(ANG_MAX[a]); Serial.print(')'); }</w:t>
+      </w:r>
+    </w:p>
+    <w:p>
+      <w:pPr>
+        <w:spacing w:after="0" w:before="0"/>
+      </w:pPr>
+      <w:r>
+        <w:rPr>
+          <w:rFonts w:ascii="Consolas" w:hAnsi="Consolas" w:eastAsia="Consolas"/>
+          <w:sz w:val="15"/>
+        </w:rPr>
+        <w:t xml:space="preserve">        Serial.println();</w:t>
+      </w:r>
+    </w:p>
+    <w:p>
+      <w:pPr>
+        <w:spacing w:after="0" w:before="0"/>
+      </w:pPr>
+      <w:r>
+        <w:rPr>
+          <w:rFonts w:ascii="Consolas" w:hAnsi="Consolas" w:eastAsia="Consolas"/>
+          <w:sz w:val="15"/>
+        </w:rPr>
+        <w:t xml:space="preserve">      } else Serial.println(F("Uso: s &lt;junta 0..3&gt; &lt;angulo 0..180&gt;   ex.: s 3 75"));</w:t>
+      </w:r>
+    </w:p>
+    <w:p>
+      <w:pPr>
+        <w:spacing w:after="0" w:before="0"/>
+      </w:pPr>
+      <w:r>
+        <w:rPr>
+          <w:rFonts w:ascii="Consolas" w:hAnsi="Consolas" w:eastAsia="Consolas"/>
+          <w:sz w:val="15"/>
+        </w:rPr>
+        <w:t xml:space="preserve">      break;</w:t>
+      </w:r>
+    </w:p>
+    <w:p>
+      <w:pPr>
+        <w:spacing w:after="0" w:before="0"/>
+      </w:pPr>
+      <w:r>
+        <w:rPr>
+          <w:rFonts w:ascii="Consolas" w:hAnsi="Consolas" w:eastAsia="Consolas"/>
+          <w:sz w:val="15"/>
+        </w:rPr>
+        <w:t xml:space="preserve">    case '?': imprimeAjuda(); break;</w:t>
+      </w:r>
+    </w:p>
+    <w:p>
+      <w:pPr>
+        <w:spacing w:after="0" w:before="0"/>
+      </w:pPr>
+      <w:r>
+        <w:rPr>
+          <w:rFonts w:ascii="Consolas" w:hAnsi="Consolas" w:eastAsia="Consolas"/>
+          <w:sz w:val="15"/>
+        </w:rPr>
+        <w:t xml:space="preserve">    default: Serial.print(F("Comando desconhecido: ")); Serial.println(c); imprimeAjuda();</w:t>
       </w:r>
     </w:p>
     <w:p>
@@ -11899,18 +14313,6 @@
           <w:rFonts w:ascii="Consolas" w:hAnsi="Consolas" w:eastAsia="Consolas"/>
           <w:sz w:val="15"/>
         </w:rPr>
-        <w:t xml:space="preserve">  return 0;</w:t>
-      </w:r>
-    </w:p>
-    <w:p>
-      <w:pPr>
-        <w:spacing w:after="0" w:before="0"/>
-      </w:pPr>
-      <w:r>
-        <w:rPr>
-          <w:rFonts w:ascii="Consolas" w:hAnsi="Consolas" w:eastAsia="Consolas"/>
-          <w:sz w:val="15"/>
-        </w:rPr>
         <w:t>}</w:t>
       </w:r>
     </w:p>
@@ -11935,91 +14337,115 @@
           <w:rFonts w:ascii="Consolas" w:hAnsi="Consolas" w:eastAsia="Consolas"/>
           <w:sz w:val="15"/>
         </w:rPr>
-        <w:t>void trataBotoes() {</w:t>
-      </w:r>
-    </w:p>
-    <w:p>
-      <w:pPr>
-        <w:spacing w:after="0" w:before="0"/>
-      </w:pPr>
-      <w:r>
-        <w:rPr>
-          <w:rFonts w:ascii="Consolas" w:hAnsi="Consolas" w:eastAsia="Consolas"/>
-          <w:sz w:val="15"/>
-        </w:rPr>
-        <w:t xml:space="preserve">  uint8_t e1 = leBotao(sw1), e2 = leBotao(sw2);</w:t>
-      </w:r>
-    </w:p>
-    <w:p>
-      <w:pPr>
-        <w:spacing w:after="0" w:before="0"/>
-      </w:pPr>
-      <w:r>
-        <w:rPr>
-          <w:rFonts w:ascii="Consolas" w:hAnsi="Consolas" w:eastAsia="Consolas"/>
-          <w:sz w:val="15"/>
-        </w:rPr>
-        <w:t xml:space="preserve">  if (e1 == 2)      { if (modo == REPRODUZINDO) pararReproducao(); else iniciaReproducao(); }</w:t>
-      </w:r>
-    </w:p>
-    <w:p>
-      <w:pPr>
-        <w:spacing w:after="0" w:before="0"/>
-      </w:pPr>
-      <w:r>
-        <w:rPr>
-          <w:rFonts w:ascii="Consolas" w:hAnsi="Consolas" w:eastAsia="Consolas"/>
-          <w:sz w:val="15"/>
-        </w:rPr>
-        <w:t xml:space="preserve">  else if (e1 == 1) { if (modo == REPRODUZINDO) pararReproducao(); else gravaPose(); }</w:t>
-      </w:r>
-    </w:p>
-    <w:p>
-      <w:pPr>
-        <w:spacing w:after="0" w:before="0"/>
-      </w:pPr>
-      <w:r>
-        <w:rPr>
-          <w:rFonts w:ascii="Consolas" w:hAnsi="Consolas" w:eastAsia="Consolas"/>
-          <w:sz w:val="15"/>
-        </w:rPr>
-        <w:t xml:space="preserve">  // toque curto no botão do joystick 2 = volta à posição de referência (vaiParaReferencia() já devolve</w:t>
-      </w:r>
-    </w:p>
-    <w:p>
-      <w:pPr>
-        <w:spacing w:after="0" w:before="0"/>
-      </w:pPr>
-      <w:r>
-        <w:rPr>
-          <w:rFonts w:ascii="Consolas" w:hAnsi="Consolas" w:eastAsia="Consolas"/>
-          <w:sz w:val="15"/>
-        </w:rPr>
-        <w:t xml:space="preserve">  // o modo para MANUAL, por isso não precisa de pararReproducao() antes)</w:t>
-      </w:r>
-    </w:p>
-    <w:p>
-      <w:pPr>
-        <w:spacing w:after="0" w:before="0"/>
-      </w:pPr>
-      <w:r>
-        <w:rPr>
-          <w:rFonts w:ascii="Consolas" w:hAnsi="Consolas" w:eastAsia="Consolas"/>
-          <w:sz w:val="15"/>
-        </w:rPr>
-        <w:t xml:space="preserve">  if (e2 == 1)      vaiParaReferencia();</w:t>
-      </w:r>
-    </w:p>
-    <w:p>
-      <w:pPr>
-        <w:spacing w:after="0" w:before="0"/>
-      </w:pPr>
-      <w:r>
-        <w:rPr>
-          <w:rFonts w:ascii="Consolas" w:hAnsi="Consolas" w:eastAsia="Consolas"/>
-          <w:sz w:val="15"/>
-        </w:rPr>
-        <w:t xml:space="preserve">  else if (e2 == 2) { if (modo == REPRODUZINDO) pararReproducao(); alternaGarra(); }</w:t>
+        <w:t>// junta os caracteres até o fim de linha (NL ou CR). Com o Monitor Serial em "Nenhum final de linha" o</w:t>
+      </w:r>
+    </w:p>
+    <w:p>
+      <w:pPr>
+        <w:spacing w:after="0" w:before="0"/>
+      </w:pPr>
+      <w:r>
+        <w:rPr>
+          <w:rFonts w:ascii="Consolas" w:hAnsi="Consolas" w:eastAsia="Consolas"/>
+          <w:sz w:val="15"/>
+        </w:rPr>
+        <w:t>// comando é executado quando a serial fica 100 ms em silêncio. Não bloqueia o laço de controle.</w:t>
+      </w:r>
+    </w:p>
+    <w:p>
+      <w:pPr>
+        <w:spacing w:after="0" w:before="0"/>
+      </w:pPr>
+      <w:r>
+        <w:rPr>
+          <w:rFonts w:ascii="Consolas" w:hAnsi="Consolas" w:eastAsia="Consolas"/>
+          <w:sz w:val="15"/>
+        </w:rPr>
+        <w:t>void trataSerial() {</w:t>
+      </w:r>
+    </w:p>
+    <w:p>
+      <w:pPr>
+        <w:spacing w:after="0" w:before="0"/>
+      </w:pPr>
+      <w:r>
+        <w:rPr>
+          <w:rFonts w:ascii="Consolas" w:hAnsi="Consolas" w:eastAsia="Consolas"/>
+          <w:sz w:val="15"/>
+        </w:rPr>
+        <w:t xml:space="preserve">  while (Serial.available()) {</w:t>
+      </w:r>
+    </w:p>
+    <w:p>
+      <w:pPr>
+        <w:spacing w:after="0" w:before="0"/>
+      </w:pPr>
+      <w:r>
+        <w:rPr>
+          <w:rFonts w:ascii="Consolas" w:hAnsi="Consolas" w:eastAsia="Consolas"/>
+          <w:sz w:val="15"/>
+        </w:rPr>
+        <w:t xml:space="preserve">    char ch = Serial.read();</w:t>
+      </w:r>
+    </w:p>
+    <w:p>
+      <w:pPr>
+        <w:spacing w:after="0" w:before="0"/>
+      </w:pPr>
+      <w:r>
+        <w:rPr>
+          <w:rFonts w:ascii="Consolas" w:hAnsi="Consolas" w:eastAsia="Consolas"/>
+          <w:sz w:val="15"/>
+        </w:rPr>
+        <w:t xml:space="preserve">    tUltimoCaractere = millis();</w:t>
+      </w:r>
+    </w:p>
+    <w:p>
+      <w:pPr>
+        <w:spacing w:after="0" w:before="0"/>
+      </w:pPr>
+      <w:r>
+        <w:rPr>
+          <w:rFonts w:ascii="Consolas" w:hAnsi="Consolas" w:eastAsia="Consolas"/>
+          <w:sz w:val="15"/>
+        </w:rPr>
+        <w:t xml:space="preserve">    if (ch == '\n' || ch == '\r') { executaComando(); continue; }</w:t>
+      </w:r>
+    </w:p>
+    <w:p>
+      <w:pPr>
+        <w:spacing w:after="0" w:before="0"/>
+      </w:pPr>
+      <w:r>
+        <w:rPr>
+          <w:rFonts w:ascii="Consolas" w:hAnsi="Consolas" w:eastAsia="Consolas"/>
+          <w:sz w:val="15"/>
+        </w:rPr>
+        <w:t xml:space="preserve">    if (nLinha &lt; sizeof(linha) - 1) linha[nLinha++] = ch;</w:t>
+      </w:r>
+    </w:p>
+    <w:p>
+      <w:pPr>
+        <w:spacing w:after="0" w:before="0"/>
+      </w:pPr>
+      <w:r>
+        <w:rPr>
+          <w:rFonts w:ascii="Consolas" w:hAnsi="Consolas" w:eastAsia="Consolas"/>
+          <w:sz w:val="15"/>
+        </w:rPr>
+        <w:t xml:space="preserve">  }</w:t>
+      </w:r>
+    </w:p>
+    <w:p>
+      <w:pPr>
+        <w:spacing w:after="0" w:before="0"/>
+      </w:pPr>
+      <w:r>
+        <w:rPr>
+          <w:rFonts w:ascii="Consolas" w:hAnsi="Consolas" w:eastAsia="Consolas"/>
+          <w:sz w:val="15"/>
+        </w:rPr>
+        <w:t xml:space="preserve">  if (nLinha &amp;&amp; millis() - tUltimoCaractere &gt; 100) executaComando();</w:t>
       </w:r>
     </w:p>
     <w:p>
@@ -12055,343 +14481,79 @@
           <w:rFonts w:ascii="Consolas" w:hAnsi="Consolas" w:eastAsia="Consolas"/>
           <w:sz w:val="15"/>
         </w:rPr>
-        <w:t>// ------------------------------------------------------------ comandos seriais</w:t>
-      </w:r>
-    </w:p>
-    <w:p>
-      <w:pPr>
-        <w:spacing w:after="0" w:before="0"/>
-      </w:pPr>
-      <w:r>
-        <w:rPr>
-          <w:rFonts w:ascii="Consolas" w:hAnsi="Consolas" w:eastAsia="Consolas"/>
-          <w:sz w:val="15"/>
-        </w:rPr>
-        <w:t>void trataSerial() {</w:t>
-      </w:r>
-    </w:p>
-    <w:p>
-      <w:pPr>
-        <w:spacing w:after="0" w:before="0"/>
-      </w:pPr>
-      <w:r>
-        <w:rPr>
-          <w:rFonts w:ascii="Consolas" w:hAnsi="Consolas" w:eastAsia="Consolas"/>
-          <w:sz w:val="15"/>
-        </w:rPr>
-        <w:t xml:space="preserve">  if (!Serial.available()) return;</w:t>
-      </w:r>
-    </w:p>
-    <w:p>
-      <w:pPr>
-        <w:spacing w:after="0" w:before="0"/>
-      </w:pPr>
-      <w:r>
-        <w:rPr>
-          <w:rFonts w:ascii="Consolas" w:hAnsi="Consolas" w:eastAsia="Consolas"/>
-          <w:sz w:val="15"/>
-        </w:rPr>
-        <w:t xml:space="preserve">  String linha = Serial.readStringUntil('\n'); linha.trim();</w:t>
-      </w:r>
-    </w:p>
-    <w:p>
-      <w:pPr>
-        <w:spacing w:after="0" w:before="0"/>
-      </w:pPr>
-      <w:r>
-        <w:rPr>
-          <w:rFonts w:ascii="Consolas" w:hAnsi="Consolas" w:eastAsia="Consolas"/>
-          <w:sz w:val="15"/>
-        </w:rPr>
-        <w:t xml:space="preserve">  if (linha.length() == 0) return;</w:t>
-      </w:r>
-    </w:p>
-    <w:p>
-      <w:pPr>
-        <w:spacing w:after="0" w:before="0"/>
-      </w:pPr>
-      <w:r>
-        <w:rPr>
-          <w:rFonts w:ascii="Consolas" w:hAnsi="Consolas" w:eastAsia="Consolas"/>
-          <w:sz w:val="15"/>
-        </w:rPr>
-        <w:t xml:space="preserve">  char c = linha.charAt(0);</w:t>
-      </w:r>
-    </w:p>
-    <w:p>
-      <w:pPr>
-        <w:spacing w:after="0" w:before="0"/>
-      </w:pPr>
-      <w:r>
-        <w:rPr>
-          <w:rFonts w:ascii="Consolas" w:hAnsi="Consolas" w:eastAsia="Consolas"/>
-          <w:sz w:val="15"/>
-        </w:rPr>
-        <w:t xml:space="preserve">  switch (c) {</w:t>
-      </w:r>
-    </w:p>
-    <w:p>
-      <w:pPr>
-        <w:spacing w:after="0" w:before="0"/>
-      </w:pPr>
-      <w:r>
-        <w:rPr>
-          <w:rFonts w:ascii="Consolas" w:hAnsi="Consolas" w:eastAsia="Consolas"/>
-          <w:sz w:val="15"/>
-        </w:rPr>
-        <w:t xml:space="preserve">    case 'p': imprimePosicoes(); break;</w:t>
-      </w:r>
-    </w:p>
-    <w:p>
-      <w:pPr>
-        <w:spacing w:after="0" w:before="0"/>
-      </w:pPr>
-      <w:r>
-        <w:rPr>
-          <w:rFonts w:ascii="Consolas" w:hAnsi="Consolas" w:eastAsia="Consolas"/>
-          <w:sz w:val="15"/>
-        </w:rPr>
-        <w:t xml:space="preserve">    case 'g': gravaPose(); break;</w:t>
-      </w:r>
-    </w:p>
-    <w:p>
-      <w:pPr>
-        <w:spacing w:after="0" w:before="0"/>
-      </w:pPr>
-      <w:r>
-        <w:rPr>
-          <w:rFonts w:ascii="Consolas" w:hAnsi="Consolas" w:eastAsia="Consolas"/>
-          <w:sz w:val="15"/>
-        </w:rPr>
-        <w:t xml:space="preserve">    case 'l': nPoses = 0; if (modo == REPRODUZINDO) pararReproducao(); Serial.println(F("Poses apagadas.")); break;</w:t>
-      </w:r>
-    </w:p>
-    <w:p>
-      <w:pPr>
-        <w:spacing w:after="0" w:before="0"/>
-      </w:pPr>
-      <w:r>
-        <w:rPr>
-          <w:rFonts w:ascii="Consolas" w:hAnsi="Consolas" w:eastAsia="Consolas"/>
-          <w:sz w:val="15"/>
-        </w:rPr>
-        <w:t xml:space="preserve">    case 'r': if (modo == REPRODUZINDO) pararReproducao(); else iniciaReproducao(); break;</w:t>
-      </w:r>
-    </w:p>
-    <w:p>
-      <w:pPr>
-        <w:spacing w:after="0" w:before="0"/>
-      </w:pPr>
-      <w:r>
-        <w:rPr>
-          <w:rFonts w:ascii="Consolas" w:hAnsi="Consolas" w:eastAsia="Consolas"/>
-          <w:sz w:val="15"/>
-        </w:rPr>
-        <w:t xml:space="preserve">    case 'm': if (modo == REPRODUZINDO) pararReproducao(); else Serial.println(F("Modo MANUAL (joysticks).")); break;</w:t>
-      </w:r>
-    </w:p>
-    <w:p>
-      <w:pPr>
-        <w:spacing w:after="0" w:before="0"/>
-      </w:pPr>
-      <w:r>
-        <w:rPr>
-          <w:rFonts w:ascii="Consolas" w:hAnsi="Consolas" w:eastAsia="Consolas"/>
-          <w:sz w:val="15"/>
-        </w:rPr>
-        <w:t xml:space="preserve">    case 'h': vaiParaReferencia(); break;</w:t>
-      </w:r>
-    </w:p>
-    <w:p>
-      <w:pPr>
-        <w:spacing w:after="0" w:before="0"/>
-      </w:pPr>
-      <w:r>
-        <w:rPr>
-          <w:rFonts w:ascii="Consolas" w:hAnsi="Consolas" w:eastAsia="Consolas"/>
-          <w:sz w:val="15"/>
-        </w:rPr>
-        <w:t xml:space="preserve">    case 'a': alternaGarra(); break;</w:t>
-      </w:r>
-    </w:p>
-    <w:p>
-      <w:pPr>
-        <w:spacing w:after="0" w:before="0"/>
-      </w:pPr>
-      <w:r>
-        <w:rPr>
-          <w:rFonts w:ascii="Consolas" w:hAnsi="Consolas" w:eastAsia="Consolas"/>
-          <w:sz w:val="15"/>
-        </w:rPr>
-        <w:t xml:space="preserve">    case 'j': calibraJoysticks(); break;</w:t>
-      </w:r>
-    </w:p>
-    <w:p>
-      <w:pPr>
-        <w:spacing w:after="0" w:before="0"/>
-      </w:pPr>
-      <w:r>
-        <w:rPr>
-          <w:rFonts w:ascii="Consolas" w:hAnsi="Consolas" w:eastAsia="Consolas"/>
-          <w:sz w:val="15"/>
-        </w:rPr>
-        <w:t xml:space="preserve">    case 'e': salvaEEPROM(); break;</w:t>
-      </w:r>
-    </w:p>
-    <w:p>
-      <w:pPr>
-        <w:spacing w:after="0" w:before="0"/>
-      </w:pPr>
-      <w:r>
-        <w:rPr>
-          <w:rFonts w:ascii="Consolas" w:hAnsi="Consolas" w:eastAsia="Consolas"/>
-          <w:sz w:val="15"/>
-        </w:rPr>
-        <w:t xml:space="preserve">    case 'c': if (!carregaEEPROM()) Serial.println(F("EEPROM sem dados validos.")); break;</w:t>
-      </w:r>
-    </w:p>
-    <w:p>
-      <w:pPr>
-        <w:spacing w:after="0" w:before="0"/>
-      </w:pPr>
-      <w:r>
-        <w:rPr>
-          <w:rFonts w:ascii="Consolas" w:hAnsi="Consolas" w:eastAsia="Consolas"/>
-          <w:sz w:val="15"/>
-        </w:rPr>
-        <w:t xml:space="preserve">    case 'v': { int v = linha.substring(1).toInt(); if (v &gt;= 1 &amp;&amp; v &lt;= 10) velMax = v; Serial.print(F("velMax=")); Serial.println(velMax); } break;</w:t>
-      </w:r>
-    </w:p>
-    <w:p>
-      <w:pPr>
-        <w:spacing w:after="0" w:before="0"/>
-      </w:pPr>
-      <w:r>
-        <w:rPr>
-          <w:rFonts w:ascii="Consolas" w:hAnsi="Consolas" w:eastAsia="Consolas"/>
-          <w:sz w:val="15"/>
-        </w:rPr>
-        <w:t xml:space="preserve">    case 's': {                                                // s &lt;junta&gt; &lt;angulo&gt;</w:t>
-      </w:r>
-    </w:p>
-    <w:p>
-      <w:pPr>
-        <w:spacing w:after="0" w:before="0"/>
-      </w:pPr>
-      <w:r>
-        <w:rPr>
-          <w:rFonts w:ascii="Consolas" w:hAnsi="Consolas" w:eastAsia="Consolas"/>
-          <w:sz w:val="15"/>
-        </w:rPr>
-        <w:t xml:space="preserve">      int j = linha.substring(1).toInt();</w:t>
-      </w:r>
-    </w:p>
-    <w:p>
-      <w:pPr>
-        <w:spacing w:after="0" w:before="0"/>
-      </w:pPr>
-      <w:r>
-        <w:rPr>
-          <w:rFonts w:ascii="Consolas" w:hAnsi="Consolas" w:eastAsia="Consolas"/>
-          <w:sz w:val="15"/>
-        </w:rPr>
-        <w:t xml:space="preserve">      int sp = linha.indexOf(' ', 2);</w:t>
-      </w:r>
-    </w:p>
-    <w:p>
-      <w:pPr>
-        <w:spacing w:after="0" w:before="0"/>
-      </w:pPr>
-      <w:r>
-        <w:rPr>
-          <w:rFonts w:ascii="Consolas" w:hAnsi="Consolas" w:eastAsia="Consolas"/>
-          <w:sz w:val="15"/>
-        </w:rPr>
-        <w:t xml:space="preserve">      int ang = (sp &gt; 0) ? linha.substring(sp + 1).toInt() : -1;</w:t>
-      </w:r>
-    </w:p>
-    <w:p>
-      <w:pPr>
-        <w:spacing w:after="0" w:before="0"/>
-      </w:pPr>
-      <w:r>
-        <w:rPr>
-          <w:rFonts w:ascii="Consolas" w:hAnsi="Consolas" w:eastAsia="Consolas"/>
-          <w:sz w:val="15"/>
-        </w:rPr>
-        <w:t xml:space="preserve">      if (j &gt;= 0 &amp;&amp; j &lt; N_JUNTAS &amp;&amp; ang &gt;= 0 &amp;&amp; ang &lt;= 180) {</w:t>
-      </w:r>
-    </w:p>
-    <w:p>
-      <w:pPr>
-        <w:spacing w:after="0" w:before="0"/>
-      </w:pPr>
-      <w:r>
-        <w:rPr>
-          <w:rFonts w:ascii="Consolas" w:hAnsi="Consolas" w:eastAsia="Consolas"/>
-          <w:sz w:val="15"/>
-        </w:rPr>
-        <w:t xml:space="preserve">        if (modo == REPRODUZINDO) pararReproducao();</w:t>
-      </w:r>
-    </w:p>
-    <w:p>
-      <w:pPr>
-        <w:spacing w:after="0" w:before="0"/>
-      </w:pPr>
-      <w:r>
-        <w:rPr>
-          <w:rFonts w:ascii="Consolas" w:hAnsi="Consolas" w:eastAsia="Consolas"/>
-          <w:sz w:val="15"/>
-        </w:rPr>
-        <w:t xml:space="preserve">        alvo[j] = limita(ang, ANG_MIN[j], ANG_MAX[j]);</w:t>
-      </w:r>
-    </w:p>
-    <w:p>
-      <w:pPr>
-        <w:spacing w:after="0" w:before="0"/>
-      </w:pPr>
-      <w:r>
-        <w:rPr>
-          <w:rFonts w:ascii="Consolas" w:hAnsi="Consolas" w:eastAsia="Consolas"/>
-          <w:sz w:val="15"/>
-        </w:rPr>
-        <w:t xml:space="preserve">        Serial.print(NOME[j]); Serial.print(F(" -&gt; ")); Serial.println((int)alvo[j]);</w:t>
-      </w:r>
-    </w:p>
-    <w:p>
-      <w:pPr>
-        <w:spacing w:after="0" w:before="0"/>
-      </w:pPr>
-      <w:r>
-        <w:rPr>
-          <w:rFonts w:ascii="Consolas" w:hAnsi="Consolas" w:eastAsia="Consolas"/>
-          <w:sz w:val="15"/>
-        </w:rPr>
-        <w:t xml:space="preserve">      } else Serial.println(F("Uso: s &lt;junta 0..3&gt; &lt;angulo 0..180&gt;"));</w:t>
-      </w:r>
-    </w:p>
-    <w:p>
-      <w:pPr>
-        <w:spacing w:after="0" w:before="0"/>
-      </w:pPr>
-      <w:r>
-        <w:rPr>
-          <w:rFonts w:ascii="Consolas" w:hAnsi="Consolas" w:eastAsia="Consolas"/>
-          <w:sz w:val="15"/>
-        </w:rPr>
-        <w:t xml:space="preserve">    } break;</w:t>
-      </w:r>
-    </w:p>
-    <w:p>
-      <w:pPr>
-        <w:spacing w:after="0" w:before="0"/>
-      </w:pPr>
-      <w:r>
-        <w:rPr>
-          <w:rFonts w:ascii="Consolas" w:hAnsi="Consolas" w:eastAsia="Consolas"/>
-          <w:sz w:val="15"/>
-        </w:rPr>
-        <w:t xml:space="preserve">    default: Serial.println(F("Comandos: p g l r m h a j e c v&lt;n&gt; s&lt;j&gt; &lt;ang&gt;"));</w:t>
+        <w:t>// ------------------------------------------------------------ reprodução de sequência</w:t>
+      </w:r>
+    </w:p>
+    <w:p>
+      <w:pPr>
+        <w:spacing w:after="0" w:before="0"/>
+      </w:pPr>
+      <w:r>
+        <w:rPr>
+          <w:rFonts w:ascii="Consolas" w:hAnsi="Consolas" w:eastAsia="Consolas"/>
+          <w:sz w:val="15"/>
+        </w:rPr>
+        <w:t>void passoReproducao() {</w:t>
+      </w:r>
+    </w:p>
+    <w:p>
+      <w:pPr>
+        <w:spacing w:after="0" w:before="0"/>
+      </w:pPr>
+      <w:r>
+        <w:rPr>
+          <w:rFonts w:ascii="Consolas" w:hAnsi="Consolas" w:eastAsia="Consolas"/>
+          <w:sz w:val="15"/>
+        </w:rPr>
+        <w:t xml:space="preserve">  if (nPoses == 0) { pararReproducao(); return; }</w:t>
+      </w:r>
+    </w:p>
+    <w:p>
+      <w:pPr>
+        <w:spacing w:after="0" w:before="0"/>
+      </w:pPr>
+      <w:r>
+        <w:rPr>
+          <w:rFonts w:ascii="Consolas" w:hAnsi="Consolas" w:eastAsia="Consolas"/>
+          <w:sz w:val="15"/>
+        </w:rPr>
+        <w:t xml:space="preserve">  if (tPausaPose) {                                            // parado na pose por PAUSA_POSE_MS</w:t>
+      </w:r>
+    </w:p>
+    <w:p>
+      <w:pPr>
+        <w:spacing w:after="0" w:before="0"/>
+      </w:pPr>
+      <w:r>
+        <w:rPr>
+          <w:rFonts w:ascii="Consolas" w:hAnsi="Consolas" w:eastAsia="Consolas"/>
+          <w:sz w:val="15"/>
+        </w:rPr>
+        <w:t xml:space="preserve">    if (millis() - tPausaPose &lt; PAUSA_POSE_MS) return;</w:t>
+      </w:r>
+    </w:p>
+    <w:p>
+      <w:pPr>
+        <w:spacing w:after="0" w:before="0"/>
+      </w:pPr>
+      <w:r>
+        <w:rPr>
+          <w:rFonts w:ascii="Consolas" w:hAnsi="Consolas" w:eastAsia="Consolas"/>
+          <w:sz w:val="15"/>
+        </w:rPr>
+        <w:t xml:space="preserve">    tPausaPose = 0;</w:t>
+      </w:r>
+    </w:p>
+    <w:p>
+      <w:pPr>
+        <w:spacing w:after="0" w:before="0"/>
+      </w:pPr>
+      <w:r>
+        <w:rPr>
+          <w:rFonts w:ascii="Consolas" w:hAnsi="Consolas" w:eastAsia="Consolas"/>
+          <w:sz w:val="15"/>
+        </w:rPr>
+        <w:t xml:space="preserve">    poseAtual++;</w:t>
       </w:r>
     </w:p>
     <w:p>
@@ -12415,6 +14577,66 @@
           <w:rFonts w:ascii="Consolas" w:hAnsi="Consolas" w:eastAsia="Consolas"/>
           <w:sz w:val="15"/>
         </w:rPr>
+        <w:t xml:space="preserve">  if (poseAtual &gt;= nPoses) poseAtual = 0;                      // fim da lista (ou lista recarregada mais curta)</w:t>
+      </w:r>
+    </w:p>
+    <w:p>
+      <w:pPr>
+        <w:spacing w:after="0" w:before="0"/>
+      </w:pPr>
+      <w:r>
+        <w:rPr>
+          <w:rFonts w:ascii="Consolas" w:hAnsi="Consolas" w:eastAsia="Consolas"/>
+          <w:sz w:val="15"/>
+        </w:rPr>
+        <w:t xml:space="preserve">  // limita a pose aos limites atuais: uma pose gravada antes de recalibrar ANG_MIN/ANG_MAX (ou lida de uma</w:t>
+      </w:r>
+    </w:p>
+    <w:p>
+      <w:pPr>
+        <w:spacing w:after="0" w:before="0"/>
+      </w:pPr>
+      <w:r>
+        <w:rPr>
+          <w:rFonts w:ascii="Consolas" w:hAnsi="Consolas" w:eastAsia="Consolas"/>
+          <w:sz w:val="15"/>
+        </w:rPr>
+        <w:t xml:space="preserve">  // EEPROM antiga) deixaria alvo fora da faixa e avancaParaAlvo() nunca "chegaria" -&gt; reprodução congelada</w:t>
+      </w:r>
+    </w:p>
+    <w:p>
+      <w:pPr>
+        <w:spacing w:after="0" w:before="0"/>
+      </w:pPr>
+      <w:r>
+        <w:rPr>
+          <w:rFonts w:ascii="Consolas" w:hAnsi="Consolas" w:eastAsia="Consolas"/>
+          <w:sz w:val="15"/>
+        </w:rPr>
+        <w:t xml:space="preserve">  for (uint8_t j = 0; j &lt; N_JUNTAS; j++) alvo[j] = limita(poses[poseAtual][j], ANG_MIN[j], ANG_MAX[j]);</w:t>
+      </w:r>
+    </w:p>
+    <w:p>
+      <w:pPr>
+        <w:spacing w:after="0" w:before="0"/>
+      </w:pPr>
+      <w:r>
+        <w:rPr>
+          <w:rFonts w:ascii="Consolas" w:hAnsi="Consolas" w:eastAsia="Consolas"/>
+          <w:sz w:val="15"/>
+        </w:rPr>
+        <w:t xml:space="preserve">  if (avancaParaAlvo()) tPausaPose = millis();</w:t>
+      </w:r>
+    </w:p>
+    <w:p>
+      <w:pPr>
+        <w:spacing w:after="0" w:before="0"/>
+      </w:pPr>
+      <w:r>
+        <w:rPr>
+          <w:rFonts w:ascii="Consolas" w:hAnsi="Consolas" w:eastAsia="Consolas"/>
+          <w:sz w:val="15"/>
+        </w:rPr>
         <w:t>}</w:t>
       </w:r>
     </w:p>
@@ -12439,67 +14661,199 @@
           <w:rFonts w:ascii="Consolas" w:hAnsi="Consolas" w:eastAsia="Consolas"/>
           <w:sz w:val="15"/>
         </w:rPr>
-        <w:t>// ------------------------------------------------------------ reprodução de sequência</w:t>
-      </w:r>
-    </w:p>
-    <w:p>
-      <w:pPr>
-        <w:spacing w:after="0" w:before="0"/>
-      </w:pPr>
-      <w:r>
-        <w:rPr>
-          <w:rFonts w:ascii="Consolas" w:hAnsi="Consolas" w:eastAsia="Consolas"/>
-          <w:sz w:val="15"/>
-        </w:rPr>
-        <w:t>void passoReproducao() {</w:t>
-      </w:r>
-    </w:p>
-    <w:p>
-      <w:pPr>
-        <w:spacing w:after="0" w:before="0"/>
-      </w:pPr>
-      <w:r>
-        <w:rPr>
-          <w:rFonts w:ascii="Consolas" w:hAnsi="Consolas" w:eastAsia="Consolas"/>
-          <w:sz w:val="15"/>
-        </w:rPr>
-        <w:t xml:space="preserve">  if (tPausaPose) {                                            // pausa de 500 ms em cada pose</w:t>
-      </w:r>
-    </w:p>
-    <w:p>
-      <w:pPr>
-        <w:spacing w:after="0" w:before="0"/>
-      </w:pPr>
-      <w:r>
-        <w:rPr>
-          <w:rFonts w:ascii="Consolas" w:hAnsi="Consolas" w:eastAsia="Consolas"/>
-          <w:sz w:val="15"/>
-        </w:rPr>
-        <w:t xml:space="preserve">    if (millis() - tPausaPose &lt; 500) return;</w:t>
-      </w:r>
-    </w:p>
-    <w:p>
-      <w:pPr>
-        <w:spacing w:after="0" w:before="0"/>
-      </w:pPr>
-      <w:r>
-        <w:rPr>
-          <w:rFonts w:ascii="Consolas" w:hAnsi="Consolas" w:eastAsia="Consolas"/>
-          <w:sz w:val="15"/>
-        </w:rPr>
-        <w:t xml:space="preserve">    tPausaPose = 0;</w:t>
-      </w:r>
-    </w:p>
-    <w:p>
-      <w:pPr>
-        <w:spacing w:after="0" w:before="0"/>
-      </w:pPr>
-      <w:r>
-        <w:rPr>
-          <w:rFonts w:ascii="Consolas" w:hAnsi="Consolas" w:eastAsia="Consolas"/>
-          <w:sz w:val="15"/>
-        </w:rPr>
-        <w:t xml:space="preserve">    poseAtual = (poseAtual + 1) % nPoses;</w:t>
+        <w:t>// ------------------------------------------------------------ setup / loop</w:t>
+      </w:r>
+    </w:p>
+    <w:p>
+      <w:pPr>
+        <w:spacing w:after="0" w:before="0"/>
+      </w:pPr>
+      <w:r>
+        <w:rPr>
+          <w:rFonts w:ascii="Consolas" w:hAnsi="Consolas" w:eastAsia="Consolas"/>
+          <w:sz w:val="15"/>
+        </w:rPr>
+        <w:t>void setup() {</w:t>
+      </w:r>
+    </w:p>
+    <w:p>
+      <w:pPr>
+        <w:spacing w:after="0" w:before="0"/>
+      </w:pPr>
+      <w:r>
+        <w:rPr>
+          <w:rFonts w:ascii="Consolas" w:hAnsi="Consolas" w:eastAsia="Consolas"/>
+          <w:sz w:val="15"/>
+        </w:rPr>
+        <w:t xml:space="preserve">  Serial.begin(SERIAL_BPS);</w:t>
+      </w:r>
+    </w:p>
+    <w:p>
+      <w:pPr>
+        <w:spacing w:after="0" w:before="0"/>
+      </w:pPr>
+      <w:r>
+        <w:rPr>
+          <w:rFonts w:ascii="Consolas" w:hAnsi="Consolas" w:eastAsia="Consolas"/>
+          <w:sz w:val="15"/>
+        </w:rPr>
+        <w:t xml:space="preserve">  uint32_t t0 = millis();</w:t>
+      </w:r>
+    </w:p>
+    <w:p>
+      <w:pPr>
+        <w:spacing w:after="0" w:before="0"/>
+      </w:pPr>
+      <w:r>
+        <w:rPr>
+          <w:rFonts w:ascii="Consolas" w:hAnsi="Consolas" w:eastAsia="Consolas"/>
+          <w:sz w:val="15"/>
+        </w:rPr>
+        <w:t xml:space="preserve">  while (!Serial &amp;&amp; millis() - t0 &lt; 2000) {}                   // placas com USB nativo (UNO R4, Leonardo)</w:t>
+      </w:r>
+    </w:p>
+    <w:p>
+      <w:pPr>
+        <w:spacing w:after="0" w:before="0"/>
+      </w:pPr>
+      <w:r>
+        <w:rPr>
+          <w:rFonts w:ascii="Consolas" w:hAnsi="Consolas" w:eastAsia="Consolas"/>
+          <w:sz w:val="15"/>
+        </w:rPr>
+        <w:t xml:space="preserve">  pinMode(PIN_SW1, INPUT_PULLUP);</w:t>
+      </w:r>
+    </w:p>
+    <w:p>
+      <w:pPr>
+        <w:spacing w:after="0" w:before="0"/>
+      </w:pPr>
+      <w:r>
+        <w:rPr>
+          <w:rFonts w:ascii="Consolas" w:hAnsi="Consolas" w:eastAsia="Consolas"/>
+          <w:sz w:val="15"/>
+        </w:rPr>
+        <w:t xml:space="preserve">  pinMode(PIN_SW2, INPUT_PULLUP);</w:t>
+      </w:r>
+    </w:p>
+    <w:p>
+      <w:pPr>
+        <w:spacing w:after="0" w:before="0"/>
+      </w:pPr>
+      <w:r>
+        <w:rPr>
+          <w:rFonts w:ascii="Consolas" w:hAnsi="Consolas" w:eastAsia="Consolas"/>
+          <w:sz w:val="15"/>
+        </w:rPr>
+        <w:t xml:space="preserve">  pinMode(PIN_LED_STATUS, OUTPUT);</w:t>
+      </w:r>
+    </w:p>
+    <w:p>
+      <w:pPr>
+        <w:spacing w:after="0" w:before="0"/>
+      </w:pPr>
+      <w:r>
+        <w:rPr>
+          <w:rFonts w:ascii="Consolas" w:hAnsi="Consolas" w:eastAsia="Consolas"/>
+          <w:sz w:val="15"/>
+        </w:rPr>
+        <w:t xml:space="preserve">  digitalWrite(PIN_LED_STATUS, LOW);</w:t>
+      </w:r>
+    </w:p>
+    <w:p>
+      <w:pPr>
+        <w:spacing w:after="0" w:before="0"/>
+      </w:pPr>
+      <w:r>
+        <w:rPr>
+          <w:rFonts w:ascii="Consolas" w:hAnsi="Consolas" w:eastAsia="Consolas"/>
+          <w:sz w:val="15"/>
+        </w:rPr>
+        <w:t xml:space="preserve"> </w:t>
+      </w:r>
+    </w:p>
+    <w:p>
+      <w:pPr>
+        <w:spacing w:after="0" w:before="0"/>
+      </w:pPr>
+      <w:r>
+        <w:rPr>
+          <w:rFonts w:ascii="Consolas" w:hAnsi="Consolas" w:eastAsia="Consolas"/>
+          <w:sz w:val="15"/>
+        </w:rPr>
+        <w:t xml:space="preserve">  Serial.println(F("\nBraco robotico 4 GDL (joysticks) - iniciando..."));</w:t>
+      </w:r>
+    </w:p>
+    <w:p>
+      <w:pPr>
+        <w:spacing w:after="0" w:before="0"/>
+      </w:pPr>
+      <w:r>
+        <w:rPr>
+          <w:rFonts w:ascii="Consolas" w:hAnsi="Consolas" w:eastAsia="Consolas"/>
+          <w:sz w:val="15"/>
+        </w:rPr>
+        <w:t xml:space="preserve">  for (uint8_t j = 0; j &lt; N_JUNTAS; j++) {</w:t>
+      </w:r>
+    </w:p>
+    <w:p>
+      <w:pPr>
+        <w:spacing w:after="0" w:before="0"/>
+      </w:pPr>
+      <w:r>
+        <w:rPr>
+          <w:rFonts w:ascii="Consolas" w:hAnsi="Consolas" w:eastAsia="Consolas"/>
+          <w:sz w:val="15"/>
+        </w:rPr>
+        <w:t xml:space="preserve">    posAtual[j] = alvo[j] = limita(POS_REF[j], ANG_MIN[j], ANG_MAX[j]);</w:t>
+      </w:r>
+    </w:p>
+    <w:p>
+      <w:pPr>
+        <w:spacing w:after="0" w:before="0"/>
+      </w:pPr>
+      <w:r>
+        <w:rPr>
+          <w:rFonts w:ascii="Consolas" w:hAnsi="Consolas" w:eastAsia="Consolas"/>
+          <w:sz w:val="15"/>
+        </w:rPr>
+        <w:t xml:space="preserve">    escreveServo(j);                                           // AVR: o 1º pulso já sai na referência</w:t>
+      </w:r>
+    </w:p>
+    <w:p>
+      <w:pPr>
+        <w:spacing w:after="0" w:before="0"/>
+      </w:pPr>
+      <w:r>
+        <w:rPr>
+          <w:rFonts w:ascii="Consolas" w:hAnsi="Consolas" w:eastAsia="Consolas"/>
+          <w:sz w:val="15"/>
+        </w:rPr>
+        <w:t xml:space="preserve">    servo[j].attach(PIN_SERVO[j], PULSO_MIN_US, PULSO_MAX_US);</w:t>
+      </w:r>
+    </w:p>
+    <w:p>
+      <w:pPr>
+        <w:spacing w:after="0" w:before="0"/>
+      </w:pPr>
+      <w:r>
+        <w:rPr>
+          <w:rFonts w:ascii="Consolas" w:hAnsi="Consolas" w:eastAsia="Consolas"/>
+          <w:sz w:val="15"/>
+        </w:rPr>
+        <w:t xml:space="preserve">    escreveServo(j);                                           // outras placas só aceitam a escrita após o attach</w:t>
+      </w:r>
+    </w:p>
+    <w:p>
+      <w:pPr>
+        <w:spacing w:after="0" w:before="0"/>
+      </w:pPr>
+      <w:r>
+        <w:rPr>
+          <w:rFonts w:ascii="Consolas" w:hAnsi="Consolas" w:eastAsia="Consolas"/>
+          <w:sz w:val="15"/>
+        </w:rPr>
+        <w:t xml:space="preserve">    delay(150);                                                // liga os servos em sequência (pico de corrente menor)</w:t>
       </w:r>
     </w:p>
     <w:p>
@@ -12523,55 +14877,67 @@
           <w:rFonts w:ascii="Consolas" w:hAnsi="Consolas" w:eastAsia="Consolas"/>
           <w:sz w:val="15"/>
         </w:rPr>
-        <w:t xml:space="preserve">  if (nPoses == 0) { pararReproducao(); return; }</w:t>
-      </w:r>
-    </w:p>
-    <w:p>
-      <w:pPr>
-        <w:spacing w:after="0" w:before="0"/>
-      </w:pPr>
-      <w:r>
-        <w:rPr>
-          <w:rFonts w:ascii="Consolas" w:hAnsi="Consolas" w:eastAsia="Consolas"/>
-          <w:sz w:val="15"/>
-        </w:rPr>
-        <w:t xml:space="preserve">  // limita a pose aos limites atuais: uma pose gravada antes de recalibrar ANG_MIN/ANG_MAX (ou lida de uma</w:t>
-      </w:r>
-    </w:p>
-    <w:p>
-      <w:pPr>
-        <w:spacing w:after="0" w:before="0"/>
-      </w:pPr>
-      <w:r>
-        <w:rPr>
-          <w:rFonts w:ascii="Consolas" w:hAnsi="Consolas" w:eastAsia="Consolas"/>
-          <w:sz w:val="15"/>
-        </w:rPr>
-        <w:t xml:space="preserve">  // EEPROM antiga) deixaria alvo fora da faixa e avancaParaAlvo() nunca "chegaria" -&gt; reprodução congelada</w:t>
-      </w:r>
-    </w:p>
-    <w:p>
-      <w:pPr>
-        <w:spacing w:after="0" w:before="0"/>
-      </w:pPr>
-      <w:r>
-        <w:rPr>
-          <w:rFonts w:ascii="Consolas" w:hAnsi="Consolas" w:eastAsia="Consolas"/>
-          <w:sz w:val="15"/>
-        </w:rPr>
-        <w:t xml:space="preserve">  for (uint8_t j = 0; j &lt; N_JUNTAS; j++) alvo[j] = limita(poses[poseAtual][j], ANG_MIN[j], ANG_MAX[j]);</w:t>
-      </w:r>
-    </w:p>
-    <w:p>
-      <w:pPr>
-        <w:spacing w:after="0" w:before="0"/>
-      </w:pPr>
-      <w:r>
-        <w:rPr>
-          <w:rFonts w:ascii="Consolas" w:hAnsi="Consolas" w:eastAsia="Consolas"/>
-          <w:sz w:val="15"/>
-        </w:rPr>
-        <w:t xml:space="preserve">  if (avancaParaAlvo()) tPausaPose = millis();</w:t>
+        <w:t xml:space="preserve">  delay(500);                                                  // espera os servos chegarem antes de ler os joysticks</w:t>
+      </w:r>
+    </w:p>
+    <w:p>
+      <w:pPr>
+        <w:spacing w:after="0" w:before="0"/>
+      </w:pPr>
+      <w:r>
+        <w:rPr>
+          <w:rFonts w:ascii="Consolas" w:hAnsi="Consolas" w:eastAsia="Consolas"/>
+          <w:sz w:val="15"/>
+        </w:rPr>
+        <w:t xml:space="preserve">  calibraJoysticks();                                          // joysticks devem estar soltos (centro)</w:t>
+      </w:r>
+    </w:p>
+    <w:p>
+      <w:pPr>
+        <w:spacing w:after="0" w:before="0"/>
+      </w:pPr>
+      <w:r>
+        <w:rPr>
+          <w:rFonts w:ascii="Consolas" w:hAnsi="Consolas" w:eastAsia="Consolas"/>
+          <w:sz w:val="15"/>
+        </w:rPr>
+        <w:t xml:space="preserve">  carregaEEPROM();</w:t>
+      </w:r>
+    </w:p>
+    <w:p>
+      <w:pPr>
+        <w:spacing w:after="0" w:before="0"/>
+      </w:pPr>
+      <w:r>
+        <w:rPr>
+          <w:rFonts w:ascii="Consolas" w:hAnsi="Consolas" w:eastAsia="Consolas"/>
+          <w:sz w:val="15"/>
+        </w:rPr>
+        <w:t xml:space="preserve">  Serial.println(F("Pronto."));</w:t>
+      </w:r>
+    </w:p>
+    <w:p>
+      <w:pPr>
+        <w:spacing w:after="0" w:before="0"/>
+      </w:pPr>
+      <w:r>
+        <w:rPr>
+          <w:rFonts w:ascii="Consolas" w:hAnsi="Consolas" w:eastAsia="Consolas"/>
+          <w:sz w:val="15"/>
+        </w:rPr>
+        <w:t xml:space="preserve">  imprimeAjuda();</w:t>
+      </w:r>
+    </w:p>
+    <w:p>
+      <w:pPr>
+        <w:spacing w:after="0" w:before="0"/>
+      </w:pPr>
+      <w:r>
+        <w:rPr>
+          <w:rFonts w:ascii="Consolas" w:hAnsi="Consolas" w:eastAsia="Consolas"/>
+          <w:sz w:val="15"/>
+        </w:rPr>
+        <w:t xml:space="preserve">  imprimePosicoes();</w:t>
       </w:r>
     </w:p>
     <w:p>
@@ -12607,79 +14973,43 @@
           <w:rFonts w:ascii="Consolas" w:hAnsi="Consolas" w:eastAsia="Consolas"/>
           <w:sz w:val="15"/>
         </w:rPr>
-        <w:t>// ------------------------------------------------------------ setup / loop</w:t>
-      </w:r>
-    </w:p>
-    <w:p>
-      <w:pPr>
-        <w:spacing w:after="0" w:before="0"/>
-      </w:pPr>
-      <w:r>
-        <w:rPr>
-          <w:rFonts w:ascii="Consolas" w:hAnsi="Consolas" w:eastAsia="Consolas"/>
-          <w:sz w:val="15"/>
-        </w:rPr>
-        <w:t>void setup() {</w:t>
-      </w:r>
-    </w:p>
-    <w:p>
-      <w:pPr>
-        <w:spacing w:after="0" w:before="0"/>
-      </w:pPr>
-      <w:r>
-        <w:rPr>
-          <w:rFonts w:ascii="Consolas" w:hAnsi="Consolas" w:eastAsia="Consolas"/>
-          <w:sz w:val="15"/>
-        </w:rPr>
-        <w:t xml:space="preserve">  Serial.begin(115200);</w:t>
-      </w:r>
-    </w:p>
-    <w:p>
-      <w:pPr>
-        <w:spacing w:after="0" w:before="0"/>
-      </w:pPr>
-      <w:r>
-        <w:rPr>
-          <w:rFonts w:ascii="Consolas" w:hAnsi="Consolas" w:eastAsia="Consolas"/>
-          <w:sz w:val="15"/>
-        </w:rPr>
-        <w:t xml:space="preserve">  Serial.setTimeout(50);</w:t>
-      </w:r>
-    </w:p>
-    <w:p>
-      <w:pPr>
-        <w:spacing w:after="0" w:before="0"/>
-      </w:pPr>
-      <w:r>
-        <w:rPr>
-          <w:rFonts w:ascii="Consolas" w:hAnsi="Consolas" w:eastAsia="Consolas"/>
-          <w:sz w:val="15"/>
-        </w:rPr>
-        <w:t xml:space="preserve">  pinMode(PIN_SW1, INPUT_PULLUP);</w:t>
-      </w:r>
-    </w:p>
-    <w:p>
-      <w:pPr>
-        <w:spacing w:after="0" w:before="0"/>
-      </w:pPr>
-      <w:r>
-        <w:rPr>
-          <w:rFonts w:ascii="Consolas" w:hAnsi="Consolas" w:eastAsia="Consolas"/>
-          <w:sz w:val="15"/>
-        </w:rPr>
-        <w:t xml:space="preserve">  pinMode(PIN_SW2, INPUT_PULLUP);</w:t>
-      </w:r>
-    </w:p>
-    <w:p>
-      <w:pPr>
-        <w:spacing w:after="0" w:before="0"/>
-      </w:pPr>
-      <w:r>
-        <w:rPr>
-          <w:rFonts w:ascii="Consolas" w:hAnsi="Consolas" w:eastAsia="Consolas"/>
-          <w:sz w:val="15"/>
-        </w:rPr>
-        <w:t xml:space="preserve">  pinMode(PIN_LED, OUTPUT);</w:t>
+        <w:t>void loop() {</w:t>
+      </w:r>
+    </w:p>
+    <w:p>
+      <w:pPr>
+        <w:spacing w:after="0" w:before="0"/>
+      </w:pPr>
+      <w:r>
+        <w:rPr>
+          <w:rFonts w:ascii="Consolas" w:hAnsi="Consolas" w:eastAsia="Consolas"/>
+          <w:sz w:val="15"/>
+        </w:rPr>
+        <w:t xml:space="preserve">  static uint32_t tUltimo = 0;</w:t>
+      </w:r>
+    </w:p>
+    <w:p>
+      <w:pPr>
+        <w:spacing w:after="0" w:before="0"/>
+      </w:pPr>
+      <w:r>
+        <w:rPr>
+          <w:rFonts w:ascii="Consolas" w:hAnsi="Consolas" w:eastAsia="Consolas"/>
+          <w:sz w:val="15"/>
+        </w:rPr>
+        <w:t xml:space="preserve">  trataSerial();</w:t>
+      </w:r>
+    </w:p>
+    <w:p>
+      <w:pPr>
+        <w:spacing w:after="0" w:before="0"/>
+      </w:pPr>
+      <w:r>
+        <w:rPr>
+          <w:rFonts w:ascii="Consolas" w:hAnsi="Consolas" w:eastAsia="Consolas"/>
+          <w:sz w:val="15"/>
+        </w:rPr>
+        <w:t xml:space="preserve">  trataBotoes();</w:t>
       </w:r>
     </w:p>
     <w:p>
@@ -12703,127 +15033,55 @@
           <w:rFonts w:ascii="Consolas" w:hAnsi="Consolas" w:eastAsia="Consolas"/>
           <w:sz w:val="15"/>
         </w:rPr>
-        <w:t xml:space="preserve">  for (uint8_t j = 0; j &lt; N_JUNTAS; j++) {</w:t>
-      </w:r>
-    </w:p>
-    <w:p>
-      <w:pPr>
-        <w:spacing w:after="0" w:before="0"/>
-      </w:pPr>
-      <w:r>
-        <w:rPr>
-          <w:rFonts w:ascii="Consolas" w:hAnsi="Consolas" w:eastAsia="Consolas"/>
-          <w:sz w:val="15"/>
-        </w:rPr>
-        <w:t xml:space="preserve">    posAtual[j] = alvo[j] = POS_REF[j];</w:t>
-      </w:r>
-    </w:p>
-    <w:p>
-      <w:pPr>
-        <w:spacing w:after="0" w:before="0"/>
-      </w:pPr>
-      <w:r>
-        <w:rPr>
-          <w:rFonts w:ascii="Consolas" w:hAnsi="Consolas" w:eastAsia="Consolas"/>
-          <w:sz w:val="15"/>
-        </w:rPr>
-        <w:t xml:space="preserve">    servo[j].attach(PIN_SERVO[j], 600, 2400);                  // dentro da faixa do SG90/MG90S (500-2400 µs); 2500 forçava o batente</w:t>
-      </w:r>
-    </w:p>
-    <w:p>
-      <w:pPr>
-        <w:spacing w:after="0" w:before="0"/>
-      </w:pPr>
-      <w:r>
-        <w:rPr>
-          <w:rFonts w:ascii="Consolas" w:hAnsi="Consolas" w:eastAsia="Consolas"/>
-          <w:sz w:val="15"/>
-        </w:rPr>
-        <w:t xml:space="preserve">    servo[j].write(POS_REF[j]);</w:t>
-      </w:r>
-    </w:p>
-    <w:p>
-      <w:pPr>
-        <w:spacing w:after="0" w:before="0"/>
-      </w:pPr>
-      <w:r>
-        <w:rPr>
-          <w:rFonts w:ascii="Consolas" w:hAnsi="Consolas" w:eastAsia="Consolas"/>
-          <w:sz w:val="15"/>
-        </w:rPr>
-        <w:t xml:space="preserve">    delay(150);                                                // liga os servos em sequência (pico de corrente menor)</w:t>
-      </w:r>
-    </w:p>
-    <w:p>
-      <w:pPr>
-        <w:spacing w:after="0" w:before="0"/>
-      </w:pPr>
-      <w:r>
-        <w:rPr>
-          <w:rFonts w:ascii="Consolas" w:hAnsi="Consolas" w:eastAsia="Consolas"/>
-          <w:sz w:val="15"/>
-        </w:rPr>
-        <w:t xml:space="preserve">  }</w:t>
-      </w:r>
-    </w:p>
-    <w:p>
-      <w:pPr>
-        <w:spacing w:after="0" w:before="0"/>
-      </w:pPr>
-      <w:r>
-        <w:rPr>
-          <w:rFonts w:ascii="Consolas" w:hAnsi="Consolas" w:eastAsia="Consolas"/>
-          <w:sz w:val="15"/>
-        </w:rPr>
-        <w:t xml:space="preserve">  calibraJoysticks();                                          // joysticks devem estar soltos (centro)</w:t>
-      </w:r>
-    </w:p>
-    <w:p>
-      <w:pPr>
-        <w:spacing w:after="0" w:before="0"/>
-      </w:pPr>
-      <w:r>
-        <w:rPr>
-          <w:rFonts w:ascii="Consolas" w:hAnsi="Consolas" w:eastAsia="Consolas"/>
-          <w:sz w:val="15"/>
-        </w:rPr>
-        <w:t xml:space="preserve">  carregaEEPROM();</w:t>
-      </w:r>
-    </w:p>
-    <w:p>
-      <w:pPr>
-        <w:spacing w:after="0" w:before="0"/>
-      </w:pPr>
-      <w:r>
-        <w:rPr>
-          <w:rFonts w:ascii="Consolas" w:hAnsi="Consolas" w:eastAsia="Consolas"/>
-          <w:sz w:val="15"/>
-        </w:rPr>
-        <w:t xml:space="preserve">  Serial.println(F("\nBraco robotico 4 GDL (joysticks) pronto. Digite '?' para ajuda."));</w:t>
-      </w:r>
-    </w:p>
-    <w:p>
-      <w:pPr>
-        <w:spacing w:after="0" w:before="0"/>
-      </w:pPr>
-      <w:r>
-        <w:rPr>
-          <w:rFonts w:ascii="Consolas" w:hAnsi="Consolas" w:eastAsia="Consolas"/>
-          <w:sz w:val="15"/>
-        </w:rPr>
-        <w:t xml:space="preserve">  imprimePosicoes();</w:t>
-      </w:r>
-    </w:p>
-    <w:p>
-      <w:pPr>
-        <w:spacing w:after="0" w:before="0"/>
-      </w:pPr>
-      <w:r>
-        <w:rPr>
-          <w:rFonts w:ascii="Consolas" w:hAnsi="Consolas" w:eastAsia="Consolas"/>
-          <w:sz w:val="15"/>
-        </w:rPr>
-        <w:t>}</w:t>
+        <w:t xml:space="preserve">  uint32_t agora = millis();</w:t>
+      </w:r>
+    </w:p>
+    <w:p>
+      <w:pPr>
+        <w:spacing w:after="0" w:before="0"/>
+      </w:pPr>
+      <w:r>
+        <w:rPr>
+          <w:rFonts w:ascii="Consolas" w:hAnsi="Consolas" w:eastAsia="Consolas"/>
+          <w:sz w:val="15"/>
+        </w:rPr>
+        <w:t xml:space="preserve">  if (agora - tUltimo &lt; PERIODO_MS) return;                    // laço de controle a 50 Hz</w:t>
+      </w:r>
+    </w:p>
+    <w:p>
+      <w:pPr>
+        <w:spacing w:after="0" w:before="0"/>
+      </w:pPr>
+      <w:r>
+        <w:rPr>
+          <w:rFonts w:ascii="Consolas" w:hAnsi="Consolas" w:eastAsia="Consolas"/>
+          <w:sz w:val="15"/>
+        </w:rPr>
+        <w:t xml:space="preserve">  // se um bloqueio longo atrasou vários períodos, ressincroniza em vez de executar os ciclos perdidos em</w:t>
+      </w:r>
+    </w:p>
+    <w:p>
+      <w:pPr>
+        <w:spacing w:after="0" w:before="0"/>
+      </w:pPr>
+      <w:r>
+        <w:rPr>
+          <w:rFonts w:ascii="Consolas" w:hAnsi="Consolas" w:eastAsia="Consolas"/>
+          <w:sz w:val="15"/>
+        </w:rPr>
+        <w:t xml:space="preserve">  // rajada (que somaria vários incrementos do joystick num único salto)</w:t>
+      </w:r>
+    </w:p>
+    <w:p>
+      <w:pPr>
+        <w:spacing w:after="0" w:before="0"/>
+      </w:pPr>
+      <w:r>
+        <w:rPr>
+          <w:rFonts w:ascii="Consolas" w:hAnsi="Consolas" w:eastAsia="Consolas"/>
+          <w:sz w:val="15"/>
+        </w:rPr>
+        <w:t xml:space="preserve">  tUltimo = (agora - tUltimo &gt; 3UL * PERIODO_MS) ? agora : tUltimo + PERIODO_MS;</w:t>
       </w:r>
     </w:p>
     <w:p>
@@ -12847,235 +15105,43 @@
           <w:rFonts w:ascii="Consolas" w:hAnsi="Consolas" w:eastAsia="Consolas"/>
           <w:sz w:val="15"/>
         </w:rPr>
-        <w:t>void loop() {</w:t>
-      </w:r>
-    </w:p>
-    <w:p>
-      <w:pPr>
-        <w:spacing w:after="0" w:before="0"/>
-      </w:pPr>
-      <w:r>
-        <w:rPr>
-          <w:rFonts w:ascii="Consolas" w:hAnsi="Consolas" w:eastAsia="Consolas"/>
-          <w:sz w:val="15"/>
-        </w:rPr>
-        <w:t xml:space="preserve">  static uint32_t tUltimo = 0;</w:t>
-      </w:r>
-    </w:p>
-    <w:p>
-      <w:pPr>
-        <w:spacing w:after="0" w:before="0"/>
-      </w:pPr>
-      <w:r>
-        <w:rPr>
-          <w:rFonts w:ascii="Consolas" w:hAnsi="Consolas" w:eastAsia="Consolas"/>
-          <w:sz w:val="15"/>
-        </w:rPr>
-        <w:t xml:space="preserve">  trataSerial();</w:t>
-      </w:r>
-    </w:p>
-    <w:p>
-      <w:pPr>
-        <w:spacing w:after="0" w:before="0"/>
-      </w:pPr>
-      <w:r>
-        <w:rPr>
-          <w:rFonts w:ascii="Consolas" w:hAnsi="Consolas" w:eastAsia="Consolas"/>
-          <w:sz w:val="15"/>
-        </w:rPr>
-        <w:t xml:space="preserve">  trataBotoes();</w:t>
-      </w:r>
-    </w:p>
-    <w:p>
-      <w:pPr>
-        <w:spacing w:after="0" w:before="0"/>
-      </w:pPr>
-      <w:r>
-        <w:rPr>
-          <w:rFonts w:ascii="Consolas" w:hAnsi="Consolas" w:eastAsia="Consolas"/>
-          <w:sz w:val="15"/>
-        </w:rPr>
-        <w:t xml:space="preserve"> </w:t>
-      </w:r>
-    </w:p>
-    <w:p>
-      <w:pPr>
-        <w:spacing w:after="0" w:before="0"/>
-      </w:pPr>
-      <w:r>
-        <w:rPr>
-          <w:rFonts w:ascii="Consolas" w:hAnsi="Consolas" w:eastAsia="Consolas"/>
-          <w:sz w:val="15"/>
-        </w:rPr>
-        <w:t xml:space="preserve">  uint32_t agora = millis();</w:t>
-      </w:r>
-    </w:p>
-    <w:p>
-      <w:pPr>
-        <w:spacing w:after="0" w:before="0"/>
-      </w:pPr>
-      <w:r>
-        <w:rPr>
-          <w:rFonts w:ascii="Consolas" w:hAnsi="Consolas" w:eastAsia="Consolas"/>
-          <w:sz w:val="15"/>
-        </w:rPr>
-        <w:t xml:space="preserve">  if (agora - tUltimo &lt; PERIODO_MS) return;                    // laço de controle a 50 Hz</w:t>
-      </w:r>
-    </w:p>
-    <w:p>
-      <w:pPr>
-        <w:spacing w:after="0" w:before="0"/>
-      </w:pPr>
-      <w:r>
-        <w:rPr>
-          <w:rFonts w:ascii="Consolas" w:hAnsi="Consolas" w:eastAsia="Consolas"/>
-          <w:sz w:val="15"/>
-        </w:rPr>
-        <w:t xml:space="preserve">  // se um bloqueio longo (ex.: os delay() de gravaPose) atrasou vários períodos, ressincroniza em vez de</w:t>
-      </w:r>
-    </w:p>
-    <w:p>
-      <w:pPr>
-        <w:spacing w:after="0" w:before="0"/>
-      </w:pPr>
-      <w:r>
-        <w:rPr>
-          <w:rFonts w:ascii="Consolas" w:hAnsi="Consolas" w:eastAsia="Consolas"/>
-          <w:sz w:val="15"/>
-        </w:rPr>
-        <w:t xml:space="preserve">  // executar os ciclos perdidos em rajada (que somaria vários incrementos do joystick num único salto)</w:t>
-      </w:r>
-    </w:p>
-    <w:p>
-      <w:pPr>
-        <w:spacing w:after="0" w:before="0"/>
-      </w:pPr>
-      <w:r>
-        <w:rPr>
-          <w:rFonts w:ascii="Consolas" w:hAnsi="Consolas" w:eastAsia="Consolas"/>
-          <w:sz w:val="15"/>
-        </w:rPr>
-        <w:t xml:space="preserve">  tUltimo = (agora - tUltimo &gt; 3UL * PERIODO_MS) ? agora : tUltimo + PERIODO_MS;</w:t>
-      </w:r>
-    </w:p>
-    <w:p>
-      <w:pPr>
-        <w:spacing w:after="0" w:before="0"/>
-      </w:pPr>
-      <w:r>
-        <w:rPr>
-          <w:rFonts w:ascii="Consolas" w:hAnsi="Consolas" w:eastAsia="Consolas"/>
-          <w:sz w:val="15"/>
-        </w:rPr>
-        <w:t xml:space="preserve"> </w:t>
-      </w:r>
-    </w:p>
-    <w:p>
-      <w:pPr>
-        <w:spacing w:after="0" w:before="0"/>
-      </w:pPr>
-      <w:r>
-        <w:rPr>
-          <w:rFonts w:ascii="Consolas" w:hAnsi="Consolas" w:eastAsia="Consolas"/>
-          <w:sz w:val="15"/>
-        </w:rPr>
-        <w:t xml:space="preserve">  if (modo == REPRODUZINDO) {</w:t>
-      </w:r>
-    </w:p>
-    <w:p>
-      <w:pPr>
-        <w:spacing w:after="0" w:before="0"/>
-      </w:pPr>
-      <w:r>
-        <w:rPr>
-          <w:rFonts w:ascii="Consolas" w:hAnsi="Consolas" w:eastAsia="Consolas"/>
-          <w:sz w:val="15"/>
-        </w:rPr>
-        <w:t xml:space="preserve">    passoReproducao();</w:t>
-      </w:r>
-    </w:p>
-    <w:p>
-      <w:pPr>
-        <w:spacing w:after="0" w:before="0"/>
-      </w:pPr>
-      <w:r>
-        <w:rPr>
-          <w:rFonts w:ascii="Consolas" w:hAnsi="Consolas" w:eastAsia="Consolas"/>
-          <w:sz w:val="15"/>
-        </w:rPr>
-        <w:t xml:space="preserve">    digitalWrite(PIN_LED, (millis() / 250) % 2);               // LED piscando = reproduzindo</w:t>
-      </w:r>
-    </w:p>
-    <w:p>
-      <w:pPr>
-        <w:spacing w:after="0" w:before="0"/>
-      </w:pPr>
-      <w:r>
-        <w:rPr>
-          <w:rFonts w:ascii="Consolas" w:hAnsi="Consolas" w:eastAsia="Consolas"/>
-          <w:sz w:val="15"/>
-        </w:rPr>
-        <w:t xml:space="preserve">    return;</w:t>
-      </w:r>
-    </w:p>
-    <w:p>
-      <w:pPr>
-        <w:spacing w:after="0" w:before="0"/>
-      </w:pPr>
-      <w:r>
-        <w:rPr>
-          <w:rFonts w:ascii="Consolas" w:hAnsi="Consolas" w:eastAsia="Consolas"/>
-          <w:sz w:val="15"/>
-        </w:rPr>
-        <w:t xml:space="preserve">  }</w:t>
-      </w:r>
-    </w:p>
-    <w:p>
-      <w:pPr>
-        <w:spacing w:after="0" w:before="0"/>
-      </w:pPr>
-      <w:r>
-        <w:rPr>
-          <w:rFonts w:ascii="Consolas" w:hAnsi="Consolas" w:eastAsia="Consolas"/>
-          <w:sz w:val="15"/>
-        </w:rPr>
-        <w:t xml:space="preserve"> </w:t>
-      </w:r>
-    </w:p>
-    <w:p>
-      <w:pPr>
-        <w:spacing w:after="0" w:before="0"/>
-      </w:pPr>
-      <w:r>
-        <w:rPr>
-          <w:rFonts w:ascii="Consolas" w:hAnsi="Consolas" w:eastAsia="Consolas"/>
-          <w:sz w:val="15"/>
-        </w:rPr>
-        <w:t xml:space="preserve">  leJoysticks();                                               // MANUAL: joysticks incrementam o alvo</w:t>
-      </w:r>
-    </w:p>
-    <w:p>
-      <w:pPr>
-        <w:spacing w:after="0" w:before="0"/>
-      </w:pPr>
-      <w:r>
-        <w:rPr>
-          <w:rFonts w:ascii="Consolas" w:hAnsi="Consolas" w:eastAsia="Consolas"/>
-          <w:sz w:val="15"/>
-        </w:rPr>
-        <w:t xml:space="preserve">  avancaParaAlvo();</w:t>
-      </w:r>
-    </w:p>
-    <w:p>
-      <w:pPr>
-        <w:spacing w:after="0" w:before="0"/>
-      </w:pPr>
-      <w:r>
-        <w:rPr>
-          <w:rFonts w:ascii="Consolas" w:hAnsi="Consolas" w:eastAsia="Consolas"/>
-          <w:sz w:val="15"/>
-        </w:rPr>
-        <w:t xml:space="preserve">  digitalWrite(PIN_LED, HIGH);</w:t>
+        <w:t xml:space="preserve">  if (modo == REPRODUZINDO) passoReproducao();</w:t>
+      </w:r>
+    </w:p>
+    <w:p>
+      <w:pPr>
+        <w:spacing w:after="0" w:before="0"/>
+      </w:pPr>
+      <w:r>
+        <w:rPr>
+          <w:rFonts w:ascii="Consolas" w:hAnsi="Consolas" w:eastAsia="Consolas"/>
+          <w:sz w:val="15"/>
+        </w:rPr>
+        <w:t xml:space="preserve">  else { leJoysticks(); avancaParaAlvo(); }                    // MANUAL: joysticks incrementam o alvo</w:t>
+      </w:r>
+    </w:p>
+    <w:p>
+      <w:pPr>
+        <w:spacing w:after="0" w:before="0"/>
+      </w:pPr>
+      <w:r>
+        <w:rPr>
+          <w:rFonts w:ascii="Consolas" w:hAnsi="Consolas" w:eastAsia="Consolas"/>
+          <w:sz w:val="15"/>
+        </w:rPr>
+        <w:t xml:space="preserve">  atualizaLed();</w:t>
+      </w:r>
+    </w:p>
+    <w:p>
+      <w:pPr>
+        <w:spacing w:after="0" w:before="0"/>
+      </w:pPr>
+      <w:r>
+        <w:rPr>
+          <w:rFonts w:ascii="Consolas" w:hAnsi="Consolas" w:eastAsia="Consolas"/>
+          <w:sz w:val="15"/>
+        </w:rPr>
+        <w:t xml:space="preserve">  if (diagnostico) imprimeDiagnostico();</w:t>
       </w:r>
     </w:p>
     <w:p>
